--- a/reports/lab2/LR2_Report_Variant15.docx
+++ b/reports/lab2/LR2_Report_Variant15.docx
@@ -157,7 +157,7 @@
       <w:r>
         <w:drawing>
           <wp:inline xmlns:a="http://schemas.openxmlformats.org/drawingml/2006/main" xmlns:pic="http://schemas.openxmlformats.org/drawingml/2006/picture">
-            <wp:extent cx="6035040" cy="4381604"/>
+            <wp:extent cx="6035040" cy="4215430"/>
             <wp:docPr id="1" name="Picture 1"/>
             <wp:cNvGraphicFramePr>
               <a:graphicFrameLocks noChangeAspect="1"/>
@@ -178,7 +178,7 @@
                   <pic:spPr>
                     <a:xfrm>
                       <a:off x="0" y="0"/>
-                      <a:ext cx="6035040" cy="4381604"/>
+                      <a:ext cx="6035040" cy="4215430"/>
                     </a:xfrm>
                     <a:prstGeom prst="rect"/>
                   </pic:spPr>
@@ -222,7 +222,7 @@
       <w:r>
         <w:drawing>
           <wp:inline xmlns:a="http://schemas.openxmlformats.org/drawingml/2006/main" xmlns:pic="http://schemas.openxmlformats.org/drawingml/2006/picture">
-            <wp:extent cx="6035040" cy="4381604"/>
+            <wp:extent cx="6035040" cy="4278811"/>
             <wp:docPr id="2" name="Picture 2"/>
             <wp:cNvGraphicFramePr>
               <a:graphicFrameLocks noChangeAspect="1"/>
@@ -243,7 +243,7 @@
                   <pic:spPr>
                     <a:xfrm>
                       <a:off x="0" y="0"/>
-                      <a:ext cx="6035040" cy="4381604"/>
+                      <a:ext cx="6035040" cy="4278811"/>
                     </a:xfrm>
                     <a:prstGeom prst="rect"/>
                   </pic:spPr>
@@ -287,7 +287,7 @@
       <w:r>
         <w:drawing>
           <wp:inline xmlns:a="http://schemas.openxmlformats.org/drawingml/2006/main" xmlns:pic="http://schemas.openxmlformats.org/drawingml/2006/picture">
-            <wp:extent cx="6035040" cy="4518698"/>
+            <wp:extent cx="6035040" cy="4119154"/>
             <wp:docPr id="3" name="Picture 3"/>
             <wp:cNvGraphicFramePr>
               <a:graphicFrameLocks noChangeAspect="1"/>
@@ -308,7 +308,7 @@
                   <pic:spPr>
                     <a:xfrm>
                       <a:off x="0" y="0"/>
-                      <a:ext cx="6035040" cy="4518698"/>
+                      <a:ext cx="6035040" cy="4119154"/>
                     </a:xfrm>
                     <a:prstGeom prst="rect"/>
                   </pic:spPr>
@@ -352,7 +352,7 @@
       <w:r>
         <w:drawing>
           <wp:inline xmlns:a="http://schemas.openxmlformats.org/drawingml/2006/main" xmlns:pic="http://schemas.openxmlformats.org/drawingml/2006/picture">
-            <wp:extent cx="6035040" cy="4518698"/>
+            <wp:extent cx="6035040" cy="4119154"/>
             <wp:docPr id="4" name="Picture 4"/>
             <wp:cNvGraphicFramePr>
               <a:graphicFrameLocks noChangeAspect="1"/>
@@ -373,7 +373,7 @@
                   <pic:spPr>
                     <a:xfrm>
                       <a:off x="0" y="0"/>
-                      <a:ext cx="6035040" cy="4518698"/>
+                      <a:ext cx="6035040" cy="4119154"/>
                     </a:xfrm>
                     <a:prstGeom prst="rect"/>
                   </pic:spPr>
@@ -417,7 +417,7 @@
       <w:r>
         <w:drawing>
           <wp:inline xmlns:a="http://schemas.openxmlformats.org/drawingml/2006/main" xmlns:pic="http://schemas.openxmlformats.org/drawingml/2006/picture">
-            <wp:extent cx="6035040" cy="4381604"/>
+            <wp:extent cx="6035040" cy="4215430"/>
             <wp:docPr id="5" name="Picture 5"/>
             <wp:cNvGraphicFramePr>
               <a:graphicFrameLocks noChangeAspect="1"/>
@@ -438,7 +438,7 @@
                   <pic:spPr>
                     <a:xfrm>
                       <a:off x="0" y="0"/>
-                      <a:ext cx="6035040" cy="4381604"/>
+                      <a:ext cx="6035040" cy="4215430"/>
                     </a:xfrm>
                     <a:prstGeom prst="rect"/>
                   </pic:spPr>

--- a/reports/lab2/LR2_Report_Variant15.docx
+++ b/reports/lab2/LR2_Report_Variant15.docx
@@ -157,7 +157,7 @@
       <w:r>
         <w:drawing>
           <wp:inline xmlns:a="http://schemas.openxmlformats.org/drawingml/2006/main" xmlns:pic="http://schemas.openxmlformats.org/drawingml/2006/picture">
-            <wp:extent cx="6035040" cy="4215430"/>
+            <wp:extent cx="6035040" cy="4414895"/>
             <wp:docPr id="1" name="Picture 1"/>
             <wp:cNvGraphicFramePr>
               <a:graphicFrameLocks noChangeAspect="1"/>
@@ -178,7 +178,7 @@
                   <pic:spPr>
                     <a:xfrm>
                       <a:off x="0" y="0"/>
-                      <a:ext cx="6035040" cy="4215430"/>
+                      <a:ext cx="6035040" cy="4414895"/>
                     </a:xfrm>
                     <a:prstGeom prst="rect"/>
                   </pic:spPr>

--- a/reports/lab2/LR2_Report_Variant15.docx
+++ b/reports/lab2/LR2_Report_Variant15.docx
@@ -157,7 +157,7 @@
       <w:r>
         <w:drawing>
           <wp:inline xmlns:a="http://schemas.openxmlformats.org/drawingml/2006/main" xmlns:pic="http://schemas.openxmlformats.org/drawingml/2006/picture">
-            <wp:extent cx="6035040" cy="4414895"/>
+            <wp:extent cx="6035040" cy="4516791"/>
             <wp:docPr id="1" name="Picture 1"/>
             <wp:cNvGraphicFramePr>
               <a:graphicFrameLocks noChangeAspect="1"/>
@@ -178,7 +178,7 @@
                   <pic:spPr>
                     <a:xfrm>
                       <a:off x="0" y="0"/>
-                      <a:ext cx="6035040" cy="4414895"/>
+                      <a:ext cx="6035040" cy="4516791"/>
                     </a:xfrm>
                     <a:prstGeom prst="rect"/>
                   </pic:spPr>

--- a/reports/lab2/LR2_Report_Variant15.docx
+++ b/reports/lab2/LR2_Report_Variant15.docx
@@ -287,7 +287,7 @@
       <w:r>
         <w:drawing>
           <wp:inline xmlns:a="http://schemas.openxmlformats.org/drawingml/2006/main" xmlns:pic="http://schemas.openxmlformats.org/drawingml/2006/picture">
-            <wp:extent cx="6035040" cy="4119154"/>
+            <wp:extent cx="6035040" cy="4249525"/>
             <wp:docPr id="3" name="Picture 3"/>
             <wp:cNvGraphicFramePr>
               <a:graphicFrameLocks noChangeAspect="1"/>
@@ -308,7 +308,7 @@
                   <pic:spPr>
                     <a:xfrm>
                       <a:off x="0" y="0"/>
-                      <a:ext cx="6035040" cy="4119154"/>
+                      <a:ext cx="6035040" cy="4249525"/>
                     </a:xfrm>
                     <a:prstGeom prst="rect"/>
                   </pic:spPr>
@@ -352,7 +352,7 @@
       <w:r>
         <w:drawing>
           <wp:inline xmlns:a="http://schemas.openxmlformats.org/drawingml/2006/main" xmlns:pic="http://schemas.openxmlformats.org/drawingml/2006/picture">
-            <wp:extent cx="6035040" cy="4119154"/>
+            <wp:extent cx="6035040" cy="4249525"/>
             <wp:docPr id="4" name="Picture 4"/>
             <wp:cNvGraphicFramePr>
               <a:graphicFrameLocks noChangeAspect="1"/>
@@ -373,7 +373,7 @@
                   <pic:spPr>
                     <a:xfrm>
                       <a:off x="0" y="0"/>
-                      <a:ext cx="6035040" cy="4119154"/>
+                      <a:ext cx="6035040" cy="4249525"/>
                     </a:xfrm>
                     <a:prstGeom prst="rect"/>
                   </pic:spPr>
@@ -417,7 +417,7 @@
       <w:r>
         <w:drawing>
           <wp:inline xmlns:a="http://schemas.openxmlformats.org/drawingml/2006/main" xmlns:pic="http://schemas.openxmlformats.org/drawingml/2006/picture">
-            <wp:extent cx="6035040" cy="4215430"/>
+            <wp:extent cx="6035040" cy="4516791"/>
             <wp:docPr id="5" name="Picture 5"/>
             <wp:cNvGraphicFramePr>
               <a:graphicFrameLocks noChangeAspect="1"/>
@@ -438,7 +438,7 @@
                   <pic:spPr>
                     <a:xfrm>
                       <a:off x="0" y="0"/>
-                      <a:ext cx="6035040" cy="4215430"/>
+                      <a:ext cx="6035040" cy="4516791"/>
                     </a:xfrm>
                     <a:prstGeom prst="rect"/>
                   </pic:spPr>

--- a/reports/lab2/LR2_Report_Variant15.docx
+++ b/reports/lab2/LR2_Report_Variant15.docx
@@ -157,7 +157,7 @@
       <w:r>
         <w:drawing>
           <wp:inline xmlns:a="http://schemas.openxmlformats.org/drawingml/2006/main" xmlns:pic="http://schemas.openxmlformats.org/drawingml/2006/picture">
-            <wp:extent cx="6035040" cy="4516791"/>
+            <wp:extent cx="6035040" cy="4137229"/>
             <wp:docPr id="1" name="Picture 1"/>
             <wp:cNvGraphicFramePr>
               <a:graphicFrameLocks noChangeAspect="1"/>
@@ -178,7 +178,7 @@
                   <pic:spPr>
                     <a:xfrm>
                       <a:off x="0" y="0"/>
-                      <a:ext cx="6035040" cy="4516791"/>
+                      <a:ext cx="6035040" cy="4137229"/>
                     </a:xfrm>
                     <a:prstGeom prst="rect"/>
                   </pic:spPr>
@@ -222,7 +222,7 @@
       <w:r>
         <w:drawing>
           <wp:inline xmlns:a="http://schemas.openxmlformats.org/drawingml/2006/main" xmlns:pic="http://schemas.openxmlformats.org/drawingml/2006/picture">
-            <wp:extent cx="6035040" cy="4278811"/>
+            <wp:extent cx="6035040" cy="4598126"/>
             <wp:docPr id="2" name="Picture 2"/>
             <wp:cNvGraphicFramePr>
               <a:graphicFrameLocks noChangeAspect="1"/>
@@ -243,7 +243,7 @@
                   <pic:spPr>
                     <a:xfrm>
                       <a:off x="0" y="0"/>
-                      <a:ext cx="6035040" cy="4278811"/>
+                      <a:ext cx="6035040" cy="4598126"/>
                     </a:xfrm>
                     <a:prstGeom prst="rect"/>
                   </pic:spPr>
@@ -287,7 +287,7 @@
       <w:r>
         <w:drawing>
           <wp:inline xmlns:a="http://schemas.openxmlformats.org/drawingml/2006/main" xmlns:pic="http://schemas.openxmlformats.org/drawingml/2006/picture">
-            <wp:extent cx="6035040" cy="4249525"/>
+            <wp:extent cx="6035040" cy="3892423"/>
             <wp:docPr id="3" name="Picture 3"/>
             <wp:cNvGraphicFramePr>
               <a:graphicFrameLocks noChangeAspect="1"/>
@@ -308,7 +308,7 @@
                   <pic:spPr>
                     <a:xfrm>
                       <a:off x="0" y="0"/>
-                      <a:ext cx="6035040" cy="4249525"/>
+                      <a:ext cx="6035040" cy="3892423"/>
                     </a:xfrm>
                     <a:prstGeom prst="rect"/>
                   </pic:spPr>
@@ -352,7 +352,7 @@
       <w:r>
         <w:drawing>
           <wp:inline xmlns:a="http://schemas.openxmlformats.org/drawingml/2006/main" xmlns:pic="http://schemas.openxmlformats.org/drawingml/2006/picture">
-            <wp:extent cx="6035040" cy="4249525"/>
+            <wp:extent cx="6035040" cy="3892423"/>
             <wp:docPr id="4" name="Picture 4"/>
             <wp:cNvGraphicFramePr>
               <a:graphicFrameLocks noChangeAspect="1"/>
@@ -373,7 +373,7 @@
                   <pic:spPr>
                     <a:xfrm>
                       <a:off x="0" y="0"/>
-                      <a:ext cx="6035040" cy="4249525"/>
+                      <a:ext cx="6035040" cy="3892423"/>
                     </a:xfrm>
                     <a:prstGeom prst="rect"/>
                   </pic:spPr>
@@ -417,7 +417,7 @@
       <w:r>
         <w:drawing>
           <wp:inline xmlns:a="http://schemas.openxmlformats.org/drawingml/2006/main" xmlns:pic="http://schemas.openxmlformats.org/drawingml/2006/picture">
-            <wp:extent cx="6035040" cy="4516791"/>
+            <wp:extent cx="6035040" cy="4137229"/>
             <wp:docPr id="5" name="Picture 5"/>
             <wp:cNvGraphicFramePr>
               <a:graphicFrameLocks noChangeAspect="1"/>
@@ -438,7 +438,7 @@
                   <pic:spPr>
                     <a:xfrm>
                       <a:off x="0" y="0"/>
-                      <a:ext cx="6035040" cy="4516791"/>
+                      <a:ext cx="6035040" cy="4137229"/>
                     </a:xfrm>
                     <a:prstGeom prst="rect"/>
                   </pic:spPr>

--- a/reports/lab2/LR2_Report_Variant15.docx
+++ b/reports/lab2/LR2_Report_Variant15.docx
@@ -222,7 +222,7 @@
       <w:r>
         <w:drawing>
           <wp:inline xmlns:a="http://schemas.openxmlformats.org/drawingml/2006/main" xmlns:pic="http://schemas.openxmlformats.org/drawingml/2006/picture">
-            <wp:extent cx="6035040" cy="4598126"/>
+            <wp:extent cx="6035040" cy="4393711"/>
             <wp:docPr id="2" name="Picture 2"/>
             <wp:cNvGraphicFramePr>
               <a:graphicFrameLocks noChangeAspect="1"/>
@@ -243,7 +243,7 @@
                   <pic:spPr>
                     <a:xfrm>
                       <a:off x="0" y="0"/>
-                      <a:ext cx="6035040" cy="4598126"/>
+                      <a:ext cx="6035040" cy="4393711"/>
                     </a:xfrm>
                     <a:prstGeom prst="rect"/>
                   </pic:spPr>

--- a/reports/lab2/LR2_Report_Variant15.docx
+++ b/reports/lab2/LR2_Report_Variant15.docx
@@ -222,7 +222,7 @@
       <w:r>
         <w:drawing>
           <wp:inline xmlns:a="http://schemas.openxmlformats.org/drawingml/2006/main" xmlns:pic="http://schemas.openxmlformats.org/drawingml/2006/picture">
-            <wp:extent cx="6035040" cy="4393711"/>
+            <wp:extent cx="6035040" cy="4459628"/>
             <wp:docPr id="2" name="Picture 2"/>
             <wp:cNvGraphicFramePr>
               <a:graphicFrameLocks noChangeAspect="1"/>
@@ -243,7 +243,7 @@
                   <pic:spPr>
                     <a:xfrm>
                       <a:off x="0" y="0"/>
-                      <a:ext cx="6035040" cy="4393711"/>
+                      <a:ext cx="6035040" cy="4459628"/>
                     </a:xfrm>
                     <a:prstGeom prst="rect"/>
                   </pic:spPr>

--- a/reports/lab2/LR2_Report_Variant15.docx
+++ b/reports/lab2/LR2_Report_Variant15.docx
@@ -222,7 +222,7 @@
       <w:r>
         <w:drawing>
           <wp:inline xmlns:a="http://schemas.openxmlformats.org/drawingml/2006/main" xmlns:pic="http://schemas.openxmlformats.org/drawingml/2006/picture">
-            <wp:extent cx="6035040" cy="4459628"/>
+            <wp:extent cx="6035040" cy="4823185"/>
             <wp:docPr id="2" name="Picture 2"/>
             <wp:cNvGraphicFramePr>
               <a:graphicFrameLocks noChangeAspect="1"/>
@@ -243,7 +243,7 @@
                   <pic:spPr>
                     <a:xfrm>
                       <a:off x="0" y="0"/>
-                      <a:ext cx="6035040" cy="4459628"/>
+                      <a:ext cx="6035040" cy="4823185"/>
                     </a:xfrm>
                     <a:prstGeom prst="rect"/>
                   </pic:spPr>

--- a/reports/lab2/LR2_Report_Variant15.docx
+++ b/reports/lab2/LR2_Report_Variant15.docx
@@ -287,7 +287,7 @@
       <w:r>
         <w:drawing>
           <wp:inline xmlns:a="http://schemas.openxmlformats.org/drawingml/2006/main" xmlns:pic="http://schemas.openxmlformats.org/drawingml/2006/picture">
-            <wp:extent cx="6035040" cy="3892423"/>
+            <wp:extent cx="6035040" cy="4119154"/>
             <wp:docPr id="3" name="Picture 3"/>
             <wp:cNvGraphicFramePr>
               <a:graphicFrameLocks noChangeAspect="1"/>
@@ -308,7 +308,7 @@
                   <pic:spPr>
                     <a:xfrm>
                       <a:off x="0" y="0"/>
-                      <a:ext cx="6035040" cy="3892423"/>
+                      <a:ext cx="6035040" cy="4119154"/>
                     </a:xfrm>
                     <a:prstGeom prst="rect"/>
                   </pic:spPr>

--- a/reports/lab2/LR2_Report_Variant15.docx
+++ b/reports/lab2/LR2_Report_Variant15.docx
@@ -352,7 +352,7 @@
       <w:r>
         <w:drawing>
           <wp:inline xmlns:a="http://schemas.openxmlformats.org/drawingml/2006/main" xmlns:pic="http://schemas.openxmlformats.org/drawingml/2006/picture">
-            <wp:extent cx="6035040" cy="3892423"/>
+            <wp:extent cx="6035040" cy="4119154"/>
             <wp:docPr id="4" name="Picture 4"/>
             <wp:cNvGraphicFramePr>
               <a:graphicFrameLocks noChangeAspect="1"/>
@@ -373,7 +373,7 @@
                   <pic:spPr>
                     <a:xfrm>
                       <a:off x="0" y="0"/>
-                      <a:ext cx="6035040" cy="3892423"/>
+                      <a:ext cx="6035040" cy="4119154"/>
                     </a:xfrm>
                     <a:prstGeom prst="rect"/>
                   </pic:spPr>

--- a/reports/lab2/LR2_Report_Variant15.docx
+++ b/reports/lab2/LR2_Report_Variant15.docx
@@ -4,38 +4,44 @@
   <w:body>
     <w:p>
       <w:pPr>
+        <w:spacing w:before="0" w:after="80" w:line="276" w:lineRule="auto"/>
         <w:jc w:val="center"/>
       </w:pPr>
       <w:r>
         <w:rPr>
           <w:rFonts w:ascii="Times New Roman" w:hAnsi="Times New Roman"/>
           <w:b/>
-          <w:sz w:val="20"/>
+          <w:sz w:val="24"/>
         </w:rPr>
         <w:t>МИНИСТЕРСТВО НАУКИ И ВЫСШЕГО ОБРАЗОВАНИЯ РОССИЙСКОЙ ФЕДЕРАЦИИ</w:t>
         <w:br/>
-      </w:r>
-      <w:r>
-        <w:rPr>
-          <w:rFonts w:ascii="Times New Roman" w:hAnsi="Times New Roman"/>
-          <w:sz w:val="20"/>
-        </w:rPr>
-        <w:t>ФЕДЕРАЛЬНОЕ ГОСУДАРСТВЕННОЕ БЮДЖЕТНОЕ ОБРАЗОВАТЕЛЬНОЕ УЧРЕЖДЕНИЕ</w:t>
+        <w:t>ФЕДЕРАЛЬНОЕ ГОСУДАРСТВЕННОЕ АВТОНОМНОЕ ОБРАЗОВАТЕЛЬНОЕ УЧРЕЖДЕНИЕ</w:t>
         <w:br/>
         <w:t>ВЫСШЕГО ОБРАЗОВАНИЯ</w:t>
         <w:br/>
         <w:t>«НАЦИОНАЛЬНЫЙ ИССЛЕДОВАТЕЛЬСКИЙ УНИВЕРСИТЕТ»</w:t>
         <w:br/>
+        <w:br/>
+        <w:t>Факультет информационных технологий</w:t>
+        <w:br/>
+        <w:t>Кафедра программной инженерии</w:t>
       </w:r>
+    </w:p>
+    <w:p/>
+    <w:p/>
+    <w:p/>
+    <w:p>
+      <w:pPr>
+        <w:spacing w:after="120"/>
+        <w:jc w:val="center"/>
+      </w:pPr>
       <w:r>
         <w:rPr>
           <w:rFonts w:ascii="Times New Roman" w:hAnsi="Times New Roman"/>
-          <w:sz w:val="22"/>
+          <w:b/>
+          <w:sz w:val="32"/>
         </w:rPr>
-        <w:t>Кафедра информационных систем и технологий</w:t>
-        <w:br/>
-        <w:br/>
-        <w:br/>
+        <w:t>ОТЧЕТ ПО ЛАБОРАТОРНОЙ РАБОТЕ № 2</w:t>
         <w:br/>
       </w:r>
     </w:p>
@@ -46,30 +52,9 @@
       <w:r>
         <w:rPr>
           <w:rFonts w:ascii="Times New Roman" w:hAnsi="Times New Roman"/>
-          <w:b/>
-          <w:color w:val="1A365D"/>
-          <w:sz w:val="44"/>
+          <w:sz w:val="28"/>
         </w:rPr>
-        <w:t>ОТЧЕТ</w:t>
-        <w:br/>
-      </w:r>
-      <w:r>
-        <w:rPr>
-          <w:rFonts w:ascii="Times New Roman" w:hAnsi="Times New Roman"/>
-          <w:b/>
-          <w:color w:val="2B6CB0"/>
-          <w:sz w:val="32"/>
-        </w:rPr>
-        <w:t>ПО ЛАБОРАТОРНОЙ РАБОТЕ № 2</w:t>
-        <w:br/>
-      </w:r>
-      <w:r>
-        <w:rPr>
-          <w:rFonts w:ascii="Times New Roman" w:hAnsi="Times New Roman"/>
-          <w:i/>
-          <w:sz w:val="26"/>
-        </w:rPr>
-        <w:t>по дисциплине «Практикум по разработке корпоративного портала»</w:t>
+        <w:t>по дисциплине: «Практикум по разработке корпоративного портала»</w:t>
         <w:br/>
         <w:br/>
       </w:r>
@@ -77,52 +62,44 @@
         <w:rPr>
           <w:rFonts w:ascii="Times New Roman" w:hAnsi="Times New Roman"/>
           <w:b/>
-          <w:sz w:val="26"/>
+          <w:sz w:val="28"/>
         </w:rPr>
         <w:t>Тема: «Анализ и проектирование портала. Разворачивание программного обеспечения»</w:t>
         <w:br/>
-        <w:br/>
-      </w:r>
-      <w:r>
-        <w:rPr>
-          <w:rFonts w:ascii="Times New Roman" w:hAnsi="Times New Roman"/>
-          <w:b/>
-          <w:sz w:val="24"/>
-        </w:rPr>
-        <w:t>Вариант № 15: Университет. Центр Аккредитации и независимой оценки качества (АНОК)</w:t>
-        <w:br/>
-        <w:br/>
-        <w:br/>
-        <w:br/>
+        <w:t>Вариант № 15: «Университет. Центр аккредитации и независимой оценки качества образования (АНОК)»</w:t>
       </w:r>
     </w:p>
+    <w:p/>
+    <w:p/>
+    <w:p/>
     <w:p>
       <w:pPr>
+        <w:spacing w:line="276" w:lineRule="auto"/>
         <w:jc w:val="right"/>
       </w:pPr>
       <w:r>
         <w:rPr>
           <w:rFonts w:ascii="Times New Roman" w:hAnsi="Times New Roman"/>
-          <w:sz w:val="22"/>
+          <w:sz w:val="26"/>
         </w:rPr>
         <w:t>Выполнил:</w:t>
         <w:br/>
-        <w:t>студент группы _____________</w:t>
+        <w:t>студент группы ИВТ-401</w:t>
         <w:br/>
-        <w:t>___________________ (Ф.И.О.)</w:t>
+        <w:t>Иванов И.И.</w:t>
         <w:br/>
         <w:br/>
         <w:t>Проверил:</w:t>
         <w:br/>
-        <w:t>___________________ (должность)</w:t>
+        <w:t>к.т.н., доцент</w:t>
         <w:br/>
-        <w:t>___________________ (Ф.И.О.)</w:t>
-        <w:br/>
-        <w:br/>
-        <w:br/>
+        <w:t>Петров П.П.</w:t>
         <w:br/>
       </w:r>
     </w:p>
+    <w:p/>
+    <w:p/>
+    <w:p/>
     <w:p>
       <w:pPr>
         <w:jc w:val="center"/>
@@ -130,9 +107,9 @@
       <w:r>
         <w:rPr>
           <w:rFonts w:ascii="Times New Roman" w:hAnsi="Times New Roman"/>
-          <w:sz w:val="22"/>
+          <w:sz w:val="24"/>
         </w:rPr>
-        <w:t>2026 г.</w:t>
+        <w:t>Москва, 2026 г.</w:t>
       </w:r>
     </w:p>
     <w:p>
@@ -142,22 +119,304 @@
     </w:p>
     <w:p>
       <w:pPr>
-        <w:pStyle w:val="Heading1"/>
+        <w:spacing w:before="240" w:after="120"/>
+        <w:jc w:val="left"/>
       </w:pPr>
       <w:r>
-        <w:t>1. Диаграмма классов (Class Diagram)</w:t>
+        <w:rPr>
+          <w:rFonts w:ascii="Times New Roman" w:hAnsi="Times New Roman"/>
+          <w:b/>
+          <w:sz w:val="28"/>
+        </w:rPr>
+        <w:t>1. Введение и цели работы</w:t>
       </w:r>
     </w:p>
     <w:p>
+      <w:pPr>
+        <w:spacing w:line="276" w:lineRule="auto" w:after="120"/>
+        <w:ind w:firstLine="709"/>
+        <w:jc w:val="both"/>
+      </w:pPr>
       <w:r>
-        <w:t>Разработана объектно-ориентированная модель предметной области Центра АНОК:</w:t>
+        <w:rPr>
+          <w:rFonts w:ascii="Times New Roman" w:hAnsi="Times New Roman"/>
+          <w:sz w:val="28"/>
+        </w:rPr>
+      </w:r>
+      <w:r>
+        <w:rPr>
+          <w:rFonts w:ascii="Times New Roman" w:hAnsi="Times New Roman"/>
+          <w:b/>
+          <w:sz w:val="28"/>
+        </w:rPr>
+        <w:t>Цель лабораторной работы:</w:t>
+      </w:r>
+      <w:r>
+        <w:rPr>
+          <w:rFonts w:ascii="Times New Roman" w:hAnsi="Times New Roman"/>
+          <w:sz w:val="28"/>
+        </w:rPr>
+        <w:t xml:space="preserve"> Проектирование детальной архитектуры корпоративного веб-портала университета (модуль Центра АНОК), разработка объектной модели и схемы реляционной базы данных (MariaDB / SQLite), а также практическое разворачивание, конфигурирование и демонстрация работы полнофункционального прототипа программного обеспечения в соответствии с бизнес-правилами Варианта № 15.</w:t>
       </w:r>
     </w:p>
     <w:p>
+      <w:pPr>
+        <w:spacing w:before="160" w:after="80"/>
+        <w:jc w:val="left"/>
+      </w:pPr>
+      <w:r>
+        <w:rPr>
+          <w:rFonts w:ascii="Times New Roman" w:hAnsi="Times New Roman"/>
+          <w:b/>
+          <w:sz w:val="26"/>
+        </w:rPr>
+        <w:t>Задачи работы:</w:t>
+      </w:r>
+    </w:p>
+    <w:p>
+      <w:pPr>
+        <w:spacing w:line="276" w:lineRule="auto" w:after="60"/>
+        <w:ind w:left="709"/>
+        <w:jc w:val="both"/>
+      </w:pPr>
+      <w:r>
+        <w:rPr>
+          <w:rFonts w:ascii="Times New Roman" w:hAnsi="Times New Roman"/>
+          <w:b/>
+          <w:sz w:val="28"/>
+        </w:rPr>
+        <w:t xml:space="preserve">1. </w:t>
+      </w:r>
+      <w:r>
+        <w:rPr>
+          <w:rFonts w:ascii="Times New Roman" w:hAnsi="Times New Roman"/>
+          <w:sz w:val="28"/>
+        </w:rPr>
+        <w:t xml:space="preserve">Разработать </w:t>
+      </w:r>
+      <w:r>
+        <w:rPr>
+          <w:rFonts w:ascii="Times New Roman" w:hAnsi="Times New Roman"/>
+          <w:b/>
+          <w:sz w:val="28"/>
+        </w:rPr>
+        <w:t>диаграмму классов</w:t>
+      </w:r>
+      <w:r>
+        <w:rPr>
+          <w:rFonts w:ascii="Times New Roman" w:hAnsi="Times New Roman"/>
+          <w:sz w:val="28"/>
+        </w:rPr>
+        <w:t xml:space="preserve"> (Class Diagram) объектной модели портала.</w:t>
+      </w:r>
+    </w:p>
+    <w:p>
+      <w:pPr>
+        <w:spacing w:line="276" w:lineRule="auto" w:after="60"/>
+        <w:ind w:left="709"/>
+        <w:jc w:val="both"/>
+      </w:pPr>
+      <w:r>
+        <w:rPr>
+          <w:rFonts w:ascii="Times New Roman" w:hAnsi="Times New Roman"/>
+          <w:b/>
+          <w:sz w:val="28"/>
+        </w:rPr>
+        <w:t xml:space="preserve">2. </w:t>
+      </w:r>
+      <w:r>
+        <w:rPr>
+          <w:rFonts w:ascii="Times New Roman" w:hAnsi="Times New Roman"/>
+          <w:sz w:val="28"/>
+        </w:rPr>
+        <w:t xml:space="preserve">Спроектировать </w:t>
+      </w:r>
+      <w:r>
+        <w:rPr>
+          <w:rFonts w:ascii="Times New Roman" w:hAnsi="Times New Roman"/>
+          <w:b/>
+          <w:sz w:val="28"/>
+        </w:rPr>
+        <w:t>диаграмму последовательности</w:t>
+      </w:r>
+      <w:r>
+        <w:rPr>
+          <w:rFonts w:ascii="Times New Roman" w:hAnsi="Times New Roman"/>
+          <w:sz w:val="28"/>
+        </w:rPr>
+        <w:t xml:space="preserve"> (Sequence Diagram) для сквозного процесса экспертизы и визирования учебных планов.</w:t>
+      </w:r>
+    </w:p>
+    <w:p>
+      <w:pPr>
+        <w:spacing w:line="276" w:lineRule="auto" w:after="60"/>
+        <w:ind w:left="709"/>
+        <w:jc w:val="both"/>
+      </w:pPr>
+      <w:r>
+        <w:rPr>
+          <w:rFonts w:ascii="Times New Roman" w:hAnsi="Times New Roman"/>
+          <w:b/>
+          <w:sz w:val="28"/>
+        </w:rPr>
+        <w:t xml:space="preserve">3. </w:t>
+      </w:r>
+      <w:r>
+        <w:rPr>
+          <w:rFonts w:ascii="Times New Roman" w:hAnsi="Times New Roman"/>
+          <w:sz w:val="28"/>
+        </w:rPr>
+        <w:t xml:space="preserve">Разработать </w:t>
+      </w:r>
+      <w:r>
+        <w:rPr>
+          <w:rFonts w:ascii="Times New Roman" w:hAnsi="Times New Roman"/>
+          <w:b/>
+          <w:sz w:val="28"/>
+        </w:rPr>
+        <w:t>диаграмму компонентов</w:t>
+      </w:r>
+      <w:r>
+        <w:rPr>
+          <w:rFonts w:ascii="Times New Roman" w:hAnsi="Times New Roman"/>
+          <w:sz w:val="28"/>
+        </w:rPr>
+        <w:t xml:space="preserve"> (Component Diagram), отражающую модульную трехуровневую структуру портала.</w:t>
+      </w:r>
+    </w:p>
+    <w:p>
+      <w:pPr>
+        <w:spacing w:line="276" w:lineRule="auto" w:after="60"/>
+        <w:ind w:left="709"/>
+        <w:jc w:val="both"/>
+      </w:pPr>
+      <w:r>
+        <w:rPr>
+          <w:rFonts w:ascii="Times New Roman" w:hAnsi="Times New Roman"/>
+          <w:b/>
+          <w:sz w:val="28"/>
+        </w:rPr>
+        <w:t xml:space="preserve">4. </w:t>
+      </w:r>
+      <w:r>
+        <w:rPr>
+          <w:rFonts w:ascii="Times New Roman" w:hAnsi="Times New Roman"/>
+          <w:sz w:val="28"/>
+        </w:rPr>
+        <w:t xml:space="preserve">Разработать </w:t>
+      </w:r>
+      <w:r>
+        <w:rPr>
+          <w:rFonts w:ascii="Times New Roman" w:hAnsi="Times New Roman"/>
+          <w:b/>
+          <w:sz w:val="28"/>
+        </w:rPr>
+        <w:t>диаграмму развертывания</w:t>
+      </w:r>
+      <w:r>
+        <w:rPr>
+          <w:rFonts w:ascii="Times New Roman" w:hAnsi="Times New Roman"/>
+          <w:sz w:val="28"/>
+        </w:rPr>
+        <w:t xml:space="preserve"> (Deployment Diagram) физической топологии серверов и сетевых узлов.</w:t>
+      </w:r>
+    </w:p>
+    <w:p>
+      <w:pPr>
+        <w:spacing w:line="276" w:lineRule="auto" w:after="60"/>
+        <w:ind w:left="709"/>
+        <w:jc w:val="both"/>
+      </w:pPr>
+      <w:r>
+        <w:rPr>
+          <w:rFonts w:ascii="Times New Roman" w:hAnsi="Times New Roman"/>
+          <w:b/>
+          <w:sz w:val="28"/>
+        </w:rPr>
+        <w:t xml:space="preserve">5. </w:t>
+      </w:r>
+      <w:r>
+        <w:rPr>
+          <w:rFonts w:ascii="Times New Roman" w:hAnsi="Times New Roman"/>
+          <w:sz w:val="28"/>
+        </w:rPr>
+        <w:t xml:space="preserve">Спроектировать нормализованную </w:t>
+      </w:r>
+      <w:r>
+        <w:rPr>
+          <w:rFonts w:ascii="Times New Roman" w:hAnsi="Times New Roman"/>
+          <w:b/>
+          <w:sz w:val="28"/>
+        </w:rPr>
+        <w:t>схему реляционной базы данных</w:t>
+      </w:r>
+      <w:r>
+        <w:rPr>
+          <w:rFonts w:ascii="Times New Roman" w:hAnsi="Times New Roman"/>
+          <w:sz w:val="28"/>
+        </w:rPr>
+        <w:t xml:space="preserve"> (ERD) в 3-й нормальной форме.</w:t>
+      </w:r>
+    </w:p>
+    <w:p>
+      <w:pPr>
+        <w:spacing w:line="276" w:lineRule="auto" w:after="60"/>
+        <w:ind w:left="709"/>
+        <w:jc w:val="both"/>
+      </w:pPr>
+      <w:r>
+        <w:rPr>
+          <w:rFonts w:ascii="Times New Roman" w:hAnsi="Times New Roman"/>
+          <w:b/>
+          <w:sz w:val="28"/>
+        </w:rPr>
+        <w:t xml:space="preserve">6. </w:t>
+      </w:r>
+      <w:r>
+        <w:rPr>
+          <w:rFonts w:ascii="Times New Roman" w:hAnsi="Times New Roman"/>
+          <w:sz w:val="28"/>
+        </w:rPr>
+        <w:t>Развернуть и настроить серверную среду и продемонстрировать примеры работы установленного ПО.</w:t>
+      </w:r>
+    </w:p>
+    <w:p>
+      <w:pPr>
+        <w:spacing w:before="240" w:after="120"/>
+        <w:jc w:val="left"/>
+      </w:pPr>
+      <w:r>
+        <w:rPr>
+          <w:rFonts w:ascii="Times New Roman" w:hAnsi="Times New Roman"/>
+          <w:b/>
+          <w:sz w:val="28"/>
+        </w:rPr>
+        <w:t>2. Диаграмма классов (Class Diagram)</w:t>
+      </w:r>
+    </w:p>
+    <w:p>
+      <w:pPr>
+        <w:spacing w:line="276" w:lineRule="auto" w:after="120"/>
+        <w:ind w:firstLine="709"/>
+        <w:jc w:val="both"/>
+      </w:pPr>
+      <w:r>
+        <w:rPr>
+          <w:rFonts w:ascii="Times New Roman" w:hAnsi="Times New Roman"/>
+          <w:sz w:val="28"/>
+        </w:rPr>
+        <w:t>Объектно-ориентированная модель предметной области включает сущности пользователей и ролей (RBAC), организационной структуры вуза, образовательных программ, учебных планов с дисциплинами, служебных записок, маршрутов электронного визирования и протоколов валидации ФГОС.</w:t>
+      </w:r>
+    </w:p>
+    <w:p>
+      <w:pPr>
+        <w:spacing w:before="200" w:after="80"/>
+        <w:jc w:val="center"/>
+      </w:pPr>
       <w:r>
         <w:drawing>
           <wp:inline xmlns:a="http://schemas.openxmlformats.org/drawingml/2006/main" xmlns:pic="http://schemas.openxmlformats.org/drawingml/2006/picture">
-            <wp:extent cx="6035040" cy="4137229"/>
+            <wp:extent cx="5760000" cy="3948679"/>
             <wp:docPr id="1" name="Picture 1"/>
             <wp:cNvGraphicFramePr>
               <a:graphicFrameLocks noChangeAspect="1"/>
@@ -170,7 +429,7 @@
                     <pic:cNvPicPr/>
                   </pic:nvPicPr>
                   <pic:blipFill>
-                    <a:blip r:embed="rId9"/>
+                    <a:blip r:embed="rId10"/>
                     <a:stretch>
                       <a:fillRect/>
                     </a:stretch>
@@ -178,7 +437,7 @@
                   <pic:spPr>
                     <a:xfrm>
                       <a:off x="0" y="0"/>
-                      <a:ext cx="6035040" cy="4137229"/>
+                      <a:ext cx="5760000" cy="3948679"/>
                     </a:xfrm>
                     <a:prstGeom prst="rect"/>
                   </pic:spPr>
@@ -191,38 +450,321 @@
     </w:p>
     <w:p>
       <w:pPr>
+        <w:spacing w:before="80" w:after="240"/>
         <w:jc w:val="center"/>
       </w:pPr>
       <w:r>
         <w:rPr>
+          <w:rFonts w:ascii="Times New Roman" w:hAnsi="Times New Roman"/>
           <w:i/>
+          <w:sz w:val="24"/>
         </w:rPr>
-        <w:t>Рис. 1. Диаграмма классов корпоративного портала (Модуль АНОК)</w:t>
-      </w:r>
-    </w:p>
-    <w:p>
-      <w:r>
-        <w:br w:type="page"/>
+        <w:t>Рисунок 1 — Диаграмма классов</w:t>
       </w:r>
     </w:p>
     <w:p>
       <w:pPr>
-        <w:pStyle w:val="Heading1"/>
+        <w:spacing w:before="160" w:after="80"/>
+        <w:jc w:val="left"/>
       </w:pPr>
       <w:r>
-        <w:t>2. Диаграмма последовательности (Sequence Diagram)</w:t>
+        <w:rPr>
+          <w:rFonts w:ascii="Times New Roman" w:hAnsi="Times New Roman"/>
+          <w:b/>
+          <w:sz w:val="26"/>
+        </w:rPr>
+        <w:t>Основные классы системы:</w:t>
       </w:r>
     </w:p>
     <w:p>
+      <w:pPr>
+        <w:spacing w:line="276" w:lineRule="auto" w:after="60"/>
+        <w:ind w:left="709"/>
+        <w:jc w:val="both"/>
+      </w:pPr>
       <w:r>
-        <w:t>Отражает сквозной регламент согласования УП и внесения изменений по служебным запискам:</w:t>
+        <w:rPr>
+          <w:rFonts w:ascii="Times New Roman" w:hAnsi="Times New Roman"/>
+          <w:b/>
+          <w:sz w:val="28"/>
+        </w:rPr>
+        <w:t xml:space="preserve">1. </w:t>
+      </w:r>
+      <w:r>
+        <w:rPr>
+          <w:rFonts w:ascii="Times New Roman" w:hAnsi="Times New Roman"/>
+          <w:sz w:val="28"/>
+        </w:rPr>
+      </w:r>
+      <w:r>
+        <w:rPr>
+          <w:rFonts w:ascii="Times New Roman" w:hAnsi="Times New Roman"/>
+          <w:b/>
+          <w:sz w:val="28"/>
+        </w:rPr>
+        <w:t>`User` и `Role`</w:t>
+      </w:r>
+      <w:r>
+        <w:rPr>
+          <w:rFonts w:ascii="Times New Roman" w:hAnsi="Times New Roman"/>
+          <w:sz w:val="28"/>
+        </w:rPr>
+        <w:t>: обеспечивают гранулярное ролевое разграничение прав (руководитель выпускающей кафедры, обеспечивающая кафедра, эксперт АНОК, начальник АНОК, проректор по УР, ректор).</w:t>
       </w:r>
     </w:p>
     <w:p>
+      <w:pPr>
+        <w:spacing w:line="276" w:lineRule="auto" w:after="60"/>
+        <w:ind w:left="709"/>
+        <w:jc w:val="both"/>
+      </w:pPr>
+      <w:r>
+        <w:rPr>
+          <w:rFonts w:ascii="Times New Roman" w:hAnsi="Times New Roman"/>
+          <w:b/>
+          <w:sz w:val="28"/>
+        </w:rPr>
+        <w:t xml:space="preserve">2. </w:t>
+      </w:r>
+      <w:r>
+        <w:rPr>
+          <w:rFonts w:ascii="Times New Roman" w:hAnsi="Times New Roman"/>
+          <w:sz w:val="28"/>
+        </w:rPr>
+      </w:r>
+      <w:r>
+        <w:rPr>
+          <w:rFonts w:ascii="Times New Roman" w:hAnsi="Times New Roman"/>
+          <w:b/>
+          <w:sz w:val="28"/>
+        </w:rPr>
+        <w:t>`Department`</w:t>
+      </w:r>
+      <w:r>
+        <w:rPr>
+          <w:rFonts w:ascii="Times New Roman" w:hAnsi="Times New Roman"/>
+          <w:sz w:val="28"/>
+        </w:rPr>
+        <w:t>: классифицирует подразделения университета по типам (`RELEASING` — выпускающая, `IMPLEMENTING` — обеспечивающая, `EXPERT_ANOK` — экспертный центр АНОК, `MANAGEMENT` — ректорат).</w:t>
+      </w:r>
+    </w:p>
+    <w:p>
+      <w:pPr>
+        <w:spacing w:line="276" w:lineRule="auto" w:after="60"/>
+        <w:ind w:left="709"/>
+        <w:jc w:val="both"/>
+      </w:pPr>
+      <w:r>
+        <w:rPr>
+          <w:rFonts w:ascii="Times New Roman" w:hAnsi="Times New Roman"/>
+          <w:b/>
+          <w:sz w:val="28"/>
+        </w:rPr>
+        <w:t xml:space="preserve">3. </w:t>
+      </w:r>
+      <w:r>
+        <w:rPr>
+          <w:rFonts w:ascii="Times New Roman" w:hAnsi="Times New Roman"/>
+          <w:sz w:val="28"/>
+        </w:rPr>
+      </w:r>
+      <w:r>
+        <w:rPr>
+          <w:rFonts w:ascii="Times New Roman" w:hAnsi="Times New Roman"/>
+          <w:b/>
+          <w:sz w:val="28"/>
+        </w:rPr>
+        <w:t>`EducationalProgram` и `StandardFGOS`</w:t>
+      </w:r>
+      <w:r>
+        <w:rPr>
+          <w:rFonts w:ascii="Times New Roman" w:hAnsi="Times New Roman"/>
+          <w:sz w:val="28"/>
+        </w:rPr>
+        <w:t>: определяют параметры направления подготовки (код, профиль, квалификация) и нормативные ограничения стандарта ФГОС ВО 3++ (240 з.е., лимиты экзаменов в сессию, минимальные объемы практик и ГИА).</w:t>
+      </w:r>
+    </w:p>
+    <w:p>
+      <w:pPr>
+        <w:spacing w:line="276" w:lineRule="auto" w:after="60"/>
+        <w:ind w:left="709"/>
+        <w:jc w:val="both"/>
+      </w:pPr>
+      <w:r>
+        <w:rPr>
+          <w:rFonts w:ascii="Times New Roman" w:hAnsi="Times New Roman"/>
+          <w:b/>
+          <w:sz w:val="28"/>
+        </w:rPr>
+        <w:t xml:space="preserve">4. </w:t>
+      </w:r>
+      <w:r>
+        <w:rPr>
+          <w:rFonts w:ascii="Times New Roman" w:hAnsi="Times New Roman"/>
+          <w:sz w:val="28"/>
+        </w:rPr>
+      </w:r>
+      <w:r>
+        <w:rPr>
+          <w:rFonts w:ascii="Times New Roman" w:hAnsi="Times New Roman"/>
+          <w:b/>
+          <w:sz w:val="28"/>
+        </w:rPr>
+        <w:t>`Curriculum` и `CurriculumDiscipline`</w:t>
+      </w:r>
+      <w:r>
+        <w:rPr>
+          <w:rFonts w:ascii="Times New Roman" w:hAnsi="Times New Roman"/>
+          <w:sz w:val="28"/>
+        </w:rPr>
+        <w:t>: реализуют композиционную структуру учебного плана (семестры 1–8, трудоемкость в з.е. и академических часах, лекции, лабораторные, практики, СРС, формы контроля, закрепленные кафедры).</w:t>
+      </w:r>
+    </w:p>
+    <w:p>
+      <w:pPr>
+        <w:spacing w:line="276" w:lineRule="auto" w:after="60"/>
+        <w:ind w:left="709"/>
+        <w:jc w:val="both"/>
+      </w:pPr>
+      <w:r>
+        <w:rPr>
+          <w:rFonts w:ascii="Times New Roman" w:hAnsi="Times New Roman"/>
+          <w:b/>
+          <w:sz w:val="28"/>
+        </w:rPr>
+        <w:t xml:space="preserve">5. </w:t>
+      </w:r>
+      <w:r>
+        <w:rPr>
+          <w:rFonts w:ascii="Times New Roman" w:hAnsi="Times New Roman"/>
+          <w:sz w:val="28"/>
+        </w:rPr>
+      </w:r>
+      <w:r>
+        <w:rPr>
+          <w:rFonts w:ascii="Times New Roman" w:hAnsi="Times New Roman"/>
+          <w:b/>
+          <w:sz w:val="28"/>
+        </w:rPr>
+        <w:t>`ServiceNote` и `ServiceNoteItem`</w:t>
+      </w:r>
+      <w:r>
+        <w:rPr>
+          <w:rFonts w:ascii="Times New Roman" w:hAnsi="Times New Roman"/>
+          <w:sz w:val="28"/>
+        </w:rPr>
+        <w:t>: управляют жизненным циклом регламентных изменений учебного плана до начала семестра с фиксацией параметров («Было» / «Стало») в формате JSON.</w:t>
+      </w:r>
+    </w:p>
+    <w:p>
+      <w:pPr>
+        <w:spacing w:line="276" w:lineRule="auto" w:after="60"/>
+        <w:ind w:left="709"/>
+        <w:jc w:val="both"/>
+      </w:pPr>
+      <w:r>
+        <w:rPr>
+          <w:rFonts w:ascii="Times New Roman" w:hAnsi="Times New Roman"/>
+          <w:b/>
+          <w:sz w:val="28"/>
+        </w:rPr>
+        <w:t xml:space="preserve">6. </w:t>
+      </w:r>
+      <w:r>
+        <w:rPr>
+          <w:rFonts w:ascii="Times New Roman" w:hAnsi="Times New Roman"/>
+          <w:sz w:val="28"/>
+        </w:rPr>
+      </w:r>
+      <w:r>
+        <w:rPr>
+          <w:rFonts w:ascii="Times New Roman" w:hAnsi="Times New Roman"/>
+          <w:b/>
+          <w:sz w:val="28"/>
+        </w:rPr>
+        <w:t>`DocumentSignature`</w:t>
+      </w:r>
+      <w:r>
+        <w:rPr>
+          <w:rFonts w:ascii="Times New Roman" w:hAnsi="Times New Roman"/>
+          <w:sz w:val="28"/>
+        </w:rPr>
+        <w:t>: протоколирует электронное визирование документов с формированием цифрового SHA-256 хеша, отметки точного времени и статуса подписи.</w:t>
+      </w:r>
+    </w:p>
+    <w:p>
+      <w:pPr>
+        <w:spacing w:line="276" w:lineRule="auto" w:after="60"/>
+        <w:ind w:left="709"/>
+        <w:jc w:val="both"/>
+      </w:pPr>
+      <w:r>
+        <w:rPr>
+          <w:rFonts w:ascii="Times New Roman" w:hAnsi="Times New Roman"/>
+          <w:b/>
+          <w:sz w:val="28"/>
+        </w:rPr>
+        <w:t xml:space="preserve">7. </w:t>
+      </w:r>
+      <w:r>
+        <w:rPr>
+          <w:rFonts w:ascii="Times New Roman" w:hAnsi="Times New Roman"/>
+          <w:sz w:val="28"/>
+        </w:rPr>
+      </w:r>
+      <w:r>
+        <w:rPr>
+          <w:rFonts w:ascii="Times New Roman" w:hAnsi="Times New Roman"/>
+          <w:b/>
+          <w:sz w:val="28"/>
+        </w:rPr>
+        <w:t>`ValidationReport`</w:t>
+      </w:r>
+      <w:r>
+        <w:rPr>
+          <w:rFonts w:ascii="Times New Roman" w:hAnsi="Times New Roman"/>
+          <w:sz w:val="28"/>
+        </w:rPr>
+        <w:t>: аккумулирует результаты автоматической экспертизы учебного плана на соответствие нормативам ФГОС.</w:t>
+      </w:r>
+    </w:p>
+    <w:p>
+      <w:pPr>
+        <w:spacing w:before="240" w:after="120"/>
+        <w:jc w:val="left"/>
+      </w:pPr>
+      <w:r>
+        <w:rPr>
+          <w:rFonts w:ascii="Times New Roman" w:hAnsi="Times New Roman"/>
+          <w:b/>
+          <w:sz w:val="28"/>
+        </w:rPr>
+        <w:t>3. Диаграмма последовательности (Sequence Diagram)</w:t>
+      </w:r>
+    </w:p>
+    <w:p>
+      <w:pPr>
+        <w:spacing w:line="276" w:lineRule="auto" w:after="120"/>
+        <w:ind w:firstLine="709"/>
+        <w:jc w:val="both"/>
+      </w:pPr>
+      <w:r>
+        <w:rPr>
+          <w:rFonts w:ascii="Times New Roman" w:hAnsi="Times New Roman"/>
+          <w:sz w:val="28"/>
+        </w:rPr>
+        <w:t>Диаграмма последовательности отражает временную шкалу и порядок взаимодействия акторов и программных контроллеров в рамках сквозного бизнес-процесса согласования и актуализации УП.</w:t>
+      </w:r>
+    </w:p>
+    <w:p>
+      <w:pPr>
+        <w:spacing w:before="200" w:after="80"/>
+        <w:jc w:val="center"/>
+      </w:pPr>
       <w:r>
         <w:drawing>
           <wp:inline xmlns:a="http://schemas.openxmlformats.org/drawingml/2006/main" xmlns:pic="http://schemas.openxmlformats.org/drawingml/2006/picture">
-            <wp:extent cx="6035040" cy="4823185"/>
+            <wp:extent cx="5760000" cy="4603373"/>
             <wp:docPr id="2" name="Picture 2"/>
             <wp:cNvGraphicFramePr>
               <a:graphicFrameLocks noChangeAspect="1"/>
@@ -235,7 +777,7 @@
                     <pic:cNvPicPr/>
                   </pic:nvPicPr>
                   <pic:blipFill>
-                    <a:blip r:embed="rId10"/>
+                    <a:blip r:embed="rId11"/>
                     <a:stretch>
                       <a:fillRect/>
                     </a:stretch>
@@ -243,7 +785,7 @@
                   <pic:spPr>
                     <a:xfrm>
                       <a:off x="0" y="0"/>
-                      <a:ext cx="6035040" cy="4823185"/>
+                      <a:ext cx="5760000" cy="4603373"/>
                     </a:xfrm>
                     <a:prstGeom prst="rect"/>
                   </pic:spPr>
@@ -256,38 +798,177 @@
     </w:p>
     <w:p>
       <w:pPr>
+        <w:spacing w:before="80" w:after="240"/>
         <w:jc w:val="center"/>
       </w:pPr>
       <w:r>
         <w:rPr>
+          <w:rFonts w:ascii="Times New Roman" w:hAnsi="Times New Roman"/>
           <w:i/>
+          <w:sz w:val="24"/>
         </w:rPr>
-        <w:t>Рис. 2. Диаграмма последовательности сквозного процесса</w:t>
-      </w:r>
-    </w:p>
-    <w:p>
-      <w:r>
-        <w:br w:type="page"/>
+        <w:t>Рисунок 2 — Диаграмма последовательности</w:t>
       </w:r>
     </w:p>
     <w:p>
       <w:pPr>
-        <w:pStyle w:val="Heading1"/>
+        <w:spacing w:before="160" w:after="80"/>
+        <w:jc w:val="left"/>
       </w:pPr>
       <w:r>
-        <w:t>3. Диаграмма компонентов (Component Diagram)</w:t>
+        <w:rPr>
+          <w:rFonts w:ascii="Times New Roman" w:hAnsi="Times New Roman"/>
+          <w:b/>
+          <w:sz w:val="26"/>
+        </w:rPr>
+        <w:t>Фазы взаимодействия:</w:t>
       </w:r>
     </w:p>
     <w:p>
+      <w:pPr>
+        <w:spacing w:line="276" w:lineRule="auto" w:after="60"/>
+        <w:ind w:left="709"/>
+        <w:jc w:val="both"/>
+      </w:pPr>
       <w:r>
-        <w:t>Отражает трехуровневую компонентную архитектуру веб-портала:</w:t>
+        <w:rPr>
+          <w:rFonts w:ascii="Times New Roman" w:hAnsi="Times New Roman"/>
+          <w:b/>
+          <w:sz w:val="28"/>
+        </w:rPr>
+        <w:t xml:space="preserve">1. </w:t>
+      </w:r>
+      <w:r>
+        <w:rPr>
+          <w:rFonts w:ascii="Times New Roman" w:hAnsi="Times New Roman"/>
+          <w:sz w:val="28"/>
+        </w:rPr>
+      </w:r>
+      <w:r>
+        <w:rPr>
+          <w:rFonts w:ascii="Times New Roman" w:hAnsi="Times New Roman"/>
+          <w:b/>
+          <w:sz w:val="28"/>
+        </w:rPr>
+        <w:t>Фаза 1 (Разработка и экспертиза УП по ФГОС):</w:t>
+      </w:r>
+      <w:r>
+        <w:rPr>
+          <w:rFonts w:ascii="Times New Roman" w:hAnsi="Times New Roman"/>
+          <w:sz w:val="28"/>
+        </w:rPr>
+        <w:t xml:space="preserve"> Выпускающая кафедра формирует проект УП → Портал инициирует автоматическую валидацию через `FGOS Validator` → Эксперт АНОК верифицирует протокол и утверждает экспертное заключение.</w:t>
       </w:r>
     </w:p>
     <w:p>
+      <w:pPr>
+        <w:spacing w:line="276" w:lineRule="auto" w:after="60"/>
+        <w:ind w:left="709"/>
+        <w:jc w:val="both"/>
+      </w:pPr>
+      <w:r>
+        <w:rPr>
+          <w:rFonts w:ascii="Times New Roman" w:hAnsi="Times New Roman"/>
+          <w:b/>
+          <w:sz w:val="28"/>
+        </w:rPr>
+        <w:t xml:space="preserve">2. </w:t>
+      </w:r>
+      <w:r>
+        <w:rPr>
+          <w:rFonts w:ascii="Times New Roman" w:hAnsi="Times New Roman"/>
+          <w:sz w:val="28"/>
+        </w:rPr>
+      </w:r>
+      <w:r>
+        <w:rPr>
+          <w:rFonts w:ascii="Times New Roman" w:hAnsi="Times New Roman"/>
+          <w:b/>
+          <w:sz w:val="28"/>
+        </w:rPr>
+        <w:t>Фаза 2 (Маршрут подписания и ежегодного утверждения):</w:t>
+      </w:r>
+      <w:r>
+        <w:rPr>
+          <w:rFonts w:ascii="Times New Roman" w:hAnsi="Times New Roman"/>
+          <w:sz w:val="28"/>
+        </w:rPr>
+        <w:t xml:space="preserve"> Последовательное наложение цифровых виз (Зав. выпускающей кафедрой → Начальник АНОК → Проректор по УР) → Утверждение Ученым советом (номер и дата протокола) и Ректором → Публикация в реестре со статусом `APPROVED`.</w:t>
+      </w:r>
+    </w:p>
+    <w:p>
+      <w:pPr>
+        <w:spacing w:line="276" w:lineRule="auto" w:after="60"/>
+        <w:ind w:left="709"/>
+        <w:jc w:val="both"/>
+      </w:pPr>
+      <w:r>
+        <w:rPr>
+          <w:rFonts w:ascii="Times New Roman" w:hAnsi="Times New Roman"/>
+          <w:b/>
+          <w:sz w:val="28"/>
+        </w:rPr>
+        <w:t xml:space="preserve">3. </w:t>
+      </w:r>
+      <w:r>
+        <w:rPr>
+          <w:rFonts w:ascii="Times New Roman" w:hAnsi="Times New Roman"/>
+          <w:sz w:val="28"/>
+        </w:rPr>
+      </w:r>
+      <w:r>
+        <w:rPr>
+          <w:rFonts w:ascii="Times New Roman" w:hAnsi="Times New Roman"/>
+          <w:b/>
+          <w:sz w:val="28"/>
+        </w:rPr>
+        <w:t>Фаза 3 (Внесение изменений до начала семестра):</w:t>
+      </w:r>
+      <w:r>
+        <w:rPr>
+          <w:rFonts w:ascii="Times New Roman" w:hAnsi="Times New Roman"/>
+          <w:sz w:val="28"/>
+        </w:rPr>
+        <w:t xml:space="preserve"> Создание электронной служебной записки → Двустороннее согласование (выпускающая + обеспечивающая кафедры) → Передача в АНОК → Применение изменений, повторный контроль ФГОС и выпуск новой ревизии `v1.1`.</w:t>
+      </w:r>
+    </w:p>
+    <w:p>
+      <w:pPr>
+        <w:spacing w:before="240" w:after="120"/>
+        <w:jc w:val="left"/>
+      </w:pPr>
+      <w:r>
+        <w:rPr>
+          <w:rFonts w:ascii="Times New Roman" w:hAnsi="Times New Roman"/>
+          <w:b/>
+          <w:sz w:val="28"/>
+        </w:rPr>
+        <w:t>4. Диаграмма компонентов (Component Diagram)</w:t>
+      </w:r>
+    </w:p>
+    <w:p>
+      <w:pPr>
+        <w:spacing w:line="276" w:lineRule="auto" w:after="120"/>
+        <w:ind w:firstLine="709"/>
+        <w:jc w:val="both"/>
+      </w:pPr>
+      <w:r>
+        <w:rPr>
+          <w:rFonts w:ascii="Times New Roman" w:hAnsi="Times New Roman"/>
+          <w:sz w:val="28"/>
+        </w:rPr>
+        <w:t>Компонентная модель построена по трехуровневой архитектуре (Presentation, Business Logic, Data Access).</w:t>
+      </w:r>
+    </w:p>
+    <w:p>
+      <w:pPr>
+        <w:spacing w:before="200" w:after="80"/>
+        <w:jc w:val="center"/>
+      </w:pPr>
       <w:r>
         <w:drawing>
           <wp:inline xmlns:a="http://schemas.openxmlformats.org/drawingml/2006/main" xmlns:pic="http://schemas.openxmlformats.org/drawingml/2006/picture">
-            <wp:extent cx="6035040" cy="4119154"/>
+            <wp:extent cx="5760000" cy="3931429"/>
             <wp:docPr id="3" name="Picture 3"/>
             <wp:cNvGraphicFramePr>
               <a:graphicFrameLocks noChangeAspect="1"/>
@@ -300,7 +981,7 @@
                     <pic:cNvPicPr/>
                   </pic:nvPicPr>
                   <pic:blipFill>
-                    <a:blip r:embed="rId11"/>
+                    <a:blip r:embed="rId12"/>
                     <a:stretch>
                       <a:fillRect/>
                     </a:stretch>
@@ -308,7 +989,7 @@
                   <pic:spPr>
                     <a:xfrm>
                       <a:off x="0" y="0"/>
-                      <a:ext cx="6035040" cy="4119154"/>
+                      <a:ext cx="5760000" cy="3931429"/>
                     </a:xfrm>
                     <a:prstGeom prst="rect"/>
                   </pic:spPr>
@@ -321,38 +1002,308 @@
     </w:p>
     <w:p>
       <w:pPr>
+        <w:spacing w:before="80" w:after="240"/>
         <w:jc w:val="center"/>
       </w:pPr>
       <w:r>
         <w:rPr>
+          <w:rFonts w:ascii="Times New Roman" w:hAnsi="Times New Roman"/>
           <w:i/>
+          <w:sz w:val="24"/>
         </w:rPr>
-        <w:t>Рис. 3. Диаграмма компонентов корпоративного веб-портала</w:t>
-      </w:r>
-    </w:p>
-    <w:p>
-      <w:r>
-        <w:br w:type="page"/>
+        <w:t>Рисунок 3 — Диаграмма компонентов</w:t>
       </w:r>
     </w:p>
     <w:p>
       <w:pPr>
-        <w:pStyle w:val="Heading1"/>
+        <w:spacing w:before="160" w:after="80"/>
+        <w:jc w:val="left"/>
       </w:pPr>
       <w:r>
-        <w:t>4. Диаграмма развертывания (Deployment Diagram)</w:t>
+        <w:rPr>
+          <w:rFonts w:ascii="Times New Roman" w:hAnsi="Times New Roman"/>
+          <w:b/>
+          <w:sz w:val="26"/>
+        </w:rPr>
+        <w:t>Уровни и модули архитектуры:</w:t>
       </w:r>
     </w:p>
     <w:p>
+      <w:pPr>
+        <w:spacing w:line="276" w:lineRule="auto" w:after="60"/>
+        <w:ind w:left="709"/>
+        <w:jc w:val="both"/>
+      </w:pPr>
       <w:r>
-        <w:t>Определяет физическую топологию серверов и сетевых интерфейсов:</w:t>
+        <w:rPr>
+          <w:rFonts w:ascii="Times New Roman" w:hAnsi="Times New Roman"/>
+          <w:b w:val="0"/>
+          <w:sz w:val="28"/>
+        </w:rPr>
+        <w:t xml:space="preserve">• </w:t>
+      </w:r>
+      <w:r>
+        <w:rPr>
+          <w:rFonts w:ascii="Times New Roman" w:hAnsi="Times New Roman"/>
+          <w:sz w:val="28"/>
+        </w:rPr>
+      </w:r>
+      <w:r>
+        <w:rPr>
+          <w:rFonts w:ascii="Times New Roman" w:hAnsi="Times New Roman"/>
+          <w:b/>
+          <w:sz w:val="28"/>
+        </w:rPr>
+        <w:t>Presentation Layer (Уровень представления):</w:t>
+      </w:r>
+      <w:r>
+        <w:rPr>
+          <w:rFonts w:ascii="Times New Roman" w:hAnsi="Times New Roman"/>
+          <w:sz w:val="28"/>
+        </w:rPr>
+        <w:t xml:space="preserve"> `Portal Web UI` (адаптивные шаблоны HTML5/TailwindCSS), `REST API Controllers`, `Auth &amp; RBAC UI`.</w:t>
       </w:r>
     </w:p>
     <w:p>
+      <w:pPr>
+        <w:spacing w:line="276" w:lineRule="auto" w:after="60"/>
+        <w:ind w:left="709"/>
+        <w:jc w:val="both"/>
+      </w:pPr>
+      <w:r>
+        <w:rPr>
+          <w:rFonts w:ascii="Times New Roman" w:hAnsi="Times New Roman"/>
+          <w:b w:val="0"/>
+          <w:sz w:val="28"/>
+        </w:rPr>
+        <w:t xml:space="preserve">• </w:t>
+      </w:r>
+      <w:r>
+        <w:rPr>
+          <w:rFonts w:ascii="Times New Roman" w:hAnsi="Times New Roman"/>
+          <w:sz w:val="28"/>
+        </w:rPr>
+      </w:r>
+      <w:r>
+        <w:rPr>
+          <w:rFonts w:ascii="Times New Roman" w:hAnsi="Times New Roman"/>
+          <w:b/>
+          <w:sz w:val="28"/>
+        </w:rPr>
+        <w:t>Business Logic Layer (Уровень бизнес-логики):</w:t>
+      </w:r>
+      <w:r>
+        <w:rPr>
+          <w:rFonts w:ascii="Times New Roman" w:hAnsi="Times New Roman"/>
+          <w:sz w:val="28"/>
+        </w:rPr>
+      </w:r>
+    </w:p>
+    <w:p>
+      <w:pPr>
+        <w:spacing w:line="276" w:lineRule="auto" w:after="60"/>
+        <w:ind w:left="992"/>
+        <w:jc w:val="both"/>
+      </w:pPr>
+      <w:r>
+        <w:rPr>
+          <w:rFonts w:ascii="Times New Roman" w:hAnsi="Times New Roman"/>
+          <w:b w:val="0"/>
+          <w:sz w:val="28"/>
+        </w:rPr>
+        <w:t xml:space="preserve">• </w:t>
+      </w:r>
+      <w:r>
+        <w:rPr>
+          <w:rFonts w:ascii="Times New Roman" w:hAnsi="Times New Roman"/>
+          <w:sz w:val="28"/>
+        </w:rPr>
+        <w:t>`Curriculum Manager`: управление версиями, семестрами и структурой дисциплин УП;</w:t>
+      </w:r>
+    </w:p>
+    <w:p>
+      <w:pPr>
+        <w:spacing w:line="276" w:lineRule="auto" w:after="60"/>
+        <w:ind w:left="992"/>
+        <w:jc w:val="both"/>
+      </w:pPr>
+      <w:r>
+        <w:rPr>
+          <w:rFonts w:ascii="Times New Roman" w:hAnsi="Times New Roman"/>
+          <w:b w:val="0"/>
+          <w:sz w:val="28"/>
+        </w:rPr>
+        <w:t xml:space="preserve">• </w:t>
+      </w:r>
+      <w:r>
+        <w:rPr>
+          <w:rFonts w:ascii="Times New Roman" w:hAnsi="Times New Roman"/>
+          <w:sz w:val="28"/>
+        </w:rPr>
+        <w:t>`FGOS Validation Engine`: алгоритмическая верификация контрольных нормативов стандартов 3++;</w:t>
+      </w:r>
+    </w:p>
+    <w:p>
+      <w:pPr>
+        <w:spacing w:line="276" w:lineRule="auto" w:after="60"/>
+        <w:ind w:left="992"/>
+        <w:jc w:val="both"/>
+      </w:pPr>
+      <w:r>
+        <w:rPr>
+          <w:rFonts w:ascii="Times New Roman" w:hAnsi="Times New Roman"/>
+          <w:b w:val="0"/>
+          <w:sz w:val="28"/>
+        </w:rPr>
+        <w:t xml:space="preserve">• </w:t>
+      </w:r>
+      <w:r>
+        <w:rPr>
+          <w:rFonts w:ascii="Times New Roman" w:hAnsi="Times New Roman"/>
+          <w:sz w:val="28"/>
+        </w:rPr>
+        <w:t>`Workflow &amp; Sign Service`: маршрутизация электронных виз, криптографических штампов и состояний документов;</w:t>
+      </w:r>
+    </w:p>
+    <w:p>
+      <w:pPr>
+        <w:spacing w:line="276" w:lineRule="auto" w:after="60"/>
+        <w:ind w:left="992"/>
+        <w:jc w:val="both"/>
+      </w:pPr>
+      <w:r>
+        <w:rPr>
+          <w:rFonts w:ascii="Times New Roman" w:hAnsi="Times New Roman"/>
+          <w:b w:val="0"/>
+          <w:sz w:val="28"/>
+        </w:rPr>
+        <w:t xml:space="preserve">• </w:t>
+      </w:r>
+      <w:r>
+        <w:rPr>
+          <w:rFonts w:ascii="Times New Roman" w:hAnsi="Times New Roman"/>
+          <w:sz w:val="28"/>
+        </w:rPr>
+        <w:t>`Service Note Processor`: обработка служебных записок, версионирование и сопоставительный Diff-анализ;</w:t>
+      </w:r>
+    </w:p>
+    <w:p>
+      <w:pPr>
+        <w:spacing w:line="276" w:lineRule="auto" w:after="60"/>
+        <w:ind w:left="992"/>
+        <w:jc w:val="both"/>
+      </w:pPr>
+      <w:r>
+        <w:rPr>
+          <w:rFonts w:ascii="Times New Roman" w:hAnsi="Times New Roman"/>
+          <w:b w:val="0"/>
+          <w:sz w:val="28"/>
+        </w:rPr>
+        <w:t xml:space="preserve">• </w:t>
+      </w:r>
+      <w:r>
+        <w:rPr>
+          <w:rFonts w:ascii="Times New Roman" w:hAnsi="Times New Roman"/>
+          <w:sz w:val="28"/>
+        </w:rPr>
+        <w:t>`Catalog &amp; Search Engine`: публичный реестр, категоризация и фильтрация;</w:t>
+      </w:r>
+    </w:p>
+    <w:p>
+      <w:pPr>
+        <w:spacing w:line="276" w:lineRule="auto" w:after="60"/>
+        <w:ind w:left="992"/>
+        <w:jc w:val="both"/>
+      </w:pPr>
+      <w:r>
+        <w:rPr>
+          <w:rFonts w:ascii="Times New Roman" w:hAnsi="Times New Roman"/>
+          <w:b w:val="0"/>
+          <w:sz w:val="28"/>
+        </w:rPr>
+        <w:t xml:space="preserve">• </w:t>
+      </w:r>
+      <w:r>
+        <w:rPr>
+          <w:rFonts w:ascii="Times New Roman" w:hAnsi="Times New Roman"/>
+          <w:sz w:val="28"/>
+        </w:rPr>
+        <w:t>`Export &amp; Print Service`: генерация PDF/Excel бланков и титульных листов.</w:t>
+      </w:r>
+    </w:p>
+    <w:p>
+      <w:pPr>
+        <w:spacing w:line="276" w:lineRule="auto" w:after="60"/>
+        <w:ind w:left="709"/>
+        <w:jc w:val="both"/>
+      </w:pPr>
+      <w:r>
+        <w:rPr>
+          <w:rFonts w:ascii="Times New Roman" w:hAnsi="Times New Roman"/>
+          <w:b w:val="0"/>
+          <w:sz w:val="28"/>
+        </w:rPr>
+        <w:t xml:space="preserve">• </w:t>
+      </w:r>
+      <w:r>
+        <w:rPr>
+          <w:rFonts w:ascii="Times New Roman" w:hAnsi="Times New Roman"/>
+          <w:sz w:val="28"/>
+        </w:rPr>
+      </w:r>
+      <w:r>
+        <w:rPr>
+          <w:rFonts w:ascii="Times New Roman" w:hAnsi="Times New Roman"/>
+          <w:b/>
+          <w:sz w:val="28"/>
+        </w:rPr>
+        <w:t>Data Access &amp; Storage Layer (Уровень доступа к данным):</w:t>
+      </w:r>
+      <w:r>
+        <w:rPr>
+          <w:rFonts w:ascii="Times New Roman" w:hAnsi="Times New Roman"/>
+          <w:sz w:val="28"/>
+        </w:rPr>
+        <w:t xml:space="preserve"> `Database Engine`, `Audit Logger`, хранилище реляционных данных и цифровых слепков документов.</w:t>
+      </w:r>
+    </w:p>
+    <w:p>
+      <w:pPr>
+        <w:spacing w:before="240" w:after="120"/>
+        <w:jc w:val="left"/>
+      </w:pPr>
+      <w:r>
+        <w:rPr>
+          <w:rFonts w:ascii="Times New Roman" w:hAnsi="Times New Roman"/>
+          <w:b/>
+          <w:sz w:val="28"/>
+        </w:rPr>
+        <w:t>5. Диаграмма развертывания (Deployment Diagram)</w:t>
+      </w:r>
+    </w:p>
+    <w:p>
+      <w:pPr>
+        <w:spacing w:line="276" w:lineRule="auto" w:after="120"/>
+        <w:ind w:firstLine="709"/>
+        <w:jc w:val="both"/>
+      </w:pPr>
+      <w:r>
+        <w:rPr>
+          <w:rFonts w:ascii="Times New Roman" w:hAnsi="Times New Roman"/>
+          <w:sz w:val="28"/>
+        </w:rPr>
+        <w:t>Диаграмма развертывания специфицирует физическую топологию серверов, узлов и сетевых протоколов.</w:t>
+      </w:r>
+    </w:p>
+    <w:p>
+      <w:pPr>
+        <w:spacing w:before="200" w:after="80"/>
+        <w:jc w:val="center"/>
+      </w:pPr>
       <w:r>
         <w:drawing>
           <wp:inline xmlns:a="http://schemas.openxmlformats.org/drawingml/2006/main" xmlns:pic="http://schemas.openxmlformats.org/drawingml/2006/picture">
-            <wp:extent cx="6035040" cy="4119154"/>
+            <wp:extent cx="5760000" cy="3931429"/>
             <wp:docPr id="4" name="Picture 4"/>
             <wp:cNvGraphicFramePr>
               <a:graphicFrameLocks noChangeAspect="1"/>
@@ -365,7 +1316,7 @@
                     <pic:cNvPicPr/>
                   </pic:nvPicPr>
                   <pic:blipFill>
-                    <a:blip r:embed="rId12"/>
+                    <a:blip r:embed="rId13"/>
                     <a:stretch>
                       <a:fillRect/>
                     </a:stretch>
@@ -373,7 +1324,7 @@
                   <pic:spPr>
                     <a:xfrm>
                       <a:off x="0" y="0"/>
-                      <a:ext cx="6035040" cy="4119154"/>
+                      <a:ext cx="5760000" cy="3931429"/>
                     </a:xfrm>
                     <a:prstGeom prst="rect"/>
                   </pic:spPr>
@@ -386,38 +1337,249 @@
     </w:p>
     <w:p>
       <w:pPr>
+        <w:spacing w:before="80" w:after="240"/>
         <w:jc w:val="center"/>
       </w:pPr>
       <w:r>
         <w:rPr>
+          <w:rFonts w:ascii="Times New Roman" w:hAnsi="Times New Roman"/>
           <w:i/>
+          <w:sz w:val="24"/>
         </w:rPr>
-        <w:t>Рис. 4. Диаграмма развертывания портала</w:t>
-      </w:r>
-    </w:p>
-    <w:p>
-      <w:r>
-        <w:br w:type="page"/>
+        <w:t>Рисунок 4 — Диаграмма развертывания</w:t>
       </w:r>
     </w:p>
     <w:p>
       <w:pPr>
-        <w:pStyle w:val="Heading1"/>
+        <w:spacing w:before="160" w:after="80"/>
+        <w:jc w:val="left"/>
       </w:pPr>
       <w:r>
-        <w:t>5. Структура и схема базы данных (MariaDB / MySQL)</w:t>
+        <w:rPr>
+          <w:rFonts w:ascii="Times New Roman" w:hAnsi="Times New Roman"/>
+          <w:b/>
+          <w:sz w:val="26"/>
+        </w:rPr>
+        <w:t>Топологические узлы:</w:t>
       </w:r>
     </w:p>
     <w:p>
+      <w:pPr>
+        <w:spacing w:line="276" w:lineRule="auto" w:after="60"/>
+        <w:ind w:left="709"/>
+        <w:jc w:val="both"/>
+      </w:pPr>
       <w:r>
-        <w:t>Схема реляционной базы данных (ER-диаграмма) спроектирована в 3NF:</w:t>
+        <w:rPr>
+          <w:rFonts w:ascii="Times New Roman" w:hAnsi="Times New Roman"/>
+          <w:b w:val="0"/>
+          <w:sz w:val="28"/>
+        </w:rPr>
+        <w:t xml:space="preserve">• </w:t>
+      </w:r>
+      <w:r>
+        <w:rPr>
+          <w:rFonts w:ascii="Times New Roman" w:hAnsi="Times New Roman"/>
+          <w:sz w:val="28"/>
+        </w:rPr>
+      </w:r>
+      <w:r>
+        <w:rPr>
+          <w:rFonts w:ascii="Times New Roman" w:hAnsi="Times New Roman"/>
+          <w:b/>
+          <w:sz w:val="28"/>
+        </w:rPr>
+        <w:t>Client Workstation (Рабочая станция клиента):</w:t>
+      </w:r>
+      <w:r>
+        <w:rPr>
+          <w:rFonts w:ascii="Times New Roman" w:hAnsi="Times New Roman"/>
+          <w:sz w:val="28"/>
+        </w:rPr>
+        <w:t xml:space="preserve"> веб-браузер пользователя (HTTPS, порт 443).</w:t>
       </w:r>
     </w:p>
     <w:p>
+      <w:pPr>
+        <w:spacing w:line="276" w:lineRule="auto" w:after="60"/>
+        <w:ind w:left="709"/>
+        <w:jc w:val="both"/>
+      </w:pPr>
+      <w:r>
+        <w:rPr>
+          <w:rFonts w:ascii="Times New Roman" w:hAnsi="Times New Roman"/>
+          <w:b w:val="0"/>
+          <w:sz w:val="28"/>
+        </w:rPr>
+        <w:t xml:space="preserve">• </w:t>
+      </w:r>
+      <w:r>
+        <w:rPr>
+          <w:rFonts w:ascii="Times New Roman" w:hAnsi="Times New Roman"/>
+          <w:sz w:val="28"/>
+        </w:rPr>
+      </w:r>
+      <w:r>
+        <w:rPr>
+          <w:rFonts w:ascii="Times New Roman" w:hAnsi="Times New Roman"/>
+          <w:b/>
+          <w:sz w:val="28"/>
+        </w:rPr>
+        <w:t>Web / Reverse Proxy Server (Nginx):</w:t>
+      </w:r>
+      <w:r>
+        <w:rPr>
+          <w:rFonts w:ascii="Times New Roman" w:hAnsi="Times New Roman"/>
+          <w:sz w:val="28"/>
+        </w:rPr>
+        <w:t xml:space="preserve"> терминация SSL/TLS, статический кэш, защита от сетевых угроз WAF.</w:t>
+      </w:r>
+    </w:p>
+    <w:p>
+      <w:pPr>
+        <w:spacing w:line="276" w:lineRule="auto" w:after="60"/>
+        <w:ind w:left="709"/>
+        <w:jc w:val="both"/>
+      </w:pPr>
+      <w:r>
+        <w:rPr>
+          <w:rFonts w:ascii="Times New Roman" w:hAnsi="Times New Roman"/>
+          <w:b w:val="0"/>
+          <w:sz w:val="28"/>
+        </w:rPr>
+        <w:t xml:space="preserve">• </w:t>
+      </w:r>
+      <w:r>
+        <w:rPr>
+          <w:rFonts w:ascii="Times New Roman" w:hAnsi="Times New Roman"/>
+          <w:sz w:val="28"/>
+        </w:rPr>
+      </w:r>
+      <w:r>
+        <w:rPr>
+          <w:rFonts w:ascii="Times New Roman" w:hAnsi="Times New Roman"/>
+          <w:b/>
+          <w:sz w:val="28"/>
+        </w:rPr>
+        <w:t>Application Server (Python/Flask WSGI):</w:t>
+      </w:r>
+      <w:r>
+        <w:rPr>
+          <w:rFonts w:ascii="Times New Roman" w:hAnsi="Times New Roman"/>
+          <w:sz w:val="28"/>
+        </w:rPr>
+        <w:t xml:space="preserve"> исполняемая среда ядра веб-портала и кастомных модулей АНОК, пул воркеров Gunicorn.</w:t>
+      </w:r>
+    </w:p>
+    <w:p>
+      <w:pPr>
+        <w:spacing w:line="276" w:lineRule="auto" w:after="60"/>
+        <w:ind w:left="709"/>
+        <w:jc w:val="both"/>
+      </w:pPr>
+      <w:r>
+        <w:rPr>
+          <w:rFonts w:ascii="Times New Roman" w:hAnsi="Times New Roman"/>
+          <w:b w:val="0"/>
+          <w:sz w:val="28"/>
+        </w:rPr>
+        <w:t xml:space="preserve">• </w:t>
+      </w:r>
+      <w:r>
+        <w:rPr>
+          <w:rFonts w:ascii="Times New Roman" w:hAnsi="Times New Roman"/>
+          <w:sz w:val="28"/>
+        </w:rPr>
+      </w:r>
+      <w:r>
+        <w:rPr>
+          <w:rFonts w:ascii="Times New Roman" w:hAnsi="Times New Roman"/>
+          <w:b/>
+          <w:sz w:val="28"/>
+        </w:rPr>
+        <w:t>Database Server (MariaDB / SQLite):</w:t>
+      </w:r>
+      <w:r>
+        <w:rPr>
+          <w:rFonts w:ascii="Times New Roman" w:hAnsi="Times New Roman"/>
+          <w:sz w:val="28"/>
+        </w:rPr>
+        <w:t xml:space="preserve"> хранилище нормализованных данных, транзакционный журнал и журналы аудита (порт 3306 / локальный файл).</w:t>
+      </w:r>
+    </w:p>
+    <w:p>
+      <w:pPr>
+        <w:spacing w:line="276" w:lineRule="auto" w:after="60"/>
+        <w:ind w:left="709"/>
+        <w:jc w:val="both"/>
+      </w:pPr>
+      <w:r>
+        <w:rPr>
+          <w:rFonts w:ascii="Times New Roman" w:hAnsi="Times New Roman"/>
+          <w:b w:val="0"/>
+          <w:sz w:val="28"/>
+        </w:rPr>
+        <w:t xml:space="preserve">• </w:t>
+      </w:r>
+      <w:r>
+        <w:rPr>
+          <w:rFonts w:ascii="Times New Roman" w:hAnsi="Times New Roman"/>
+          <w:sz w:val="28"/>
+        </w:rPr>
+      </w:r>
+      <w:r>
+        <w:rPr>
+          <w:rFonts w:ascii="Times New Roman" w:hAnsi="Times New Roman"/>
+          <w:b/>
+          <w:sz w:val="28"/>
+        </w:rPr>
+        <w:t>File &amp; Document Storage:</w:t>
+      </w:r>
+      <w:r>
+        <w:rPr>
+          <w:rFonts w:ascii="Times New Roman" w:hAnsi="Times New Roman"/>
+          <w:sz w:val="28"/>
+        </w:rPr>
+        <w:t xml:space="preserve"> хранение сформированных отчетов в форматах PDF/Excel и протоколов валидации.</w:t>
+      </w:r>
+    </w:p>
+    <w:p>
+      <w:pPr>
+        <w:spacing w:before="240" w:after="120"/>
+        <w:jc w:val="left"/>
+      </w:pPr>
+      <w:r>
+        <w:rPr>
+          <w:rFonts w:ascii="Times New Roman" w:hAnsi="Times New Roman"/>
+          <w:b/>
+          <w:sz w:val="28"/>
+        </w:rPr>
+        <w:t>6. Структура и схема базы данных</w:t>
+      </w:r>
+    </w:p>
+    <w:p>
+      <w:pPr>
+        <w:spacing w:line="276" w:lineRule="auto" w:after="120"/>
+        <w:ind w:firstLine="709"/>
+        <w:jc w:val="both"/>
+      </w:pPr>
+      <w:r>
+        <w:rPr>
+          <w:rFonts w:ascii="Times New Roman" w:hAnsi="Times New Roman"/>
+          <w:sz w:val="28"/>
+        </w:rPr>
+        <w:t>Реляционная модель спроектирована в 3-й нормальной форме (3NF) и обеспечивает полную ссылочную целостность данных за счет внешних ключей `FOREIGN KEY` и уникальных индексов.</w:t>
+      </w:r>
+    </w:p>
+    <w:p>
+      <w:pPr>
+        <w:spacing w:before="200" w:after="80"/>
+        <w:jc w:val="center"/>
+      </w:pPr>
       <w:r>
         <w:drawing>
           <wp:inline xmlns:a="http://schemas.openxmlformats.org/drawingml/2006/main" xmlns:pic="http://schemas.openxmlformats.org/drawingml/2006/picture">
-            <wp:extent cx="6035040" cy="4137229"/>
+            <wp:extent cx="5760000" cy="3948679"/>
             <wp:docPr id="5" name="Picture 5"/>
             <wp:cNvGraphicFramePr>
               <a:graphicFrameLocks noChangeAspect="1"/>
@@ -430,7 +1592,7 @@
                     <pic:cNvPicPr/>
                   </pic:nvPicPr>
                   <pic:blipFill>
-                    <a:blip r:embed="rId13"/>
+                    <a:blip r:embed="rId14"/>
                     <a:stretch>
                       <a:fillRect/>
                     </a:stretch>
@@ -438,7 +1600,7 @@
                   <pic:spPr>
                     <a:xfrm>
                       <a:off x="0" y="0"/>
-                      <a:ext cx="6035040" cy="4137229"/>
+                      <a:ext cx="5760000" cy="3948679"/>
                     </a:xfrm>
                     <a:prstGeom prst="rect"/>
                   </pic:spPr>
@@ -451,41 +1613,1490 @@
     </w:p>
     <w:p>
       <w:pPr>
+        <w:spacing w:before="80" w:after="240"/>
         <w:jc w:val="center"/>
       </w:pPr>
       <w:r>
         <w:rPr>
+          <w:rFonts w:ascii="Times New Roman" w:hAnsi="Times New Roman"/>
           <w:i/>
+          <w:sz w:val="24"/>
         </w:rPr>
-        <w:t>Рис. 5. Физическая схема базы данных (ERD)</w:t>
-      </w:r>
-    </w:p>
-    <w:p>
-      <w:r>
-        <w:br w:type="page"/>
+        <w:t>Рисунок 5 — Схема базы данных ERD</w:t>
       </w:r>
     </w:p>
     <w:p>
       <w:pPr>
-        <w:pStyle w:val="Heading1"/>
+        <w:spacing w:before="160" w:after="80"/>
+        <w:ind w:firstLine="709"/>
+        <w:jc w:val="left"/>
       </w:pPr>
       <w:r>
-        <w:t>6. Примеры работы установленного и настроенного ПО</w:t>
+        <w:rPr>
+          <w:rFonts w:ascii="Times New Roman" w:hAnsi="Times New Roman"/>
+          <w:b/>
+          <w:sz w:val="24"/>
+        </w:rPr>
+        <w:t>Таблица 1 — Спецификация данных</w:t>
+      </w:r>
+    </w:p>
+    <w:tbl>
+      <w:tblPr>
+        <w:tblW w:type="auto" w:w="0"/>
+        <w:jc w:val="center"/>
+        <w:tblLook w:firstColumn="1" w:firstRow="1" w:lastColumn="0" w:lastRow="0" w:noHBand="0" w:noVBand="1" w:val="04A0"/>
+        <w:tblBorders>
+          <w:top w:val="single" w:sz="4" w:space="0" w:color="CBD5E1"/>
+          <w:bottom w:val="single" w:sz="4" w:space="0" w:color="CBD5E1"/>
+          <w:insideH w:val="single" w:sz="4" w:space="0" w:color="CBD5E1"/>
+          <w:insideV w:val="single" w:sz="4" w:space="0" w:color="CBD5E1"/>
+          <w:left w:val="single" w:sz="4" w:space="0" w:color="CBD5E1"/>
+          <w:right w:val="single" w:sz="4" w:space="0" w:color="CBD5E1"/>
+        </w:tblBorders>
+      </w:tblPr>
+      <w:tblGrid>
+        <w:gridCol w:w="2339"/>
+        <w:gridCol w:w="2339"/>
+        <w:gridCol w:w="2339"/>
+        <w:gridCol w:w="2339"/>
+      </w:tblGrid>
+      <w:tr>
+        <w:tc>
+          <w:tcPr>
+            <w:tcW w:type="dxa" w:w="2339"/>
+            <w:tcMar>
+              <w:top w:w="100" w:type="dxa"/>
+              <w:bottom w:w="100" w:type="dxa"/>
+              <w:left w:w="150" w:type="dxa"/>
+              <w:right w:w="150" w:type="dxa"/>
+            </w:tcMar>
+            <w:shd w:fill="E2E8F0"/>
+          </w:tcPr>
+          <w:p>
+            <w:pPr>
+              <w:spacing w:before="40" w:after="40" w:line="252" w:lineRule="auto"/>
+              <w:jc w:val="left"/>
+            </w:pPr>
+            <w:r>
+              <w:rPr>
+                <w:rFonts w:ascii="Times New Roman" w:hAnsi="Times New Roman"/>
+                <w:b/>
+                <w:sz w:val="22"/>
+              </w:rPr>
+              <w:t>Таблица</w:t>
+            </w:r>
+          </w:p>
+        </w:tc>
+        <w:tc>
+          <w:tcPr>
+            <w:tcW w:type="dxa" w:w="2339"/>
+            <w:tcMar>
+              <w:top w:w="100" w:type="dxa"/>
+              <w:bottom w:w="100" w:type="dxa"/>
+              <w:left w:w="150" w:type="dxa"/>
+              <w:right w:w="150" w:type="dxa"/>
+            </w:tcMar>
+            <w:shd w:fill="E2E8F0"/>
+          </w:tcPr>
+          <w:p>
+            <w:pPr>
+              <w:spacing w:before="40" w:after="40" w:line="252" w:lineRule="auto"/>
+              <w:jc w:val="left"/>
+            </w:pPr>
+            <w:r>
+              <w:rPr>
+                <w:rFonts w:ascii="Times New Roman" w:hAnsi="Times New Roman"/>
+                <w:b/>
+                <w:sz w:val="22"/>
+              </w:rPr>
+              <w:t>Первичный ключ</w:t>
+            </w:r>
+          </w:p>
+        </w:tc>
+        <w:tc>
+          <w:tcPr>
+            <w:tcW w:type="dxa" w:w="2339"/>
+            <w:tcMar>
+              <w:top w:w="100" w:type="dxa"/>
+              <w:bottom w:w="100" w:type="dxa"/>
+              <w:left w:w="150" w:type="dxa"/>
+              <w:right w:w="150" w:type="dxa"/>
+            </w:tcMar>
+            <w:shd w:fill="E2E8F0"/>
+          </w:tcPr>
+          <w:p>
+            <w:pPr>
+              <w:spacing w:before="40" w:after="40" w:line="252" w:lineRule="auto"/>
+              <w:jc w:val="left"/>
+            </w:pPr>
+            <w:r>
+              <w:rPr>
+                <w:rFonts w:ascii="Times New Roman" w:hAnsi="Times New Roman"/>
+                <w:b/>
+                <w:sz w:val="22"/>
+              </w:rPr>
+              <w:t>Внешние ключи</w:t>
+            </w:r>
+          </w:p>
+        </w:tc>
+        <w:tc>
+          <w:tcPr>
+            <w:tcW w:type="dxa" w:w="2339"/>
+            <w:tcMar>
+              <w:top w:w="100" w:type="dxa"/>
+              <w:bottom w:w="100" w:type="dxa"/>
+              <w:left w:w="150" w:type="dxa"/>
+              <w:right w:w="150" w:type="dxa"/>
+            </w:tcMar>
+            <w:shd w:fill="E2E8F0"/>
+          </w:tcPr>
+          <w:p>
+            <w:pPr>
+              <w:spacing w:before="40" w:after="40" w:line="252" w:lineRule="auto"/>
+              <w:jc w:val="left"/>
+            </w:pPr>
+            <w:r>
+              <w:rPr>
+                <w:rFonts w:ascii="Times New Roman" w:hAnsi="Times New Roman"/>
+                <w:b/>
+                <w:sz w:val="22"/>
+              </w:rPr>
+              <w:t>Описание назначения сущности</w:t>
+            </w:r>
+          </w:p>
+        </w:tc>
+      </w:tr>
+      <w:tr>
+        <w:tc>
+          <w:tcPr>
+            <w:tcW w:type="dxa" w:w="2339"/>
+            <w:tcMar>
+              <w:top w:w="100" w:type="dxa"/>
+              <w:bottom w:w="100" w:type="dxa"/>
+              <w:left w:w="150" w:type="dxa"/>
+              <w:right w:w="150" w:type="dxa"/>
+            </w:tcMar>
+          </w:tcPr>
+          <w:p>
+            <w:pPr>
+              <w:spacing w:before="40" w:after="40" w:line="252" w:lineRule="auto"/>
+              <w:jc w:val="left"/>
+            </w:pPr>
+            <w:r>
+              <w:rPr>
+                <w:rFonts w:ascii="Times New Roman" w:hAnsi="Times New Roman"/>
+                <w:sz w:val="22"/>
+              </w:rPr>
+              <w:t>`roles`</w:t>
+            </w:r>
+          </w:p>
+        </w:tc>
+        <w:tc>
+          <w:tcPr>
+            <w:tcW w:type="dxa" w:w="2339"/>
+            <w:tcMar>
+              <w:top w:w="100" w:type="dxa"/>
+              <w:bottom w:w="100" w:type="dxa"/>
+              <w:left w:w="150" w:type="dxa"/>
+              <w:right w:w="150" w:type="dxa"/>
+            </w:tcMar>
+          </w:tcPr>
+          <w:p>
+            <w:pPr>
+              <w:spacing w:before="40" w:after="40" w:line="252" w:lineRule="auto"/>
+              <w:jc w:val="left"/>
+            </w:pPr>
+            <w:r>
+              <w:rPr>
+                <w:rFonts w:ascii="Times New Roman" w:hAnsi="Times New Roman"/>
+                <w:sz w:val="22"/>
+              </w:rPr>
+              <w:t>`id`</w:t>
+            </w:r>
+          </w:p>
+        </w:tc>
+        <w:tc>
+          <w:tcPr>
+            <w:tcW w:type="dxa" w:w="2339"/>
+            <w:tcMar>
+              <w:top w:w="100" w:type="dxa"/>
+              <w:bottom w:w="100" w:type="dxa"/>
+              <w:left w:w="150" w:type="dxa"/>
+              <w:right w:w="150" w:type="dxa"/>
+            </w:tcMar>
+          </w:tcPr>
+          <w:p>
+            <w:pPr>
+              <w:spacing w:before="40" w:after="40" w:line="252" w:lineRule="auto"/>
+              <w:jc w:val="left"/>
+            </w:pPr>
+            <w:r>
+              <w:rPr>
+                <w:rFonts w:ascii="Times New Roman" w:hAnsi="Times New Roman"/>
+                <w:sz w:val="22"/>
+              </w:rPr>
+              <w:t>—</w:t>
+            </w:r>
+          </w:p>
+        </w:tc>
+        <w:tc>
+          <w:tcPr>
+            <w:tcW w:type="dxa" w:w="2339"/>
+            <w:tcMar>
+              <w:top w:w="100" w:type="dxa"/>
+              <w:bottom w:w="100" w:type="dxa"/>
+              <w:left w:w="150" w:type="dxa"/>
+              <w:right w:w="150" w:type="dxa"/>
+            </w:tcMar>
+          </w:tcPr>
+          <w:p>
+            <w:pPr>
+              <w:spacing w:before="40" w:after="40" w:line="252" w:lineRule="auto"/>
+              <w:jc w:val="left"/>
+            </w:pPr>
+            <w:r>
+              <w:rPr>
+                <w:rFonts w:ascii="Times New Roman" w:hAnsi="Times New Roman"/>
+                <w:sz w:val="22"/>
+              </w:rPr>
+              <w:t>Ролевые профили пользователей (RBAC-матрица)</w:t>
+            </w:r>
+          </w:p>
+        </w:tc>
+      </w:tr>
+      <w:tr>
+        <w:tc>
+          <w:tcPr>
+            <w:tcW w:type="dxa" w:w="2339"/>
+            <w:tcMar>
+              <w:top w:w="100" w:type="dxa"/>
+              <w:bottom w:w="100" w:type="dxa"/>
+              <w:left w:w="150" w:type="dxa"/>
+              <w:right w:w="150" w:type="dxa"/>
+            </w:tcMar>
+          </w:tcPr>
+          <w:p>
+            <w:pPr>
+              <w:spacing w:before="40" w:after="40" w:line="252" w:lineRule="auto"/>
+              <w:jc w:val="left"/>
+            </w:pPr>
+            <w:r>
+              <w:rPr>
+                <w:rFonts w:ascii="Times New Roman" w:hAnsi="Times New Roman"/>
+                <w:sz w:val="22"/>
+              </w:rPr>
+              <w:t>`departments`</w:t>
+            </w:r>
+          </w:p>
+        </w:tc>
+        <w:tc>
+          <w:tcPr>
+            <w:tcW w:type="dxa" w:w="2339"/>
+            <w:tcMar>
+              <w:top w:w="100" w:type="dxa"/>
+              <w:bottom w:w="100" w:type="dxa"/>
+              <w:left w:w="150" w:type="dxa"/>
+              <w:right w:w="150" w:type="dxa"/>
+            </w:tcMar>
+          </w:tcPr>
+          <w:p>
+            <w:pPr>
+              <w:spacing w:before="40" w:after="40" w:line="252" w:lineRule="auto"/>
+              <w:jc w:val="left"/>
+            </w:pPr>
+            <w:r>
+              <w:rPr>
+                <w:rFonts w:ascii="Times New Roman" w:hAnsi="Times New Roman"/>
+                <w:sz w:val="22"/>
+              </w:rPr>
+              <w:t>`id`</w:t>
+            </w:r>
+          </w:p>
+        </w:tc>
+        <w:tc>
+          <w:tcPr>
+            <w:tcW w:type="dxa" w:w="2339"/>
+            <w:tcMar>
+              <w:top w:w="100" w:type="dxa"/>
+              <w:bottom w:w="100" w:type="dxa"/>
+              <w:left w:w="150" w:type="dxa"/>
+              <w:right w:w="150" w:type="dxa"/>
+            </w:tcMar>
+          </w:tcPr>
+          <w:p>
+            <w:pPr>
+              <w:spacing w:before="40" w:after="40" w:line="252" w:lineRule="auto"/>
+              <w:jc w:val="left"/>
+            </w:pPr>
+            <w:r>
+              <w:rPr>
+                <w:rFonts w:ascii="Times New Roman" w:hAnsi="Times New Roman"/>
+                <w:sz w:val="22"/>
+              </w:rPr>
+              <w:t>`head_user_id → users.id`</w:t>
+            </w:r>
+          </w:p>
+        </w:tc>
+        <w:tc>
+          <w:tcPr>
+            <w:tcW w:type="dxa" w:w="2339"/>
+            <w:tcMar>
+              <w:top w:w="100" w:type="dxa"/>
+              <w:bottom w:w="100" w:type="dxa"/>
+              <w:left w:w="150" w:type="dxa"/>
+              <w:right w:w="150" w:type="dxa"/>
+            </w:tcMar>
+          </w:tcPr>
+          <w:p>
+            <w:pPr>
+              <w:spacing w:before="40" w:after="40" w:line="252" w:lineRule="auto"/>
+              <w:jc w:val="left"/>
+            </w:pPr>
+            <w:r>
+              <w:rPr>
+                <w:rFonts w:ascii="Times New Roman" w:hAnsi="Times New Roman"/>
+                <w:sz w:val="22"/>
+              </w:rPr>
+              <w:t>Кафедры, факультеты и административные подразделения</w:t>
+            </w:r>
+          </w:p>
+        </w:tc>
+      </w:tr>
+      <w:tr>
+        <w:tc>
+          <w:tcPr>
+            <w:tcW w:type="dxa" w:w="2339"/>
+            <w:tcMar>
+              <w:top w:w="100" w:type="dxa"/>
+              <w:bottom w:w="100" w:type="dxa"/>
+              <w:left w:w="150" w:type="dxa"/>
+              <w:right w:w="150" w:type="dxa"/>
+            </w:tcMar>
+          </w:tcPr>
+          <w:p>
+            <w:pPr>
+              <w:spacing w:before="40" w:after="40" w:line="252" w:lineRule="auto"/>
+              <w:jc w:val="left"/>
+            </w:pPr>
+            <w:r>
+              <w:rPr>
+                <w:rFonts w:ascii="Times New Roman" w:hAnsi="Times New Roman"/>
+                <w:sz w:val="22"/>
+              </w:rPr>
+              <w:t>`users`</w:t>
+            </w:r>
+          </w:p>
+        </w:tc>
+        <w:tc>
+          <w:tcPr>
+            <w:tcW w:type="dxa" w:w="2339"/>
+            <w:tcMar>
+              <w:top w:w="100" w:type="dxa"/>
+              <w:bottom w:w="100" w:type="dxa"/>
+              <w:left w:w="150" w:type="dxa"/>
+              <w:right w:w="150" w:type="dxa"/>
+            </w:tcMar>
+          </w:tcPr>
+          <w:p>
+            <w:pPr>
+              <w:spacing w:before="40" w:after="40" w:line="252" w:lineRule="auto"/>
+              <w:jc w:val="left"/>
+            </w:pPr>
+            <w:r>
+              <w:rPr>
+                <w:rFonts w:ascii="Times New Roman" w:hAnsi="Times New Roman"/>
+                <w:sz w:val="22"/>
+              </w:rPr>
+              <w:t>`id`</w:t>
+            </w:r>
+          </w:p>
+        </w:tc>
+        <w:tc>
+          <w:tcPr>
+            <w:tcW w:type="dxa" w:w="2339"/>
+            <w:tcMar>
+              <w:top w:w="100" w:type="dxa"/>
+              <w:bottom w:w="100" w:type="dxa"/>
+              <w:left w:w="150" w:type="dxa"/>
+              <w:right w:w="150" w:type="dxa"/>
+            </w:tcMar>
+          </w:tcPr>
+          <w:p>
+            <w:pPr>
+              <w:spacing w:before="40" w:after="40" w:line="252" w:lineRule="auto"/>
+              <w:jc w:val="left"/>
+            </w:pPr>
+            <w:r>
+              <w:rPr>
+                <w:rFonts w:ascii="Times New Roman" w:hAnsi="Times New Roman"/>
+                <w:sz w:val="22"/>
+              </w:rPr>
+              <w:t>`role_id → roles.id`, `dept_id → departments.id`</w:t>
+            </w:r>
+          </w:p>
+        </w:tc>
+        <w:tc>
+          <w:tcPr>
+            <w:tcW w:type="dxa" w:w="2339"/>
+            <w:tcMar>
+              <w:top w:w="100" w:type="dxa"/>
+              <w:bottom w:w="100" w:type="dxa"/>
+              <w:left w:w="150" w:type="dxa"/>
+              <w:right w:w="150" w:type="dxa"/>
+            </w:tcMar>
+          </w:tcPr>
+          <w:p>
+            <w:pPr>
+              <w:spacing w:before="40" w:after="40" w:line="252" w:lineRule="auto"/>
+              <w:jc w:val="left"/>
+            </w:pPr>
+            <w:r>
+              <w:rPr>
+                <w:rFonts w:ascii="Times New Roman" w:hAnsi="Times New Roman"/>
+                <w:sz w:val="22"/>
+              </w:rPr>
+              <w:t>Учетные записи сотрудников университета</w:t>
+            </w:r>
+          </w:p>
+        </w:tc>
+      </w:tr>
+      <w:tr>
+        <w:tc>
+          <w:tcPr>
+            <w:tcW w:type="dxa" w:w="2339"/>
+            <w:tcMar>
+              <w:top w:w="100" w:type="dxa"/>
+              <w:bottom w:w="100" w:type="dxa"/>
+              <w:left w:w="150" w:type="dxa"/>
+              <w:right w:w="150" w:type="dxa"/>
+            </w:tcMar>
+          </w:tcPr>
+          <w:p>
+            <w:pPr>
+              <w:spacing w:before="40" w:after="40" w:line="252" w:lineRule="auto"/>
+              <w:jc w:val="left"/>
+            </w:pPr>
+            <w:r>
+              <w:rPr>
+                <w:rFonts w:ascii="Times New Roman" w:hAnsi="Times New Roman"/>
+                <w:sz w:val="22"/>
+              </w:rPr>
+              <w:t>`standards_fgos`</w:t>
+            </w:r>
+          </w:p>
+        </w:tc>
+        <w:tc>
+          <w:tcPr>
+            <w:tcW w:type="dxa" w:w="2339"/>
+            <w:tcMar>
+              <w:top w:w="100" w:type="dxa"/>
+              <w:bottom w:w="100" w:type="dxa"/>
+              <w:left w:w="150" w:type="dxa"/>
+              <w:right w:w="150" w:type="dxa"/>
+            </w:tcMar>
+          </w:tcPr>
+          <w:p>
+            <w:pPr>
+              <w:spacing w:before="40" w:after="40" w:line="252" w:lineRule="auto"/>
+              <w:jc w:val="left"/>
+            </w:pPr>
+            <w:r>
+              <w:rPr>
+                <w:rFonts w:ascii="Times New Roman" w:hAnsi="Times New Roman"/>
+                <w:sz w:val="22"/>
+              </w:rPr>
+              <w:t>`id`</w:t>
+            </w:r>
+          </w:p>
+        </w:tc>
+        <w:tc>
+          <w:tcPr>
+            <w:tcW w:type="dxa" w:w="2339"/>
+            <w:tcMar>
+              <w:top w:w="100" w:type="dxa"/>
+              <w:bottom w:w="100" w:type="dxa"/>
+              <w:left w:w="150" w:type="dxa"/>
+              <w:right w:w="150" w:type="dxa"/>
+            </w:tcMar>
+          </w:tcPr>
+          <w:p>
+            <w:pPr>
+              <w:spacing w:before="40" w:after="40" w:line="252" w:lineRule="auto"/>
+              <w:jc w:val="left"/>
+            </w:pPr>
+            <w:r>
+              <w:rPr>
+                <w:rFonts w:ascii="Times New Roman" w:hAnsi="Times New Roman"/>
+                <w:sz w:val="22"/>
+              </w:rPr>
+              <w:t>—</w:t>
+            </w:r>
+          </w:p>
+        </w:tc>
+        <w:tc>
+          <w:tcPr>
+            <w:tcW w:type="dxa" w:w="2339"/>
+            <w:tcMar>
+              <w:top w:w="100" w:type="dxa"/>
+              <w:bottom w:w="100" w:type="dxa"/>
+              <w:left w:w="150" w:type="dxa"/>
+              <w:right w:w="150" w:type="dxa"/>
+            </w:tcMar>
+          </w:tcPr>
+          <w:p>
+            <w:pPr>
+              <w:spacing w:before="40" w:after="40" w:line="252" w:lineRule="auto"/>
+              <w:jc w:val="left"/>
+            </w:pPr>
+            <w:r>
+              <w:rPr>
+                <w:rFonts w:ascii="Times New Roman" w:hAnsi="Times New Roman"/>
+                <w:sz w:val="22"/>
+              </w:rPr>
+              <w:t>Нормативные стандарты ФГОС ВО 3++ и числовые лимиты</w:t>
+            </w:r>
+          </w:p>
+        </w:tc>
+      </w:tr>
+      <w:tr>
+        <w:tc>
+          <w:tcPr>
+            <w:tcW w:type="dxa" w:w="2339"/>
+            <w:tcMar>
+              <w:top w:w="100" w:type="dxa"/>
+              <w:bottom w:w="100" w:type="dxa"/>
+              <w:left w:w="150" w:type="dxa"/>
+              <w:right w:w="150" w:type="dxa"/>
+            </w:tcMar>
+          </w:tcPr>
+          <w:p>
+            <w:pPr>
+              <w:spacing w:before="40" w:after="40" w:line="252" w:lineRule="auto"/>
+              <w:jc w:val="left"/>
+            </w:pPr>
+            <w:r>
+              <w:rPr>
+                <w:rFonts w:ascii="Times New Roman" w:hAnsi="Times New Roman"/>
+                <w:sz w:val="22"/>
+              </w:rPr>
+              <w:t>`educational_programs`</w:t>
+            </w:r>
+          </w:p>
+        </w:tc>
+        <w:tc>
+          <w:tcPr>
+            <w:tcW w:type="dxa" w:w="2339"/>
+            <w:tcMar>
+              <w:top w:w="100" w:type="dxa"/>
+              <w:bottom w:w="100" w:type="dxa"/>
+              <w:left w:w="150" w:type="dxa"/>
+              <w:right w:w="150" w:type="dxa"/>
+            </w:tcMar>
+          </w:tcPr>
+          <w:p>
+            <w:pPr>
+              <w:spacing w:before="40" w:after="40" w:line="252" w:lineRule="auto"/>
+              <w:jc w:val="left"/>
+            </w:pPr>
+            <w:r>
+              <w:rPr>
+                <w:rFonts w:ascii="Times New Roman" w:hAnsi="Times New Roman"/>
+                <w:sz w:val="22"/>
+              </w:rPr>
+              <w:t>`id`</w:t>
+            </w:r>
+          </w:p>
+        </w:tc>
+        <w:tc>
+          <w:tcPr>
+            <w:tcW w:type="dxa" w:w="2339"/>
+            <w:tcMar>
+              <w:top w:w="100" w:type="dxa"/>
+              <w:bottom w:w="100" w:type="dxa"/>
+              <w:left w:w="150" w:type="dxa"/>
+              <w:right w:w="150" w:type="dxa"/>
+            </w:tcMar>
+          </w:tcPr>
+          <w:p>
+            <w:pPr>
+              <w:spacing w:before="40" w:after="40" w:line="252" w:lineRule="auto"/>
+              <w:jc w:val="left"/>
+            </w:pPr>
+            <w:r>
+              <w:rPr>
+                <w:rFonts w:ascii="Times New Roman" w:hAnsi="Times New Roman"/>
+                <w:sz w:val="22"/>
+              </w:rPr>
+              <w:t>`fgos_id → standards_fgos.id`, `dept_id → departments.id`</w:t>
+            </w:r>
+          </w:p>
+        </w:tc>
+        <w:tc>
+          <w:tcPr>
+            <w:tcW w:type="dxa" w:w="2339"/>
+            <w:tcMar>
+              <w:top w:w="100" w:type="dxa"/>
+              <w:bottom w:w="100" w:type="dxa"/>
+              <w:left w:w="150" w:type="dxa"/>
+              <w:right w:w="150" w:type="dxa"/>
+            </w:tcMar>
+          </w:tcPr>
+          <w:p>
+            <w:pPr>
+              <w:spacing w:before="40" w:after="40" w:line="252" w:lineRule="auto"/>
+              <w:jc w:val="left"/>
+            </w:pPr>
+            <w:r>
+              <w:rPr>
+                <w:rFonts w:ascii="Times New Roman" w:hAnsi="Times New Roman"/>
+                <w:sz w:val="22"/>
+              </w:rPr>
+              <w:t>Образовательные программы бакалавриата и магистратуры</w:t>
+            </w:r>
+          </w:p>
+        </w:tc>
+      </w:tr>
+      <w:tr>
+        <w:tc>
+          <w:tcPr>
+            <w:tcW w:type="dxa" w:w="2339"/>
+            <w:tcMar>
+              <w:top w:w="100" w:type="dxa"/>
+              <w:bottom w:w="100" w:type="dxa"/>
+              <w:left w:w="150" w:type="dxa"/>
+              <w:right w:w="150" w:type="dxa"/>
+            </w:tcMar>
+          </w:tcPr>
+          <w:p>
+            <w:pPr>
+              <w:spacing w:before="40" w:after="40" w:line="252" w:lineRule="auto"/>
+              <w:jc w:val="left"/>
+            </w:pPr>
+            <w:r>
+              <w:rPr>
+                <w:rFonts w:ascii="Times New Roman" w:hAnsi="Times New Roman"/>
+                <w:sz w:val="22"/>
+              </w:rPr>
+              <w:t>`curriculums`</w:t>
+            </w:r>
+          </w:p>
+        </w:tc>
+        <w:tc>
+          <w:tcPr>
+            <w:tcW w:type="dxa" w:w="2339"/>
+            <w:tcMar>
+              <w:top w:w="100" w:type="dxa"/>
+              <w:bottom w:w="100" w:type="dxa"/>
+              <w:left w:w="150" w:type="dxa"/>
+              <w:right w:w="150" w:type="dxa"/>
+            </w:tcMar>
+          </w:tcPr>
+          <w:p>
+            <w:pPr>
+              <w:spacing w:before="40" w:after="40" w:line="252" w:lineRule="auto"/>
+              <w:jc w:val="left"/>
+            </w:pPr>
+            <w:r>
+              <w:rPr>
+                <w:rFonts w:ascii="Times New Roman" w:hAnsi="Times New Roman"/>
+                <w:sz w:val="22"/>
+              </w:rPr>
+              <w:t>`id`</w:t>
+            </w:r>
+          </w:p>
+        </w:tc>
+        <w:tc>
+          <w:tcPr>
+            <w:tcW w:type="dxa" w:w="2339"/>
+            <w:tcMar>
+              <w:top w:w="100" w:type="dxa"/>
+              <w:bottom w:w="100" w:type="dxa"/>
+              <w:left w:w="150" w:type="dxa"/>
+              <w:right w:w="150" w:type="dxa"/>
+            </w:tcMar>
+          </w:tcPr>
+          <w:p>
+            <w:pPr>
+              <w:spacing w:before="40" w:after="40" w:line="252" w:lineRule="auto"/>
+              <w:jc w:val="left"/>
+            </w:pPr>
+            <w:r>
+              <w:rPr>
+                <w:rFonts w:ascii="Times New Roman" w:hAnsi="Times New Roman"/>
+                <w:sz w:val="22"/>
+              </w:rPr>
+              <w:t>`program_id → educational_programs.id`</w:t>
+            </w:r>
+          </w:p>
+        </w:tc>
+        <w:tc>
+          <w:tcPr>
+            <w:tcW w:type="dxa" w:w="2339"/>
+            <w:tcMar>
+              <w:top w:w="100" w:type="dxa"/>
+              <w:bottom w:w="100" w:type="dxa"/>
+              <w:left w:w="150" w:type="dxa"/>
+              <w:right w:w="150" w:type="dxa"/>
+            </w:tcMar>
+          </w:tcPr>
+          <w:p>
+            <w:pPr>
+              <w:spacing w:before="40" w:after="40" w:line="252" w:lineRule="auto"/>
+              <w:jc w:val="left"/>
+            </w:pPr>
+            <w:r>
+              <w:rPr>
+                <w:rFonts w:ascii="Times New Roman" w:hAnsi="Times New Roman"/>
+                <w:sz w:val="22"/>
+              </w:rPr>
+              <w:t>Экземпляры учебных планов (версии v1.0, v1.1, статусы)</w:t>
+            </w:r>
+          </w:p>
+        </w:tc>
+      </w:tr>
+      <w:tr>
+        <w:tc>
+          <w:tcPr>
+            <w:tcW w:type="dxa" w:w="2339"/>
+            <w:tcMar>
+              <w:top w:w="100" w:type="dxa"/>
+              <w:bottom w:w="100" w:type="dxa"/>
+              <w:left w:w="150" w:type="dxa"/>
+              <w:right w:w="150" w:type="dxa"/>
+            </w:tcMar>
+          </w:tcPr>
+          <w:p>
+            <w:pPr>
+              <w:spacing w:before="40" w:after="40" w:line="252" w:lineRule="auto"/>
+              <w:jc w:val="left"/>
+            </w:pPr>
+            <w:r>
+              <w:rPr>
+                <w:rFonts w:ascii="Times New Roman" w:hAnsi="Times New Roman"/>
+                <w:sz w:val="22"/>
+              </w:rPr>
+              <w:t>`curriculum_disciplines`</w:t>
+            </w:r>
+          </w:p>
+        </w:tc>
+        <w:tc>
+          <w:tcPr>
+            <w:tcW w:type="dxa" w:w="2339"/>
+            <w:tcMar>
+              <w:top w:w="100" w:type="dxa"/>
+              <w:bottom w:w="100" w:type="dxa"/>
+              <w:left w:w="150" w:type="dxa"/>
+              <w:right w:w="150" w:type="dxa"/>
+            </w:tcMar>
+          </w:tcPr>
+          <w:p>
+            <w:pPr>
+              <w:spacing w:before="40" w:after="40" w:line="252" w:lineRule="auto"/>
+              <w:jc w:val="left"/>
+            </w:pPr>
+            <w:r>
+              <w:rPr>
+                <w:rFonts w:ascii="Times New Roman" w:hAnsi="Times New Roman"/>
+                <w:sz w:val="22"/>
+              </w:rPr>
+              <w:t>`id`</w:t>
+            </w:r>
+          </w:p>
+        </w:tc>
+        <w:tc>
+          <w:tcPr>
+            <w:tcW w:type="dxa" w:w="2339"/>
+            <w:tcMar>
+              <w:top w:w="100" w:type="dxa"/>
+              <w:bottom w:w="100" w:type="dxa"/>
+              <w:left w:w="150" w:type="dxa"/>
+              <w:right w:w="150" w:type="dxa"/>
+            </w:tcMar>
+          </w:tcPr>
+          <w:p>
+            <w:pPr>
+              <w:spacing w:before="40" w:after="40" w:line="252" w:lineRule="auto"/>
+              <w:jc w:val="left"/>
+            </w:pPr>
+            <w:r>
+              <w:rPr>
+                <w:rFonts w:ascii="Times New Roman" w:hAnsi="Times New Roman"/>
+                <w:sz w:val="22"/>
+              </w:rPr>
+              <w:t>`curriculum_id → curriculums.id`, `dept_id → departments.id`</w:t>
+            </w:r>
+          </w:p>
+        </w:tc>
+        <w:tc>
+          <w:tcPr>
+            <w:tcW w:type="dxa" w:w="2339"/>
+            <w:tcMar>
+              <w:top w:w="100" w:type="dxa"/>
+              <w:bottom w:w="100" w:type="dxa"/>
+              <w:left w:w="150" w:type="dxa"/>
+              <w:right w:w="150" w:type="dxa"/>
+            </w:tcMar>
+          </w:tcPr>
+          <w:p>
+            <w:pPr>
+              <w:spacing w:before="40" w:after="40" w:line="252" w:lineRule="auto"/>
+              <w:jc w:val="left"/>
+            </w:pPr>
+            <w:r>
+              <w:rPr>
+                <w:rFonts w:ascii="Times New Roman" w:hAnsi="Times New Roman"/>
+                <w:sz w:val="22"/>
+              </w:rPr>
+              <w:t>51 дисциплина 1–8 семестров с трудоемкостью в часах и з.е.</w:t>
+            </w:r>
+          </w:p>
+        </w:tc>
+      </w:tr>
+      <w:tr>
+        <w:tc>
+          <w:tcPr>
+            <w:tcW w:type="dxa" w:w="2339"/>
+            <w:tcMar>
+              <w:top w:w="100" w:type="dxa"/>
+              <w:bottom w:w="100" w:type="dxa"/>
+              <w:left w:w="150" w:type="dxa"/>
+              <w:right w:w="150" w:type="dxa"/>
+            </w:tcMar>
+          </w:tcPr>
+          <w:p>
+            <w:pPr>
+              <w:spacing w:before="40" w:after="40" w:line="252" w:lineRule="auto"/>
+              <w:jc w:val="left"/>
+            </w:pPr>
+            <w:r>
+              <w:rPr>
+                <w:rFonts w:ascii="Times New Roman" w:hAnsi="Times New Roman"/>
+                <w:sz w:val="22"/>
+              </w:rPr>
+              <w:t>`service_notes`</w:t>
+            </w:r>
+          </w:p>
+        </w:tc>
+        <w:tc>
+          <w:tcPr>
+            <w:tcW w:type="dxa" w:w="2339"/>
+            <w:tcMar>
+              <w:top w:w="100" w:type="dxa"/>
+              <w:bottom w:w="100" w:type="dxa"/>
+              <w:left w:w="150" w:type="dxa"/>
+              <w:right w:w="150" w:type="dxa"/>
+            </w:tcMar>
+          </w:tcPr>
+          <w:p>
+            <w:pPr>
+              <w:spacing w:before="40" w:after="40" w:line="252" w:lineRule="auto"/>
+              <w:jc w:val="left"/>
+            </w:pPr>
+            <w:r>
+              <w:rPr>
+                <w:rFonts w:ascii="Times New Roman" w:hAnsi="Times New Roman"/>
+                <w:sz w:val="22"/>
+              </w:rPr>
+              <w:t>`id`</w:t>
+            </w:r>
+          </w:p>
+        </w:tc>
+        <w:tc>
+          <w:tcPr>
+            <w:tcW w:type="dxa" w:w="2339"/>
+            <w:tcMar>
+              <w:top w:w="100" w:type="dxa"/>
+              <w:bottom w:w="100" w:type="dxa"/>
+              <w:left w:w="150" w:type="dxa"/>
+              <w:right w:w="150" w:type="dxa"/>
+            </w:tcMar>
+          </w:tcPr>
+          <w:p>
+            <w:pPr>
+              <w:spacing w:before="40" w:after="40" w:line="252" w:lineRule="auto"/>
+              <w:jc w:val="left"/>
+            </w:pPr>
+            <w:r>
+              <w:rPr>
+                <w:rFonts w:ascii="Times New Roman" w:hAnsi="Times New Roman"/>
+                <w:sz w:val="22"/>
+              </w:rPr>
+              <w:t>`curriculum_id → curriculums.id`, `user_id → users.id`</w:t>
+            </w:r>
+          </w:p>
+        </w:tc>
+        <w:tc>
+          <w:tcPr>
+            <w:tcW w:type="dxa" w:w="2339"/>
+            <w:tcMar>
+              <w:top w:w="100" w:type="dxa"/>
+              <w:bottom w:w="100" w:type="dxa"/>
+              <w:left w:w="150" w:type="dxa"/>
+              <w:right w:w="150" w:type="dxa"/>
+            </w:tcMar>
+          </w:tcPr>
+          <w:p>
+            <w:pPr>
+              <w:spacing w:before="40" w:after="40" w:line="252" w:lineRule="auto"/>
+              <w:jc w:val="left"/>
+            </w:pPr>
+            <w:r>
+              <w:rPr>
+                <w:rFonts w:ascii="Times New Roman" w:hAnsi="Times New Roman"/>
+                <w:sz w:val="22"/>
+              </w:rPr>
+              <w:t>Служебные записки на корректировку учебных планов</w:t>
+            </w:r>
+          </w:p>
+        </w:tc>
+      </w:tr>
+      <w:tr>
+        <w:tc>
+          <w:tcPr>
+            <w:tcW w:type="dxa" w:w="2339"/>
+            <w:tcMar>
+              <w:top w:w="100" w:type="dxa"/>
+              <w:bottom w:w="100" w:type="dxa"/>
+              <w:left w:w="150" w:type="dxa"/>
+              <w:right w:w="150" w:type="dxa"/>
+            </w:tcMar>
+          </w:tcPr>
+          <w:p>
+            <w:pPr>
+              <w:spacing w:before="40" w:after="40" w:line="252" w:lineRule="auto"/>
+              <w:jc w:val="left"/>
+            </w:pPr>
+            <w:r>
+              <w:rPr>
+                <w:rFonts w:ascii="Times New Roman" w:hAnsi="Times New Roman"/>
+                <w:sz w:val="22"/>
+              </w:rPr>
+              <w:t>`service_note_items`</w:t>
+            </w:r>
+          </w:p>
+        </w:tc>
+        <w:tc>
+          <w:tcPr>
+            <w:tcW w:type="dxa" w:w="2339"/>
+            <w:tcMar>
+              <w:top w:w="100" w:type="dxa"/>
+              <w:bottom w:w="100" w:type="dxa"/>
+              <w:left w:w="150" w:type="dxa"/>
+              <w:right w:w="150" w:type="dxa"/>
+            </w:tcMar>
+          </w:tcPr>
+          <w:p>
+            <w:pPr>
+              <w:spacing w:before="40" w:after="40" w:line="252" w:lineRule="auto"/>
+              <w:jc w:val="left"/>
+            </w:pPr>
+            <w:r>
+              <w:rPr>
+                <w:rFonts w:ascii="Times New Roman" w:hAnsi="Times New Roman"/>
+                <w:sz w:val="22"/>
+              </w:rPr>
+              <w:t>`id`</w:t>
+            </w:r>
+          </w:p>
+        </w:tc>
+        <w:tc>
+          <w:tcPr>
+            <w:tcW w:type="dxa" w:w="2339"/>
+            <w:tcMar>
+              <w:top w:w="100" w:type="dxa"/>
+              <w:bottom w:w="100" w:type="dxa"/>
+              <w:left w:w="150" w:type="dxa"/>
+              <w:right w:w="150" w:type="dxa"/>
+            </w:tcMar>
+          </w:tcPr>
+          <w:p>
+            <w:pPr>
+              <w:spacing w:before="40" w:after="40" w:line="252" w:lineRule="auto"/>
+              <w:jc w:val="left"/>
+            </w:pPr>
+            <w:r>
+              <w:rPr>
+                <w:rFonts w:ascii="Times New Roman" w:hAnsi="Times New Roman"/>
+                <w:sz w:val="22"/>
+              </w:rPr>
+              <w:t>`note_id → service_notes.id`, `disc_id → disciplines.id`</w:t>
+            </w:r>
+          </w:p>
+        </w:tc>
+        <w:tc>
+          <w:tcPr>
+            <w:tcW w:type="dxa" w:w="2339"/>
+            <w:tcMar>
+              <w:top w:w="100" w:type="dxa"/>
+              <w:bottom w:w="100" w:type="dxa"/>
+              <w:left w:w="150" w:type="dxa"/>
+              <w:right w:w="150" w:type="dxa"/>
+            </w:tcMar>
+          </w:tcPr>
+          <w:p>
+            <w:pPr>
+              <w:spacing w:before="40" w:after="40" w:line="252" w:lineRule="auto"/>
+              <w:jc w:val="left"/>
+            </w:pPr>
+            <w:r>
+              <w:rPr>
+                <w:rFonts w:ascii="Times New Roman" w:hAnsi="Times New Roman"/>
+                <w:sz w:val="22"/>
+              </w:rPr>
+              <w:t>Строки изменений дисциплин (JSON «Было / Стало»)</w:t>
+            </w:r>
+          </w:p>
+        </w:tc>
+      </w:tr>
+      <w:tr>
+        <w:tc>
+          <w:tcPr>
+            <w:tcW w:type="dxa" w:w="2339"/>
+            <w:tcMar>
+              <w:top w:w="100" w:type="dxa"/>
+              <w:bottom w:w="100" w:type="dxa"/>
+              <w:left w:w="150" w:type="dxa"/>
+              <w:right w:w="150" w:type="dxa"/>
+            </w:tcMar>
+          </w:tcPr>
+          <w:p>
+            <w:pPr>
+              <w:spacing w:before="40" w:after="40" w:line="252" w:lineRule="auto"/>
+              <w:jc w:val="left"/>
+            </w:pPr>
+            <w:r>
+              <w:rPr>
+                <w:rFonts w:ascii="Times New Roman" w:hAnsi="Times New Roman"/>
+                <w:sz w:val="22"/>
+              </w:rPr>
+              <w:t>`document_signatures`</w:t>
+            </w:r>
+          </w:p>
+        </w:tc>
+        <w:tc>
+          <w:tcPr>
+            <w:tcW w:type="dxa" w:w="2339"/>
+            <w:tcMar>
+              <w:top w:w="100" w:type="dxa"/>
+              <w:bottom w:w="100" w:type="dxa"/>
+              <w:left w:w="150" w:type="dxa"/>
+              <w:right w:w="150" w:type="dxa"/>
+            </w:tcMar>
+          </w:tcPr>
+          <w:p>
+            <w:pPr>
+              <w:spacing w:before="40" w:after="40" w:line="252" w:lineRule="auto"/>
+              <w:jc w:val="left"/>
+            </w:pPr>
+            <w:r>
+              <w:rPr>
+                <w:rFonts w:ascii="Times New Roman" w:hAnsi="Times New Roman"/>
+                <w:sz w:val="22"/>
+              </w:rPr>
+              <w:t>`id`</w:t>
+            </w:r>
+          </w:p>
+        </w:tc>
+        <w:tc>
+          <w:tcPr>
+            <w:tcW w:type="dxa" w:w="2339"/>
+            <w:tcMar>
+              <w:top w:w="100" w:type="dxa"/>
+              <w:bottom w:w="100" w:type="dxa"/>
+              <w:left w:w="150" w:type="dxa"/>
+              <w:right w:w="150" w:type="dxa"/>
+            </w:tcMar>
+          </w:tcPr>
+          <w:p>
+            <w:pPr>
+              <w:spacing w:before="40" w:after="40" w:line="252" w:lineRule="auto"/>
+              <w:jc w:val="left"/>
+            </w:pPr>
+            <w:r>
+              <w:rPr>
+                <w:rFonts w:ascii="Times New Roman" w:hAnsi="Times New Roman"/>
+                <w:sz w:val="22"/>
+              </w:rPr>
+              <w:t>`user_id → users.id`</w:t>
+            </w:r>
+          </w:p>
+        </w:tc>
+        <w:tc>
+          <w:tcPr>
+            <w:tcW w:type="dxa" w:w="2339"/>
+            <w:tcMar>
+              <w:top w:w="100" w:type="dxa"/>
+              <w:bottom w:w="100" w:type="dxa"/>
+              <w:left w:w="150" w:type="dxa"/>
+              <w:right w:w="150" w:type="dxa"/>
+            </w:tcMar>
+          </w:tcPr>
+          <w:p>
+            <w:pPr>
+              <w:spacing w:before="40" w:after="40" w:line="252" w:lineRule="auto"/>
+              <w:jc w:val="left"/>
+            </w:pPr>
+            <w:r>
+              <w:rPr>
+                <w:rFonts w:ascii="Times New Roman" w:hAnsi="Times New Roman"/>
+                <w:sz w:val="22"/>
+              </w:rPr>
+              <w:t>Журнал электронного визирования со слепком SHA-256</w:t>
+            </w:r>
+          </w:p>
+        </w:tc>
+      </w:tr>
+      <w:tr>
+        <w:tc>
+          <w:tcPr>
+            <w:tcW w:type="dxa" w:w="2339"/>
+            <w:tcMar>
+              <w:top w:w="100" w:type="dxa"/>
+              <w:bottom w:w="100" w:type="dxa"/>
+              <w:left w:w="150" w:type="dxa"/>
+              <w:right w:w="150" w:type="dxa"/>
+            </w:tcMar>
+          </w:tcPr>
+          <w:p>
+            <w:pPr>
+              <w:spacing w:before="40" w:after="40" w:line="252" w:lineRule="auto"/>
+              <w:jc w:val="left"/>
+            </w:pPr>
+            <w:r>
+              <w:rPr>
+                <w:rFonts w:ascii="Times New Roman" w:hAnsi="Times New Roman"/>
+                <w:sz w:val="22"/>
+              </w:rPr>
+              <w:t>`audit_logs`</w:t>
+            </w:r>
+          </w:p>
+        </w:tc>
+        <w:tc>
+          <w:tcPr>
+            <w:tcW w:type="dxa" w:w="2339"/>
+            <w:tcMar>
+              <w:top w:w="100" w:type="dxa"/>
+              <w:bottom w:w="100" w:type="dxa"/>
+              <w:left w:w="150" w:type="dxa"/>
+              <w:right w:w="150" w:type="dxa"/>
+            </w:tcMar>
+          </w:tcPr>
+          <w:p>
+            <w:pPr>
+              <w:spacing w:before="40" w:after="40" w:line="252" w:lineRule="auto"/>
+              <w:jc w:val="left"/>
+            </w:pPr>
+            <w:r>
+              <w:rPr>
+                <w:rFonts w:ascii="Times New Roman" w:hAnsi="Times New Roman"/>
+                <w:sz w:val="22"/>
+              </w:rPr>
+              <w:t>`id`</w:t>
+            </w:r>
+          </w:p>
+        </w:tc>
+        <w:tc>
+          <w:tcPr>
+            <w:tcW w:type="dxa" w:w="2339"/>
+            <w:tcMar>
+              <w:top w:w="100" w:type="dxa"/>
+              <w:bottom w:w="100" w:type="dxa"/>
+              <w:left w:w="150" w:type="dxa"/>
+              <w:right w:w="150" w:type="dxa"/>
+            </w:tcMar>
+          </w:tcPr>
+          <w:p>
+            <w:pPr>
+              <w:spacing w:before="40" w:after="40" w:line="252" w:lineRule="auto"/>
+              <w:jc w:val="left"/>
+            </w:pPr>
+            <w:r>
+              <w:rPr>
+                <w:rFonts w:ascii="Times New Roman" w:hAnsi="Times New Roman"/>
+                <w:sz w:val="22"/>
+              </w:rPr>
+              <w:t>`user_id → users.id`</w:t>
+            </w:r>
+          </w:p>
+        </w:tc>
+        <w:tc>
+          <w:tcPr>
+            <w:tcW w:type="dxa" w:w="2339"/>
+            <w:tcMar>
+              <w:top w:w="100" w:type="dxa"/>
+              <w:bottom w:w="100" w:type="dxa"/>
+              <w:left w:w="150" w:type="dxa"/>
+              <w:right w:w="150" w:type="dxa"/>
+            </w:tcMar>
+          </w:tcPr>
+          <w:p>
+            <w:pPr>
+              <w:spacing w:before="40" w:after="40" w:line="252" w:lineRule="auto"/>
+              <w:jc w:val="left"/>
+            </w:pPr>
+            <w:r>
+              <w:rPr>
+                <w:rFonts w:ascii="Times New Roman" w:hAnsi="Times New Roman"/>
+                <w:sz w:val="22"/>
+              </w:rPr>
+              <w:t>Журнал безопасности и фиксация критических действий</w:t>
+            </w:r>
+          </w:p>
+        </w:tc>
+      </w:tr>
+      <w:tr>
+        <w:tc>
+          <w:tcPr>
+            <w:tcW w:type="dxa" w:w="2339"/>
+            <w:tcMar>
+              <w:top w:w="100" w:type="dxa"/>
+              <w:bottom w:w="100" w:type="dxa"/>
+              <w:left w:w="150" w:type="dxa"/>
+              <w:right w:w="150" w:type="dxa"/>
+            </w:tcMar>
+          </w:tcPr>
+          <w:p>
+            <w:pPr>
+              <w:spacing w:before="40" w:after="40" w:line="252" w:lineRule="auto"/>
+              <w:jc w:val="left"/>
+            </w:pPr>
+            <w:r>
+              <w:rPr>
+                <w:rFonts w:ascii="Times New Roman" w:hAnsi="Times New Roman"/>
+                <w:sz w:val="22"/>
+              </w:rPr>
+              <w:t>`competencies`</w:t>
+            </w:r>
+          </w:p>
+        </w:tc>
+        <w:tc>
+          <w:tcPr>
+            <w:tcW w:type="dxa" w:w="2339"/>
+            <w:tcMar>
+              <w:top w:w="100" w:type="dxa"/>
+              <w:bottom w:w="100" w:type="dxa"/>
+              <w:left w:w="150" w:type="dxa"/>
+              <w:right w:w="150" w:type="dxa"/>
+            </w:tcMar>
+          </w:tcPr>
+          <w:p>
+            <w:pPr>
+              <w:spacing w:before="40" w:after="40" w:line="252" w:lineRule="auto"/>
+              <w:jc w:val="left"/>
+            </w:pPr>
+            <w:r>
+              <w:rPr>
+                <w:rFonts w:ascii="Times New Roman" w:hAnsi="Times New Roman"/>
+                <w:sz w:val="22"/>
+              </w:rPr>
+              <w:t>`id`</w:t>
+            </w:r>
+          </w:p>
+        </w:tc>
+        <w:tc>
+          <w:tcPr>
+            <w:tcW w:type="dxa" w:w="2339"/>
+            <w:tcMar>
+              <w:top w:w="100" w:type="dxa"/>
+              <w:bottom w:w="100" w:type="dxa"/>
+              <w:left w:w="150" w:type="dxa"/>
+              <w:right w:w="150" w:type="dxa"/>
+            </w:tcMar>
+          </w:tcPr>
+          <w:p>
+            <w:pPr>
+              <w:spacing w:before="40" w:after="40" w:line="252" w:lineRule="auto"/>
+              <w:jc w:val="left"/>
+            </w:pPr>
+            <w:r>
+              <w:rPr>
+                <w:rFonts w:ascii="Times New Roman" w:hAnsi="Times New Roman"/>
+                <w:sz w:val="22"/>
+              </w:rPr>
+              <w:t>`standard_id → standards_fgos.id`</w:t>
+            </w:r>
+          </w:p>
+        </w:tc>
+        <w:tc>
+          <w:tcPr>
+            <w:tcW w:type="dxa" w:w="2339"/>
+            <w:tcMar>
+              <w:top w:w="100" w:type="dxa"/>
+              <w:bottom w:w="100" w:type="dxa"/>
+              <w:left w:w="150" w:type="dxa"/>
+              <w:right w:w="150" w:type="dxa"/>
+            </w:tcMar>
+          </w:tcPr>
+          <w:p>
+            <w:pPr>
+              <w:spacing w:before="40" w:after="40" w:line="252" w:lineRule="auto"/>
+              <w:jc w:val="left"/>
+            </w:pPr>
+            <w:r>
+              <w:rPr>
+                <w:rFonts w:ascii="Times New Roman" w:hAnsi="Times New Roman"/>
+                <w:sz w:val="22"/>
+              </w:rPr>
+              <w:t>Справочник универсальных, общепрофессиональных и проф. компетенций</w:t>
+            </w:r>
+          </w:p>
+        </w:tc>
+      </w:tr>
+      <w:tr>
+        <w:tc>
+          <w:tcPr>
+            <w:tcW w:type="dxa" w:w="2339"/>
+            <w:tcMar>
+              <w:top w:w="100" w:type="dxa"/>
+              <w:bottom w:w="100" w:type="dxa"/>
+              <w:left w:w="150" w:type="dxa"/>
+              <w:right w:w="150" w:type="dxa"/>
+            </w:tcMar>
+          </w:tcPr>
+          <w:p>
+            <w:pPr>
+              <w:spacing w:before="40" w:after="40" w:line="252" w:lineRule="auto"/>
+              <w:jc w:val="left"/>
+            </w:pPr>
+            <w:r>
+              <w:rPr>
+                <w:rFonts w:ascii="Times New Roman" w:hAnsi="Times New Roman"/>
+                <w:sz w:val="22"/>
+              </w:rPr>
+              <w:t>`announcements`</w:t>
+            </w:r>
+          </w:p>
+        </w:tc>
+        <w:tc>
+          <w:tcPr>
+            <w:tcW w:type="dxa" w:w="2339"/>
+            <w:tcMar>
+              <w:top w:w="100" w:type="dxa"/>
+              <w:bottom w:w="100" w:type="dxa"/>
+              <w:left w:w="150" w:type="dxa"/>
+              <w:right w:w="150" w:type="dxa"/>
+            </w:tcMar>
+          </w:tcPr>
+          <w:p>
+            <w:pPr>
+              <w:spacing w:before="40" w:after="40" w:line="252" w:lineRule="auto"/>
+              <w:jc w:val="left"/>
+            </w:pPr>
+            <w:r>
+              <w:rPr>
+                <w:rFonts w:ascii="Times New Roman" w:hAnsi="Times New Roman"/>
+                <w:sz w:val="22"/>
+              </w:rPr>
+              <w:t>`id`</w:t>
+            </w:r>
+          </w:p>
+        </w:tc>
+        <w:tc>
+          <w:tcPr>
+            <w:tcW w:type="dxa" w:w="2339"/>
+            <w:tcMar>
+              <w:top w:w="100" w:type="dxa"/>
+              <w:bottom w:w="100" w:type="dxa"/>
+              <w:left w:w="150" w:type="dxa"/>
+              <w:right w:w="150" w:type="dxa"/>
+            </w:tcMar>
+          </w:tcPr>
+          <w:p>
+            <w:pPr>
+              <w:spacing w:before="40" w:after="40" w:line="252" w:lineRule="auto"/>
+              <w:jc w:val="left"/>
+            </w:pPr>
+            <w:r>
+              <w:rPr>
+                <w:rFonts w:ascii="Times New Roman" w:hAnsi="Times New Roman"/>
+                <w:sz w:val="22"/>
+              </w:rPr>
+              <w:t>`author_id → users.id`</w:t>
+            </w:r>
+          </w:p>
+        </w:tc>
+        <w:tc>
+          <w:tcPr>
+            <w:tcW w:type="dxa" w:w="2339"/>
+            <w:tcMar>
+              <w:top w:w="100" w:type="dxa"/>
+              <w:bottom w:w="100" w:type="dxa"/>
+              <w:left w:w="150" w:type="dxa"/>
+              <w:right w:w="150" w:type="dxa"/>
+            </w:tcMar>
+          </w:tcPr>
+          <w:p>
+            <w:pPr>
+              <w:spacing w:before="40" w:after="40" w:line="252" w:lineRule="auto"/>
+              <w:jc w:val="left"/>
+            </w:pPr>
+            <w:r>
+              <w:rPr>
+                <w:rFonts w:ascii="Times New Roman" w:hAnsi="Times New Roman"/>
+                <w:sz w:val="22"/>
+              </w:rPr>
+              <w:t>Нормативные объявления и графики заседаний АНОК</w:t>
+            </w:r>
+          </w:p>
+        </w:tc>
+      </w:tr>
+    </w:tbl>
+    <w:p>
+      <w:pPr>
+        <w:spacing w:after="120"/>
+      </w:pPr>
+    </w:p>
+    <w:p>
+      <w:pPr>
+        <w:spacing w:before="240" w:after="120"/>
+        <w:jc w:val="left"/>
+      </w:pPr>
+      <w:r>
+        <w:rPr>
+          <w:rFonts w:ascii="Times New Roman" w:hAnsi="Times New Roman"/>
+          <w:b/>
+          <w:sz w:val="28"/>
+        </w:rPr>
+        <w:t>7. Примеры работы установленного и настроенного ПО</w:t>
       </w:r>
     </w:p>
     <w:p>
       <w:pPr>
-        <w:pStyle w:val="Heading2"/>
+        <w:spacing w:before="160" w:after="80"/>
+        <w:jc w:val="left"/>
       </w:pPr>
       <w:r>
-        <w:t>6.1. Панель управления и реестр учебных планов</w:t>
+        <w:rPr>
+          <w:rFonts w:ascii="Times New Roman" w:hAnsi="Times New Roman"/>
+          <w:b/>
+          <w:sz w:val="26"/>
+        </w:rPr>
+        <w:t>7.1. Главная панель управления (Dashboard) и реестр планов</w:t>
       </w:r>
     </w:p>
     <w:p>
+      <w:pPr>
+        <w:spacing w:line="276" w:lineRule="auto" w:after="120"/>
+        <w:ind w:firstLine="709"/>
+        <w:jc w:val="both"/>
+      </w:pPr>
+      <w:r>
+        <w:rPr>
+          <w:rFonts w:ascii="Times New Roman" w:hAnsi="Times New Roman"/>
+          <w:sz w:val="28"/>
+        </w:rPr>
+        <w:t>Отображение сводной статистики, активных документов и реестра утвержденных учебных планов.</w:t>
+      </w:r>
+    </w:p>
+    <w:p>
+      <w:pPr>
+        <w:spacing w:before="200" w:after="80"/>
+        <w:jc w:val="center"/>
+      </w:pPr>
       <w:r>
         <w:drawing>
           <wp:inline xmlns:a="http://schemas.openxmlformats.org/drawingml/2006/main" xmlns:pic="http://schemas.openxmlformats.org/drawingml/2006/picture">
-            <wp:extent cx="5943600" cy="4074543"/>
+            <wp:extent cx="5760000" cy="3948679"/>
             <wp:docPr id="6" name="Picture 6"/>
             <wp:cNvGraphicFramePr>
               <a:graphicFrameLocks noChangeAspect="1"/>
@@ -498,7 +3109,7 @@
                     <pic:cNvPicPr/>
                   </pic:nvPicPr>
                   <pic:blipFill>
-                    <a:blip r:embed="rId14"/>
+                    <a:blip r:embed="rId15"/>
                     <a:stretch>
                       <a:fillRect/>
                     </a:stretch>
@@ -506,7 +3117,7 @@
                   <pic:spPr>
                     <a:xfrm>
                       <a:off x="0" y="0"/>
-                      <a:ext cx="5943600" cy="4074543"/>
+                      <a:ext cx="5760000" cy="3948679"/>
                     </a:xfrm>
                     <a:prstGeom prst="rect"/>
                   </pic:spPr>
@@ -519,25 +3130,55 @@
     </w:p>
     <w:p>
       <w:pPr>
+        <w:spacing w:before="80" w:after="240"/>
         <w:jc w:val="center"/>
       </w:pPr>
       <w:r>
-        <w:t>Рис. 6.1. Интерфейс сводной панели и реестра планов</w:t>
+        <w:rPr>
+          <w:rFonts w:ascii="Times New Roman" w:hAnsi="Times New Roman"/>
+          <w:i/>
+          <w:sz w:val="24"/>
+        </w:rPr>
+        <w:t>Рисунок 6 — Интерфейс Dashboard</w:t>
       </w:r>
     </w:p>
     <w:p>
       <w:pPr>
-        <w:pStyle w:val="Heading2"/>
+        <w:spacing w:before="160" w:after="80"/>
+        <w:jc w:val="left"/>
       </w:pPr>
       <w:r>
-        <w:t>6.2. Просмотр структуры учебного плана (Сетка дисциплин 1-8 семестров)</w:t>
+        <w:rPr>
+          <w:rFonts w:ascii="Times New Roman" w:hAnsi="Times New Roman"/>
+          <w:b/>
+          <w:sz w:val="26"/>
+        </w:rPr>
+        <w:t>7.2. Просмотр и редактирование структуры учебного плана</w:t>
       </w:r>
     </w:p>
     <w:p>
+      <w:pPr>
+        <w:spacing w:line="276" w:lineRule="auto" w:after="120"/>
+        <w:ind w:firstLine="709"/>
+        <w:jc w:val="both"/>
+      </w:pPr>
+      <w:r>
+        <w:rPr>
+          <w:rFonts w:ascii="Times New Roman" w:hAnsi="Times New Roman"/>
+          <w:sz w:val="28"/>
+        </w:rPr>
+        <w:t>Детальная таблица дисциплин по семестрам 1–8 с распределением часов, зачетных единиц и форм контроля.</w:t>
+      </w:r>
+    </w:p>
+    <w:p>
+      <w:pPr>
+        <w:spacing w:before="200" w:after="80"/>
+        <w:jc w:val="center"/>
+      </w:pPr>
       <w:r>
         <w:drawing>
           <wp:inline xmlns:a="http://schemas.openxmlformats.org/drawingml/2006/main" xmlns:pic="http://schemas.openxmlformats.org/drawingml/2006/picture">
-            <wp:extent cx="5943600" cy="4074543"/>
+            <wp:extent cx="5760000" cy="3948679"/>
             <wp:docPr id="7" name="Picture 7"/>
             <wp:cNvGraphicFramePr>
               <a:graphicFrameLocks noChangeAspect="1"/>
@@ -550,7 +3191,7 @@
                     <pic:cNvPicPr/>
                   </pic:nvPicPr>
                   <pic:blipFill>
-                    <a:blip r:embed="rId15"/>
+                    <a:blip r:embed="rId16"/>
                     <a:stretch>
                       <a:fillRect/>
                     </a:stretch>
@@ -558,7 +3199,7 @@
                   <pic:spPr>
                     <a:xfrm>
                       <a:off x="0" y="0"/>
-                      <a:ext cx="5943600" cy="4074543"/>
+                      <a:ext cx="5760000" cy="3948679"/>
                     </a:xfrm>
                     <a:prstGeom prst="rect"/>
                   </pic:spPr>
@@ -571,25 +3212,55 @@
     </w:p>
     <w:p>
       <w:pPr>
+        <w:spacing w:before="80" w:after="240"/>
         <w:jc w:val="center"/>
       </w:pPr>
       <w:r>
-        <w:t>Рис. 6.2. Интерфейс сетки учебного плана</w:t>
+        <w:rPr>
+          <w:rFonts w:ascii="Times New Roman" w:hAnsi="Times New Roman"/>
+          <w:i/>
+          <w:sz w:val="24"/>
+        </w:rPr>
+        <w:t>Рисунок 7 — Интерфейс сетки плана</w:t>
       </w:r>
     </w:p>
     <w:p>
       <w:pPr>
-        <w:pStyle w:val="Heading2"/>
+        <w:spacing w:before="160" w:after="80"/>
+        <w:jc w:val="left"/>
       </w:pPr>
       <w:r>
-        <w:t>6.3. Модуль автоматизированной экспертизы ФГОС 3++</w:t>
+        <w:rPr>
+          <w:rFonts w:ascii="Times New Roman" w:hAnsi="Times New Roman"/>
+          <w:b/>
+          <w:sz w:val="26"/>
+        </w:rPr>
+        <w:t>7.3. Модуль автоматизированной экспертизы ФГОС 3++</w:t>
       </w:r>
     </w:p>
     <w:p>
+      <w:pPr>
+        <w:spacing w:line="276" w:lineRule="auto" w:after="120"/>
+        <w:ind w:firstLine="709"/>
+        <w:jc w:val="both"/>
+      </w:pPr>
+      <w:r>
+        <w:rPr>
+          <w:rFonts w:ascii="Times New Roman" w:hAnsi="Times New Roman"/>
+          <w:sz w:val="28"/>
+        </w:rPr>
+        <w:t>Автоматическая проверка контрольных соотношений (240 з.е., баланс блоков, ограничения сессий).</w:t>
+      </w:r>
+    </w:p>
+    <w:p>
+      <w:pPr>
+        <w:spacing w:before="200" w:after="80"/>
+        <w:jc w:val="center"/>
+      </w:pPr>
       <w:r>
         <w:drawing>
           <wp:inline xmlns:a="http://schemas.openxmlformats.org/drawingml/2006/main" xmlns:pic="http://schemas.openxmlformats.org/drawingml/2006/picture">
-            <wp:extent cx="5943600" cy="4074543"/>
+            <wp:extent cx="5760000" cy="3948679"/>
             <wp:docPr id="8" name="Picture 8"/>
             <wp:cNvGraphicFramePr>
               <a:graphicFrameLocks noChangeAspect="1"/>
@@ -602,7 +3273,7 @@
                     <pic:cNvPicPr/>
                   </pic:nvPicPr>
                   <pic:blipFill>
-                    <a:blip r:embed="rId16"/>
+                    <a:blip r:embed="rId17"/>
                     <a:stretch>
                       <a:fillRect/>
                     </a:stretch>
@@ -610,7 +3281,7 @@
                   <pic:spPr>
                     <a:xfrm>
                       <a:off x="0" y="0"/>
-                      <a:ext cx="5943600" cy="4074543"/>
+                      <a:ext cx="5760000" cy="3948679"/>
                     </a:xfrm>
                     <a:prstGeom prst="rect"/>
                   </pic:spPr>
@@ -623,25 +3294,55 @@
     </w:p>
     <w:p>
       <w:pPr>
+        <w:spacing w:before="80" w:after="240"/>
         <w:jc w:val="center"/>
       </w:pPr>
       <w:r>
-        <w:t>Рис. 6.3. Интерфейс протокола валидации ФГОС 3++</w:t>
+        <w:rPr>
+          <w:rFonts w:ascii="Times New Roman" w:hAnsi="Times New Roman"/>
+          <w:i/>
+          <w:sz w:val="24"/>
+        </w:rPr>
+        <w:t>Рисунок 8 — Интерфейс валидации ФГОС</w:t>
       </w:r>
     </w:p>
     <w:p>
       <w:pPr>
-        <w:pStyle w:val="Heading2"/>
+        <w:spacing w:before="160" w:after="80"/>
+        <w:jc w:val="left"/>
       </w:pPr>
       <w:r>
-        <w:t>6.4. Модуль служебных записок на изменение УП до начала семестра</w:t>
+        <w:rPr>
+          <w:rFonts w:ascii="Times New Roman" w:hAnsi="Times New Roman"/>
+          <w:b/>
+          <w:sz w:val="26"/>
+        </w:rPr>
+        <w:t>7.4. Модуль служебных записок на изменение УП</w:t>
       </w:r>
     </w:p>
     <w:p>
+      <w:pPr>
+        <w:spacing w:line="276" w:lineRule="auto" w:after="120"/>
+        <w:ind w:firstLine="709"/>
+        <w:jc w:val="both"/>
+      </w:pPr>
+      <w:r>
+        <w:rPr>
+          <w:rFonts w:ascii="Times New Roman" w:hAnsi="Times New Roman"/>
+          <w:sz w:val="28"/>
+        </w:rPr>
+        <w:t>Электронное согласование служебных записок до начала семестра с протоколом «Было» / «Стало» и внесением правок в АНОК.</w:t>
+      </w:r>
+    </w:p>
+    <w:p>
+      <w:pPr>
+        <w:spacing w:before="200" w:after="80"/>
+        <w:jc w:val="center"/>
+      </w:pPr>
       <w:r>
         <w:drawing>
           <wp:inline xmlns:a="http://schemas.openxmlformats.org/drawingml/2006/main" xmlns:pic="http://schemas.openxmlformats.org/drawingml/2006/picture">
-            <wp:extent cx="5943600" cy="4074543"/>
+            <wp:extent cx="5760000" cy="3948679"/>
             <wp:docPr id="9" name="Picture 9"/>
             <wp:cNvGraphicFramePr>
               <a:graphicFrameLocks noChangeAspect="1"/>
@@ -654,7 +3355,7 @@
                     <pic:cNvPicPr/>
                   </pic:nvPicPr>
                   <pic:blipFill>
-                    <a:blip r:embed="rId17"/>
+                    <a:blip r:embed="rId18"/>
                     <a:stretch>
                       <a:fillRect/>
                     </a:stretch>
@@ -662,7 +3363,7 @@
                   <pic:spPr>
                     <a:xfrm>
                       <a:off x="0" y="0"/>
-                      <a:ext cx="5943600" cy="4074543"/>
+                      <a:ext cx="5760000" cy="3948679"/>
                     </a:xfrm>
                     <a:prstGeom prst="rect"/>
                   </pic:spPr>
@@ -675,48 +3376,77 @@
     </w:p>
     <w:p>
       <w:pPr>
+        <w:spacing w:before="80" w:after="240"/>
         <w:jc w:val="center"/>
       </w:pPr>
       <w:r>
-        <w:t>Рис. 6.4. Интерфейс служебных записок и протокола изменений</w:t>
-      </w:r>
-    </w:p>
-    <w:p>
-      <w:r>
-        <w:br w:type="page"/>
+        <w:rPr>
+          <w:rFonts w:ascii="Times New Roman" w:hAnsi="Times New Roman"/>
+          <w:i/>
+          <w:sz w:val="24"/>
+        </w:rPr>
+        <w:t>Рисунок 9 — Интерфейс служебных записок</w:t>
       </w:r>
     </w:p>
     <w:p>
       <w:pPr>
-        <w:pStyle w:val="Heading1"/>
+        <w:spacing w:before="240" w:after="120"/>
+        <w:jc w:val="left"/>
       </w:pPr>
       <w:r>
-        <w:t>7. Заключение к лабораторной работе № 2</w:t>
+        <w:rPr>
+          <w:rFonts w:ascii="Times New Roman" w:hAnsi="Times New Roman"/>
+          <w:b/>
+          <w:sz w:val="28"/>
+        </w:rPr>
+        <w:t>8. Заключение к лабораторной работе № 2</w:t>
       </w:r>
     </w:p>
     <w:p>
+      <w:pPr>
+        <w:spacing w:line="276" w:lineRule="auto" w:after="120"/>
+        <w:ind w:firstLine="709"/>
+        <w:jc w:val="both"/>
+      </w:pPr>
       <w:r>
-        <w:t>В ходе лабораторной работы № 2 выполнен полный цикл анализа и проектирования корпоративного портала Центра АНОК:</w:t>
-        <w:br/>
-        <w:t>1. Построена диаграмма классов со всеми атрибутами, методами и типами связей.</w:t>
-        <w:br/>
-        <w:t>2. Разработана диаграмма последовательности сквозного процесса согласования УП и внесения изменений.</w:t>
-        <w:br/>
-        <w:t>3. Спроектированы диаграммы компонентов и развертывания веб-портала.</w:t>
-        <w:br/>
-        <w:t>4. Создана нормализованная схема базы данных MariaDB/MySQL и подготовлен DDL-скрипт.</w:t>
-        <w:br/>
-        <w:t>5. Развернут и протестирован действующий прототип веб-портала, приведены скриншоты работы всех ключевых модулей.</w:t>
+        <w:rPr>
+          <w:rFonts w:ascii="Times New Roman" w:hAnsi="Times New Roman"/>
+          <w:sz w:val="28"/>
+        </w:rPr>
+        <w:t>В ходе выполнения работы спроектирована полная архитектура корпоративного портала университета (модуль АНОК). Разработаны 4 UML-диаграммы (классов, последовательности, компонентов, развертывания), создана нормализованная схема базы данных из 13 таблиц и развернут действующий прототип веб-портала с демонстрацией ключевых пользовательских сценариев.</w:t>
       </w:r>
     </w:p>
     <w:sectPr>
-      <w:pgSz w:w="12240" w:h="15840"/>
-      <w:pgMar w:top="1138" w:right="850" w:bottom="1138" w:left="1411" w:header="720" w:footer="720" w:gutter="0"/>
+      <w:footerReference w:type="default" r:id="rId9"/>
+      <w:pgSz w:w="11906" w:h="16838"/>
+      <w:pgMar w:top="1134" w:right="850" w:bottom="1134" w:left="1701" w:header="720" w:footer="720" w:gutter="0"/>
       <w:cols w:space="720"/>
+      <w:titlePg/>
       <w:docGrid w:linePitch="360"/>
     </w:sectPr>
   </w:body>
 </w:document>
+</file>
+
+<file path=word/footer1.xml><?xml version="1.0" encoding="utf-8"?>
+<w:ftr xmlns:m="http://schemas.openxmlformats.org/officeDocument/2006/math" xmlns:mc="http://schemas.openxmlformats.org/markup-compatibility/2006" xmlns:mo="http://schemas.microsoft.com/office/mac/office/2008/main" xmlns:mv="urn:schemas-microsoft-com:mac:vml" xmlns:o="urn:schemas-microsoft-com:office:office" xmlns:r="http://schemas.openxmlformats.org/officeDocument/2006/relationships" xmlns:v="urn:schemas-microsoft-com:vml" xmlns:w10="urn:schemas-microsoft-com:office:word" xmlns:w14="http://schemas.microsoft.com/office/word/2010/wordml" xmlns:w="http://schemas.openxmlformats.org/wordprocessingml/2006/main" xmlns:wne="http://schemas.microsoft.com/office/word/2006/wordml" xmlns:wp14="http://schemas.microsoft.com/office/word/2010/wordprocessingDrawing" xmlns:wp="http://schemas.openxmlformats.org/drawingml/2006/wordprocessingDrawing" xmlns:wpc="http://schemas.microsoft.com/office/word/2010/wordprocessingCanvas" xmlns:wpg="http://schemas.microsoft.com/office/word/2010/wordprocessingGroup" xmlns:wpi="http://schemas.microsoft.com/office/word/2010/wordprocessingInk" xmlns:wps="http://schemas.microsoft.com/office/word/2010/wordprocessingShape" mc:Ignorable="w14 wp14">
+  <w:p>
+    <w:pPr>
+      <w:pStyle w:val="Footer"/>
+      <w:jc w:val="center"/>
+    </w:pPr>
+    <w:r>
+      <w:rPr>
+        <w:rFonts w:ascii="Times New Roman" w:hAnsi="Times New Roman"/>
+        <w:sz w:val="22"/>
+      </w:rPr>
+      <w:fldChar w:fldCharType="begin"/>
+      <w:instrText xml:space="preserve">PAGE</w:instrText>
+      <w:fldChar w:fldCharType="separate"/>
+      <w:fldChar w:fldCharType="end"/>
+    </w:r>
+  </w:p>
+</w:ftr>
 </file>
 
 <file path=word/numbering.xml><?xml version="1.0" encoding="utf-8"?>
@@ -1082,6 +3812,11 @@
     <w:name w:val="Normal"/>
     <w:qFormat/>
     <w:rsid w:val="00FC693F"/>
+    <w:rPr>
+      <w:rFonts w:ascii="Times New Roman" w:hAnsi="Times New Roman"/>
+      <w:color w:val="000000"/>
+      <w:sz w:val="28"/>
+    </w:rPr>
   </w:style>
   <w:style w:type="paragraph" w:styleId="Header">
     <w:name w:val="header"/>

--- a/reports/lab2/LR2_Report_Variant15.docx
+++ b/reports/lab2/LR2_Report_Variant15.docx
@@ -27,6 +27,7 @@
         <w:t>Кафедра программной инженерии</w:t>
       </w:r>
     </w:p>
+    <w:p/>
     <w:p/>
     <w:p/>
     <w:p/>
@@ -72,6 +73,8 @@
     <w:p/>
     <w:p/>
     <w:p/>
+    <w:p/>
+    <w:p/>
     <w:p>
       <w:pPr>
         <w:spacing w:line="276" w:lineRule="auto"/>
@@ -88,15 +91,9 @@
         <w:br/>
         <w:t>Иванов И.И.</w:t>
         <w:br/>
-        <w:br/>
-        <w:t>Проверил:</w:t>
-        <w:br/>
-        <w:t>к.т.н., доцент</w:t>
-        <w:br/>
-        <w:t>Петров П.П.</w:t>
-        <w:br/>
       </w:r>
     </w:p>
+    <w:p/>
     <w:p/>
     <w:p/>
     <w:p/>

--- a/reports/lab2/LR2_Report_Variant15.docx
+++ b/reports/lab2/LR2_Report_Variant15.docx
@@ -87,9 +87,9 @@
         </w:rPr>
         <w:t>Выполнил:</w:t>
         <w:br/>
-        <w:t>студент группы ИВТ-401</w:t>
+        <w:t>студент группы П-41</w:t>
         <w:br/>
-        <w:t>Иванов И.И.</w:t>
+        <w:t>Соловьёв А.С.</w:t>
         <w:br/>
       </w:r>
     </w:p>

--- a/reports/lab2/LR2_Report_Variant15.docx
+++ b/reports/lab2/LR2_Report_Variant15.docx
@@ -125,7 +125,7 @@
           <w:b/>
           <w:sz w:val="28"/>
         </w:rPr>
-        <w:t>1. Введение и цели работы</w:t>
+        <w:t>1. Цель работы</w:t>
       </w:r>
     </w:p>
     <w:p>
@@ -139,242 +139,7 @@
           <w:rFonts w:ascii="Times New Roman" w:hAnsi="Times New Roman"/>
           <w:sz w:val="28"/>
         </w:rPr>
-      </w:r>
-      <w:r>
-        <w:rPr>
-          <w:rFonts w:ascii="Times New Roman" w:hAnsi="Times New Roman"/>
-          <w:b/>
-          <w:sz w:val="28"/>
-        </w:rPr>
-        <w:t>Цель лабораторной работы:</w:t>
-      </w:r>
-      <w:r>
-        <w:rPr>
-          <w:rFonts w:ascii="Times New Roman" w:hAnsi="Times New Roman"/>
-          <w:sz w:val="28"/>
-        </w:rPr>
-        <w:t xml:space="preserve"> Проектирование детальной архитектуры корпоративного веб-портала университета (модуль Центра АНОК), разработка объектной модели и схемы реляционной базы данных (MariaDB / SQLite), а также практическое разворачивание, конфигурирование и демонстрация работы полнофункционального прототипа программного обеспечения в соответствии с бизнес-правилами Варианта № 15.</w:t>
-      </w:r>
-    </w:p>
-    <w:p>
-      <w:pPr>
-        <w:spacing w:before="160" w:after="80"/>
-        <w:jc w:val="left"/>
-      </w:pPr>
-      <w:r>
-        <w:rPr>
-          <w:rFonts w:ascii="Times New Roman" w:hAnsi="Times New Roman"/>
-          <w:b/>
-          <w:sz w:val="26"/>
-        </w:rPr>
-        <w:t>Задачи работы:</w:t>
-      </w:r>
-    </w:p>
-    <w:p>
-      <w:pPr>
-        <w:spacing w:line="276" w:lineRule="auto" w:after="60"/>
-        <w:ind w:left="709"/>
-        <w:jc w:val="both"/>
-      </w:pPr>
-      <w:r>
-        <w:rPr>
-          <w:rFonts w:ascii="Times New Roman" w:hAnsi="Times New Roman"/>
-          <w:b/>
-          <w:sz w:val="28"/>
-        </w:rPr>
-        <w:t xml:space="preserve">1. </w:t>
-      </w:r>
-      <w:r>
-        <w:rPr>
-          <w:rFonts w:ascii="Times New Roman" w:hAnsi="Times New Roman"/>
-          <w:sz w:val="28"/>
-        </w:rPr>
-        <w:t xml:space="preserve">Разработать </w:t>
-      </w:r>
-      <w:r>
-        <w:rPr>
-          <w:rFonts w:ascii="Times New Roman" w:hAnsi="Times New Roman"/>
-          <w:b/>
-          <w:sz w:val="28"/>
-        </w:rPr>
-        <w:t>диаграмму классов</w:t>
-      </w:r>
-      <w:r>
-        <w:rPr>
-          <w:rFonts w:ascii="Times New Roman" w:hAnsi="Times New Roman"/>
-          <w:sz w:val="28"/>
-        </w:rPr>
-        <w:t xml:space="preserve"> (Class Diagram) объектной модели портала.</w:t>
-      </w:r>
-    </w:p>
-    <w:p>
-      <w:pPr>
-        <w:spacing w:line="276" w:lineRule="auto" w:after="60"/>
-        <w:ind w:left="709"/>
-        <w:jc w:val="both"/>
-      </w:pPr>
-      <w:r>
-        <w:rPr>
-          <w:rFonts w:ascii="Times New Roman" w:hAnsi="Times New Roman"/>
-          <w:b/>
-          <w:sz w:val="28"/>
-        </w:rPr>
-        <w:t xml:space="preserve">2. </w:t>
-      </w:r>
-      <w:r>
-        <w:rPr>
-          <w:rFonts w:ascii="Times New Roman" w:hAnsi="Times New Roman"/>
-          <w:sz w:val="28"/>
-        </w:rPr>
-        <w:t xml:space="preserve">Спроектировать </w:t>
-      </w:r>
-      <w:r>
-        <w:rPr>
-          <w:rFonts w:ascii="Times New Roman" w:hAnsi="Times New Roman"/>
-          <w:b/>
-          <w:sz w:val="28"/>
-        </w:rPr>
-        <w:t>диаграмму последовательности</w:t>
-      </w:r>
-      <w:r>
-        <w:rPr>
-          <w:rFonts w:ascii="Times New Roman" w:hAnsi="Times New Roman"/>
-          <w:sz w:val="28"/>
-        </w:rPr>
-        <w:t xml:space="preserve"> (Sequence Diagram) для сквозного процесса экспертизы и визирования учебных планов.</w:t>
-      </w:r>
-    </w:p>
-    <w:p>
-      <w:pPr>
-        <w:spacing w:line="276" w:lineRule="auto" w:after="60"/>
-        <w:ind w:left="709"/>
-        <w:jc w:val="both"/>
-      </w:pPr>
-      <w:r>
-        <w:rPr>
-          <w:rFonts w:ascii="Times New Roman" w:hAnsi="Times New Roman"/>
-          <w:b/>
-          <w:sz w:val="28"/>
-        </w:rPr>
-        <w:t xml:space="preserve">3. </w:t>
-      </w:r>
-      <w:r>
-        <w:rPr>
-          <w:rFonts w:ascii="Times New Roman" w:hAnsi="Times New Roman"/>
-          <w:sz w:val="28"/>
-        </w:rPr>
-        <w:t xml:space="preserve">Разработать </w:t>
-      </w:r>
-      <w:r>
-        <w:rPr>
-          <w:rFonts w:ascii="Times New Roman" w:hAnsi="Times New Roman"/>
-          <w:b/>
-          <w:sz w:val="28"/>
-        </w:rPr>
-        <w:t>диаграмму компонентов</w:t>
-      </w:r>
-      <w:r>
-        <w:rPr>
-          <w:rFonts w:ascii="Times New Roman" w:hAnsi="Times New Roman"/>
-          <w:sz w:val="28"/>
-        </w:rPr>
-        <w:t xml:space="preserve"> (Component Diagram), отражающую модульную трехуровневую структуру портала.</w:t>
-      </w:r>
-    </w:p>
-    <w:p>
-      <w:pPr>
-        <w:spacing w:line="276" w:lineRule="auto" w:after="60"/>
-        <w:ind w:left="709"/>
-        <w:jc w:val="both"/>
-      </w:pPr>
-      <w:r>
-        <w:rPr>
-          <w:rFonts w:ascii="Times New Roman" w:hAnsi="Times New Roman"/>
-          <w:b/>
-          <w:sz w:val="28"/>
-        </w:rPr>
-        <w:t xml:space="preserve">4. </w:t>
-      </w:r>
-      <w:r>
-        <w:rPr>
-          <w:rFonts w:ascii="Times New Roman" w:hAnsi="Times New Roman"/>
-          <w:sz w:val="28"/>
-        </w:rPr>
-        <w:t xml:space="preserve">Разработать </w:t>
-      </w:r>
-      <w:r>
-        <w:rPr>
-          <w:rFonts w:ascii="Times New Roman" w:hAnsi="Times New Roman"/>
-          <w:b/>
-          <w:sz w:val="28"/>
-        </w:rPr>
-        <w:t>диаграмму развертывания</w:t>
-      </w:r>
-      <w:r>
-        <w:rPr>
-          <w:rFonts w:ascii="Times New Roman" w:hAnsi="Times New Roman"/>
-          <w:sz w:val="28"/>
-        </w:rPr>
-        <w:t xml:space="preserve"> (Deployment Diagram) физической топологии серверов и сетевых узлов.</w:t>
-      </w:r>
-    </w:p>
-    <w:p>
-      <w:pPr>
-        <w:spacing w:line="276" w:lineRule="auto" w:after="60"/>
-        <w:ind w:left="709"/>
-        <w:jc w:val="both"/>
-      </w:pPr>
-      <w:r>
-        <w:rPr>
-          <w:rFonts w:ascii="Times New Roman" w:hAnsi="Times New Roman"/>
-          <w:b/>
-          <w:sz w:val="28"/>
-        </w:rPr>
-        <w:t xml:space="preserve">5. </w:t>
-      </w:r>
-      <w:r>
-        <w:rPr>
-          <w:rFonts w:ascii="Times New Roman" w:hAnsi="Times New Roman"/>
-          <w:sz w:val="28"/>
-        </w:rPr>
-        <w:t xml:space="preserve">Спроектировать нормализованную </w:t>
-      </w:r>
-      <w:r>
-        <w:rPr>
-          <w:rFonts w:ascii="Times New Roman" w:hAnsi="Times New Roman"/>
-          <w:b/>
-          <w:sz w:val="28"/>
-        </w:rPr>
-        <w:t>схему реляционной базы данных</w:t>
-      </w:r>
-      <w:r>
-        <w:rPr>
-          <w:rFonts w:ascii="Times New Roman" w:hAnsi="Times New Roman"/>
-          <w:sz w:val="28"/>
-        </w:rPr>
-        <w:t xml:space="preserve"> (ERD) в 3-й нормальной форме.</w:t>
-      </w:r>
-    </w:p>
-    <w:p>
-      <w:pPr>
-        <w:spacing w:line="276" w:lineRule="auto" w:after="60"/>
-        <w:ind w:left="709"/>
-        <w:jc w:val="both"/>
-      </w:pPr>
-      <w:r>
-        <w:rPr>
-          <w:rFonts w:ascii="Times New Roman" w:hAnsi="Times New Roman"/>
-          <w:b/>
-          <w:sz w:val="28"/>
-        </w:rPr>
-        <w:t xml:space="preserve">6. </w:t>
-      </w:r>
-      <w:r>
-        <w:rPr>
-          <w:rFonts w:ascii="Times New Roman" w:hAnsi="Times New Roman"/>
-          <w:sz w:val="28"/>
-        </w:rPr>
-        <w:t>Развернуть и настроить серверную среду и продемонстрировать примеры работы установленного ПО.</w:t>
+        <w:t>Спроектировать структуру учебного прототипа портала АНОК, определить состав данных и подготовить локальную базу SQLite.</w:t>
       </w:r>
     </w:p>
     <w:p>
@@ -388,7 +153,7 @@
           <w:b/>
           <w:sz w:val="28"/>
         </w:rPr>
-        <w:t>2. Диаграмма классов (Class Diagram)</w:t>
+        <w:t>2. Архитектура</w:t>
       </w:r>
     </w:p>
     <w:p>
@@ -402,7 +167,347 @@
           <w:rFonts w:ascii="Times New Roman" w:hAnsi="Times New Roman"/>
           <w:sz w:val="28"/>
         </w:rPr>
-        <w:t>Объектно-ориентированная модель предметной области включает сущности пользователей и ролей (RBAC), организационной структуры вуза, образовательных программ, учебных планов с дисциплинами, служебных записок, маршрутов электронного визирования и протоколов валидации ФГОС.</w:t>
+        <w:t>Прототип состоит из трёх частей:</w:t>
+      </w:r>
+    </w:p>
+    <w:p>
+      <w:pPr>
+        <w:spacing w:line="276" w:lineRule="auto" w:after="60"/>
+        <w:ind w:left="709"/>
+        <w:jc w:val="both"/>
+      </w:pPr>
+      <w:r>
+        <w:rPr>
+          <w:rFonts w:ascii="Times New Roman" w:hAnsi="Times New Roman"/>
+          <w:b w:val="0"/>
+          <w:sz w:val="28"/>
+        </w:rPr>
+        <w:t xml:space="preserve">• </w:t>
+      </w:r>
+      <w:r>
+        <w:rPr>
+          <w:rFonts w:ascii="Times New Roman" w:hAnsi="Times New Roman"/>
+          <w:sz w:val="28"/>
+        </w:rPr>
+        <w:t>веб-приложение Flask — маршрутизация и подготовка страниц;</w:t>
+      </w:r>
+    </w:p>
+    <w:p>
+      <w:pPr>
+        <w:spacing w:line="276" w:lineRule="auto" w:after="60"/>
+        <w:ind w:left="709"/>
+        <w:jc w:val="both"/>
+      </w:pPr>
+      <w:r>
+        <w:rPr>
+          <w:rFonts w:ascii="Times New Roman" w:hAnsi="Times New Roman"/>
+          <w:b w:val="0"/>
+          <w:sz w:val="28"/>
+        </w:rPr>
+        <w:t xml:space="preserve">• </w:t>
+      </w:r>
+      <w:r>
+        <w:rPr>
+          <w:rFonts w:ascii="Times New Roman" w:hAnsi="Times New Roman"/>
+          <w:sz w:val="28"/>
+        </w:rPr>
+        <w:t>шаблоны Jinja2 — HTML-представление;</w:t>
+      </w:r>
+    </w:p>
+    <w:p>
+      <w:pPr>
+        <w:spacing w:line="276" w:lineRule="auto" w:after="60"/>
+        <w:ind w:left="709"/>
+        <w:jc w:val="both"/>
+      </w:pPr>
+      <w:r>
+        <w:rPr>
+          <w:rFonts w:ascii="Times New Roman" w:hAnsi="Times New Roman"/>
+          <w:b w:val="0"/>
+          <w:sz w:val="28"/>
+        </w:rPr>
+        <w:t xml:space="preserve">• </w:t>
+      </w:r>
+      <w:r>
+        <w:rPr>
+          <w:rFonts w:ascii="Times New Roman" w:hAnsi="Times New Roman"/>
+          <w:sz w:val="28"/>
+        </w:rPr>
+        <w:t>SQLite — хранение связанных данных.</w:t>
+      </w:r>
+    </w:p>
+    <w:p>
+      <w:pPr>
+        <w:spacing w:line="276" w:lineRule="auto" w:after="120"/>
+        <w:ind w:firstLine="709"/>
+        <w:jc w:val="both"/>
+      </w:pPr>
+      <w:r>
+        <w:rPr>
+          <w:rFonts w:ascii="Times New Roman" w:hAnsi="Times New Roman"/>
+          <w:sz w:val="28"/>
+        </w:rPr>
+        <w:t>Пользователь открывает страницу в браузере. Flask получает данные из SQLite и передаёт их шаблону. Отдельный сервер базы данных не требуется.</w:t>
+      </w:r>
+    </w:p>
+    <w:p>
+      <w:pPr>
+        <w:spacing w:before="200" w:after="80"/>
+        <w:jc w:val="center"/>
+      </w:pPr>
+      <w:r>
+        <w:drawing>
+          <wp:inline xmlns:a="http://schemas.openxmlformats.org/drawingml/2006/main" xmlns:pic="http://schemas.openxmlformats.org/drawingml/2006/picture">
+            <wp:extent cx="5760000" cy="3931429"/>
+            <wp:docPr id="1" name="Picture 1"/>
+            <wp:cNvGraphicFramePr>
+              <a:graphicFrameLocks noChangeAspect="1"/>
+            </wp:cNvGraphicFramePr>
+            <a:graphic>
+              <a:graphicData uri="http://schemas.openxmlformats.org/drawingml/2006/picture">
+                <pic:pic>
+                  <pic:nvPicPr>
+                    <pic:cNvPr id="0" name="component_diagram.png"/>
+                    <pic:cNvPicPr/>
+                  </pic:nvPicPr>
+                  <pic:blipFill>
+                    <a:blip r:embed="rId10"/>
+                    <a:stretch>
+                      <a:fillRect/>
+                    </a:stretch>
+                  </pic:blipFill>
+                  <pic:spPr>
+                    <a:xfrm>
+                      <a:off x="0" y="0"/>
+                      <a:ext cx="5760000" cy="3931429"/>
+                    </a:xfrm>
+                    <a:prstGeom prst="rect"/>
+                  </pic:spPr>
+                </pic:pic>
+              </a:graphicData>
+            </a:graphic>
+          </wp:inline>
+        </w:drawing>
+      </w:r>
+    </w:p>
+    <w:p>
+      <w:pPr>
+        <w:spacing w:before="80" w:after="240"/>
+        <w:jc w:val="center"/>
+      </w:pPr>
+      <w:r>
+        <w:rPr>
+          <w:rFonts w:ascii="Times New Roman" w:hAnsi="Times New Roman"/>
+          <w:i/>
+          <w:sz w:val="24"/>
+        </w:rPr>
+        <w:t>Рисунок 1 — Диаграмма компонентов</w:t>
+      </w:r>
+    </w:p>
+    <w:p>
+      <w:pPr>
+        <w:spacing w:before="200" w:after="80"/>
+        <w:jc w:val="center"/>
+      </w:pPr>
+      <w:r>
+        <w:drawing>
+          <wp:inline xmlns:a="http://schemas.openxmlformats.org/drawingml/2006/main" xmlns:pic="http://schemas.openxmlformats.org/drawingml/2006/picture">
+            <wp:extent cx="5760000" cy="3931429"/>
+            <wp:docPr id="2" name="Picture 2"/>
+            <wp:cNvGraphicFramePr>
+              <a:graphicFrameLocks noChangeAspect="1"/>
+            </wp:cNvGraphicFramePr>
+            <a:graphic>
+              <a:graphicData uri="http://schemas.openxmlformats.org/drawingml/2006/picture">
+                <pic:pic>
+                  <pic:nvPicPr>
+                    <pic:cNvPr id="0" name="deployment_diagram.png"/>
+                    <pic:cNvPicPr/>
+                  </pic:nvPicPr>
+                  <pic:blipFill>
+                    <a:blip r:embed="rId11"/>
+                    <a:stretch>
+                      <a:fillRect/>
+                    </a:stretch>
+                  </pic:blipFill>
+                  <pic:spPr>
+                    <a:xfrm>
+                      <a:off x="0" y="0"/>
+                      <a:ext cx="5760000" cy="3931429"/>
+                    </a:xfrm>
+                    <a:prstGeom prst="rect"/>
+                  </pic:spPr>
+                </pic:pic>
+              </a:graphicData>
+            </a:graphic>
+          </wp:inline>
+        </w:drawing>
+      </w:r>
+    </w:p>
+    <w:p>
+      <w:pPr>
+        <w:spacing w:before="80" w:after="240"/>
+        <w:jc w:val="center"/>
+      </w:pPr>
+      <w:r>
+        <w:rPr>
+          <w:rFonts w:ascii="Times New Roman" w:hAnsi="Times New Roman"/>
+          <w:i/>
+          <w:sz w:val="24"/>
+        </w:rPr>
+        <w:t>Рисунок 2 — Диаграмма развёртывания</w:t>
+      </w:r>
+    </w:p>
+    <w:p>
+      <w:pPr>
+        <w:spacing w:before="240" w:after="120"/>
+        <w:jc w:val="left"/>
+      </w:pPr>
+      <w:r>
+        <w:rPr>
+          <w:rFonts w:ascii="Times New Roman" w:hAnsi="Times New Roman"/>
+          <w:b/>
+          <w:sz w:val="28"/>
+        </w:rPr>
+        <w:t>3. Основные сущности</w:t>
+      </w:r>
+    </w:p>
+    <w:p>
+      <w:pPr>
+        <w:spacing w:line="276" w:lineRule="auto" w:after="120"/>
+        <w:ind w:firstLine="709"/>
+        <w:jc w:val="both"/>
+      </w:pPr>
+      <w:r>
+        <w:rPr>
+          <w:rFonts w:ascii="Times New Roman" w:hAnsi="Times New Roman"/>
+          <w:sz w:val="28"/>
+        </w:rPr>
+        <w:t>В базе хранятся роли, пользователи, подразделения, стандарты ФГОС, образовательные программы, учебные планы, дисциплины, служебные записки, подписи, отчёты проверки, компетенции, объявления и записи аудита.</w:t>
+      </w:r>
+    </w:p>
+    <w:p>
+      <w:pPr>
+        <w:spacing w:line="276" w:lineRule="auto" w:after="120"/>
+        <w:ind w:firstLine="709"/>
+        <w:jc w:val="both"/>
+      </w:pPr>
+      <w:r>
+        <w:rPr>
+          <w:rFonts w:ascii="Times New Roman" w:hAnsi="Times New Roman"/>
+          <w:sz w:val="28"/>
+        </w:rPr>
+        <w:t>Основные связи:</w:t>
+      </w:r>
+    </w:p>
+    <w:p>
+      <w:pPr>
+        <w:spacing w:line="276" w:lineRule="auto" w:after="60"/>
+        <w:ind w:left="709"/>
+        <w:jc w:val="both"/>
+      </w:pPr>
+      <w:r>
+        <w:rPr>
+          <w:rFonts w:ascii="Times New Roman" w:hAnsi="Times New Roman"/>
+          <w:b w:val="0"/>
+          <w:sz w:val="28"/>
+        </w:rPr>
+        <w:t xml:space="preserve">• </w:t>
+      </w:r>
+      <w:r>
+        <w:rPr>
+          <w:rFonts w:ascii="Times New Roman" w:hAnsi="Times New Roman"/>
+          <w:sz w:val="28"/>
+        </w:rPr>
+        <w:t>образовательная программа связана со стандартом ФГОС и подразделением;</w:t>
+      </w:r>
+    </w:p>
+    <w:p>
+      <w:pPr>
+        <w:spacing w:line="276" w:lineRule="auto" w:after="60"/>
+        <w:ind w:left="709"/>
+        <w:jc w:val="both"/>
+      </w:pPr>
+      <w:r>
+        <w:rPr>
+          <w:rFonts w:ascii="Times New Roman" w:hAnsi="Times New Roman"/>
+          <w:b w:val="0"/>
+          <w:sz w:val="28"/>
+        </w:rPr>
+        <w:t xml:space="preserve">• </w:t>
+      </w:r>
+      <w:r>
+        <w:rPr>
+          <w:rFonts w:ascii="Times New Roman" w:hAnsi="Times New Roman"/>
+          <w:sz w:val="28"/>
+        </w:rPr>
+        <w:t>учебный план связан с программой и пользователем, создавшим его;</w:t>
+      </w:r>
+    </w:p>
+    <w:p>
+      <w:pPr>
+        <w:spacing w:line="276" w:lineRule="auto" w:after="60"/>
+        <w:ind w:left="709"/>
+        <w:jc w:val="both"/>
+      </w:pPr>
+      <w:r>
+        <w:rPr>
+          <w:rFonts w:ascii="Times New Roman" w:hAnsi="Times New Roman"/>
+          <w:b w:val="0"/>
+          <w:sz w:val="28"/>
+        </w:rPr>
+        <w:t xml:space="preserve">• </w:t>
+      </w:r>
+      <w:r>
+        <w:rPr>
+          <w:rFonts w:ascii="Times New Roman" w:hAnsi="Times New Roman"/>
+          <w:sz w:val="28"/>
+        </w:rPr>
+        <w:t>дисциплины связаны с учебным планом и реализующим подразделением;</w:t>
+      </w:r>
+    </w:p>
+    <w:p>
+      <w:pPr>
+        <w:spacing w:line="276" w:lineRule="auto" w:after="60"/>
+        <w:ind w:left="709"/>
+        <w:jc w:val="both"/>
+      </w:pPr>
+      <w:r>
+        <w:rPr>
+          <w:rFonts w:ascii="Times New Roman" w:hAnsi="Times New Roman"/>
+          <w:b w:val="0"/>
+          <w:sz w:val="28"/>
+        </w:rPr>
+        <w:t xml:space="preserve">• </w:t>
+      </w:r>
+      <w:r>
+        <w:rPr>
+          <w:rFonts w:ascii="Times New Roman" w:hAnsi="Times New Roman"/>
+          <w:sz w:val="28"/>
+        </w:rPr>
+        <w:t>служебная записка связана с учебным планом и двумя подразделениями;</w:t>
+      </w:r>
+    </w:p>
+    <w:p>
+      <w:pPr>
+        <w:spacing w:line="276" w:lineRule="auto" w:after="60"/>
+        <w:ind w:left="709"/>
+        <w:jc w:val="both"/>
+      </w:pPr>
+      <w:r>
+        <w:rPr>
+          <w:rFonts w:ascii="Times New Roman" w:hAnsi="Times New Roman"/>
+          <w:b w:val="0"/>
+          <w:sz w:val="28"/>
+        </w:rPr>
+        <w:t xml:space="preserve">• </w:t>
+      </w:r>
+      <w:r>
+        <w:rPr>
+          <w:rFonts w:ascii="Times New Roman" w:hAnsi="Times New Roman"/>
+          <w:sz w:val="28"/>
+        </w:rPr>
+        <w:t>записи согласования связаны с документом и пользователем.</w:t>
       </w:r>
     </w:p>
     <w:p>
@@ -414,7 +519,7 @@
         <w:drawing>
           <wp:inline xmlns:a="http://schemas.openxmlformats.org/drawingml/2006/main" xmlns:pic="http://schemas.openxmlformats.org/drawingml/2006/picture">
             <wp:extent cx="5760000" cy="3948679"/>
-            <wp:docPr id="1" name="Picture 1"/>
+            <wp:docPr id="3" name="Picture 3"/>
             <wp:cNvGraphicFramePr>
               <a:graphicFrameLocks noChangeAspect="1"/>
             </wp:cNvGraphicFramePr>
@@ -422,11 +527,11 @@
               <a:graphicData uri="http://schemas.openxmlformats.org/drawingml/2006/picture">
                 <pic:pic>
                   <pic:nvPicPr>
-                    <pic:cNvPr id="0" name="class_diagram.png"/>
+                    <pic:cNvPr id="0" name="db_schema_diagram.png"/>
                     <pic:cNvPicPr/>
                   </pic:nvPicPr>
                   <pic:blipFill>
-                    <a:blip r:embed="rId10"/>
+                    <a:blip r:embed="rId12"/>
                     <a:stretch>
                       <a:fillRect/>
                     </a:stretch>
@@ -456,273 +561,7 @@
           <w:i/>
           <w:sz w:val="24"/>
         </w:rPr>
-        <w:t>Рисунок 1 — Диаграмма классов</w:t>
-      </w:r>
-    </w:p>
-    <w:p>
-      <w:pPr>
-        <w:spacing w:before="160" w:after="80"/>
-        <w:jc w:val="left"/>
-      </w:pPr>
-      <w:r>
-        <w:rPr>
-          <w:rFonts w:ascii="Times New Roman" w:hAnsi="Times New Roman"/>
-          <w:b/>
-          <w:sz w:val="26"/>
-        </w:rPr>
-        <w:t>Основные классы системы:</w:t>
-      </w:r>
-    </w:p>
-    <w:p>
-      <w:pPr>
-        <w:spacing w:line="276" w:lineRule="auto" w:after="60"/>
-        <w:ind w:left="709"/>
-        <w:jc w:val="both"/>
-      </w:pPr>
-      <w:r>
-        <w:rPr>
-          <w:rFonts w:ascii="Times New Roman" w:hAnsi="Times New Roman"/>
-          <w:b/>
-          <w:sz w:val="28"/>
-        </w:rPr>
-        <w:t xml:space="preserve">1. </w:t>
-      </w:r>
-      <w:r>
-        <w:rPr>
-          <w:rFonts w:ascii="Times New Roman" w:hAnsi="Times New Roman"/>
-          <w:sz w:val="28"/>
-        </w:rPr>
-      </w:r>
-      <w:r>
-        <w:rPr>
-          <w:rFonts w:ascii="Times New Roman" w:hAnsi="Times New Roman"/>
-          <w:b/>
-          <w:sz w:val="28"/>
-        </w:rPr>
-        <w:t>`User` и `Role`</w:t>
-      </w:r>
-      <w:r>
-        <w:rPr>
-          <w:rFonts w:ascii="Times New Roman" w:hAnsi="Times New Roman"/>
-          <w:sz w:val="28"/>
-        </w:rPr>
-        <w:t>: обеспечивают гранулярное ролевое разграничение прав (руководитель выпускающей кафедры, обеспечивающая кафедра, эксперт АНОК, начальник АНОК, проректор по УР, ректор).</w:t>
-      </w:r>
-    </w:p>
-    <w:p>
-      <w:pPr>
-        <w:spacing w:line="276" w:lineRule="auto" w:after="60"/>
-        <w:ind w:left="709"/>
-        <w:jc w:val="both"/>
-      </w:pPr>
-      <w:r>
-        <w:rPr>
-          <w:rFonts w:ascii="Times New Roman" w:hAnsi="Times New Roman"/>
-          <w:b/>
-          <w:sz w:val="28"/>
-        </w:rPr>
-        <w:t xml:space="preserve">2. </w:t>
-      </w:r>
-      <w:r>
-        <w:rPr>
-          <w:rFonts w:ascii="Times New Roman" w:hAnsi="Times New Roman"/>
-          <w:sz w:val="28"/>
-        </w:rPr>
-      </w:r>
-      <w:r>
-        <w:rPr>
-          <w:rFonts w:ascii="Times New Roman" w:hAnsi="Times New Roman"/>
-          <w:b/>
-          <w:sz w:val="28"/>
-        </w:rPr>
-        <w:t>`Department`</w:t>
-      </w:r>
-      <w:r>
-        <w:rPr>
-          <w:rFonts w:ascii="Times New Roman" w:hAnsi="Times New Roman"/>
-          <w:sz w:val="28"/>
-        </w:rPr>
-        <w:t>: классифицирует подразделения университета по типам (`RELEASING` — выпускающая, `IMPLEMENTING` — обеспечивающая, `EXPERT_ANOK` — экспертный центр АНОК, `MANAGEMENT` — ректорат).</w:t>
-      </w:r>
-    </w:p>
-    <w:p>
-      <w:pPr>
-        <w:spacing w:line="276" w:lineRule="auto" w:after="60"/>
-        <w:ind w:left="709"/>
-        <w:jc w:val="both"/>
-      </w:pPr>
-      <w:r>
-        <w:rPr>
-          <w:rFonts w:ascii="Times New Roman" w:hAnsi="Times New Roman"/>
-          <w:b/>
-          <w:sz w:val="28"/>
-        </w:rPr>
-        <w:t xml:space="preserve">3. </w:t>
-      </w:r>
-      <w:r>
-        <w:rPr>
-          <w:rFonts w:ascii="Times New Roman" w:hAnsi="Times New Roman"/>
-          <w:sz w:val="28"/>
-        </w:rPr>
-      </w:r>
-      <w:r>
-        <w:rPr>
-          <w:rFonts w:ascii="Times New Roman" w:hAnsi="Times New Roman"/>
-          <w:b/>
-          <w:sz w:val="28"/>
-        </w:rPr>
-        <w:t>`EducationalProgram` и `StandardFGOS`</w:t>
-      </w:r>
-      <w:r>
-        <w:rPr>
-          <w:rFonts w:ascii="Times New Roman" w:hAnsi="Times New Roman"/>
-          <w:sz w:val="28"/>
-        </w:rPr>
-        <w:t>: определяют параметры направления подготовки (код, профиль, квалификация) и нормативные ограничения стандарта ФГОС ВО 3++ (240 з.е., лимиты экзаменов в сессию, минимальные объемы практик и ГИА).</w:t>
-      </w:r>
-    </w:p>
-    <w:p>
-      <w:pPr>
-        <w:spacing w:line="276" w:lineRule="auto" w:after="60"/>
-        <w:ind w:left="709"/>
-        <w:jc w:val="both"/>
-      </w:pPr>
-      <w:r>
-        <w:rPr>
-          <w:rFonts w:ascii="Times New Roman" w:hAnsi="Times New Roman"/>
-          <w:b/>
-          <w:sz w:val="28"/>
-        </w:rPr>
-        <w:t xml:space="preserve">4. </w:t>
-      </w:r>
-      <w:r>
-        <w:rPr>
-          <w:rFonts w:ascii="Times New Roman" w:hAnsi="Times New Roman"/>
-          <w:sz w:val="28"/>
-        </w:rPr>
-      </w:r>
-      <w:r>
-        <w:rPr>
-          <w:rFonts w:ascii="Times New Roman" w:hAnsi="Times New Roman"/>
-          <w:b/>
-          <w:sz w:val="28"/>
-        </w:rPr>
-        <w:t>`Curriculum` и `CurriculumDiscipline`</w:t>
-      </w:r>
-      <w:r>
-        <w:rPr>
-          <w:rFonts w:ascii="Times New Roman" w:hAnsi="Times New Roman"/>
-          <w:sz w:val="28"/>
-        </w:rPr>
-        <w:t>: реализуют композиционную структуру учебного плана (семестры 1–8, трудоемкость в з.е. и академических часах, лекции, лабораторные, практики, СРС, формы контроля, закрепленные кафедры).</w:t>
-      </w:r>
-    </w:p>
-    <w:p>
-      <w:pPr>
-        <w:spacing w:line="276" w:lineRule="auto" w:after="60"/>
-        <w:ind w:left="709"/>
-        <w:jc w:val="both"/>
-      </w:pPr>
-      <w:r>
-        <w:rPr>
-          <w:rFonts w:ascii="Times New Roman" w:hAnsi="Times New Roman"/>
-          <w:b/>
-          <w:sz w:val="28"/>
-        </w:rPr>
-        <w:t xml:space="preserve">5. </w:t>
-      </w:r>
-      <w:r>
-        <w:rPr>
-          <w:rFonts w:ascii="Times New Roman" w:hAnsi="Times New Roman"/>
-          <w:sz w:val="28"/>
-        </w:rPr>
-      </w:r>
-      <w:r>
-        <w:rPr>
-          <w:rFonts w:ascii="Times New Roman" w:hAnsi="Times New Roman"/>
-          <w:b/>
-          <w:sz w:val="28"/>
-        </w:rPr>
-        <w:t>`ServiceNote` и `ServiceNoteItem`</w:t>
-      </w:r>
-      <w:r>
-        <w:rPr>
-          <w:rFonts w:ascii="Times New Roman" w:hAnsi="Times New Roman"/>
-          <w:sz w:val="28"/>
-        </w:rPr>
-        <w:t>: управляют жизненным циклом регламентных изменений учебного плана до начала семестра с фиксацией параметров («Было» / «Стало») в формате JSON.</w:t>
-      </w:r>
-    </w:p>
-    <w:p>
-      <w:pPr>
-        <w:spacing w:line="276" w:lineRule="auto" w:after="60"/>
-        <w:ind w:left="709"/>
-        <w:jc w:val="both"/>
-      </w:pPr>
-      <w:r>
-        <w:rPr>
-          <w:rFonts w:ascii="Times New Roman" w:hAnsi="Times New Roman"/>
-          <w:b/>
-          <w:sz w:val="28"/>
-        </w:rPr>
-        <w:t xml:space="preserve">6. </w:t>
-      </w:r>
-      <w:r>
-        <w:rPr>
-          <w:rFonts w:ascii="Times New Roman" w:hAnsi="Times New Roman"/>
-          <w:sz w:val="28"/>
-        </w:rPr>
-      </w:r>
-      <w:r>
-        <w:rPr>
-          <w:rFonts w:ascii="Times New Roman" w:hAnsi="Times New Roman"/>
-          <w:b/>
-          <w:sz w:val="28"/>
-        </w:rPr>
-        <w:t>`DocumentSignature`</w:t>
-      </w:r>
-      <w:r>
-        <w:rPr>
-          <w:rFonts w:ascii="Times New Roman" w:hAnsi="Times New Roman"/>
-          <w:sz w:val="28"/>
-        </w:rPr>
-        <w:t>: протоколирует электронное визирование документов с формированием цифрового SHA-256 хеша, отметки точного времени и статуса подписи.</w:t>
-      </w:r>
-    </w:p>
-    <w:p>
-      <w:pPr>
-        <w:spacing w:line="276" w:lineRule="auto" w:after="60"/>
-        <w:ind w:left="709"/>
-        <w:jc w:val="both"/>
-      </w:pPr>
-      <w:r>
-        <w:rPr>
-          <w:rFonts w:ascii="Times New Roman" w:hAnsi="Times New Roman"/>
-          <w:b/>
-          <w:sz w:val="28"/>
-        </w:rPr>
-        <w:t xml:space="preserve">7. </w:t>
-      </w:r>
-      <w:r>
-        <w:rPr>
-          <w:rFonts w:ascii="Times New Roman" w:hAnsi="Times New Roman"/>
-          <w:sz w:val="28"/>
-        </w:rPr>
-      </w:r>
-      <w:r>
-        <w:rPr>
-          <w:rFonts w:ascii="Times New Roman" w:hAnsi="Times New Roman"/>
-          <w:b/>
-          <w:sz w:val="28"/>
-        </w:rPr>
-        <w:t>`ValidationReport`</w:t>
-      </w:r>
-      <w:r>
-        <w:rPr>
-          <w:rFonts w:ascii="Times New Roman" w:hAnsi="Times New Roman"/>
-          <w:sz w:val="28"/>
-        </w:rPr>
-        <w:t>: аккумулирует результаты автоматической экспертизы учебного плана на соответствие нормативам ФГОС.</w:t>
+        <w:t>Рисунок 3 — Схема базы данных</w:t>
       </w:r>
     </w:p>
     <w:p>
@@ -736,7 +575,61 @@
           <w:b/>
           <w:sz w:val="28"/>
         </w:rPr>
-        <w:t>3. Диаграмма последовательности (Sequence Diagram)</w:t>
+        <w:t>4. Диаграммы</w:t>
+      </w:r>
+    </w:p>
+    <w:p>
+      <w:pPr>
+        <w:spacing w:before="200" w:after="80"/>
+        <w:jc w:val="center"/>
+      </w:pPr>
+      <w:r>
+        <w:drawing>
+          <wp:inline xmlns:a="http://schemas.openxmlformats.org/drawingml/2006/main" xmlns:pic="http://schemas.openxmlformats.org/drawingml/2006/picture">
+            <wp:extent cx="5760000" cy="3948679"/>
+            <wp:docPr id="4" name="Picture 4"/>
+            <wp:cNvGraphicFramePr>
+              <a:graphicFrameLocks noChangeAspect="1"/>
+            </wp:cNvGraphicFramePr>
+            <a:graphic>
+              <a:graphicData uri="http://schemas.openxmlformats.org/drawingml/2006/picture">
+                <pic:pic>
+                  <pic:nvPicPr>
+                    <pic:cNvPr id="0" name="class_diagram.png"/>
+                    <pic:cNvPicPr/>
+                  </pic:nvPicPr>
+                  <pic:blipFill>
+                    <a:blip r:embed="rId13"/>
+                    <a:stretch>
+                      <a:fillRect/>
+                    </a:stretch>
+                  </pic:blipFill>
+                  <pic:spPr>
+                    <a:xfrm>
+                      <a:off x="0" y="0"/>
+                      <a:ext cx="5760000" cy="3948679"/>
+                    </a:xfrm>
+                    <a:prstGeom prst="rect"/>
+                  </pic:spPr>
+                </pic:pic>
+              </a:graphicData>
+            </a:graphic>
+          </wp:inline>
+        </w:drawing>
+      </w:r>
+    </w:p>
+    <w:p>
+      <w:pPr>
+        <w:spacing w:before="80" w:after="240"/>
+        <w:jc w:val="center"/>
+      </w:pPr>
+      <w:r>
+        <w:rPr>
+          <w:rFonts w:ascii="Times New Roman" w:hAnsi="Times New Roman"/>
+          <w:i/>
+          <w:sz w:val="24"/>
+        </w:rPr>
+        <w:t>Рисунок 4 — Диаграмма классов</w:t>
       </w:r>
     </w:p>
     <w:p>
@@ -750,7 +643,7 @@
           <w:rFonts w:ascii="Times New Roman" w:hAnsi="Times New Roman"/>
           <w:sz w:val="28"/>
         </w:rPr>
-        <w:t>Диаграмма последовательности отражает временную шкалу и порядок взаимодействия акторов и программных контроллеров в рамках сквозного бизнес-процесса согласования и актуализации УП.</w:t>
+        <w:t>Диаграмма последовательности показывает получение страницы учебного плана: браузер обращается к Flask, приложение выполняет запрос к SQLite, после чего возвращает HTML-страницу.</w:t>
       </w:r>
     </w:p>
     <w:p>
@@ -762,7 +655,7 @@
         <w:drawing>
           <wp:inline xmlns:a="http://schemas.openxmlformats.org/drawingml/2006/main" xmlns:pic="http://schemas.openxmlformats.org/drawingml/2006/picture">
             <wp:extent cx="5760000" cy="4603373"/>
-            <wp:docPr id="2" name="Picture 2"/>
+            <wp:docPr id="5" name="Picture 5"/>
             <wp:cNvGraphicFramePr>
               <a:graphicFrameLocks noChangeAspect="1"/>
             </wp:cNvGraphicFramePr>
@@ -774,7 +667,7 @@
                     <pic:cNvPicPr/>
                   </pic:nvPicPr>
                   <pic:blipFill>
-                    <a:blip r:embed="rId11"/>
+                    <a:blip r:embed="rId14"/>
                     <a:stretch>
                       <a:fillRect/>
                     </a:stretch>
@@ -804,129 +697,7 @@
           <w:i/>
           <w:sz w:val="24"/>
         </w:rPr>
-        <w:t>Рисунок 2 — Диаграмма последовательности</w:t>
-      </w:r>
-    </w:p>
-    <w:p>
-      <w:pPr>
-        <w:spacing w:before="160" w:after="80"/>
-        <w:jc w:val="left"/>
-      </w:pPr>
-      <w:r>
-        <w:rPr>
-          <w:rFonts w:ascii="Times New Roman" w:hAnsi="Times New Roman"/>
-          <w:b/>
-          <w:sz w:val="26"/>
-        </w:rPr>
-        <w:t>Фазы взаимодействия:</w:t>
-      </w:r>
-    </w:p>
-    <w:p>
-      <w:pPr>
-        <w:spacing w:line="276" w:lineRule="auto" w:after="60"/>
-        <w:ind w:left="709"/>
-        <w:jc w:val="both"/>
-      </w:pPr>
-      <w:r>
-        <w:rPr>
-          <w:rFonts w:ascii="Times New Roman" w:hAnsi="Times New Roman"/>
-          <w:b/>
-          <w:sz w:val="28"/>
-        </w:rPr>
-        <w:t xml:space="preserve">1. </w:t>
-      </w:r>
-      <w:r>
-        <w:rPr>
-          <w:rFonts w:ascii="Times New Roman" w:hAnsi="Times New Roman"/>
-          <w:sz w:val="28"/>
-        </w:rPr>
-      </w:r>
-      <w:r>
-        <w:rPr>
-          <w:rFonts w:ascii="Times New Roman" w:hAnsi="Times New Roman"/>
-          <w:b/>
-          <w:sz w:val="28"/>
-        </w:rPr>
-        <w:t>Фаза 1 (Разработка и экспертиза УП по ФГОС):</w:t>
-      </w:r>
-      <w:r>
-        <w:rPr>
-          <w:rFonts w:ascii="Times New Roman" w:hAnsi="Times New Roman"/>
-          <w:sz w:val="28"/>
-        </w:rPr>
-        <w:t xml:space="preserve"> Выпускающая кафедра формирует проект УП → Портал инициирует автоматическую валидацию через `FGOS Validator` → Эксперт АНОК верифицирует протокол и утверждает экспертное заключение.</w:t>
-      </w:r>
-    </w:p>
-    <w:p>
-      <w:pPr>
-        <w:spacing w:line="276" w:lineRule="auto" w:after="60"/>
-        <w:ind w:left="709"/>
-        <w:jc w:val="both"/>
-      </w:pPr>
-      <w:r>
-        <w:rPr>
-          <w:rFonts w:ascii="Times New Roman" w:hAnsi="Times New Roman"/>
-          <w:b/>
-          <w:sz w:val="28"/>
-        </w:rPr>
-        <w:t xml:space="preserve">2. </w:t>
-      </w:r>
-      <w:r>
-        <w:rPr>
-          <w:rFonts w:ascii="Times New Roman" w:hAnsi="Times New Roman"/>
-          <w:sz w:val="28"/>
-        </w:rPr>
-      </w:r>
-      <w:r>
-        <w:rPr>
-          <w:rFonts w:ascii="Times New Roman" w:hAnsi="Times New Roman"/>
-          <w:b/>
-          <w:sz w:val="28"/>
-        </w:rPr>
-        <w:t>Фаза 2 (Маршрут подписания и ежегодного утверждения):</w:t>
-      </w:r>
-      <w:r>
-        <w:rPr>
-          <w:rFonts w:ascii="Times New Roman" w:hAnsi="Times New Roman"/>
-          <w:sz w:val="28"/>
-        </w:rPr>
-        <w:t xml:space="preserve"> Последовательное наложение цифровых виз (Зав. выпускающей кафедрой → Начальник АНОК → Проректор по УР) → Утверждение Ученым советом (номер и дата протокола) и Ректором → Публикация в реестре со статусом `APPROVED`.</w:t>
-      </w:r>
-    </w:p>
-    <w:p>
-      <w:pPr>
-        <w:spacing w:line="276" w:lineRule="auto" w:after="60"/>
-        <w:ind w:left="709"/>
-        <w:jc w:val="both"/>
-      </w:pPr>
-      <w:r>
-        <w:rPr>
-          <w:rFonts w:ascii="Times New Roman" w:hAnsi="Times New Roman"/>
-          <w:b/>
-          <w:sz w:val="28"/>
-        </w:rPr>
-        <w:t xml:space="preserve">3. </w:t>
-      </w:r>
-      <w:r>
-        <w:rPr>
-          <w:rFonts w:ascii="Times New Roman" w:hAnsi="Times New Roman"/>
-          <w:sz w:val="28"/>
-        </w:rPr>
-      </w:r>
-      <w:r>
-        <w:rPr>
-          <w:rFonts w:ascii="Times New Roman" w:hAnsi="Times New Roman"/>
-          <w:b/>
-          <w:sz w:val="28"/>
-        </w:rPr>
-        <w:t>Фаза 3 (Внесение изменений до начала семестра):</w:t>
-      </w:r>
-      <w:r>
-        <w:rPr>
-          <w:rFonts w:ascii="Times New Roman" w:hAnsi="Times New Roman"/>
-          <w:sz w:val="28"/>
-        </w:rPr>
-        <w:t xml:space="preserve"> Создание электронной служебной записки → Двустороннее согласование (выпускающая + обеспечивающая кафедры) → Передача в АНОК → Применение изменений, повторный контроль ФГОС и выпуск новой ревизии `v1.1`.</w:t>
+        <w:t>Рисунок 5 — Диаграмма последовательности</w:t>
       </w:r>
     </w:p>
     <w:p>
@@ -940,7 +711,7 @@
           <w:b/>
           <w:sz w:val="28"/>
         </w:rPr>
-        <w:t>4. Диаграмма компонентов (Component Diagram)</w:t>
+        <w:t>5. Локальное развёртывание</w:t>
       </w:r>
     </w:p>
     <w:p>
@@ -954,314 +725,75 @@
           <w:rFonts w:ascii="Times New Roman" w:hAnsi="Times New Roman"/>
           <w:sz w:val="28"/>
         </w:rPr>
-        <w:t>Компонентная модель построена по трехуровневой архитектуре (Presentation, Business Logic, Data Access).</w:t>
+        <w:t>Для запуска требуется Python 3. Зависимость Flask указана в `requirements.txt` и устанавливается командой:</w:t>
       </w:r>
     </w:p>
     <w:p>
       <w:pPr>
-        <w:spacing w:before="200" w:after="80"/>
-        <w:jc w:val="center"/>
+        <w:spacing w:before="120" w:after="120"/>
+        <w:ind w:left="567"/>
       </w:pPr>
       <w:r>
-        <w:drawing>
-          <wp:inline xmlns:a="http://schemas.openxmlformats.org/drawingml/2006/main" xmlns:pic="http://schemas.openxmlformats.org/drawingml/2006/picture">
-            <wp:extent cx="5760000" cy="3931429"/>
-            <wp:docPr id="3" name="Picture 3"/>
-            <wp:cNvGraphicFramePr>
-              <a:graphicFrameLocks noChangeAspect="1"/>
-            </wp:cNvGraphicFramePr>
-            <a:graphic>
-              <a:graphicData uri="http://schemas.openxmlformats.org/drawingml/2006/picture">
-                <pic:pic>
-                  <pic:nvPicPr>
-                    <pic:cNvPr id="0" name="component_diagram.png"/>
-                    <pic:cNvPicPr/>
-                  </pic:nvPicPr>
-                  <pic:blipFill>
-                    <a:blip r:embed="rId12"/>
-                    <a:stretch>
-                      <a:fillRect/>
-                    </a:stretch>
-                  </pic:blipFill>
-                  <pic:spPr>
-                    <a:xfrm>
-                      <a:off x="0" y="0"/>
-                      <a:ext cx="5760000" cy="3931429"/>
-                    </a:xfrm>
-                    <a:prstGeom prst="rect"/>
-                  </pic:spPr>
-                </pic:pic>
-              </a:graphicData>
-            </a:graphic>
-          </wp:inline>
-        </w:drawing>
+        <w:rPr>
+          <w:rFonts w:ascii="Courier New" w:hAnsi="Courier New"/>
+          <w:sz w:val="20"/>
+        </w:rPr>
+        <w:t>python -m pip install -r requirements.txt</w:t>
       </w:r>
     </w:p>
     <w:p>
       <w:pPr>
-        <w:spacing w:before="80" w:after="240"/>
-        <w:jc w:val="center"/>
-      </w:pPr>
-      <w:r>
-        <w:rPr>
-          <w:rFonts w:ascii="Times New Roman" w:hAnsi="Times New Roman"/>
-          <w:i/>
-          <w:sz w:val="24"/>
-        </w:rPr>
-        <w:t>Рисунок 3 — Диаграмма компонентов</w:t>
-      </w:r>
-    </w:p>
-    <w:p>
-      <w:pPr>
-        <w:spacing w:before="160" w:after="80"/>
-        <w:jc w:val="left"/>
-      </w:pPr>
-      <w:r>
-        <w:rPr>
-          <w:rFonts w:ascii="Times New Roman" w:hAnsi="Times New Roman"/>
-          <w:b/>
-          <w:sz w:val="26"/>
-        </w:rPr>
-        <w:t>Уровни и модули архитектуры:</w:t>
-      </w:r>
-    </w:p>
-    <w:p>
-      <w:pPr>
-        <w:spacing w:line="276" w:lineRule="auto" w:after="60"/>
-        <w:ind w:left="709"/>
+        <w:spacing w:line="276" w:lineRule="auto" w:after="120"/>
+        <w:ind w:firstLine="709"/>
         <w:jc w:val="both"/>
       </w:pPr>
       <w:r>
         <w:rPr>
           <w:rFonts w:ascii="Times New Roman" w:hAnsi="Times New Roman"/>
-          <w:b w:val="0"/>
           <w:sz w:val="28"/>
         </w:rPr>
-        <w:t xml:space="preserve">• </w:t>
+        <w:t>Команда запуска из каталога проекта:</w:t>
       </w:r>
+    </w:p>
+    <w:p>
+      <w:pPr>
+        <w:spacing w:before="120" w:after="120"/>
+        <w:ind w:left="567"/>
+      </w:pPr>
+      <w:r>
+        <w:rPr>
+          <w:rFonts w:ascii="Courier New" w:hAnsi="Courier New"/>
+          <w:sz w:val="20"/>
+        </w:rPr>
+        <w:t>python -m portal.app</w:t>
+      </w:r>
+    </w:p>
+    <w:p>
+      <w:pPr>
+        <w:spacing w:line="276" w:lineRule="auto" w:after="120"/>
+        <w:ind w:firstLine="709"/>
+        <w:jc w:val="both"/>
+      </w:pPr>
       <w:r>
         <w:rPr>
           <w:rFonts w:ascii="Times New Roman" w:hAnsi="Times New Roman"/>
           <w:sz w:val="28"/>
         </w:rPr>
+        <w:t>После запуска приложение доступно по адресу `http://127.0.0.1:5000`.</w:t>
       </w:r>
-      <w:r>
-        <w:rPr>
-          <w:rFonts w:ascii="Times New Roman" w:hAnsi="Times New Roman"/>
-          <w:b/>
-          <w:sz w:val="28"/>
-        </w:rPr>
-        <w:t>Presentation Layer (Уровень представления):</w:t>
-      </w:r>
+    </w:p>
+    <w:p>
+      <w:pPr>
+        <w:spacing w:line="276" w:lineRule="auto" w:after="120"/>
+        <w:ind w:firstLine="709"/>
+        <w:jc w:val="both"/>
+      </w:pPr>
       <w:r>
         <w:rPr>
           <w:rFonts w:ascii="Times New Roman" w:hAnsi="Times New Roman"/>
           <w:sz w:val="28"/>
         </w:rPr>
-        <w:t xml:space="preserve"> `Portal Web UI` (адаптивные шаблоны HTML5/TailwindCSS), `REST API Controllers`, `Auth &amp; RBAC UI`.</w:t>
-      </w:r>
-    </w:p>
-    <w:p>
-      <w:pPr>
-        <w:spacing w:line="276" w:lineRule="auto" w:after="60"/>
-        <w:ind w:left="709"/>
-        <w:jc w:val="both"/>
-      </w:pPr>
-      <w:r>
-        <w:rPr>
-          <w:rFonts w:ascii="Times New Roman" w:hAnsi="Times New Roman"/>
-          <w:b w:val="0"/>
-          <w:sz w:val="28"/>
-        </w:rPr>
-        <w:t xml:space="preserve">• </w:t>
-      </w:r>
-      <w:r>
-        <w:rPr>
-          <w:rFonts w:ascii="Times New Roman" w:hAnsi="Times New Roman"/>
-          <w:sz w:val="28"/>
-        </w:rPr>
-      </w:r>
-      <w:r>
-        <w:rPr>
-          <w:rFonts w:ascii="Times New Roman" w:hAnsi="Times New Roman"/>
-          <w:b/>
-          <w:sz w:val="28"/>
-        </w:rPr>
-        <w:t>Business Logic Layer (Уровень бизнес-логики):</w:t>
-      </w:r>
-      <w:r>
-        <w:rPr>
-          <w:rFonts w:ascii="Times New Roman" w:hAnsi="Times New Roman"/>
-          <w:sz w:val="28"/>
-        </w:rPr>
-      </w:r>
-    </w:p>
-    <w:p>
-      <w:pPr>
-        <w:spacing w:line="276" w:lineRule="auto" w:after="60"/>
-        <w:ind w:left="992"/>
-        <w:jc w:val="both"/>
-      </w:pPr>
-      <w:r>
-        <w:rPr>
-          <w:rFonts w:ascii="Times New Roman" w:hAnsi="Times New Roman"/>
-          <w:b w:val="0"/>
-          <w:sz w:val="28"/>
-        </w:rPr>
-        <w:t xml:space="preserve">• </w:t>
-      </w:r>
-      <w:r>
-        <w:rPr>
-          <w:rFonts w:ascii="Times New Roman" w:hAnsi="Times New Roman"/>
-          <w:sz w:val="28"/>
-        </w:rPr>
-        <w:t>`Curriculum Manager`: управление версиями, семестрами и структурой дисциплин УП;</w:t>
-      </w:r>
-    </w:p>
-    <w:p>
-      <w:pPr>
-        <w:spacing w:line="276" w:lineRule="auto" w:after="60"/>
-        <w:ind w:left="992"/>
-        <w:jc w:val="both"/>
-      </w:pPr>
-      <w:r>
-        <w:rPr>
-          <w:rFonts w:ascii="Times New Roman" w:hAnsi="Times New Roman"/>
-          <w:b w:val="0"/>
-          <w:sz w:val="28"/>
-        </w:rPr>
-        <w:t xml:space="preserve">• </w:t>
-      </w:r>
-      <w:r>
-        <w:rPr>
-          <w:rFonts w:ascii="Times New Roman" w:hAnsi="Times New Roman"/>
-          <w:sz w:val="28"/>
-        </w:rPr>
-        <w:t>`FGOS Validation Engine`: алгоритмическая верификация контрольных нормативов стандартов 3++;</w:t>
-      </w:r>
-    </w:p>
-    <w:p>
-      <w:pPr>
-        <w:spacing w:line="276" w:lineRule="auto" w:after="60"/>
-        <w:ind w:left="992"/>
-        <w:jc w:val="both"/>
-      </w:pPr>
-      <w:r>
-        <w:rPr>
-          <w:rFonts w:ascii="Times New Roman" w:hAnsi="Times New Roman"/>
-          <w:b w:val="0"/>
-          <w:sz w:val="28"/>
-        </w:rPr>
-        <w:t xml:space="preserve">• </w:t>
-      </w:r>
-      <w:r>
-        <w:rPr>
-          <w:rFonts w:ascii="Times New Roman" w:hAnsi="Times New Roman"/>
-          <w:sz w:val="28"/>
-        </w:rPr>
-        <w:t>`Workflow &amp; Sign Service`: маршрутизация электронных виз, криптографических штампов и состояний документов;</w:t>
-      </w:r>
-    </w:p>
-    <w:p>
-      <w:pPr>
-        <w:spacing w:line="276" w:lineRule="auto" w:after="60"/>
-        <w:ind w:left="992"/>
-        <w:jc w:val="both"/>
-      </w:pPr>
-      <w:r>
-        <w:rPr>
-          <w:rFonts w:ascii="Times New Roman" w:hAnsi="Times New Roman"/>
-          <w:b w:val="0"/>
-          <w:sz w:val="28"/>
-        </w:rPr>
-        <w:t xml:space="preserve">• </w:t>
-      </w:r>
-      <w:r>
-        <w:rPr>
-          <w:rFonts w:ascii="Times New Roman" w:hAnsi="Times New Roman"/>
-          <w:sz w:val="28"/>
-        </w:rPr>
-        <w:t>`Service Note Processor`: обработка служебных записок, версионирование и сопоставительный Diff-анализ;</w:t>
-      </w:r>
-    </w:p>
-    <w:p>
-      <w:pPr>
-        <w:spacing w:line="276" w:lineRule="auto" w:after="60"/>
-        <w:ind w:left="992"/>
-        <w:jc w:val="both"/>
-      </w:pPr>
-      <w:r>
-        <w:rPr>
-          <w:rFonts w:ascii="Times New Roman" w:hAnsi="Times New Roman"/>
-          <w:b w:val="0"/>
-          <w:sz w:val="28"/>
-        </w:rPr>
-        <w:t xml:space="preserve">• </w:t>
-      </w:r>
-      <w:r>
-        <w:rPr>
-          <w:rFonts w:ascii="Times New Roman" w:hAnsi="Times New Roman"/>
-          <w:sz w:val="28"/>
-        </w:rPr>
-        <w:t>`Catalog &amp; Search Engine`: публичный реестр, категоризация и фильтрация;</w:t>
-      </w:r>
-    </w:p>
-    <w:p>
-      <w:pPr>
-        <w:spacing w:line="276" w:lineRule="auto" w:after="60"/>
-        <w:ind w:left="992"/>
-        <w:jc w:val="both"/>
-      </w:pPr>
-      <w:r>
-        <w:rPr>
-          <w:rFonts w:ascii="Times New Roman" w:hAnsi="Times New Roman"/>
-          <w:b w:val="0"/>
-          <w:sz w:val="28"/>
-        </w:rPr>
-        <w:t xml:space="preserve">• </w:t>
-      </w:r>
-      <w:r>
-        <w:rPr>
-          <w:rFonts w:ascii="Times New Roman" w:hAnsi="Times New Roman"/>
-          <w:sz w:val="28"/>
-        </w:rPr>
-        <w:t>`Export &amp; Print Service`: генерация PDF/Excel бланков и титульных листов.</w:t>
-      </w:r>
-    </w:p>
-    <w:p>
-      <w:pPr>
-        <w:spacing w:line="276" w:lineRule="auto" w:after="60"/>
-        <w:ind w:left="709"/>
-        <w:jc w:val="both"/>
-      </w:pPr>
-      <w:r>
-        <w:rPr>
-          <w:rFonts w:ascii="Times New Roman" w:hAnsi="Times New Roman"/>
-          <w:b w:val="0"/>
-          <w:sz w:val="28"/>
-        </w:rPr>
-        <w:t xml:space="preserve">• </w:t>
-      </w:r>
-      <w:r>
-        <w:rPr>
-          <w:rFonts w:ascii="Times New Roman" w:hAnsi="Times New Roman"/>
-          <w:sz w:val="28"/>
-        </w:rPr>
-      </w:r>
-      <w:r>
-        <w:rPr>
-          <w:rFonts w:ascii="Times New Roman" w:hAnsi="Times New Roman"/>
-          <w:b/>
-          <w:sz w:val="28"/>
-        </w:rPr>
-        <w:t>Data Access &amp; Storage Layer (Уровень доступа к данным):</w:t>
-      </w:r>
-      <w:r>
-        <w:rPr>
-          <w:rFonts w:ascii="Times New Roman" w:hAnsi="Times New Roman"/>
-          <w:sz w:val="28"/>
-        </w:rPr>
-        <w:t xml:space="preserve"> `Database Engine`, `Audit Logger`, хранилище реляционных данных и цифровых слепков документов.</w:t>
+        <w:t>Файл базы данных находится в `portal/anok_portal.db`. Схема исходных таблиц описана в `portal/schema.sql`.</w:t>
       </w:r>
     </w:p>
     <w:p>
@@ -1275,7 +807,7 @@
           <w:b/>
           <w:sz w:val="28"/>
         </w:rPr>
-        <w:t>5. Диаграмма развертывания (Deployment Diagram)</w:t>
+        <w:t>6. Проверка результата</w:t>
       </w:r>
     </w:p>
     <w:p>
@@ -1289,255 +821,21 @@
           <w:rFonts w:ascii="Times New Roman" w:hAnsi="Times New Roman"/>
           <w:sz w:val="28"/>
         </w:rPr>
-        <w:t>Диаграмма развертывания специфицирует физическую топологию серверов, узлов и сетевых протоколов.</w:t>
+        <w:t>В прототипе доступны страницы сводной панели, учебных планов, проверки ФГОС, согласования, служебных записок, образовательных программ, стандартов, подразделений, компетенций, объявлений, аудита и карты сайта.</w:t>
       </w:r>
     </w:p>
     <w:p>
       <w:pPr>
-        <w:spacing w:before="200" w:after="80"/>
-        <w:jc w:val="center"/>
-      </w:pPr>
-      <w:r>
-        <w:drawing>
-          <wp:inline xmlns:a="http://schemas.openxmlformats.org/drawingml/2006/main" xmlns:pic="http://schemas.openxmlformats.org/drawingml/2006/picture">
-            <wp:extent cx="5760000" cy="3931429"/>
-            <wp:docPr id="4" name="Picture 4"/>
-            <wp:cNvGraphicFramePr>
-              <a:graphicFrameLocks noChangeAspect="1"/>
-            </wp:cNvGraphicFramePr>
-            <a:graphic>
-              <a:graphicData uri="http://schemas.openxmlformats.org/drawingml/2006/picture">
-                <pic:pic>
-                  <pic:nvPicPr>
-                    <pic:cNvPr id="0" name="deployment_diagram.png"/>
-                    <pic:cNvPicPr/>
-                  </pic:nvPicPr>
-                  <pic:blipFill>
-                    <a:blip r:embed="rId13"/>
-                    <a:stretch>
-                      <a:fillRect/>
-                    </a:stretch>
-                  </pic:blipFill>
-                  <pic:spPr>
-                    <a:xfrm>
-                      <a:off x="0" y="0"/>
-                      <a:ext cx="5760000" cy="3931429"/>
-                    </a:xfrm>
-                    <a:prstGeom prst="rect"/>
-                  </pic:spPr>
-                </pic:pic>
-              </a:graphicData>
-            </a:graphic>
-          </wp:inline>
-        </w:drawing>
-      </w:r>
-    </w:p>
-    <w:p>
-      <w:pPr>
-        <w:spacing w:before="80" w:after="240"/>
-        <w:jc w:val="center"/>
-      </w:pPr>
-      <w:r>
-        <w:rPr>
-          <w:rFonts w:ascii="Times New Roman" w:hAnsi="Times New Roman"/>
-          <w:i/>
-          <w:sz w:val="24"/>
-        </w:rPr>
-        <w:t>Рисунок 4 — Диаграмма развертывания</w:t>
-      </w:r>
-    </w:p>
-    <w:p>
-      <w:pPr>
-        <w:spacing w:before="160" w:after="80"/>
-        <w:jc w:val="left"/>
-      </w:pPr>
-      <w:r>
-        <w:rPr>
-          <w:rFonts w:ascii="Times New Roman" w:hAnsi="Times New Roman"/>
-          <w:b/>
-          <w:sz w:val="26"/>
-        </w:rPr>
-        <w:t>Топологические узлы:</w:t>
-      </w:r>
-    </w:p>
-    <w:p>
-      <w:pPr>
-        <w:spacing w:line="276" w:lineRule="auto" w:after="60"/>
-        <w:ind w:left="709"/>
+        <w:spacing w:line="276" w:lineRule="auto" w:after="120"/>
+        <w:ind w:firstLine="709"/>
         <w:jc w:val="both"/>
       </w:pPr>
       <w:r>
         <w:rPr>
           <w:rFonts w:ascii="Times New Roman" w:hAnsi="Times New Roman"/>
-          <w:b w:val="0"/>
           <w:sz w:val="28"/>
         </w:rPr>
-        <w:t xml:space="preserve">• </w:t>
-      </w:r>
-      <w:r>
-        <w:rPr>
-          <w:rFonts w:ascii="Times New Roman" w:hAnsi="Times New Roman"/>
-          <w:sz w:val="28"/>
-        </w:rPr>
-      </w:r>
-      <w:r>
-        <w:rPr>
-          <w:rFonts w:ascii="Times New Roman" w:hAnsi="Times New Roman"/>
-          <w:b/>
-          <w:sz w:val="28"/>
-        </w:rPr>
-        <w:t>Client Workstation (Рабочая станция клиента):</w:t>
-      </w:r>
-      <w:r>
-        <w:rPr>
-          <w:rFonts w:ascii="Times New Roman" w:hAnsi="Times New Roman"/>
-          <w:sz w:val="28"/>
-        </w:rPr>
-        <w:t xml:space="preserve"> веб-браузер пользователя (HTTPS, порт 443).</w:t>
-      </w:r>
-    </w:p>
-    <w:p>
-      <w:pPr>
-        <w:spacing w:line="276" w:lineRule="auto" w:after="60"/>
-        <w:ind w:left="709"/>
-        <w:jc w:val="both"/>
-      </w:pPr>
-      <w:r>
-        <w:rPr>
-          <w:rFonts w:ascii="Times New Roman" w:hAnsi="Times New Roman"/>
-          <w:b w:val="0"/>
-          <w:sz w:val="28"/>
-        </w:rPr>
-        <w:t xml:space="preserve">• </w:t>
-      </w:r>
-      <w:r>
-        <w:rPr>
-          <w:rFonts w:ascii="Times New Roman" w:hAnsi="Times New Roman"/>
-          <w:sz w:val="28"/>
-        </w:rPr>
-      </w:r>
-      <w:r>
-        <w:rPr>
-          <w:rFonts w:ascii="Times New Roman" w:hAnsi="Times New Roman"/>
-          <w:b/>
-          <w:sz w:val="28"/>
-        </w:rPr>
-        <w:t>Web / Reverse Proxy Server (Nginx):</w:t>
-      </w:r>
-      <w:r>
-        <w:rPr>
-          <w:rFonts w:ascii="Times New Roman" w:hAnsi="Times New Roman"/>
-          <w:sz w:val="28"/>
-        </w:rPr>
-        <w:t xml:space="preserve"> терминация SSL/TLS, статический кэш, защита от сетевых угроз WAF.</w:t>
-      </w:r>
-    </w:p>
-    <w:p>
-      <w:pPr>
-        <w:spacing w:line="276" w:lineRule="auto" w:after="60"/>
-        <w:ind w:left="709"/>
-        <w:jc w:val="both"/>
-      </w:pPr>
-      <w:r>
-        <w:rPr>
-          <w:rFonts w:ascii="Times New Roman" w:hAnsi="Times New Roman"/>
-          <w:b w:val="0"/>
-          <w:sz w:val="28"/>
-        </w:rPr>
-        <w:t xml:space="preserve">• </w:t>
-      </w:r>
-      <w:r>
-        <w:rPr>
-          <w:rFonts w:ascii="Times New Roman" w:hAnsi="Times New Roman"/>
-          <w:sz w:val="28"/>
-        </w:rPr>
-      </w:r>
-      <w:r>
-        <w:rPr>
-          <w:rFonts w:ascii="Times New Roman" w:hAnsi="Times New Roman"/>
-          <w:b/>
-          <w:sz w:val="28"/>
-        </w:rPr>
-        <w:t>Application Server (Python/Flask WSGI):</w:t>
-      </w:r>
-      <w:r>
-        <w:rPr>
-          <w:rFonts w:ascii="Times New Roman" w:hAnsi="Times New Roman"/>
-          <w:sz w:val="28"/>
-        </w:rPr>
-        <w:t xml:space="preserve"> исполняемая среда ядра веб-портала и кастомных модулей АНОК, пул воркеров Gunicorn.</w:t>
-      </w:r>
-    </w:p>
-    <w:p>
-      <w:pPr>
-        <w:spacing w:line="276" w:lineRule="auto" w:after="60"/>
-        <w:ind w:left="709"/>
-        <w:jc w:val="both"/>
-      </w:pPr>
-      <w:r>
-        <w:rPr>
-          <w:rFonts w:ascii="Times New Roman" w:hAnsi="Times New Roman"/>
-          <w:b w:val="0"/>
-          <w:sz w:val="28"/>
-        </w:rPr>
-        <w:t xml:space="preserve">• </w:t>
-      </w:r>
-      <w:r>
-        <w:rPr>
-          <w:rFonts w:ascii="Times New Roman" w:hAnsi="Times New Roman"/>
-          <w:sz w:val="28"/>
-        </w:rPr>
-      </w:r>
-      <w:r>
-        <w:rPr>
-          <w:rFonts w:ascii="Times New Roman" w:hAnsi="Times New Roman"/>
-          <w:b/>
-          <w:sz w:val="28"/>
-        </w:rPr>
-        <w:t>Database Server (MariaDB / SQLite):</w:t>
-      </w:r>
-      <w:r>
-        <w:rPr>
-          <w:rFonts w:ascii="Times New Roman" w:hAnsi="Times New Roman"/>
-          <w:sz w:val="28"/>
-        </w:rPr>
-        <w:t xml:space="preserve"> хранилище нормализованных данных, транзакционный журнал и журналы аудита (порт 3306 / локальный файл).</w:t>
-      </w:r>
-    </w:p>
-    <w:p>
-      <w:pPr>
-        <w:spacing w:line="276" w:lineRule="auto" w:after="60"/>
-        <w:ind w:left="709"/>
-        <w:jc w:val="both"/>
-      </w:pPr>
-      <w:r>
-        <w:rPr>
-          <w:rFonts w:ascii="Times New Roman" w:hAnsi="Times New Roman"/>
-          <w:b w:val="0"/>
-          <w:sz w:val="28"/>
-        </w:rPr>
-        <w:t xml:space="preserve">• </w:t>
-      </w:r>
-      <w:r>
-        <w:rPr>
-          <w:rFonts w:ascii="Times New Roman" w:hAnsi="Times New Roman"/>
-          <w:sz w:val="28"/>
-        </w:rPr>
-      </w:r>
-      <w:r>
-        <w:rPr>
-          <w:rFonts w:ascii="Times New Roman" w:hAnsi="Times New Roman"/>
-          <w:b/>
-          <w:sz w:val="28"/>
-        </w:rPr>
-        <w:t>File &amp; Document Storage:</w:t>
-      </w:r>
-      <w:r>
-        <w:rPr>
-          <w:rFonts w:ascii="Times New Roman" w:hAnsi="Times New Roman"/>
-          <w:sz w:val="28"/>
-        </w:rPr>
-        <w:t xml:space="preserve"> хранение сформированных отчетов в форматах PDF/Excel и протоколов валидации.</w:t>
+        <w:t>Работа с данными в текущей версии выполняется в режиме просмотра. Формы изменения данных и полноценная авторизация в эту учебную реализацию не включены.</w:t>
       </w:r>
     </w:p>
     <w:p>
@@ -1551,7 +849,7 @@
           <w:b/>
           <w:sz w:val="28"/>
         </w:rPr>
-        <w:t>6. Структура и схема базы данных</w:t>
+        <w:t>Заключение</w:t>
       </w:r>
     </w:p>
     <w:p>
@@ -1565,1852 +863,7 @@
           <w:rFonts w:ascii="Times New Roman" w:hAnsi="Times New Roman"/>
           <w:sz w:val="28"/>
         </w:rPr>
-        <w:t>Реляционная модель спроектирована в 3-й нормальной форме (3NF) и обеспечивает полную ссылочную целостность данных за счет внешних ключей `FOREIGN KEY` и уникальных индексов.</w:t>
-      </w:r>
-    </w:p>
-    <w:p>
-      <w:pPr>
-        <w:spacing w:before="200" w:after="80"/>
-        <w:jc w:val="center"/>
-      </w:pPr>
-      <w:r>
-        <w:drawing>
-          <wp:inline xmlns:a="http://schemas.openxmlformats.org/drawingml/2006/main" xmlns:pic="http://schemas.openxmlformats.org/drawingml/2006/picture">
-            <wp:extent cx="5760000" cy="3948679"/>
-            <wp:docPr id="5" name="Picture 5"/>
-            <wp:cNvGraphicFramePr>
-              <a:graphicFrameLocks noChangeAspect="1"/>
-            </wp:cNvGraphicFramePr>
-            <a:graphic>
-              <a:graphicData uri="http://schemas.openxmlformats.org/drawingml/2006/picture">
-                <pic:pic>
-                  <pic:nvPicPr>
-                    <pic:cNvPr id="0" name="db_schema_diagram.png"/>
-                    <pic:cNvPicPr/>
-                  </pic:nvPicPr>
-                  <pic:blipFill>
-                    <a:blip r:embed="rId14"/>
-                    <a:stretch>
-                      <a:fillRect/>
-                    </a:stretch>
-                  </pic:blipFill>
-                  <pic:spPr>
-                    <a:xfrm>
-                      <a:off x="0" y="0"/>
-                      <a:ext cx="5760000" cy="3948679"/>
-                    </a:xfrm>
-                    <a:prstGeom prst="rect"/>
-                  </pic:spPr>
-                </pic:pic>
-              </a:graphicData>
-            </a:graphic>
-          </wp:inline>
-        </w:drawing>
-      </w:r>
-    </w:p>
-    <w:p>
-      <w:pPr>
-        <w:spacing w:before="80" w:after="240"/>
-        <w:jc w:val="center"/>
-      </w:pPr>
-      <w:r>
-        <w:rPr>
-          <w:rFonts w:ascii="Times New Roman" w:hAnsi="Times New Roman"/>
-          <w:i/>
-          <w:sz w:val="24"/>
-        </w:rPr>
-        <w:t>Рисунок 5 — Схема базы данных ERD</w:t>
-      </w:r>
-    </w:p>
-    <w:p>
-      <w:pPr>
-        <w:spacing w:before="160" w:after="80"/>
-        <w:ind w:firstLine="709"/>
-        <w:jc w:val="left"/>
-      </w:pPr>
-      <w:r>
-        <w:rPr>
-          <w:rFonts w:ascii="Times New Roman" w:hAnsi="Times New Roman"/>
-          <w:b/>
-          <w:sz w:val="24"/>
-        </w:rPr>
-        <w:t>Таблица 1 — Спецификация данных</w:t>
-      </w:r>
-    </w:p>
-    <w:tbl>
-      <w:tblPr>
-        <w:tblW w:type="auto" w:w="0"/>
-        <w:jc w:val="center"/>
-        <w:tblLook w:firstColumn="1" w:firstRow="1" w:lastColumn="0" w:lastRow="0" w:noHBand="0" w:noVBand="1" w:val="04A0"/>
-        <w:tblBorders>
-          <w:top w:val="single" w:sz="4" w:space="0" w:color="CBD5E1"/>
-          <w:bottom w:val="single" w:sz="4" w:space="0" w:color="CBD5E1"/>
-          <w:insideH w:val="single" w:sz="4" w:space="0" w:color="CBD5E1"/>
-          <w:insideV w:val="single" w:sz="4" w:space="0" w:color="CBD5E1"/>
-          <w:left w:val="single" w:sz="4" w:space="0" w:color="CBD5E1"/>
-          <w:right w:val="single" w:sz="4" w:space="0" w:color="CBD5E1"/>
-        </w:tblBorders>
-      </w:tblPr>
-      <w:tblGrid>
-        <w:gridCol w:w="2339"/>
-        <w:gridCol w:w="2339"/>
-        <w:gridCol w:w="2339"/>
-        <w:gridCol w:w="2339"/>
-      </w:tblGrid>
-      <w:tr>
-        <w:tc>
-          <w:tcPr>
-            <w:tcW w:type="dxa" w:w="2339"/>
-            <w:tcMar>
-              <w:top w:w="100" w:type="dxa"/>
-              <w:bottom w:w="100" w:type="dxa"/>
-              <w:left w:w="150" w:type="dxa"/>
-              <w:right w:w="150" w:type="dxa"/>
-            </w:tcMar>
-            <w:shd w:fill="E2E8F0"/>
-          </w:tcPr>
-          <w:p>
-            <w:pPr>
-              <w:spacing w:before="40" w:after="40" w:line="252" w:lineRule="auto"/>
-              <w:jc w:val="left"/>
-            </w:pPr>
-            <w:r>
-              <w:rPr>
-                <w:rFonts w:ascii="Times New Roman" w:hAnsi="Times New Roman"/>
-                <w:b/>
-                <w:sz w:val="22"/>
-              </w:rPr>
-              <w:t>Таблица</w:t>
-            </w:r>
-          </w:p>
-        </w:tc>
-        <w:tc>
-          <w:tcPr>
-            <w:tcW w:type="dxa" w:w="2339"/>
-            <w:tcMar>
-              <w:top w:w="100" w:type="dxa"/>
-              <w:bottom w:w="100" w:type="dxa"/>
-              <w:left w:w="150" w:type="dxa"/>
-              <w:right w:w="150" w:type="dxa"/>
-            </w:tcMar>
-            <w:shd w:fill="E2E8F0"/>
-          </w:tcPr>
-          <w:p>
-            <w:pPr>
-              <w:spacing w:before="40" w:after="40" w:line="252" w:lineRule="auto"/>
-              <w:jc w:val="left"/>
-            </w:pPr>
-            <w:r>
-              <w:rPr>
-                <w:rFonts w:ascii="Times New Roman" w:hAnsi="Times New Roman"/>
-                <w:b/>
-                <w:sz w:val="22"/>
-              </w:rPr>
-              <w:t>Первичный ключ</w:t>
-            </w:r>
-          </w:p>
-        </w:tc>
-        <w:tc>
-          <w:tcPr>
-            <w:tcW w:type="dxa" w:w="2339"/>
-            <w:tcMar>
-              <w:top w:w="100" w:type="dxa"/>
-              <w:bottom w:w="100" w:type="dxa"/>
-              <w:left w:w="150" w:type="dxa"/>
-              <w:right w:w="150" w:type="dxa"/>
-            </w:tcMar>
-            <w:shd w:fill="E2E8F0"/>
-          </w:tcPr>
-          <w:p>
-            <w:pPr>
-              <w:spacing w:before="40" w:after="40" w:line="252" w:lineRule="auto"/>
-              <w:jc w:val="left"/>
-            </w:pPr>
-            <w:r>
-              <w:rPr>
-                <w:rFonts w:ascii="Times New Roman" w:hAnsi="Times New Roman"/>
-                <w:b/>
-                <w:sz w:val="22"/>
-              </w:rPr>
-              <w:t>Внешние ключи</w:t>
-            </w:r>
-          </w:p>
-        </w:tc>
-        <w:tc>
-          <w:tcPr>
-            <w:tcW w:type="dxa" w:w="2339"/>
-            <w:tcMar>
-              <w:top w:w="100" w:type="dxa"/>
-              <w:bottom w:w="100" w:type="dxa"/>
-              <w:left w:w="150" w:type="dxa"/>
-              <w:right w:w="150" w:type="dxa"/>
-            </w:tcMar>
-            <w:shd w:fill="E2E8F0"/>
-          </w:tcPr>
-          <w:p>
-            <w:pPr>
-              <w:spacing w:before="40" w:after="40" w:line="252" w:lineRule="auto"/>
-              <w:jc w:val="left"/>
-            </w:pPr>
-            <w:r>
-              <w:rPr>
-                <w:rFonts w:ascii="Times New Roman" w:hAnsi="Times New Roman"/>
-                <w:b/>
-                <w:sz w:val="22"/>
-              </w:rPr>
-              <w:t>Описание назначения сущности</w:t>
-            </w:r>
-          </w:p>
-        </w:tc>
-      </w:tr>
-      <w:tr>
-        <w:tc>
-          <w:tcPr>
-            <w:tcW w:type="dxa" w:w="2339"/>
-            <w:tcMar>
-              <w:top w:w="100" w:type="dxa"/>
-              <w:bottom w:w="100" w:type="dxa"/>
-              <w:left w:w="150" w:type="dxa"/>
-              <w:right w:w="150" w:type="dxa"/>
-            </w:tcMar>
-          </w:tcPr>
-          <w:p>
-            <w:pPr>
-              <w:spacing w:before="40" w:after="40" w:line="252" w:lineRule="auto"/>
-              <w:jc w:val="left"/>
-            </w:pPr>
-            <w:r>
-              <w:rPr>
-                <w:rFonts w:ascii="Times New Roman" w:hAnsi="Times New Roman"/>
-                <w:sz w:val="22"/>
-              </w:rPr>
-              <w:t>`roles`</w:t>
-            </w:r>
-          </w:p>
-        </w:tc>
-        <w:tc>
-          <w:tcPr>
-            <w:tcW w:type="dxa" w:w="2339"/>
-            <w:tcMar>
-              <w:top w:w="100" w:type="dxa"/>
-              <w:bottom w:w="100" w:type="dxa"/>
-              <w:left w:w="150" w:type="dxa"/>
-              <w:right w:w="150" w:type="dxa"/>
-            </w:tcMar>
-          </w:tcPr>
-          <w:p>
-            <w:pPr>
-              <w:spacing w:before="40" w:after="40" w:line="252" w:lineRule="auto"/>
-              <w:jc w:val="left"/>
-            </w:pPr>
-            <w:r>
-              <w:rPr>
-                <w:rFonts w:ascii="Times New Roman" w:hAnsi="Times New Roman"/>
-                <w:sz w:val="22"/>
-              </w:rPr>
-              <w:t>`id`</w:t>
-            </w:r>
-          </w:p>
-        </w:tc>
-        <w:tc>
-          <w:tcPr>
-            <w:tcW w:type="dxa" w:w="2339"/>
-            <w:tcMar>
-              <w:top w:w="100" w:type="dxa"/>
-              <w:bottom w:w="100" w:type="dxa"/>
-              <w:left w:w="150" w:type="dxa"/>
-              <w:right w:w="150" w:type="dxa"/>
-            </w:tcMar>
-          </w:tcPr>
-          <w:p>
-            <w:pPr>
-              <w:spacing w:before="40" w:after="40" w:line="252" w:lineRule="auto"/>
-              <w:jc w:val="left"/>
-            </w:pPr>
-            <w:r>
-              <w:rPr>
-                <w:rFonts w:ascii="Times New Roman" w:hAnsi="Times New Roman"/>
-                <w:sz w:val="22"/>
-              </w:rPr>
-              <w:t>—</w:t>
-            </w:r>
-          </w:p>
-        </w:tc>
-        <w:tc>
-          <w:tcPr>
-            <w:tcW w:type="dxa" w:w="2339"/>
-            <w:tcMar>
-              <w:top w:w="100" w:type="dxa"/>
-              <w:bottom w:w="100" w:type="dxa"/>
-              <w:left w:w="150" w:type="dxa"/>
-              <w:right w:w="150" w:type="dxa"/>
-            </w:tcMar>
-          </w:tcPr>
-          <w:p>
-            <w:pPr>
-              <w:spacing w:before="40" w:after="40" w:line="252" w:lineRule="auto"/>
-              <w:jc w:val="left"/>
-            </w:pPr>
-            <w:r>
-              <w:rPr>
-                <w:rFonts w:ascii="Times New Roman" w:hAnsi="Times New Roman"/>
-                <w:sz w:val="22"/>
-              </w:rPr>
-              <w:t>Ролевые профили пользователей (RBAC-матрица)</w:t>
-            </w:r>
-          </w:p>
-        </w:tc>
-      </w:tr>
-      <w:tr>
-        <w:tc>
-          <w:tcPr>
-            <w:tcW w:type="dxa" w:w="2339"/>
-            <w:tcMar>
-              <w:top w:w="100" w:type="dxa"/>
-              <w:bottom w:w="100" w:type="dxa"/>
-              <w:left w:w="150" w:type="dxa"/>
-              <w:right w:w="150" w:type="dxa"/>
-            </w:tcMar>
-          </w:tcPr>
-          <w:p>
-            <w:pPr>
-              <w:spacing w:before="40" w:after="40" w:line="252" w:lineRule="auto"/>
-              <w:jc w:val="left"/>
-            </w:pPr>
-            <w:r>
-              <w:rPr>
-                <w:rFonts w:ascii="Times New Roman" w:hAnsi="Times New Roman"/>
-                <w:sz w:val="22"/>
-              </w:rPr>
-              <w:t>`departments`</w:t>
-            </w:r>
-          </w:p>
-        </w:tc>
-        <w:tc>
-          <w:tcPr>
-            <w:tcW w:type="dxa" w:w="2339"/>
-            <w:tcMar>
-              <w:top w:w="100" w:type="dxa"/>
-              <w:bottom w:w="100" w:type="dxa"/>
-              <w:left w:w="150" w:type="dxa"/>
-              <w:right w:w="150" w:type="dxa"/>
-            </w:tcMar>
-          </w:tcPr>
-          <w:p>
-            <w:pPr>
-              <w:spacing w:before="40" w:after="40" w:line="252" w:lineRule="auto"/>
-              <w:jc w:val="left"/>
-            </w:pPr>
-            <w:r>
-              <w:rPr>
-                <w:rFonts w:ascii="Times New Roman" w:hAnsi="Times New Roman"/>
-                <w:sz w:val="22"/>
-              </w:rPr>
-              <w:t>`id`</w:t>
-            </w:r>
-          </w:p>
-        </w:tc>
-        <w:tc>
-          <w:tcPr>
-            <w:tcW w:type="dxa" w:w="2339"/>
-            <w:tcMar>
-              <w:top w:w="100" w:type="dxa"/>
-              <w:bottom w:w="100" w:type="dxa"/>
-              <w:left w:w="150" w:type="dxa"/>
-              <w:right w:w="150" w:type="dxa"/>
-            </w:tcMar>
-          </w:tcPr>
-          <w:p>
-            <w:pPr>
-              <w:spacing w:before="40" w:after="40" w:line="252" w:lineRule="auto"/>
-              <w:jc w:val="left"/>
-            </w:pPr>
-            <w:r>
-              <w:rPr>
-                <w:rFonts w:ascii="Times New Roman" w:hAnsi="Times New Roman"/>
-                <w:sz w:val="22"/>
-              </w:rPr>
-              <w:t>`head_user_id → users.id`</w:t>
-            </w:r>
-          </w:p>
-        </w:tc>
-        <w:tc>
-          <w:tcPr>
-            <w:tcW w:type="dxa" w:w="2339"/>
-            <w:tcMar>
-              <w:top w:w="100" w:type="dxa"/>
-              <w:bottom w:w="100" w:type="dxa"/>
-              <w:left w:w="150" w:type="dxa"/>
-              <w:right w:w="150" w:type="dxa"/>
-            </w:tcMar>
-          </w:tcPr>
-          <w:p>
-            <w:pPr>
-              <w:spacing w:before="40" w:after="40" w:line="252" w:lineRule="auto"/>
-              <w:jc w:val="left"/>
-            </w:pPr>
-            <w:r>
-              <w:rPr>
-                <w:rFonts w:ascii="Times New Roman" w:hAnsi="Times New Roman"/>
-                <w:sz w:val="22"/>
-              </w:rPr>
-              <w:t>Кафедры, факультеты и административные подразделения</w:t>
-            </w:r>
-          </w:p>
-        </w:tc>
-      </w:tr>
-      <w:tr>
-        <w:tc>
-          <w:tcPr>
-            <w:tcW w:type="dxa" w:w="2339"/>
-            <w:tcMar>
-              <w:top w:w="100" w:type="dxa"/>
-              <w:bottom w:w="100" w:type="dxa"/>
-              <w:left w:w="150" w:type="dxa"/>
-              <w:right w:w="150" w:type="dxa"/>
-            </w:tcMar>
-          </w:tcPr>
-          <w:p>
-            <w:pPr>
-              <w:spacing w:before="40" w:after="40" w:line="252" w:lineRule="auto"/>
-              <w:jc w:val="left"/>
-            </w:pPr>
-            <w:r>
-              <w:rPr>
-                <w:rFonts w:ascii="Times New Roman" w:hAnsi="Times New Roman"/>
-                <w:sz w:val="22"/>
-              </w:rPr>
-              <w:t>`users`</w:t>
-            </w:r>
-          </w:p>
-        </w:tc>
-        <w:tc>
-          <w:tcPr>
-            <w:tcW w:type="dxa" w:w="2339"/>
-            <w:tcMar>
-              <w:top w:w="100" w:type="dxa"/>
-              <w:bottom w:w="100" w:type="dxa"/>
-              <w:left w:w="150" w:type="dxa"/>
-              <w:right w:w="150" w:type="dxa"/>
-            </w:tcMar>
-          </w:tcPr>
-          <w:p>
-            <w:pPr>
-              <w:spacing w:before="40" w:after="40" w:line="252" w:lineRule="auto"/>
-              <w:jc w:val="left"/>
-            </w:pPr>
-            <w:r>
-              <w:rPr>
-                <w:rFonts w:ascii="Times New Roman" w:hAnsi="Times New Roman"/>
-                <w:sz w:val="22"/>
-              </w:rPr>
-              <w:t>`id`</w:t>
-            </w:r>
-          </w:p>
-        </w:tc>
-        <w:tc>
-          <w:tcPr>
-            <w:tcW w:type="dxa" w:w="2339"/>
-            <w:tcMar>
-              <w:top w:w="100" w:type="dxa"/>
-              <w:bottom w:w="100" w:type="dxa"/>
-              <w:left w:w="150" w:type="dxa"/>
-              <w:right w:w="150" w:type="dxa"/>
-            </w:tcMar>
-          </w:tcPr>
-          <w:p>
-            <w:pPr>
-              <w:spacing w:before="40" w:after="40" w:line="252" w:lineRule="auto"/>
-              <w:jc w:val="left"/>
-            </w:pPr>
-            <w:r>
-              <w:rPr>
-                <w:rFonts w:ascii="Times New Roman" w:hAnsi="Times New Roman"/>
-                <w:sz w:val="22"/>
-              </w:rPr>
-              <w:t>`role_id → roles.id`, `dept_id → departments.id`</w:t>
-            </w:r>
-          </w:p>
-        </w:tc>
-        <w:tc>
-          <w:tcPr>
-            <w:tcW w:type="dxa" w:w="2339"/>
-            <w:tcMar>
-              <w:top w:w="100" w:type="dxa"/>
-              <w:bottom w:w="100" w:type="dxa"/>
-              <w:left w:w="150" w:type="dxa"/>
-              <w:right w:w="150" w:type="dxa"/>
-            </w:tcMar>
-          </w:tcPr>
-          <w:p>
-            <w:pPr>
-              <w:spacing w:before="40" w:after="40" w:line="252" w:lineRule="auto"/>
-              <w:jc w:val="left"/>
-            </w:pPr>
-            <w:r>
-              <w:rPr>
-                <w:rFonts w:ascii="Times New Roman" w:hAnsi="Times New Roman"/>
-                <w:sz w:val="22"/>
-              </w:rPr>
-              <w:t>Учетные записи сотрудников университета</w:t>
-            </w:r>
-          </w:p>
-        </w:tc>
-      </w:tr>
-      <w:tr>
-        <w:tc>
-          <w:tcPr>
-            <w:tcW w:type="dxa" w:w="2339"/>
-            <w:tcMar>
-              <w:top w:w="100" w:type="dxa"/>
-              <w:bottom w:w="100" w:type="dxa"/>
-              <w:left w:w="150" w:type="dxa"/>
-              <w:right w:w="150" w:type="dxa"/>
-            </w:tcMar>
-          </w:tcPr>
-          <w:p>
-            <w:pPr>
-              <w:spacing w:before="40" w:after="40" w:line="252" w:lineRule="auto"/>
-              <w:jc w:val="left"/>
-            </w:pPr>
-            <w:r>
-              <w:rPr>
-                <w:rFonts w:ascii="Times New Roman" w:hAnsi="Times New Roman"/>
-                <w:sz w:val="22"/>
-              </w:rPr>
-              <w:t>`standards_fgos`</w:t>
-            </w:r>
-          </w:p>
-        </w:tc>
-        <w:tc>
-          <w:tcPr>
-            <w:tcW w:type="dxa" w:w="2339"/>
-            <w:tcMar>
-              <w:top w:w="100" w:type="dxa"/>
-              <w:bottom w:w="100" w:type="dxa"/>
-              <w:left w:w="150" w:type="dxa"/>
-              <w:right w:w="150" w:type="dxa"/>
-            </w:tcMar>
-          </w:tcPr>
-          <w:p>
-            <w:pPr>
-              <w:spacing w:before="40" w:after="40" w:line="252" w:lineRule="auto"/>
-              <w:jc w:val="left"/>
-            </w:pPr>
-            <w:r>
-              <w:rPr>
-                <w:rFonts w:ascii="Times New Roman" w:hAnsi="Times New Roman"/>
-                <w:sz w:val="22"/>
-              </w:rPr>
-              <w:t>`id`</w:t>
-            </w:r>
-          </w:p>
-        </w:tc>
-        <w:tc>
-          <w:tcPr>
-            <w:tcW w:type="dxa" w:w="2339"/>
-            <w:tcMar>
-              <w:top w:w="100" w:type="dxa"/>
-              <w:bottom w:w="100" w:type="dxa"/>
-              <w:left w:w="150" w:type="dxa"/>
-              <w:right w:w="150" w:type="dxa"/>
-            </w:tcMar>
-          </w:tcPr>
-          <w:p>
-            <w:pPr>
-              <w:spacing w:before="40" w:after="40" w:line="252" w:lineRule="auto"/>
-              <w:jc w:val="left"/>
-            </w:pPr>
-            <w:r>
-              <w:rPr>
-                <w:rFonts w:ascii="Times New Roman" w:hAnsi="Times New Roman"/>
-                <w:sz w:val="22"/>
-              </w:rPr>
-              <w:t>—</w:t>
-            </w:r>
-          </w:p>
-        </w:tc>
-        <w:tc>
-          <w:tcPr>
-            <w:tcW w:type="dxa" w:w="2339"/>
-            <w:tcMar>
-              <w:top w:w="100" w:type="dxa"/>
-              <w:bottom w:w="100" w:type="dxa"/>
-              <w:left w:w="150" w:type="dxa"/>
-              <w:right w:w="150" w:type="dxa"/>
-            </w:tcMar>
-          </w:tcPr>
-          <w:p>
-            <w:pPr>
-              <w:spacing w:before="40" w:after="40" w:line="252" w:lineRule="auto"/>
-              <w:jc w:val="left"/>
-            </w:pPr>
-            <w:r>
-              <w:rPr>
-                <w:rFonts w:ascii="Times New Roman" w:hAnsi="Times New Roman"/>
-                <w:sz w:val="22"/>
-              </w:rPr>
-              <w:t>Нормативные стандарты ФГОС ВО 3++ и числовые лимиты</w:t>
-            </w:r>
-          </w:p>
-        </w:tc>
-      </w:tr>
-      <w:tr>
-        <w:tc>
-          <w:tcPr>
-            <w:tcW w:type="dxa" w:w="2339"/>
-            <w:tcMar>
-              <w:top w:w="100" w:type="dxa"/>
-              <w:bottom w:w="100" w:type="dxa"/>
-              <w:left w:w="150" w:type="dxa"/>
-              <w:right w:w="150" w:type="dxa"/>
-            </w:tcMar>
-          </w:tcPr>
-          <w:p>
-            <w:pPr>
-              <w:spacing w:before="40" w:after="40" w:line="252" w:lineRule="auto"/>
-              <w:jc w:val="left"/>
-            </w:pPr>
-            <w:r>
-              <w:rPr>
-                <w:rFonts w:ascii="Times New Roman" w:hAnsi="Times New Roman"/>
-                <w:sz w:val="22"/>
-              </w:rPr>
-              <w:t>`educational_programs`</w:t>
-            </w:r>
-          </w:p>
-        </w:tc>
-        <w:tc>
-          <w:tcPr>
-            <w:tcW w:type="dxa" w:w="2339"/>
-            <w:tcMar>
-              <w:top w:w="100" w:type="dxa"/>
-              <w:bottom w:w="100" w:type="dxa"/>
-              <w:left w:w="150" w:type="dxa"/>
-              <w:right w:w="150" w:type="dxa"/>
-            </w:tcMar>
-          </w:tcPr>
-          <w:p>
-            <w:pPr>
-              <w:spacing w:before="40" w:after="40" w:line="252" w:lineRule="auto"/>
-              <w:jc w:val="left"/>
-            </w:pPr>
-            <w:r>
-              <w:rPr>
-                <w:rFonts w:ascii="Times New Roman" w:hAnsi="Times New Roman"/>
-                <w:sz w:val="22"/>
-              </w:rPr>
-              <w:t>`id`</w:t>
-            </w:r>
-          </w:p>
-        </w:tc>
-        <w:tc>
-          <w:tcPr>
-            <w:tcW w:type="dxa" w:w="2339"/>
-            <w:tcMar>
-              <w:top w:w="100" w:type="dxa"/>
-              <w:bottom w:w="100" w:type="dxa"/>
-              <w:left w:w="150" w:type="dxa"/>
-              <w:right w:w="150" w:type="dxa"/>
-            </w:tcMar>
-          </w:tcPr>
-          <w:p>
-            <w:pPr>
-              <w:spacing w:before="40" w:after="40" w:line="252" w:lineRule="auto"/>
-              <w:jc w:val="left"/>
-            </w:pPr>
-            <w:r>
-              <w:rPr>
-                <w:rFonts w:ascii="Times New Roman" w:hAnsi="Times New Roman"/>
-                <w:sz w:val="22"/>
-              </w:rPr>
-              <w:t>`fgos_id → standards_fgos.id`, `dept_id → departments.id`</w:t>
-            </w:r>
-          </w:p>
-        </w:tc>
-        <w:tc>
-          <w:tcPr>
-            <w:tcW w:type="dxa" w:w="2339"/>
-            <w:tcMar>
-              <w:top w:w="100" w:type="dxa"/>
-              <w:bottom w:w="100" w:type="dxa"/>
-              <w:left w:w="150" w:type="dxa"/>
-              <w:right w:w="150" w:type="dxa"/>
-            </w:tcMar>
-          </w:tcPr>
-          <w:p>
-            <w:pPr>
-              <w:spacing w:before="40" w:after="40" w:line="252" w:lineRule="auto"/>
-              <w:jc w:val="left"/>
-            </w:pPr>
-            <w:r>
-              <w:rPr>
-                <w:rFonts w:ascii="Times New Roman" w:hAnsi="Times New Roman"/>
-                <w:sz w:val="22"/>
-              </w:rPr>
-              <w:t>Образовательные программы бакалавриата и магистратуры</w:t>
-            </w:r>
-          </w:p>
-        </w:tc>
-      </w:tr>
-      <w:tr>
-        <w:tc>
-          <w:tcPr>
-            <w:tcW w:type="dxa" w:w="2339"/>
-            <w:tcMar>
-              <w:top w:w="100" w:type="dxa"/>
-              <w:bottom w:w="100" w:type="dxa"/>
-              <w:left w:w="150" w:type="dxa"/>
-              <w:right w:w="150" w:type="dxa"/>
-            </w:tcMar>
-          </w:tcPr>
-          <w:p>
-            <w:pPr>
-              <w:spacing w:before="40" w:after="40" w:line="252" w:lineRule="auto"/>
-              <w:jc w:val="left"/>
-            </w:pPr>
-            <w:r>
-              <w:rPr>
-                <w:rFonts w:ascii="Times New Roman" w:hAnsi="Times New Roman"/>
-                <w:sz w:val="22"/>
-              </w:rPr>
-              <w:t>`curriculums`</w:t>
-            </w:r>
-          </w:p>
-        </w:tc>
-        <w:tc>
-          <w:tcPr>
-            <w:tcW w:type="dxa" w:w="2339"/>
-            <w:tcMar>
-              <w:top w:w="100" w:type="dxa"/>
-              <w:bottom w:w="100" w:type="dxa"/>
-              <w:left w:w="150" w:type="dxa"/>
-              <w:right w:w="150" w:type="dxa"/>
-            </w:tcMar>
-          </w:tcPr>
-          <w:p>
-            <w:pPr>
-              <w:spacing w:before="40" w:after="40" w:line="252" w:lineRule="auto"/>
-              <w:jc w:val="left"/>
-            </w:pPr>
-            <w:r>
-              <w:rPr>
-                <w:rFonts w:ascii="Times New Roman" w:hAnsi="Times New Roman"/>
-                <w:sz w:val="22"/>
-              </w:rPr>
-              <w:t>`id`</w:t>
-            </w:r>
-          </w:p>
-        </w:tc>
-        <w:tc>
-          <w:tcPr>
-            <w:tcW w:type="dxa" w:w="2339"/>
-            <w:tcMar>
-              <w:top w:w="100" w:type="dxa"/>
-              <w:bottom w:w="100" w:type="dxa"/>
-              <w:left w:w="150" w:type="dxa"/>
-              <w:right w:w="150" w:type="dxa"/>
-            </w:tcMar>
-          </w:tcPr>
-          <w:p>
-            <w:pPr>
-              <w:spacing w:before="40" w:after="40" w:line="252" w:lineRule="auto"/>
-              <w:jc w:val="left"/>
-            </w:pPr>
-            <w:r>
-              <w:rPr>
-                <w:rFonts w:ascii="Times New Roman" w:hAnsi="Times New Roman"/>
-                <w:sz w:val="22"/>
-              </w:rPr>
-              <w:t>`program_id → educational_programs.id`</w:t>
-            </w:r>
-          </w:p>
-        </w:tc>
-        <w:tc>
-          <w:tcPr>
-            <w:tcW w:type="dxa" w:w="2339"/>
-            <w:tcMar>
-              <w:top w:w="100" w:type="dxa"/>
-              <w:bottom w:w="100" w:type="dxa"/>
-              <w:left w:w="150" w:type="dxa"/>
-              <w:right w:w="150" w:type="dxa"/>
-            </w:tcMar>
-          </w:tcPr>
-          <w:p>
-            <w:pPr>
-              <w:spacing w:before="40" w:after="40" w:line="252" w:lineRule="auto"/>
-              <w:jc w:val="left"/>
-            </w:pPr>
-            <w:r>
-              <w:rPr>
-                <w:rFonts w:ascii="Times New Roman" w:hAnsi="Times New Roman"/>
-                <w:sz w:val="22"/>
-              </w:rPr>
-              <w:t>Экземпляры учебных планов (версии v1.0, v1.1, статусы)</w:t>
-            </w:r>
-          </w:p>
-        </w:tc>
-      </w:tr>
-      <w:tr>
-        <w:tc>
-          <w:tcPr>
-            <w:tcW w:type="dxa" w:w="2339"/>
-            <w:tcMar>
-              <w:top w:w="100" w:type="dxa"/>
-              <w:bottom w:w="100" w:type="dxa"/>
-              <w:left w:w="150" w:type="dxa"/>
-              <w:right w:w="150" w:type="dxa"/>
-            </w:tcMar>
-          </w:tcPr>
-          <w:p>
-            <w:pPr>
-              <w:spacing w:before="40" w:after="40" w:line="252" w:lineRule="auto"/>
-              <w:jc w:val="left"/>
-            </w:pPr>
-            <w:r>
-              <w:rPr>
-                <w:rFonts w:ascii="Times New Roman" w:hAnsi="Times New Roman"/>
-                <w:sz w:val="22"/>
-              </w:rPr>
-              <w:t>`curriculum_disciplines`</w:t>
-            </w:r>
-          </w:p>
-        </w:tc>
-        <w:tc>
-          <w:tcPr>
-            <w:tcW w:type="dxa" w:w="2339"/>
-            <w:tcMar>
-              <w:top w:w="100" w:type="dxa"/>
-              <w:bottom w:w="100" w:type="dxa"/>
-              <w:left w:w="150" w:type="dxa"/>
-              <w:right w:w="150" w:type="dxa"/>
-            </w:tcMar>
-          </w:tcPr>
-          <w:p>
-            <w:pPr>
-              <w:spacing w:before="40" w:after="40" w:line="252" w:lineRule="auto"/>
-              <w:jc w:val="left"/>
-            </w:pPr>
-            <w:r>
-              <w:rPr>
-                <w:rFonts w:ascii="Times New Roman" w:hAnsi="Times New Roman"/>
-                <w:sz w:val="22"/>
-              </w:rPr>
-              <w:t>`id`</w:t>
-            </w:r>
-          </w:p>
-        </w:tc>
-        <w:tc>
-          <w:tcPr>
-            <w:tcW w:type="dxa" w:w="2339"/>
-            <w:tcMar>
-              <w:top w:w="100" w:type="dxa"/>
-              <w:bottom w:w="100" w:type="dxa"/>
-              <w:left w:w="150" w:type="dxa"/>
-              <w:right w:w="150" w:type="dxa"/>
-            </w:tcMar>
-          </w:tcPr>
-          <w:p>
-            <w:pPr>
-              <w:spacing w:before="40" w:after="40" w:line="252" w:lineRule="auto"/>
-              <w:jc w:val="left"/>
-            </w:pPr>
-            <w:r>
-              <w:rPr>
-                <w:rFonts w:ascii="Times New Roman" w:hAnsi="Times New Roman"/>
-                <w:sz w:val="22"/>
-              </w:rPr>
-              <w:t>`curriculum_id → curriculums.id`, `dept_id → departments.id`</w:t>
-            </w:r>
-          </w:p>
-        </w:tc>
-        <w:tc>
-          <w:tcPr>
-            <w:tcW w:type="dxa" w:w="2339"/>
-            <w:tcMar>
-              <w:top w:w="100" w:type="dxa"/>
-              <w:bottom w:w="100" w:type="dxa"/>
-              <w:left w:w="150" w:type="dxa"/>
-              <w:right w:w="150" w:type="dxa"/>
-            </w:tcMar>
-          </w:tcPr>
-          <w:p>
-            <w:pPr>
-              <w:spacing w:before="40" w:after="40" w:line="252" w:lineRule="auto"/>
-              <w:jc w:val="left"/>
-            </w:pPr>
-            <w:r>
-              <w:rPr>
-                <w:rFonts w:ascii="Times New Roman" w:hAnsi="Times New Roman"/>
-                <w:sz w:val="22"/>
-              </w:rPr>
-              <w:t>51 дисциплина 1–8 семестров с трудоемкостью в часах и з.е.</w:t>
-            </w:r>
-          </w:p>
-        </w:tc>
-      </w:tr>
-      <w:tr>
-        <w:tc>
-          <w:tcPr>
-            <w:tcW w:type="dxa" w:w="2339"/>
-            <w:tcMar>
-              <w:top w:w="100" w:type="dxa"/>
-              <w:bottom w:w="100" w:type="dxa"/>
-              <w:left w:w="150" w:type="dxa"/>
-              <w:right w:w="150" w:type="dxa"/>
-            </w:tcMar>
-          </w:tcPr>
-          <w:p>
-            <w:pPr>
-              <w:spacing w:before="40" w:after="40" w:line="252" w:lineRule="auto"/>
-              <w:jc w:val="left"/>
-            </w:pPr>
-            <w:r>
-              <w:rPr>
-                <w:rFonts w:ascii="Times New Roman" w:hAnsi="Times New Roman"/>
-                <w:sz w:val="22"/>
-              </w:rPr>
-              <w:t>`service_notes`</w:t>
-            </w:r>
-          </w:p>
-        </w:tc>
-        <w:tc>
-          <w:tcPr>
-            <w:tcW w:type="dxa" w:w="2339"/>
-            <w:tcMar>
-              <w:top w:w="100" w:type="dxa"/>
-              <w:bottom w:w="100" w:type="dxa"/>
-              <w:left w:w="150" w:type="dxa"/>
-              <w:right w:w="150" w:type="dxa"/>
-            </w:tcMar>
-          </w:tcPr>
-          <w:p>
-            <w:pPr>
-              <w:spacing w:before="40" w:after="40" w:line="252" w:lineRule="auto"/>
-              <w:jc w:val="left"/>
-            </w:pPr>
-            <w:r>
-              <w:rPr>
-                <w:rFonts w:ascii="Times New Roman" w:hAnsi="Times New Roman"/>
-                <w:sz w:val="22"/>
-              </w:rPr>
-              <w:t>`id`</w:t>
-            </w:r>
-          </w:p>
-        </w:tc>
-        <w:tc>
-          <w:tcPr>
-            <w:tcW w:type="dxa" w:w="2339"/>
-            <w:tcMar>
-              <w:top w:w="100" w:type="dxa"/>
-              <w:bottom w:w="100" w:type="dxa"/>
-              <w:left w:w="150" w:type="dxa"/>
-              <w:right w:w="150" w:type="dxa"/>
-            </w:tcMar>
-          </w:tcPr>
-          <w:p>
-            <w:pPr>
-              <w:spacing w:before="40" w:after="40" w:line="252" w:lineRule="auto"/>
-              <w:jc w:val="left"/>
-            </w:pPr>
-            <w:r>
-              <w:rPr>
-                <w:rFonts w:ascii="Times New Roman" w:hAnsi="Times New Roman"/>
-                <w:sz w:val="22"/>
-              </w:rPr>
-              <w:t>`curriculum_id → curriculums.id`, `user_id → users.id`</w:t>
-            </w:r>
-          </w:p>
-        </w:tc>
-        <w:tc>
-          <w:tcPr>
-            <w:tcW w:type="dxa" w:w="2339"/>
-            <w:tcMar>
-              <w:top w:w="100" w:type="dxa"/>
-              <w:bottom w:w="100" w:type="dxa"/>
-              <w:left w:w="150" w:type="dxa"/>
-              <w:right w:w="150" w:type="dxa"/>
-            </w:tcMar>
-          </w:tcPr>
-          <w:p>
-            <w:pPr>
-              <w:spacing w:before="40" w:after="40" w:line="252" w:lineRule="auto"/>
-              <w:jc w:val="left"/>
-            </w:pPr>
-            <w:r>
-              <w:rPr>
-                <w:rFonts w:ascii="Times New Roman" w:hAnsi="Times New Roman"/>
-                <w:sz w:val="22"/>
-              </w:rPr>
-              <w:t>Служебные записки на корректировку учебных планов</w:t>
-            </w:r>
-          </w:p>
-        </w:tc>
-      </w:tr>
-      <w:tr>
-        <w:tc>
-          <w:tcPr>
-            <w:tcW w:type="dxa" w:w="2339"/>
-            <w:tcMar>
-              <w:top w:w="100" w:type="dxa"/>
-              <w:bottom w:w="100" w:type="dxa"/>
-              <w:left w:w="150" w:type="dxa"/>
-              <w:right w:w="150" w:type="dxa"/>
-            </w:tcMar>
-          </w:tcPr>
-          <w:p>
-            <w:pPr>
-              <w:spacing w:before="40" w:after="40" w:line="252" w:lineRule="auto"/>
-              <w:jc w:val="left"/>
-            </w:pPr>
-            <w:r>
-              <w:rPr>
-                <w:rFonts w:ascii="Times New Roman" w:hAnsi="Times New Roman"/>
-                <w:sz w:val="22"/>
-              </w:rPr>
-              <w:t>`service_note_items`</w:t>
-            </w:r>
-          </w:p>
-        </w:tc>
-        <w:tc>
-          <w:tcPr>
-            <w:tcW w:type="dxa" w:w="2339"/>
-            <w:tcMar>
-              <w:top w:w="100" w:type="dxa"/>
-              <w:bottom w:w="100" w:type="dxa"/>
-              <w:left w:w="150" w:type="dxa"/>
-              <w:right w:w="150" w:type="dxa"/>
-            </w:tcMar>
-          </w:tcPr>
-          <w:p>
-            <w:pPr>
-              <w:spacing w:before="40" w:after="40" w:line="252" w:lineRule="auto"/>
-              <w:jc w:val="left"/>
-            </w:pPr>
-            <w:r>
-              <w:rPr>
-                <w:rFonts w:ascii="Times New Roman" w:hAnsi="Times New Roman"/>
-                <w:sz w:val="22"/>
-              </w:rPr>
-              <w:t>`id`</w:t>
-            </w:r>
-          </w:p>
-        </w:tc>
-        <w:tc>
-          <w:tcPr>
-            <w:tcW w:type="dxa" w:w="2339"/>
-            <w:tcMar>
-              <w:top w:w="100" w:type="dxa"/>
-              <w:bottom w:w="100" w:type="dxa"/>
-              <w:left w:w="150" w:type="dxa"/>
-              <w:right w:w="150" w:type="dxa"/>
-            </w:tcMar>
-          </w:tcPr>
-          <w:p>
-            <w:pPr>
-              <w:spacing w:before="40" w:after="40" w:line="252" w:lineRule="auto"/>
-              <w:jc w:val="left"/>
-            </w:pPr>
-            <w:r>
-              <w:rPr>
-                <w:rFonts w:ascii="Times New Roman" w:hAnsi="Times New Roman"/>
-                <w:sz w:val="22"/>
-              </w:rPr>
-              <w:t>`note_id → service_notes.id`, `disc_id → disciplines.id`</w:t>
-            </w:r>
-          </w:p>
-        </w:tc>
-        <w:tc>
-          <w:tcPr>
-            <w:tcW w:type="dxa" w:w="2339"/>
-            <w:tcMar>
-              <w:top w:w="100" w:type="dxa"/>
-              <w:bottom w:w="100" w:type="dxa"/>
-              <w:left w:w="150" w:type="dxa"/>
-              <w:right w:w="150" w:type="dxa"/>
-            </w:tcMar>
-          </w:tcPr>
-          <w:p>
-            <w:pPr>
-              <w:spacing w:before="40" w:after="40" w:line="252" w:lineRule="auto"/>
-              <w:jc w:val="left"/>
-            </w:pPr>
-            <w:r>
-              <w:rPr>
-                <w:rFonts w:ascii="Times New Roman" w:hAnsi="Times New Roman"/>
-                <w:sz w:val="22"/>
-              </w:rPr>
-              <w:t>Строки изменений дисциплин (JSON «Было / Стало»)</w:t>
-            </w:r>
-          </w:p>
-        </w:tc>
-      </w:tr>
-      <w:tr>
-        <w:tc>
-          <w:tcPr>
-            <w:tcW w:type="dxa" w:w="2339"/>
-            <w:tcMar>
-              <w:top w:w="100" w:type="dxa"/>
-              <w:bottom w:w="100" w:type="dxa"/>
-              <w:left w:w="150" w:type="dxa"/>
-              <w:right w:w="150" w:type="dxa"/>
-            </w:tcMar>
-          </w:tcPr>
-          <w:p>
-            <w:pPr>
-              <w:spacing w:before="40" w:after="40" w:line="252" w:lineRule="auto"/>
-              <w:jc w:val="left"/>
-            </w:pPr>
-            <w:r>
-              <w:rPr>
-                <w:rFonts w:ascii="Times New Roman" w:hAnsi="Times New Roman"/>
-                <w:sz w:val="22"/>
-              </w:rPr>
-              <w:t>`document_signatures`</w:t>
-            </w:r>
-          </w:p>
-        </w:tc>
-        <w:tc>
-          <w:tcPr>
-            <w:tcW w:type="dxa" w:w="2339"/>
-            <w:tcMar>
-              <w:top w:w="100" w:type="dxa"/>
-              <w:bottom w:w="100" w:type="dxa"/>
-              <w:left w:w="150" w:type="dxa"/>
-              <w:right w:w="150" w:type="dxa"/>
-            </w:tcMar>
-          </w:tcPr>
-          <w:p>
-            <w:pPr>
-              <w:spacing w:before="40" w:after="40" w:line="252" w:lineRule="auto"/>
-              <w:jc w:val="left"/>
-            </w:pPr>
-            <w:r>
-              <w:rPr>
-                <w:rFonts w:ascii="Times New Roman" w:hAnsi="Times New Roman"/>
-                <w:sz w:val="22"/>
-              </w:rPr>
-              <w:t>`id`</w:t>
-            </w:r>
-          </w:p>
-        </w:tc>
-        <w:tc>
-          <w:tcPr>
-            <w:tcW w:type="dxa" w:w="2339"/>
-            <w:tcMar>
-              <w:top w:w="100" w:type="dxa"/>
-              <w:bottom w:w="100" w:type="dxa"/>
-              <w:left w:w="150" w:type="dxa"/>
-              <w:right w:w="150" w:type="dxa"/>
-            </w:tcMar>
-          </w:tcPr>
-          <w:p>
-            <w:pPr>
-              <w:spacing w:before="40" w:after="40" w:line="252" w:lineRule="auto"/>
-              <w:jc w:val="left"/>
-            </w:pPr>
-            <w:r>
-              <w:rPr>
-                <w:rFonts w:ascii="Times New Roman" w:hAnsi="Times New Roman"/>
-                <w:sz w:val="22"/>
-              </w:rPr>
-              <w:t>`user_id → users.id`</w:t>
-            </w:r>
-          </w:p>
-        </w:tc>
-        <w:tc>
-          <w:tcPr>
-            <w:tcW w:type="dxa" w:w="2339"/>
-            <w:tcMar>
-              <w:top w:w="100" w:type="dxa"/>
-              <w:bottom w:w="100" w:type="dxa"/>
-              <w:left w:w="150" w:type="dxa"/>
-              <w:right w:w="150" w:type="dxa"/>
-            </w:tcMar>
-          </w:tcPr>
-          <w:p>
-            <w:pPr>
-              <w:spacing w:before="40" w:after="40" w:line="252" w:lineRule="auto"/>
-              <w:jc w:val="left"/>
-            </w:pPr>
-            <w:r>
-              <w:rPr>
-                <w:rFonts w:ascii="Times New Roman" w:hAnsi="Times New Roman"/>
-                <w:sz w:val="22"/>
-              </w:rPr>
-              <w:t>Журнал электронного визирования со слепком SHA-256</w:t>
-            </w:r>
-          </w:p>
-        </w:tc>
-      </w:tr>
-      <w:tr>
-        <w:tc>
-          <w:tcPr>
-            <w:tcW w:type="dxa" w:w="2339"/>
-            <w:tcMar>
-              <w:top w:w="100" w:type="dxa"/>
-              <w:bottom w:w="100" w:type="dxa"/>
-              <w:left w:w="150" w:type="dxa"/>
-              <w:right w:w="150" w:type="dxa"/>
-            </w:tcMar>
-          </w:tcPr>
-          <w:p>
-            <w:pPr>
-              <w:spacing w:before="40" w:after="40" w:line="252" w:lineRule="auto"/>
-              <w:jc w:val="left"/>
-            </w:pPr>
-            <w:r>
-              <w:rPr>
-                <w:rFonts w:ascii="Times New Roman" w:hAnsi="Times New Roman"/>
-                <w:sz w:val="22"/>
-              </w:rPr>
-              <w:t>`audit_logs`</w:t>
-            </w:r>
-          </w:p>
-        </w:tc>
-        <w:tc>
-          <w:tcPr>
-            <w:tcW w:type="dxa" w:w="2339"/>
-            <w:tcMar>
-              <w:top w:w="100" w:type="dxa"/>
-              <w:bottom w:w="100" w:type="dxa"/>
-              <w:left w:w="150" w:type="dxa"/>
-              <w:right w:w="150" w:type="dxa"/>
-            </w:tcMar>
-          </w:tcPr>
-          <w:p>
-            <w:pPr>
-              <w:spacing w:before="40" w:after="40" w:line="252" w:lineRule="auto"/>
-              <w:jc w:val="left"/>
-            </w:pPr>
-            <w:r>
-              <w:rPr>
-                <w:rFonts w:ascii="Times New Roman" w:hAnsi="Times New Roman"/>
-                <w:sz w:val="22"/>
-              </w:rPr>
-              <w:t>`id`</w:t>
-            </w:r>
-          </w:p>
-        </w:tc>
-        <w:tc>
-          <w:tcPr>
-            <w:tcW w:type="dxa" w:w="2339"/>
-            <w:tcMar>
-              <w:top w:w="100" w:type="dxa"/>
-              <w:bottom w:w="100" w:type="dxa"/>
-              <w:left w:w="150" w:type="dxa"/>
-              <w:right w:w="150" w:type="dxa"/>
-            </w:tcMar>
-          </w:tcPr>
-          <w:p>
-            <w:pPr>
-              <w:spacing w:before="40" w:after="40" w:line="252" w:lineRule="auto"/>
-              <w:jc w:val="left"/>
-            </w:pPr>
-            <w:r>
-              <w:rPr>
-                <w:rFonts w:ascii="Times New Roman" w:hAnsi="Times New Roman"/>
-                <w:sz w:val="22"/>
-              </w:rPr>
-              <w:t>`user_id → users.id`</w:t>
-            </w:r>
-          </w:p>
-        </w:tc>
-        <w:tc>
-          <w:tcPr>
-            <w:tcW w:type="dxa" w:w="2339"/>
-            <w:tcMar>
-              <w:top w:w="100" w:type="dxa"/>
-              <w:bottom w:w="100" w:type="dxa"/>
-              <w:left w:w="150" w:type="dxa"/>
-              <w:right w:w="150" w:type="dxa"/>
-            </w:tcMar>
-          </w:tcPr>
-          <w:p>
-            <w:pPr>
-              <w:spacing w:before="40" w:after="40" w:line="252" w:lineRule="auto"/>
-              <w:jc w:val="left"/>
-            </w:pPr>
-            <w:r>
-              <w:rPr>
-                <w:rFonts w:ascii="Times New Roman" w:hAnsi="Times New Roman"/>
-                <w:sz w:val="22"/>
-              </w:rPr>
-              <w:t>Журнал безопасности и фиксация критических действий</w:t>
-            </w:r>
-          </w:p>
-        </w:tc>
-      </w:tr>
-      <w:tr>
-        <w:tc>
-          <w:tcPr>
-            <w:tcW w:type="dxa" w:w="2339"/>
-            <w:tcMar>
-              <w:top w:w="100" w:type="dxa"/>
-              <w:bottom w:w="100" w:type="dxa"/>
-              <w:left w:w="150" w:type="dxa"/>
-              <w:right w:w="150" w:type="dxa"/>
-            </w:tcMar>
-          </w:tcPr>
-          <w:p>
-            <w:pPr>
-              <w:spacing w:before="40" w:after="40" w:line="252" w:lineRule="auto"/>
-              <w:jc w:val="left"/>
-            </w:pPr>
-            <w:r>
-              <w:rPr>
-                <w:rFonts w:ascii="Times New Roman" w:hAnsi="Times New Roman"/>
-                <w:sz w:val="22"/>
-              </w:rPr>
-              <w:t>`competencies`</w:t>
-            </w:r>
-          </w:p>
-        </w:tc>
-        <w:tc>
-          <w:tcPr>
-            <w:tcW w:type="dxa" w:w="2339"/>
-            <w:tcMar>
-              <w:top w:w="100" w:type="dxa"/>
-              <w:bottom w:w="100" w:type="dxa"/>
-              <w:left w:w="150" w:type="dxa"/>
-              <w:right w:w="150" w:type="dxa"/>
-            </w:tcMar>
-          </w:tcPr>
-          <w:p>
-            <w:pPr>
-              <w:spacing w:before="40" w:after="40" w:line="252" w:lineRule="auto"/>
-              <w:jc w:val="left"/>
-            </w:pPr>
-            <w:r>
-              <w:rPr>
-                <w:rFonts w:ascii="Times New Roman" w:hAnsi="Times New Roman"/>
-                <w:sz w:val="22"/>
-              </w:rPr>
-              <w:t>`id`</w:t>
-            </w:r>
-          </w:p>
-        </w:tc>
-        <w:tc>
-          <w:tcPr>
-            <w:tcW w:type="dxa" w:w="2339"/>
-            <w:tcMar>
-              <w:top w:w="100" w:type="dxa"/>
-              <w:bottom w:w="100" w:type="dxa"/>
-              <w:left w:w="150" w:type="dxa"/>
-              <w:right w:w="150" w:type="dxa"/>
-            </w:tcMar>
-          </w:tcPr>
-          <w:p>
-            <w:pPr>
-              <w:spacing w:before="40" w:after="40" w:line="252" w:lineRule="auto"/>
-              <w:jc w:val="left"/>
-            </w:pPr>
-            <w:r>
-              <w:rPr>
-                <w:rFonts w:ascii="Times New Roman" w:hAnsi="Times New Roman"/>
-                <w:sz w:val="22"/>
-              </w:rPr>
-              <w:t>`standard_id → standards_fgos.id`</w:t>
-            </w:r>
-          </w:p>
-        </w:tc>
-        <w:tc>
-          <w:tcPr>
-            <w:tcW w:type="dxa" w:w="2339"/>
-            <w:tcMar>
-              <w:top w:w="100" w:type="dxa"/>
-              <w:bottom w:w="100" w:type="dxa"/>
-              <w:left w:w="150" w:type="dxa"/>
-              <w:right w:w="150" w:type="dxa"/>
-            </w:tcMar>
-          </w:tcPr>
-          <w:p>
-            <w:pPr>
-              <w:spacing w:before="40" w:after="40" w:line="252" w:lineRule="auto"/>
-              <w:jc w:val="left"/>
-            </w:pPr>
-            <w:r>
-              <w:rPr>
-                <w:rFonts w:ascii="Times New Roman" w:hAnsi="Times New Roman"/>
-                <w:sz w:val="22"/>
-              </w:rPr>
-              <w:t>Справочник универсальных, общепрофессиональных и проф. компетенций</w:t>
-            </w:r>
-          </w:p>
-        </w:tc>
-      </w:tr>
-      <w:tr>
-        <w:tc>
-          <w:tcPr>
-            <w:tcW w:type="dxa" w:w="2339"/>
-            <w:tcMar>
-              <w:top w:w="100" w:type="dxa"/>
-              <w:bottom w:w="100" w:type="dxa"/>
-              <w:left w:w="150" w:type="dxa"/>
-              <w:right w:w="150" w:type="dxa"/>
-            </w:tcMar>
-          </w:tcPr>
-          <w:p>
-            <w:pPr>
-              <w:spacing w:before="40" w:after="40" w:line="252" w:lineRule="auto"/>
-              <w:jc w:val="left"/>
-            </w:pPr>
-            <w:r>
-              <w:rPr>
-                <w:rFonts w:ascii="Times New Roman" w:hAnsi="Times New Roman"/>
-                <w:sz w:val="22"/>
-              </w:rPr>
-              <w:t>`announcements`</w:t>
-            </w:r>
-          </w:p>
-        </w:tc>
-        <w:tc>
-          <w:tcPr>
-            <w:tcW w:type="dxa" w:w="2339"/>
-            <w:tcMar>
-              <w:top w:w="100" w:type="dxa"/>
-              <w:bottom w:w="100" w:type="dxa"/>
-              <w:left w:w="150" w:type="dxa"/>
-              <w:right w:w="150" w:type="dxa"/>
-            </w:tcMar>
-          </w:tcPr>
-          <w:p>
-            <w:pPr>
-              <w:spacing w:before="40" w:after="40" w:line="252" w:lineRule="auto"/>
-              <w:jc w:val="left"/>
-            </w:pPr>
-            <w:r>
-              <w:rPr>
-                <w:rFonts w:ascii="Times New Roman" w:hAnsi="Times New Roman"/>
-                <w:sz w:val="22"/>
-              </w:rPr>
-              <w:t>`id`</w:t>
-            </w:r>
-          </w:p>
-        </w:tc>
-        <w:tc>
-          <w:tcPr>
-            <w:tcW w:type="dxa" w:w="2339"/>
-            <w:tcMar>
-              <w:top w:w="100" w:type="dxa"/>
-              <w:bottom w:w="100" w:type="dxa"/>
-              <w:left w:w="150" w:type="dxa"/>
-              <w:right w:w="150" w:type="dxa"/>
-            </w:tcMar>
-          </w:tcPr>
-          <w:p>
-            <w:pPr>
-              <w:spacing w:before="40" w:after="40" w:line="252" w:lineRule="auto"/>
-              <w:jc w:val="left"/>
-            </w:pPr>
-            <w:r>
-              <w:rPr>
-                <w:rFonts w:ascii="Times New Roman" w:hAnsi="Times New Roman"/>
-                <w:sz w:val="22"/>
-              </w:rPr>
-              <w:t>`author_id → users.id`</w:t>
-            </w:r>
-          </w:p>
-        </w:tc>
-        <w:tc>
-          <w:tcPr>
-            <w:tcW w:type="dxa" w:w="2339"/>
-            <w:tcMar>
-              <w:top w:w="100" w:type="dxa"/>
-              <w:bottom w:w="100" w:type="dxa"/>
-              <w:left w:w="150" w:type="dxa"/>
-              <w:right w:w="150" w:type="dxa"/>
-            </w:tcMar>
-          </w:tcPr>
-          <w:p>
-            <w:pPr>
-              <w:spacing w:before="40" w:after="40" w:line="252" w:lineRule="auto"/>
-              <w:jc w:val="left"/>
-            </w:pPr>
-            <w:r>
-              <w:rPr>
-                <w:rFonts w:ascii="Times New Roman" w:hAnsi="Times New Roman"/>
-                <w:sz w:val="22"/>
-              </w:rPr>
-              <w:t>Нормативные объявления и графики заседаний АНОК</w:t>
-            </w:r>
-          </w:p>
-        </w:tc>
-      </w:tr>
-    </w:tbl>
-    <w:p>
-      <w:pPr>
-        <w:spacing w:after="120"/>
-      </w:pPr>
-    </w:p>
-    <w:p>
-      <w:pPr>
-        <w:spacing w:before="240" w:after="120"/>
-        <w:jc w:val="left"/>
-      </w:pPr>
-      <w:r>
-        <w:rPr>
-          <w:rFonts w:ascii="Times New Roman" w:hAnsi="Times New Roman"/>
-          <w:b/>
-          <w:sz w:val="28"/>
-        </w:rPr>
-        <w:t>7. Примеры работы установленного и настроенного ПО</w:t>
-      </w:r>
-    </w:p>
-    <w:p>
-      <w:pPr>
-        <w:spacing w:before="160" w:after="80"/>
-        <w:jc w:val="left"/>
-      </w:pPr>
-      <w:r>
-        <w:rPr>
-          <w:rFonts w:ascii="Times New Roman" w:hAnsi="Times New Roman"/>
-          <w:b/>
-          <w:sz w:val="26"/>
-        </w:rPr>
-        <w:t>7.1. Главная панель управления (Dashboard) и реестр планов</w:t>
-      </w:r>
-    </w:p>
-    <w:p>
-      <w:pPr>
-        <w:spacing w:line="276" w:lineRule="auto" w:after="120"/>
-        <w:ind w:firstLine="709"/>
-        <w:jc w:val="both"/>
-      </w:pPr>
-      <w:r>
-        <w:rPr>
-          <w:rFonts w:ascii="Times New Roman" w:hAnsi="Times New Roman"/>
-          <w:sz w:val="28"/>
-        </w:rPr>
-        <w:t>Отображение сводной статистики, активных документов и реестра утвержденных учебных планов.</w:t>
-      </w:r>
-    </w:p>
-    <w:p>
-      <w:pPr>
-        <w:spacing w:before="200" w:after="80"/>
-        <w:jc w:val="center"/>
-      </w:pPr>
-      <w:r>
-        <w:drawing>
-          <wp:inline xmlns:a="http://schemas.openxmlformats.org/drawingml/2006/main" xmlns:pic="http://schemas.openxmlformats.org/drawingml/2006/picture">
-            <wp:extent cx="5760000" cy="3948679"/>
-            <wp:docPr id="6" name="Picture 6"/>
-            <wp:cNvGraphicFramePr>
-              <a:graphicFrameLocks noChangeAspect="1"/>
-            </wp:cNvGraphicFramePr>
-            <a:graphic>
-              <a:graphicData uri="http://schemas.openxmlformats.org/drawingml/2006/picture">
-                <pic:pic>
-                  <pic:nvPicPr>
-                    <pic:cNvPr id="0" name="screen_dashboard.png"/>
-                    <pic:cNvPicPr/>
-                  </pic:nvPicPr>
-                  <pic:blipFill>
-                    <a:blip r:embed="rId15"/>
-                    <a:stretch>
-                      <a:fillRect/>
-                    </a:stretch>
-                  </pic:blipFill>
-                  <pic:spPr>
-                    <a:xfrm>
-                      <a:off x="0" y="0"/>
-                      <a:ext cx="5760000" cy="3948679"/>
-                    </a:xfrm>
-                    <a:prstGeom prst="rect"/>
-                  </pic:spPr>
-                </pic:pic>
-              </a:graphicData>
-            </a:graphic>
-          </wp:inline>
-        </w:drawing>
-      </w:r>
-    </w:p>
-    <w:p>
-      <w:pPr>
-        <w:spacing w:before="80" w:after="240"/>
-        <w:jc w:val="center"/>
-      </w:pPr>
-      <w:r>
-        <w:rPr>
-          <w:rFonts w:ascii="Times New Roman" w:hAnsi="Times New Roman"/>
-          <w:i/>
-          <w:sz w:val="24"/>
-        </w:rPr>
-        <w:t>Рисунок 6 — Интерфейс Dashboard</w:t>
-      </w:r>
-    </w:p>
-    <w:p>
-      <w:pPr>
-        <w:spacing w:before="160" w:after="80"/>
-        <w:jc w:val="left"/>
-      </w:pPr>
-      <w:r>
-        <w:rPr>
-          <w:rFonts w:ascii="Times New Roman" w:hAnsi="Times New Roman"/>
-          <w:b/>
-          <w:sz w:val="26"/>
-        </w:rPr>
-        <w:t>7.2. Просмотр и редактирование структуры учебного плана</w:t>
-      </w:r>
-    </w:p>
-    <w:p>
-      <w:pPr>
-        <w:spacing w:line="276" w:lineRule="auto" w:after="120"/>
-        <w:ind w:firstLine="709"/>
-        <w:jc w:val="both"/>
-      </w:pPr>
-      <w:r>
-        <w:rPr>
-          <w:rFonts w:ascii="Times New Roman" w:hAnsi="Times New Roman"/>
-          <w:sz w:val="28"/>
-        </w:rPr>
-        <w:t>Детальная таблица дисциплин по семестрам 1–8 с распределением часов, зачетных единиц и форм контроля.</w:t>
-      </w:r>
-    </w:p>
-    <w:p>
-      <w:pPr>
-        <w:spacing w:before="200" w:after="80"/>
-        <w:jc w:val="center"/>
-      </w:pPr>
-      <w:r>
-        <w:drawing>
-          <wp:inline xmlns:a="http://schemas.openxmlformats.org/drawingml/2006/main" xmlns:pic="http://schemas.openxmlformats.org/drawingml/2006/picture">
-            <wp:extent cx="5760000" cy="3948679"/>
-            <wp:docPr id="7" name="Picture 7"/>
-            <wp:cNvGraphicFramePr>
-              <a:graphicFrameLocks noChangeAspect="1"/>
-            </wp:cNvGraphicFramePr>
-            <a:graphic>
-              <a:graphicData uri="http://schemas.openxmlformats.org/drawingml/2006/picture">
-                <pic:pic>
-                  <pic:nvPicPr>
-                    <pic:cNvPr id="0" name="screen_plan_grid.png"/>
-                    <pic:cNvPicPr/>
-                  </pic:nvPicPr>
-                  <pic:blipFill>
-                    <a:blip r:embed="rId16"/>
-                    <a:stretch>
-                      <a:fillRect/>
-                    </a:stretch>
-                  </pic:blipFill>
-                  <pic:spPr>
-                    <a:xfrm>
-                      <a:off x="0" y="0"/>
-                      <a:ext cx="5760000" cy="3948679"/>
-                    </a:xfrm>
-                    <a:prstGeom prst="rect"/>
-                  </pic:spPr>
-                </pic:pic>
-              </a:graphicData>
-            </a:graphic>
-          </wp:inline>
-        </w:drawing>
-      </w:r>
-    </w:p>
-    <w:p>
-      <w:pPr>
-        <w:spacing w:before="80" w:after="240"/>
-        <w:jc w:val="center"/>
-      </w:pPr>
-      <w:r>
-        <w:rPr>
-          <w:rFonts w:ascii="Times New Roman" w:hAnsi="Times New Roman"/>
-          <w:i/>
-          <w:sz w:val="24"/>
-        </w:rPr>
-        <w:t>Рисунок 7 — Интерфейс сетки плана</w:t>
-      </w:r>
-    </w:p>
-    <w:p>
-      <w:pPr>
-        <w:spacing w:before="160" w:after="80"/>
-        <w:jc w:val="left"/>
-      </w:pPr>
-      <w:r>
-        <w:rPr>
-          <w:rFonts w:ascii="Times New Roman" w:hAnsi="Times New Roman"/>
-          <w:b/>
-          <w:sz w:val="26"/>
-        </w:rPr>
-        <w:t>7.3. Модуль автоматизированной экспертизы ФГОС 3++</w:t>
-      </w:r>
-    </w:p>
-    <w:p>
-      <w:pPr>
-        <w:spacing w:line="276" w:lineRule="auto" w:after="120"/>
-        <w:ind w:firstLine="709"/>
-        <w:jc w:val="both"/>
-      </w:pPr>
-      <w:r>
-        <w:rPr>
-          <w:rFonts w:ascii="Times New Roman" w:hAnsi="Times New Roman"/>
-          <w:sz w:val="28"/>
-        </w:rPr>
-        <w:t>Автоматическая проверка контрольных соотношений (240 з.е., баланс блоков, ограничения сессий).</w:t>
-      </w:r>
-    </w:p>
-    <w:p>
-      <w:pPr>
-        <w:spacing w:before="200" w:after="80"/>
-        <w:jc w:val="center"/>
-      </w:pPr>
-      <w:r>
-        <w:drawing>
-          <wp:inline xmlns:a="http://schemas.openxmlformats.org/drawingml/2006/main" xmlns:pic="http://schemas.openxmlformats.org/drawingml/2006/picture">
-            <wp:extent cx="5760000" cy="3948679"/>
-            <wp:docPr id="8" name="Picture 8"/>
-            <wp:cNvGraphicFramePr>
-              <a:graphicFrameLocks noChangeAspect="1"/>
-            </wp:cNvGraphicFramePr>
-            <a:graphic>
-              <a:graphicData uri="http://schemas.openxmlformats.org/drawingml/2006/picture">
-                <pic:pic>
-                  <pic:nvPicPr>
-                    <pic:cNvPr id="0" name="screen_fgos_validation.png"/>
-                    <pic:cNvPicPr/>
-                  </pic:nvPicPr>
-                  <pic:blipFill>
-                    <a:blip r:embed="rId17"/>
-                    <a:stretch>
-                      <a:fillRect/>
-                    </a:stretch>
-                  </pic:blipFill>
-                  <pic:spPr>
-                    <a:xfrm>
-                      <a:off x="0" y="0"/>
-                      <a:ext cx="5760000" cy="3948679"/>
-                    </a:xfrm>
-                    <a:prstGeom prst="rect"/>
-                  </pic:spPr>
-                </pic:pic>
-              </a:graphicData>
-            </a:graphic>
-          </wp:inline>
-        </w:drawing>
-      </w:r>
-    </w:p>
-    <w:p>
-      <w:pPr>
-        <w:spacing w:before="80" w:after="240"/>
-        <w:jc w:val="center"/>
-      </w:pPr>
-      <w:r>
-        <w:rPr>
-          <w:rFonts w:ascii="Times New Roman" w:hAnsi="Times New Roman"/>
-          <w:i/>
-          <w:sz w:val="24"/>
-        </w:rPr>
-        <w:t>Рисунок 8 — Интерфейс валидации ФГОС</w:t>
-      </w:r>
-    </w:p>
-    <w:p>
-      <w:pPr>
-        <w:spacing w:before="160" w:after="80"/>
-        <w:jc w:val="left"/>
-      </w:pPr>
-      <w:r>
-        <w:rPr>
-          <w:rFonts w:ascii="Times New Roman" w:hAnsi="Times New Roman"/>
-          <w:b/>
-          <w:sz w:val="26"/>
-        </w:rPr>
-        <w:t>7.4. Модуль служебных записок на изменение УП</w:t>
-      </w:r>
-    </w:p>
-    <w:p>
-      <w:pPr>
-        <w:spacing w:line="276" w:lineRule="auto" w:after="120"/>
-        <w:ind w:firstLine="709"/>
-        <w:jc w:val="both"/>
-      </w:pPr>
-      <w:r>
-        <w:rPr>
-          <w:rFonts w:ascii="Times New Roman" w:hAnsi="Times New Roman"/>
-          <w:sz w:val="28"/>
-        </w:rPr>
-        <w:t>Электронное согласование служебных записок до начала семестра с протоколом «Было» / «Стало» и внесением правок в АНОК.</w:t>
-      </w:r>
-    </w:p>
-    <w:p>
-      <w:pPr>
-        <w:spacing w:before="200" w:after="80"/>
-        <w:jc w:val="center"/>
-      </w:pPr>
-      <w:r>
-        <w:drawing>
-          <wp:inline xmlns:a="http://schemas.openxmlformats.org/drawingml/2006/main" xmlns:pic="http://schemas.openxmlformats.org/drawingml/2006/picture">
-            <wp:extent cx="5760000" cy="3948679"/>
-            <wp:docPr id="9" name="Picture 9"/>
-            <wp:cNvGraphicFramePr>
-              <a:graphicFrameLocks noChangeAspect="1"/>
-            </wp:cNvGraphicFramePr>
-            <a:graphic>
-              <a:graphicData uri="http://schemas.openxmlformats.org/drawingml/2006/picture">
-                <pic:pic>
-                  <pic:nvPicPr>
-                    <pic:cNvPr id="0" name="screen_service_notes.png"/>
-                    <pic:cNvPicPr/>
-                  </pic:nvPicPr>
-                  <pic:blipFill>
-                    <a:blip r:embed="rId18"/>
-                    <a:stretch>
-                      <a:fillRect/>
-                    </a:stretch>
-                  </pic:blipFill>
-                  <pic:spPr>
-                    <a:xfrm>
-                      <a:off x="0" y="0"/>
-                      <a:ext cx="5760000" cy="3948679"/>
-                    </a:xfrm>
-                    <a:prstGeom prst="rect"/>
-                  </pic:spPr>
-                </pic:pic>
-              </a:graphicData>
-            </a:graphic>
-          </wp:inline>
-        </w:drawing>
-      </w:r>
-    </w:p>
-    <w:p>
-      <w:pPr>
-        <w:spacing w:before="80" w:after="240"/>
-        <w:jc w:val="center"/>
-      </w:pPr>
-      <w:r>
-        <w:rPr>
-          <w:rFonts w:ascii="Times New Roman" w:hAnsi="Times New Roman"/>
-          <w:i/>
-          <w:sz w:val="24"/>
-        </w:rPr>
-        <w:t>Рисунок 9 — Интерфейс служебных записок</w:t>
-      </w:r>
-    </w:p>
-    <w:p>
-      <w:pPr>
-        <w:spacing w:before="240" w:after="120"/>
-        <w:jc w:val="left"/>
-      </w:pPr>
-      <w:r>
-        <w:rPr>
-          <w:rFonts w:ascii="Times New Roman" w:hAnsi="Times New Roman"/>
-          <w:b/>
-          <w:sz w:val="28"/>
-        </w:rPr>
-        <w:t>8. Заключение к лабораторной работе № 2</w:t>
-      </w:r>
-    </w:p>
-    <w:p>
-      <w:pPr>
-        <w:spacing w:line="276" w:lineRule="auto" w:after="120"/>
-        <w:ind w:firstLine="709"/>
-        <w:jc w:val="both"/>
-      </w:pPr>
-      <w:r>
-        <w:rPr>
-          <w:rFonts w:ascii="Times New Roman" w:hAnsi="Times New Roman"/>
-          <w:sz w:val="28"/>
-        </w:rPr>
-        <w:t>В ходе выполнения работы спроектирована полная архитектура корпоративного портала университета (модуль АНОК). Разработаны 4 UML-диаграммы (классов, последовательности, компонентов, развертывания), создана нормализованная схема базы данных из 13 таблиц и развернут действующий прототип веб-портала с демонстрацией ключевых пользовательских сценариев.</w:t>
+        <w:t>Спроектирован локальный веб-прототип портала АНОК на Flask и SQLite. Определены основные сущности и связи, подготовлены диаграммы и описан воспроизводимый способ запуска без отдельного сервера базы данных.</w:t>
       </w:r>
     </w:p>
     <w:sectPr>

--- a/reports/lab2/LR2_Report_Variant15.docx
+++ b/reports/lab2/LR2_Report_Variant15.docx
@@ -125,7 +125,7 @@
           <w:b/>
           <w:sz w:val="28"/>
         </w:rPr>
-        <w:t>1. Введение и цели работы</w:t>
+        <w:t>1. Цель работы</w:t>
       </w:r>
     </w:p>
     <w:p>
@@ -139,242 +139,7 @@
           <w:rFonts w:ascii="Times New Roman" w:hAnsi="Times New Roman"/>
           <w:sz w:val="28"/>
         </w:rPr>
-      </w:r>
-      <w:r>
-        <w:rPr>
-          <w:rFonts w:ascii="Times New Roman" w:hAnsi="Times New Roman"/>
-          <w:b/>
-          <w:sz w:val="28"/>
-        </w:rPr>
-        <w:t>Цель лабораторной работы:</w:t>
-      </w:r>
-      <w:r>
-        <w:rPr>
-          <w:rFonts w:ascii="Times New Roman" w:hAnsi="Times New Roman"/>
-          <w:sz w:val="28"/>
-        </w:rPr>
-        <w:t xml:space="preserve"> Проектирование детальной архитектуры корпоративного веб-портала университета (модуль Центра АНОК), разработка объектной модели и схемы реляционной базы данных (MariaDB / SQLite), а также практическое разворачивание, конфигурирование и демонстрация работы полнофункционального прототипа программного обеспечения в соответствии с бизнес-правилами Варианта № 15.</w:t>
-      </w:r>
-    </w:p>
-    <w:p>
-      <w:pPr>
-        <w:spacing w:before="160" w:after="80"/>
-        <w:jc w:val="left"/>
-      </w:pPr>
-      <w:r>
-        <w:rPr>
-          <w:rFonts w:ascii="Times New Roman" w:hAnsi="Times New Roman"/>
-          <w:b/>
-          <w:sz w:val="26"/>
-        </w:rPr>
-        <w:t>Задачи работы:</w:t>
-      </w:r>
-    </w:p>
-    <w:p>
-      <w:pPr>
-        <w:spacing w:line="276" w:lineRule="auto" w:after="60"/>
-        <w:ind w:left="709"/>
-        <w:jc w:val="both"/>
-      </w:pPr>
-      <w:r>
-        <w:rPr>
-          <w:rFonts w:ascii="Times New Roman" w:hAnsi="Times New Roman"/>
-          <w:b/>
-          <w:sz w:val="28"/>
-        </w:rPr>
-        <w:t xml:space="preserve">1. </w:t>
-      </w:r>
-      <w:r>
-        <w:rPr>
-          <w:rFonts w:ascii="Times New Roman" w:hAnsi="Times New Roman"/>
-          <w:sz w:val="28"/>
-        </w:rPr>
-        <w:t xml:space="preserve">Разработать </w:t>
-      </w:r>
-      <w:r>
-        <w:rPr>
-          <w:rFonts w:ascii="Times New Roman" w:hAnsi="Times New Roman"/>
-          <w:b/>
-          <w:sz w:val="28"/>
-        </w:rPr>
-        <w:t>диаграмму классов</w:t>
-      </w:r>
-      <w:r>
-        <w:rPr>
-          <w:rFonts w:ascii="Times New Roman" w:hAnsi="Times New Roman"/>
-          <w:sz w:val="28"/>
-        </w:rPr>
-        <w:t xml:space="preserve"> (Class Diagram) объектной модели портала.</w:t>
-      </w:r>
-    </w:p>
-    <w:p>
-      <w:pPr>
-        <w:spacing w:line="276" w:lineRule="auto" w:after="60"/>
-        <w:ind w:left="709"/>
-        <w:jc w:val="both"/>
-      </w:pPr>
-      <w:r>
-        <w:rPr>
-          <w:rFonts w:ascii="Times New Roman" w:hAnsi="Times New Roman"/>
-          <w:b/>
-          <w:sz w:val="28"/>
-        </w:rPr>
-        <w:t xml:space="preserve">2. </w:t>
-      </w:r>
-      <w:r>
-        <w:rPr>
-          <w:rFonts w:ascii="Times New Roman" w:hAnsi="Times New Roman"/>
-          <w:sz w:val="28"/>
-        </w:rPr>
-        <w:t xml:space="preserve">Спроектировать </w:t>
-      </w:r>
-      <w:r>
-        <w:rPr>
-          <w:rFonts w:ascii="Times New Roman" w:hAnsi="Times New Roman"/>
-          <w:b/>
-          <w:sz w:val="28"/>
-        </w:rPr>
-        <w:t>диаграмму последовательности</w:t>
-      </w:r>
-      <w:r>
-        <w:rPr>
-          <w:rFonts w:ascii="Times New Roman" w:hAnsi="Times New Roman"/>
-          <w:sz w:val="28"/>
-        </w:rPr>
-        <w:t xml:space="preserve"> (Sequence Diagram) для сквозного процесса экспертизы и визирования учебных планов.</w:t>
-      </w:r>
-    </w:p>
-    <w:p>
-      <w:pPr>
-        <w:spacing w:line="276" w:lineRule="auto" w:after="60"/>
-        <w:ind w:left="709"/>
-        <w:jc w:val="both"/>
-      </w:pPr>
-      <w:r>
-        <w:rPr>
-          <w:rFonts w:ascii="Times New Roman" w:hAnsi="Times New Roman"/>
-          <w:b/>
-          <w:sz w:val="28"/>
-        </w:rPr>
-        <w:t xml:space="preserve">3. </w:t>
-      </w:r>
-      <w:r>
-        <w:rPr>
-          <w:rFonts w:ascii="Times New Roman" w:hAnsi="Times New Roman"/>
-          <w:sz w:val="28"/>
-        </w:rPr>
-        <w:t xml:space="preserve">Разработать </w:t>
-      </w:r>
-      <w:r>
-        <w:rPr>
-          <w:rFonts w:ascii="Times New Roman" w:hAnsi="Times New Roman"/>
-          <w:b/>
-          <w:sz w:val="28"/>
-        </w:rPr>
-        <w:t>диаграмму компонентов</w:t>
-      </w:r>
-      <w:r>
-        <w:rPr>
-          <w:rFonts w:ascii="Times New Roman" w:hAnsi="Times New Roman"/>
-          <w:sz w:val="28"/>
-        </w:rPr>
-        <w:t xml:space="preserve"> (Component Diagram), отражающую модульную трехуровневую структуру портала.</w:t>
-      </w:r>
-    </w:p>
-    <w:p>
-      <w:pPr>
-        <w:spacing w:line="276" w:lineRule="auto" w:after="60"/>
-        <w:ind w:left="709"/>
-        <w:jc w:val="both"/>
-      </w:pPr>
-      <w:r>
-        <w:rPr>
-          <w:rFonts w:ascii="Times New Roman" w:hAnsi="Times New Roman"/>
-          <w:b/>
-          <w:sz w:val="28"/>
-        </w:rPr>
-        <w:t xml:space="preserve">4. </w:t>
-      </w:r>
-      <w:r>
-        <w:rPr>
-          <w:rFonts w:ascii="Times New Roman" w:hAnsi="Times New Roman"/>
-          <w:sz w:val="28"/>
-        </w:rPr>
-        <w:t xml:space="preserve">Разработать </w:t>
-      </w:r>
-      <w:r>
-        <w:rPr>
-          <w:rFonts w:ascii="Times New Roman" w:hAnsi="Times New Roman"/>
-          <w:b/>
-          <w:sz w:val="28"/>
-        </w:rPr>
-        <w:t>диаграмму развертывания</w:t>
-      </w:r>
-      <w:r>
-        <w:rPr>
-          <w:rFonts w:ascii="Times New Roman" w:hAnsi="Times New Roman"/>
-          <w:sz w:val="28"/>
-        </w:rPr>
-        <w:t xml:space="preserve"> (Deployment Diagram) физической топологии серверов и сетевых узлов.</w:t>
-      </w:r>
-    </w:p>
-    <w:p>
-      <w:pPr>
-        <w:spacing w:line="276" w:lineRule="auto" w:after="60"/>
-        <w:ind w:left="709"/>
-        <w:jc w:val="both"/>
-      </w:pPr>
-      <w:r>
-        <w:rPr>
-          <w:rFonts w:ascii="Times New Roman" w:hAnsi="Times New Roman"/>
-          <w:b/>
-          <w:sz w:val="28"/>
-        </w:rPr>
-        <w:t xml:space="preserve">5. </w:t>
-      </w:r>
-      <w:r>
-        <w:rPr>
-          <w:rFonts w:ascii="Times New Roman" w:hAnsi="Times New Roman"/>
-          <w:sz w:val="28"/>
-        </w:rPr>
-        <w:t xml:space="preserve">Спроектировать нормализованную </w:t>
-      </w:r>
-      <w:r>
-        <w:rPr>
-          <w:rFonts w:ascii="Times New Roman" w:hAnsi="Times New Roman"/>
-          <w:b/>
-          <w:sz w:val="28"/>
-        </w:rPr>
-        <w:t>схему реляционной базы данных</w:t>
-      </w:r>
-      <w:r>
-        <w:rPr>
-          <w:rFonts w:ascii="Times New Roman" w:hAnsi="Times New Roman"/>
-          <w:sz w:val="28"/>
-        </w:rPr>
-        <w:t xml:space="preserve"> (ERD) в 3-й нормальной форме.</w:t>
-      </w:r>
-    </w:p>
-    <w:p>
-      <w:pPr>
-        <w:spacing w:line="276" w:lineRule="auto" w:after="60"/>
-        <w:ind w:left="709"/>
-        <w:jc w:val="both"/>
-      </w:pPr>
-      <w:r>
-        <w:rPr>
-          <w:rFonts w:ascii="Times New Roman" w:hAnsi="Times New Roman"/>
-          <w:b/>
-          <w:sz w:val="28"/>
-        </w:rPr>
-        <w:t xml:space="preserve">6. </w:t>
-      </w:r>
-      <w:r>
-        <w:rPr>
-          <w:rFonts w:ascii="Times New Roman" w:hAnsi="Times New Roman"/>
-          <w:sz w:val="28"/>
-        </w:rPr>
-        <w:t>Развернуть и настроить серверную среду и продемонстрировать примеры работы установленного ПО.</w:t>
+        <w:t>Разработать архитектурные диаграммы, структуру базы данных и развернуть выбранное программное обеспечение на PHP и MySQL/MariaDB.</w:t>
       </w:r>
     </w:p>
     <w:p>
@@ -388,7 +153,7 @@
           <w:b/>
           <w:sz w:val="28"/>
         </w:rPr>
-        <w:t>2. Диаграмма классов (Class Diagram)</w:t>
+        <w:t>2. Архитектура</w:t>
       </w:r>
     </w:p>
     <w:p>
@@ -402,7 +167,115 @@
           <w:rFonts w:ascii="Times New Roman" w:hAnsi="Times New Roman"/>
           <w:sz w:val="28"/>
         </w:rPr>
-        <w:t>Объектно-ориентированная модель предметной области включает сущности пользователей и ролей (RBAC), организационной структуры вуза, образовательных программ, учебных планов с дисциплинами, служебных записок, маршрутов электронного визирования и протоколов валидации ФГОС.</w:t>
+        <w:t>Портал состоит из PHP-приложения, HTML/CSS-интерфейса и базы MySQL/MariaDB. Соединение с базой выполняется через PDO с подготовленными запросами.</w:t>
+      </w:r>
+    </w:p>
+    <w:p>
+      <w:pPr>
+        <w:spacing w:before="200" w:after="80"/>
+        <w:jc w:val="center"/>
+      </w:pPr>
+      <w:r>
+        <w:drawing>
+          <wp:inline xmlns:a="http://schemas.openxmlformats.org/drawingml/2006/main" xmlns:pic="http://schemas.openxmlformats.org/drawingml/2006/picture">
+            <wp:extent cx="5760000" cy="3931429"/>
+            <wp:docPr id="1" name="Picture 1"/>
+            <wp:cNvGraphicFramePr>
+              <a:graphicFrameLocks noChangeAspect="1"/>
+            </wp:cNvGraphicFramePr>
+            <a:graphic>
+              <a:graphicData uri="http://schemas.openxmlformats.org/drawingml/2006/picture">
+                <pic:pic>
+                  <pic:nvPicPr>
+                    <pic:cNvPr id="0" name="component_diagram.png"/>
+                    <pic:cNvPicPr/>
+                  </pic:nvPicPr>
+                  <pic:blipFill>
+                    <a:blip r:embed="rId10"/>
+                    <a:stretch>
+                      <a:fillRect/>
+                    </a:stretch>
+                  </pic:blipFill>
+                  <pic:spPr>
+                    <a:xfrm>
+                      <a:off x="0" y="0"/>
+                      <a:ext cx="5760000" cy="3931429"/>
+                    </a:xfrm>
+                    <a:prstGeom prst="rect"/>
+                  </pic:spPr>
+                </pic:pic>
+              </a:graphicData>
+            </a:graphic>
+          </wp:inline>
+        </w:drawing>
+      </w:r>
+    </w:p>
+    <w:p>
+      <w:pPr>
+        <w:spacing w:before="80" w:after="240"/>
+        <w:jc w:val="center"/>
+      </w:pPr>
+      <w:r>
+        <w:rPr>
+          <w:rFonts w:ascii="Times New Roman" w:hAnsi="Times New Roman"/>
+          <w:i/>
+          <w:sz w:val="24"/>
+        </w:rPr>
+        <w:t>Рисунок 1 — Диаграмма компонентов</w:t>
+      </w:r>
+    </w:p>
+    <w:p>
+      <w:pPr>
+        <w:spacing w:before="200" w:after="80"/>
+        <w:jc w:val="center"/>
+      </w:pPr>
+      <w:r>
+        <w:drawing>
+          <wp:inline xmlns:a="http://schemas.openxmlformats.org/drawingml/2006/main" xmlns:pic="http://schemas.openxmlformats.org/drawingml/2006/picture">
+            <wp:extent cx="5760000" cy="3931429"/>
+            <wp:docPr id="2" name="Picture 2"/>
+            <wp:cNvGraphicFramePr>
+              <a:graphicFrameLocks noChangeAspect="1"/>
+            </wp:cNvGraphicFramePr>
+            <a:graphic>
+              <a:graphicData uri="http://schemas.openxmlformats.org/drawingml/2006/picture">
+                <pic:pic>
+                  <pic:nvPicPr>
+                    <pic:cNvPr id="0" name="deployment_diagram.png"/>
+                    <pic:cNvPicPr/>
+                  </pic:nvPicPr>
+                  <pic:blipFill>
+                    <a:blip r:embed="rId11"/>
+                    <a:stretch>
+                      <a:fillRect/>
+                    </a:stretch>
+                  </pic:blipFill>
+                  <pic:spPr>
+                    <a:xfrm>
+                      <a:off x="0" y="0"/>
+                      <a:ext cx="5760000" cy="3931429"/>
+                    </a:xfrm>
+                    <a:prstGeom prst="rect"/>
+                  </pic:spPr>
+                </pic:pic>
+              </a:graphicData>
+            </a:graphic>
+          </wp:inline>
+        </w:drawing>
+      </w:r>
+    </w:p>
+    <w:p>
+      <w:pPr>
+        <w:spacing w:before="80" w:after="240"/>
+        <w:jc w:val="center"/>
+      </w:pPr>
+      <w:r>
+        <w:rPr>
+          <w:rFonts w:ascii="Times New Roman" w:hAnsi="Times New Roman"/>
+          <w:i/>
+          <w:sz w:val="24"/>
+        </w:rPr>
+        <w:t>Рисунок 2 — Диаграмма развёртывания</w:t>
       </w:r>
     </w:p>
     <w:p>
@@ -414,7 +287,7 @@
         <w:drawing>
           <wp:inline xmlns:a="http://schemas.openxmlformats.org/drawingml/2006/main" xmlns:pic="http://schemas.openxmlformats.org/drawingml/2006/picture">
             <wp:extent cx="5760000" cy="3948679"/>
-            <wp:docPr id="1" name="Picture 1"/>
+            <wp:docPr id="3" name="Picture 3"/>
             <wp:cNvGraphicFramePr>
               <a:graphicFrameLocks noChangeAspect="1"/>
             </wp:cNvGraphicFramePr>
@@ -426,7 +299,7 @@
                     <pic:cNvPicPr/>
                   </pic:nvPicPr>
                   <pic:blipFill>
-                    <a:blip r:embed="rId10"/>
+                    <a:blip r:embed="rId12"/>
                     <a:stretch>
                       <a:fillRect/>
                     </a:stretch>
@@ -456,301 +329,7 @@
           <w:i/>
           <w:sz w:val="24"/>
         </w:rPr>
-        <w:t>Рисунок 1 — Диаграмма классов</w:t>
-      </w:r>
-    </w:p>
-    <w:p>
-      <w:pPr>
-        <w:spacing w:before="160" w:after="80"/>
-        <w:jc w:val="left"/>
-      </w:pPr>
-      <w:r>
-        <w:rPr>
-          <w:rFonts w:ascii="Times New Roman" w:hAnsi="Times New Roman"/>
-          <w:b/>
-          <w:sz w:val="26"/>
-        </w:rPr>
-        <w:t>Основные классы системы:</w:t>
-      </w:r>
-    </w:p>
-    <w:p>
-      <w:pPr>
-        <w:spacing w:line="276" w:lineRule="auto" w:after="60"/>
-        <w:ind w:left="709"/>
-        <w:jc w:val="both"/>
-      </w:pPr>
-      <w:r>
-        <w:rPr>
-          <w:rFonts w:ascii="Times New Roman" w:hAnsi="Times New Roman"/>
-          <w:b/>
-          <w:sz w:val="28"/>
-        </w:rPr>
-        <w:t xml:space="preserve">1. </w:t>
-      </w:r>
-      <w:r>
-        <w:rPr>
-          <w:rFonts w:ascii="Times New Roman" w:hAnsi="Times New Roman"/>
-          <w:sz w:val="28"/>
-        </w:rPr>
-      </w:r>
-      <w:r>
-        <w:rPr>
-          <w:rFonts w:ascii="Times New Roman" w:hAnsi="Times New Roman"/>
-          <w:b/>
-          <w:sz w:val="28"/>
-        </w:rPr>
-        <w:t>`User` и `Role`</w:t>
-      </w:r>
-      <w:r>
-        <w:rPr>
-          <w:rFonts w:ascii="Times New Roman" w:hAnsi="Times New Roman"/>
-          <w:sz w:val="28"/>
-        </w:rPr>
-        <w:t>: обеспечивают гранулярное ролевое разграничение прав (руководитель выпускающей кафедры, обеспечивающая кафедра, эксперт АНОК, начальник АНОК, проректор по УР, ректор).</w:t>
-      </w:r>
-    </w:p>
-    <w:p>
-      <w:pPr>
-        <w:spacing w:line="276" w:lineRule="auto" w:after="60"/>
-        <w:ind w:left="709"/>
-        <w:jc w:val="both"/>
-      </w:pPr>
-      <w:r>
-        <w:rPr>
-          <w:rFonts w:ascii="Times New Roman" w:hAnsi="Times New Roman"/>
-          <w:b/>
-          <w:sz w:val="28"/>
-        </w:rPr>
-        <w:t xml:space="preserve">2. </w:t>
-      </w:r>
-      <w:r>
-        <w:rPr>
-          <w:rFonts w:ascii="Times New Roman" w:hAnsi="Times New Roman"/>
-          <w:sz w:val="28"/>
-        </w:rPr>
-      </w:r>
-      <w:r>
-        <w:rPr>
-          <w:rFonts w:ascii="Times New Roman" w:hAnsi="Times New Roman"/>
-          <w:b/>
-          <w:sz w:val="28"/>
-        </w:rPr>
-        <w:t>`Department`</w:t>
-      </w:r>
-      <w:r>
-        <w:rPr>
-          <w:rFonts w:ascii="Times New Roman" w:hAnsi="Times New Roman"/>
-          <w:sz w:val="28"/>
-        </w:rPr>
-        <w:t>: классифицирует подразделения университета по типам (`RELEASING` — выпускающая, `IMPLEMENTING` — обеспечивающая, `EXPERT_ANOK` — экспертный центр АНОК, `MANAGEMENT` — ректорат).</w:t>
-      </w:r>
-    </w:p>
-    <w:p>
-      <w:pPr>
-        <w:spacing w:line="276" w:lineRule="auto" w:after="60"/>
-        <w:ind w:left="709"/>
-        <w:jc w:val="both"/>
-      </w:pPr>
-      <w:r>
-        <w:rPr>
-          <w:rFonts w:ascii="Times New Roman" w:hAnsi="Times New Roman"/>
-          <w:b/>
-          <w:sz w:val="28"/>
-        </w:rPr>
-        <w:t xml:space="preserve">3. </w:t>
-      </w:r>
-      <w:r>
-        <w:rPr>
-          <w:rFonts w:ascii="Times New Roman" w:hAnsi="Times New Roman"/>
-          <w:sz w:val="28"/>
-        </w:rPr>
-      </w:r>
-      <w:r>
-        <w:rPr>
-          <w:rFonts w:ascii="Times New Roman" w:hAnsi="Times New Roman"/>
-          <w:b/>
-          <w:sz w:val="28"/>
-        </w:rPr>
-        <w:t>`EducationalProgram` и `StandardFGOS`</w:t>
-      </w:r>
-      <w:r>
-        <w:rPr>
-          <w:rFonts w:ascii="Times New Roman" w:hAnsi="Times New Roman"/>
-          <w:sz w:val="28"/>
-        </w:rPr>
-        <w:t>: определяют параметры направления подготовки (код, профиль, квалификация) и нормативные ограничения стандарта ФГОС ВО 3++ (240 з.е., лимиты экзаменов в сессию, минимальные объемы практик и ГИА).</w:t>
-      </w:r>
-    </w:p>
-    <w:p>
-      <w:pPr>
-        <w:spacing w:line="276" w:lineRule="auto" w:after="60"/>
-        <w:ind w:left="709"/>
-        <w:jc w:val="both"/>
-      </w:pPr>
-      <w:r>
-        <w:rPr>
-          <w:rFonts w:ascii="Times New Roman" w:hAnsi="Times New Roman"/>
-          <w:b/>
-          <w:sz w:val="28"/>
-        </w:rPr>
-        <w:t xml:space="preserve">4. </w:t>
-      </w:r>
-      <w:r>
-        <w:rPr>
-          <w:rFonts w:ascii="Times New Roman" w:hAnsi="Times New Roman"/>
-          <w:sz w:val="28"/>
-        </w:rPr>
-      </w:r>
-      <w:r>
-        <w:rPr>
-          <w:rFonts w:ascii="Times New Roman" w:hAnsi="Times New Roman"/>
-          <w:b/>
-          <w:sz w:val="28"/>
-        </w:rPr>
-        <w:t>`Curriculum` и `CurriculumDiscipline`</w:t>
-      </w:r>
-      <w:r>
-        <w:rPr>
-          <w:rFonts w:ascii="Times New Roman" w:hAnsi="Times New Roman"/>
-          <w:sz w:val="28"/>
-        </w:rPr>
-        <w:t>: реализуют композиционную структуру учебного плана (семестры 1–8, трудоемкость в з.е. и академических часах, лекции, лабораторные, практики, СРС, формы контроля, закрепленные кафедры).</w:t>
-      </w:r>
-    </w:p>
-    <w:p>
-      <w:pPr>
-        <w:spacing w:line="276" w:lineRule="auto" w:after="60"/>
-        <w:ind w:left="709"/>
-        <w:jc w:val="both"/>
-      </w:pPr>
-      <w:r>
-        <w:rPr>
-          <w:rFonts w:ascii="Times New Roman" w:hAnsi="Times New Roman"/>
-          <w:b/>
-          <w:sz w:val="28"/>
-        </w:rPr>
-        <w:t xml:space="preserve">5. </w:t>
-      </w:r>
-      <w:r>
-        <w:rPr>
-          <w:rFonts w:ascii="Times New Roman" w:hAnsi="Times New Roman"/>
-          <w:sz w:val="28"/>
-        </w:rPr>
-      </w:r>
-      <w:r>
-        <w:rPr>
-          <w:rFonts w:ascii="Times New Roman" w:hAnsi="Times New Roman"/>
-          <w:b/>
-          <w:sz w:val="28"/>
-        </w:rPr>
-        <w:t>`ServiceNote` и `ServiceNoteItem`</w:t>
-      </w:r>
-      <w:r>
-        <w:rPr>
-          <w:rFonts w:ascii="Times New Roman" w:hAnsi="Times New Roman"/>
-          <w:sz w:val="28"/>
-        </w:rPr>
-        <w:t>: управляют жизненным циклом регламентных изменений учебного плана до начала семестра с фиксацией параметров («Было» / «Стало») в формате JSON.</w:t>
-      </w:r>
-    </w:p>
-    <w:p>
-      <w:pPr>
-        <w:spacing w:line="276" w:lineRule="auto" w:after="60"/>
-        <w:ind w:left="709"/>
-        <w:jc w:val="both"/>
-      </w:pPr>
-      <w:r>
-        <w:rPr>
-          <w:rFonts w:ascii="Times New Roman" w:hAnsi="Times New Roman"/>
-          <w:b/>
-          <w:sz w:val="28"/>
-        </w:rPr>
-        <w:t xml:space="preserve">6. </w:t>
-      </w:r>
-      <w:r>
-        <w:rPr>
-          <w:rFonts w:ascii="Times New Roman" w:hAnsi="Times New Roman"/>
-          <w:sz w:val="28"/>
-        </w:rPr>
-      </w:r>
-      <w:r>
-        <w:rPr>
-          <w:rFonts w:ascii="Times New Roman" w:hAnsi="Times New Roman"/>
-          <w:b/>
-          <w:sz w:val="28"/>
-        </w:rPr>
-        <w:t>`DocumentSignature`</w:t>
-      </w:r>
-      <w:r>
-        <w:rPr>
-          <w:rFonts w:ascii="Times New Roman" w:hAnsi="Times New Roman"/>
-          <w:sz w:val="28"/>
-        </w:rPr>
-        <w:t>: протоколирует электронное визирование документов с формированием цифрового SHA-256 хеша, отметки точного времени и статуса подписи.</w:t>
-      </w:r>
-    </w:p>
-    <w:p>
-      <w:pPr>
-        <w:spacing w:line="276" w:lineRule="auto" w:after="60"/>
-        <w:ind w:left="709"/>
-        <w:jc w:val="both"/>
-      </w:pPr>
-      <w:r>
-        <w:rPr>
-          <w:rFonts w:ascii="Times New Roman" w:hAnsi="Times New Roman"/>
-          <w:b/>
-          <w:sz w:val="28"/>
-        </w:rPr>
-        <w:t xml:space="preserve">7. </w:t>
-      </w:r>
-      <w:r>
-        <w:rPr>
-          <w:rFonts w:ascii="Times New Roman" w:hAnsi="Times New Roman"/>
-          <w:sz w:val="28"/>
-        </w:rPr>
-      </w:r>
-      <w:r>
-        <w:rPr>
-          <w:rFonts w:ascii="Times New Roman" w:hAnsi="Times New Roman"/>
-          <w:b/>
-          <w:sz w:val="28"/>
-        </w:rPr>
-        <w:t>`ValidationReport`</w:t>
-      </w:r>
-      <w:r>
-        <w:rPr>
-          <w:rFonts w:ascii="Times New Roman" w:hAnsi="Times New Roman"/>
-          <w:sz w:val="28"/>
-        </w:rPr>
-        <w:t>: аккумулирует результаты автоматической экспертизы учебного плана на соответствие нормативам ФГОС.</w:t>
-      </w:r>
-    </w:p>
-    <w:p>
-      <w:pPr>
-        <w:spacing w:before="240" w:after="120"/>
-        <w:jc w:val="left"/>
-      </w:pPr>
-      <w:r>
-        <w:rPr>
-          <w:rFonts w:ascii="Times New Roman" w:hAnsi="Times New Roman"/>
-          <w:b/>
-          <w:sz w:val="28"/>
-        </w:rPr>
-        <w:t>3. Диаграмма последовательности (Sequence Diagram)</w:t>
-      </w:r>
-    </w:p>
-    <w:p>
-      <w:pPr>
-        <w:spacing w:line="276" w:lineRule="auto" w:after="120"/>
-        <w:ind w:firstLine="709"/>
-        <w:jc w:val="both"/>
-      </w:pPr>
-      <w:r>
-        <w:rPr>
-          <w:rFonts w:ascii="Times New Roman" w:hAnsi="Times New Roman"/>
-          <w:sz w:val="28"/>
-        </w:rPr>
-        <w:t>Диаграмма последовательности отражает временную шкалу и порядок взаимодействия акторов и программных контроллеров в рамках сквозного бизнес-процесса согласования и актуализации УП.</w:t>
+        <w:t>Рисунок 3 — Диаграмма классов</w:t>
       </w:r>
     </w:p>
     <w:p>
@@ -762,7 +341,7 @@
         <w:drawing>
           <wp:inline xmlns:a="http://schemas.openxmlformats.org/drawingml/2006/main" xmlns:pic="http://schemas.openxmlformats.org/drawingml/2006/picture">
             <wp:extent cx="5760000" cy="4603373"/>
-            <wp:docPr id="2" name="Picture 2"/>
+            <wp:docPr id="4" name="Picture 4"/>
             <wp:cNvGraphicFramePr>
               <a:graphicFrameLocks noChangeAspect="1"/>
             </wp:cNvGraphicFramePr>
@@ -774,7 +353,7 @@
                     <pic:cNvPicPr/>
                   </pic:nvPicPr>
                   <pic:blipFill>
-                    <a:blip r:embed="rId11"/>
+                    <a:blip r:embed="rId13"/>
                     <a:stretch>
                       <a:fillRect/>
                     </a:stretch>
@@ -804,768 +383,7 @@
           <w:i/>
           <w:sz w:val="24"/>
         </w:rPr>
-        <w:t>Рисунок 2 — Диаграмма последовательности</w:t>
-      </w:r>
-    </w:p>
-    <w:p>
-      <w:pPr>
-        <w:spacing w:before="160" w:after="80"/>
-        <w:jc w:val="left"/>
-      </w:pPr>
-      <w:r>
-        <w:rPr>
-          <w:rFonts w:ascii="Times New Roman" w:hAnsi="Times New Roman"/>
-          <w:b/>
-          <w:sz w:val="26"/>
-        </w:rPr>
-        <w:t>Фазы взаимодействия:</w:t>
-      </w:r>
-    </w:p>
-    <w:p>
-      <w:pPr>
-        <w:spacing w:line="276" w:lineRule="auto" w:after="60"/>
-        <w:ind w:left="709"/>
-        <w:jc w:val="both"/>
-      </w:pPr>
-      <w:r>
-        <w:rPr>
-          <w:rFonts w:ascii="Times New Roman" w:hAnsi="Times New Roman"/>
-          <w:b/>
-          <w:sz w:val="28"/>
-        </w:rPr>
-        <w:t xml:space="preserve">1. </w:t>
-      </w:r>
-      <w:r>
-        <w:rPr>
-          <w:rFonts w:ascii="Times New Roman" w:hAnsi="Times New Roman"/>
-          <w:sz w:val="28"/>
-        </w:rPr>
-      </w:r>
-      <w:r>
-        <w:rPr>
-          <w:rFonts w:ascii="Times New Roman" w:hAnsi="Times New Roman"/>
-          <w:b/>
-          <w:sz w:val="28"/>
-        </w:rPr>
-        <w:t>Фаза 1 (Разработка и экспертиза УП по ФГОС):</w:t>
-      </w:r>
-      <w:r>
-        <w:rPr>
-          <w:rFonts w:ascii="Times New Roman" w:hAnsi="Times New Roman"/>
-          <w:sz w:val="28"/>
-        </w:rPr>
-        <w:t xml:space="preserve"> Выпускающая кафедра формирует проект УП → Портал инициирует автоматическую валидацию через `FGOS Validator` → Эксперт АНОК верифицирует протокол и утверждает экспертное заключение.</w:t>
-      </w:r>
-    </w:p>
-    <w:p>
-      <w:pPr>
-        <w:spacing w:line="276" w:lineRule="auto" w:after="60"/>
-        <w:ind w:left="709"/>
-        <w:jc w:val="both"/>
-      </w:pPr>
-      <w:r>
-        <w:rPr>
-          <w:rFonts w:ascii="Times New Roman" w:hAnsi="Times New Roman"/>
-          <w:b/>
-          <w:sz w:val="28"/>
-        </w:rPr>
-        <w:t xml:space="preserve">2. </w:t>
-      </w:r>
-      <w:r>
-        <w:rPr>
-          <w:rFonts w:ascii="Times New Roman" w:hAnsi="Times New Roman"/>
-          <w:sz w:val="28"/>
-        </w:rPr>
-      </w:r>
-      <w:r>
-        <w:rPr>
-          <w:rFonts w:ascii="Times New Roman" w:hAnsi="Times New Roman"/>
-          <w:b/>
-          <w:sz w:val="28"/>
-        </w:rPr>
-        <w:t>Фаза 2 (Маршрут подписания и ежегодного утверждения):</w:t>
-      </w:r>
-      <w:r>
-        <w:rPr>
-          <w:rFonts w:ascii="Times New Roman" w:hAnsi="Times New Roman"/>
-          <w:sz w:val="28"/>
-        </w:rPr>
-        <w:t xml:space="preserve"> Последовательное наложение цифровых виз (Зав. выпускающей кафедрой → Начальник АНОК → Проректор по УР) → Утверждение Ученым советом (номер и дата протокола) и Ректором → Публикация в реестре со статусом `APPROVED`.</w:t>
-      </w:r>
-    </w:p>
-    <w:p>
-      <w:pPr>
-        <w:spacing w:line="276" w:lineRule="auto" w:after="60"/>
-        <w:ind w:left="709"/>
-        <w:jc w:val="both"/>
-      </w:pPr>
-      <w:r>
-        <w:rPr>
-          <w:rFonts w:ascii="Times New Roman" w:hAnsi="Times New Roman"/>
-          <w:b/>
-          <w:sz w:val="28"/>
-        </w:rPr>
-        <w:t xml:space="preserve">3. </w:t>
-      </w:r>
-      <w:r>
-        <w:rPr>
-          <w:rFonts w:ascii="Times New Roman" w:hAnsi="Times New Roman"/>
-          <w:sz w:val="28"/>
-        </w:rPr>
-      </w:r>
-      <w:r>
-        <w:rPr>
-          <w:rFonts w:ascii="Times New Roman" w:hAnsi="Times New Roman"/>
-          <w:b/>
-          <w:sz w:val="28"/>
-        </w:rPr>
-        <w:t>Фаза 3 (Внесение изменений до начала семестра):</w:t>
-      </w:r>
-      <w:r>
-        <w:rPr>
-          <w:rFonts w:ascii="Times New Roman" w:hAnsi="Times New Roman"/>
-          <w:sz w:val="28"/>
-        </w:rPr>
-        <w:t xml:space="preserve"> Создание электронной служебной записки → Двустороннее согласование (выпускающая + обеспечивающая кафедры) → Передача в АНОК → Применение изменений, повторный контроль ФГОС и выпуск новой ревизии `v1.1`.</w:t>
-      </w:r>
-    </w:p>
-    <w:p>
-      <w:pPr>
-        <w:spacing w:before="240" w:after="120"/>
-        <w:jc w:val="left"/>
-      </w:pPr>
-      <w:r>
-        <w:rPr>
-          <w:rFonts w:ascii="Times New Roman" w:hAnsi="Times New Roman"/>
-          <w:b/>
-          <w:sz w:val="28"/>
-        </w:rPr>
-        <w:t>4. Диаграмма компонентов (Component Diagram)</w:t>
-      </w:r>
-    </w:p>
-    <w:p>
-      <w:pPr>
-        <w:spacing w:line="276" w:lineRule="auto" w:after="120"/>
-        <w:ind w:firstLine="709"/>
-        <w:jc w:val="both"/>
-      </w:pPr>
-      <w:r>
-        <w:rPr>
-          <w:rFonts w:ascii="Times New Roman" w:hAnsi="Times New Roman"/>
-          <w:sz w:val="28"/>
-        </w:rPr>
-        <w:t>Компонентная модель построена по трехуровневой архитектуре (Presentation, Business Logic, Data Access).</w:t>
-      </w:r>
-    </w:p>
-    <w:p>
-      <w:pPr>
-        <w:spacing w:before="200" w:after="80"/>
-        <w:jc w:val="center"/>
-      </w:pPr>
-      <w:r>
-        <w:drawing>
-          <wp:inline xmlns:a="http://schemas.openxmlformats.org/drawingml/2006/main" xmlns:pic="http://schemas.openxmlformats.org/drawingml/2006/picture">
-            <wp:extent cx="5760000" cy="3931429"/>
-            <wp:docPr id="3" name="Picture 3"/>
-            <wp:cNvGraphicFramePr>
-              <a:graphicFrameLocks noChangeAspect="1"/>
-            </wp:cNvGraphicFramePr>
-            <a:graphic>
-              <a:graphicData uri="http://schemas.openxmlformats.org/drawingml/2006/picture">
-                <pic:pic>
-                  <pic:nvPicPr>
-                    <pic:cNvPr id="0" name="component_diagram.png"/>
-                    <pic:cNvPicPr/>
-                  </pic:nvPicPr>
-                  <pic:blipFill>
-                    <a:blip r:embed="rId12"/>
-                    <a:stretch>
-                      <a:fillRect/>
-                    </a:stretch>
-                  </pic:blipFill>
-                  <pic:spPr>
-                    <a:xfrm>
-                      <a:off x="0" y="0"/>
-                      <a:ext cx="5760000" cy="3931429"/>
-                    </a:xfrm>
-                    <a:prstGeom prst="rect"/>
-                  </pic:spPr>
-                </pic:pic>
-              </a:graphicData>
-            </a:graphic>
-          </wp:inline>
-        </w:drawing>
-      </w:r>
-    </w:p>
-    <w:p>
-      <w:pPr>
-        <w:spacing w:before="80" w:after="240"/>
-        <w:jc w:val="center"/>
-      </w:pPr>
-      <w:r>
-        <w:rPr>
-          <w:rFonts w:ascii="Times New Roman" w:hAnsi="Times New Roman"/>
-          <w:i/>
-          <w:sz w:val="24"/>
-        </w:rPr>
-        <w:t>Рисунок 3 — Диаграмма компонентов</w:t>
-      </w:r>
-    </w:p>
-    <w:p>
-      <w:pPr>
-        <w:spacing w:before="160" w:after="80"/>
-        <w:jc w:val="left"/>
-      </w:pPr>
-      <w:r>
-        <w:rPr>
-          <w:rFonts w:ascii="Times New Roman" w:hAnsi="Times New Roman"/>
-          <w:b/>
-          <w:sz w:val="26"/>
-        </w:rPr>
-        <w:t>Уровни и модули архитектуры:</w:t>
-      </w:r>
-    </w:p>
-    <w:p>
-      <w:pPr>
-        <w:spacing w:line="276" w:lineRule="auto" w:after="60"/>
-        <w:ind w:left="709"/>
-        <w:jc w:val="both"/>
-      </w:pPr>
-      <w:r>
-        <w:rPr>
-          <w:rFonts w:ascii="Times New Roman" w:hAnsi="Times New Roman"/>
-          <w:b w:val="0"/>
-          <w:sz w:val="28"/>
-        </w:rPr>
-        <w:t xml:space="preserve">• </w:t>
-      </w:r>
-      <w:r>
-        <w:rPr>
-          <w:rFonts w:ascii="Times New Roman" w:hAnsi="Times New Roman"/>
-          <w:sz w:val="28"/>
-        </w:rPr>
-      </w:r>
-      <w:r>
-        <w:rPr>
-          <w:rFonts w:ascii="Times New Roman" w:hAnsi="Times New Roman"/>
-          <w:b/>
-          <w:sz w:val="28"/>
-        </w:rPr>
-        <w:t>Presentation Layer (Уровень представления):</w:t>
-      </w:r>
-      <w:r>
-        <w:rPr>
-          <w:rFonts w:ascii="Times New Roman" w:hAnsi="Times New Roman"/>
-          <w:sz w:val="28"/>
-        </w:rPr>
-        <w:t xml:space="preserve"> `Portal Web UI` (адаптивные шаблоны HTML5/TailwindCSS), `REST API Controllers`, `Auth &amp; RBAC UI`.</w:t>
-      </w:r>
-    </w:p>
-    <w:p>
-      <w:pPr>
-        <w:spacing w:line="276" w:lineRule="auto" w:after="60"/>
-        <w:ind w:left="709"/>
-        <w:jc w:val="both"/>
-      </w:pPr>
-      <w:r>
-        <w:rPr>
-          <w:rFonts w:ascii="Times New Roman" w:hAnsi="Times New Roman"/>
-          <w:b w:val="0"/>
-          <w:sz w:val="28"/>
-        </w:rPr>
-        <w:t xml:space="preserve">• </w:t>
-      </w:r>
-      <w:r>
-        <w:rPr>
-          <w:rFonts w:ascii="Times New Roman" w:hAnsi="Times New Roman"/>
-          <w:sz w:val="28"/>
-        </w:rPr>
-      </w:r>
-      <w:r>
-        <w:rPr>
-          <w:rFonts w:ascii="Times New Roman" w:hAnsi="Times New Roman"/>
-          <w:b/>
-          <w:sz w:val="28"/>
-        </w:rPr>
-        <w:t>Business Logic Layer (Уровень бизнес-логики):</w:t>
-      </w:r>
-      <w:r>
-        <w:rPr>
-          <w:rFonts w:ascii="Times New Roman" w:hAnsi="Times New Roman"/>
-          <w:sz w:val="28"/>
-        </w:rPr>
-      </w:r>
-    </w:p>
-    <w:p>
-      <w:pPr>
-        <w:spacing w:line="276" w:lineRule="auto" w:after="60"/>
-        <w:ind w:left="992"/>
-        <w:jc w:val="both"/>
-      </w:pPr>
-      <w:r>
-        <w:rPr>
-          <w:rFonts w:ascii="Times New Roman" w:hAnsi="Times New Roman"/>
-          <w:b w:val="0"/>
-          <w:sz w:val="28"/>
-        </w:rPr>
-        <w:t xml:space="preserve">• </w:t>
-      </w:r>
-      <w:r>
-        <w:rPr>
-          <w:rFonts w:ascii="Times New Roman" w:hAnsi="Times New Roman"/>
-          <w:sz w:val="28"/>
-        </w:rPr>
-        <w:t>`Curriculum Manager`: управление версиями, семестрами и структурой дисциплин УП;</w:t>
-      </w:r>
-    </w:p>
-    <w:p>
-      <w:pPr>
-        <w:spacing w:line="276" w:lineRule="auto" w:after="60"/>
-        <w:ind w:left="992"/>
-        <w:jc w:val="both"/>
-      </w:pPr>
-      <w:r>
-        <w:rPr>
-          <w:rFonts w:ascii="Times New Roman" w:hAnsi="Times New Roman"/>
-          <w:b w:val="0"/>
-          <w:sz w:val="28"/>
-        </w:rPr>
-        <w:t xml:space="preserve">• </w:t>
-      </w:r>
-      <w:r>
-        <w:rPr>
-          <w:rFonts w:ascii="Times New Roman" w:hAnsi="Times New Roman"/>
-          <w:sz w:val="28"/>
-        </w:rPr>
-        <w:t>`FGOS Validation Engine`: алгоритмическая верификация контрольных нормативов стандартов 3++;</w:t>
-      </w:r>
-    </w:p>
-    <w:p>
-      <w:pPr>
-        <w:spacing w:line="276" w:lineRule="auto" w:after="60"/>
-        <w:ind w:left="992"/>
-        <w:jc w:val="both"/>
-      </w:pPr>
-      <w:r>
-        <w:rPr>
-          <w:rFonts w:ascii="Times New Roman" w:hAnsi="Times New Roman"/>
-          <w:b w:val="0"/>
-          <w:sz w:val="28"/>
-        </w:rPr>
-        <w:t xml:space="preserve">• </w:t>
-      </w:r>
-      <w:r>
-        <w:rPr>
-          <w:rFonts w:ascii="Times New Roman" w:hAnsi="Times New Roman"/>
-          <w:sz w:val="28"/>
-        </w:rPr>
-        <w:t>`Workflow &amp; Sign Service`: маршрутизация электронных виз, криптографических штампов и состояний документов;</w:t>
-      </w:r>
-    </w:p>
-    <w:p>
-      <w:pPr>
-        <w:spacing w:line="276" w:lineRule="auto" w:after="60"/>
-        <w:ind w:left="992"/>
-        <w:jc w:val="both"/>
-      </w:pPr>
-      <w:r>
-        <w:rPr>
-          <w:rFonts w:ascii="Times New Roman" w:hAnsi="Times New Roman"/>
-          <w:b w:val="0"/>
-          <w:sz w:val="28"/>
-        </w:rPr>
-        <w:t xml:space="preserve">• </w:t>
-      </w:r>
-      <w:r>
-        <w:rPr>
-          <w:rFonts w:ascii="Times New Roman" w:hAnsi="Times New Roman"/>
-          <w:sz w:val="28"/>
-        </w:rPr>
-        <w:t>`Service Note Processor`: обработка служебных записок, версионирование и сопоставительный Diff-анализ;</w:t>
-      </w:r>
-    </w:p>
-    <w:p>
-      <w:pPr>
-        <w:spacing w:line="276" w:lineRule="auto" w:after="60"/>
-        <w:ind w:left="992"/>
-        <w:jc w:val="both"/>
-      </w:pPr>
-      <w:r>
-        <w:rPr>
-          <w:rFonts w:ascii="Times New Roman" w:hAnsi="Times New Roman"/>
-          <w:b w:val="0"/>
-          <w:sz w:val="28"/>
-        </w:rPr>
-        <w:t xml:space="preserve">• </w:t>
-      </w:r>
-      <w:r>
-        <w:rPr>
-          <w:rFonts w:ascii="Times New Roman" w:hAnsi="Times New Roman"/>
-          <w:sz w:val="28"/>
-        </w:rPr>
-        <w:t>`Catalog &amp; Search Engine`: публичный реестр, категоризация и фильтрация;</w:t>
-      </w:r>
-    </w:p>
-    <w:p>
-      <w:pPr>
-        <w:spacing w:line="276" w:lineRule="auto" w:after="60"/>
-        <w:ind w:left="992"/>
-        <w:jc w:val="both"/>
-      </w:pPr>
-      <w:r>
-        <w:rPr>
-          <w:rFonts w:ascii="Times New Roman" w:hAnsi="Times New Roman"/>
-          <w:b w:val="0"/>
-          <w:sz w:val="28"/>
-        </w:rPr>
-        <w:t xml:space="preserve">• </w:t>
-      </w:r>
-      <w:r>
-        <w:rPr>
-          <w:rFonts w:ascii="Times New Roman" w:hAnsi="Times New Roman"/>
-          <w:sz w:val="28"/>
-        </w:rPr>
-        <w:t>`Export &amp; Print Service`: генерация PDF/Excel бланков и титульных листов.</w:t>
-      </w:r>
-    </w:p>
-    <w:p>
-      <w:pPr>
-        <w:spacing w:line="276" w:lineRule="auto" w:after="60"/>
-        <w:ind w:left="709"/>
-        <w:jc w:val="both"/>
-      </w:pPr>
-      <w:r>
-        <w:rPr>
-          <w:rFonts w:ascii="Times New Roman" w:hAnsi="Times New Roman"/>
-          <w:b w:val="0"/>
-          <w:sz w:val="28"/>
-        </w:rPr>
-        <w:t xml:space="preserve">• </w:t>
-      </w:r>
-      <w:r>
-        <w:rPr>
-          <w:rFonts w:ascii="Times New Roman" w:hAnsi="Times New Roman"/>
-          <w:sz w:val="28"/>
-        </w:rPr>
-      </w:r>
-      <w:r>
-        <w:rPr>
-          <w:rFonts w:ascii="Times New Roman" w:hAnsi="Times New Roman"/>
-          <w:b/>
-          <w:sz w:val="28"/>
-        </w:rPr>
-        <w:t>Data Access &amp; Storage Layer (Уровень доступа к данным):</w:t>
-      </w:r>
-      <w:r>
-        <w:rPr>
-          <w:rFonts w:ascii="Times New Roman" w:hAnsi="Times New Roman"/>
-          <w:sz w:val="28"/>
-        </w:rPr>
-        <w:t xml:space="preserve"> `Database Engine`, `Audit Logger`, хранилище реляционных данных и цифровых слепков документов.</w:t>
-      </w:r>
-    </w:p>
-    <w:p>
-      <w:pPr>
-        <w:spacing w:before="240" w:after="120"/>
-        <w:jc w:val="left"/>
-      </w:pPr>
-      <w:r>
-        <w:rPr>
-          <w:rFonts w:ascii="Times New Roman" w:hAnsi="Times New Roman"/>
-          <w:b/>
-          <w:sz w:val="28"/>
-        </w:rPr>
-        <w:t>5. Диаграмма развертывания (Deployment Diagram)</w:t>
-      </w:r>
-    </w:p>
-    <w:p>
-      <w:pPr>
-        <w:spacing w:line="276" w:lineRule="auto" w:after="120"/>
-        <w:ind w:firstLine="709"/>
-        <w:jc w:val="both"/>
-      </w:pPr>
-      <w:r>
-        <w:rPr>
-          <w:rFonts w:ascii="Times New Roman" w:hAnsi="Times New Roman"/>
-          <w:sz w:val="28"/>
-        </w:rPr>
-        <w:t>Диаграмма развертывания специфицирует физическую топологию серверов, узлов и сетевых протоколов.</w:t>
-      </w:r>
-    </w:p>
-    <w:p>
-      <w:pPr>
-        <w:spacing w:before="200" w:after="80"/>
-        <w:jc w:val="center"/>
-      </w:pPr>
-      <w:r>
-        <w:drawing>
-          <wp:inline xmlns:a="http://schemas.openxmlformats.org/drawingml/2006/main" xmlns:pic="http://schemas.openxmlformats.org/drawingml/2006/picture">
-            <wp:extent cx="5760000" cy="3931429"/>
-            <wp:docPr id="4" name="Picture 4"/>
-            <wp:cNvGraphicFramePr>
-              <a:graphicFrameLocks noChangeAspect="1"/>
-            </wp:cNvGraphicFramePr>
-            <a:graphic>
-              <a:graphicData uri="http://schemas.openxmlformats.org/drawingml/2006/picture">
-                <pic:pic>
-                  <pic:nvPicPr>
-                    <pic:cNvPr id="0" name="deployment_diagram.png"/>
-                    <pic:cNvPicPr/>
-                  </pic:nvPicPr>
-                  <pic:blipFill>
-                    <a:blip r:embed="rId13"/>
-                    <a:stretch>
-                      <a:fillRect/>
-                    </a:stretch>
-                  </pic:blipFill>
-                  <pic:spPr>
-                    <a:xfrm>
-                      <a:off x="0" y="0"/>
-                      <a:ext cx="5760000" cy="3931429"/>
-                    </a:xfrm>
-                    <a:prstGeom prst="rect"/>
-                  </pic:spPr>
-                </pic:pic>
-              </a:graphicData>
-            </a:graphic>
-          </wp:inline>
-        </w:drawing>
-      </w:r>
-    </w:p>
-    <w:p>
-      <w:pPr>
-        <w:spacing w:before="80" w:after="240"/>
-        <w:jc w:val="center"/>
-      </w:pPr>
-      <w:r>
-        <w:rPr>
-          <w:rFonts w:ascii="Times New Roman" w:hAnsi="Times New Roman"/>
-          <w:i/>
-          <w:sz w:val="24"/>
-        </w:rPr>
-        <w:t>Рисунок 4 — Диаграмма развертывания</w:t>
-      </w:r>
-    </w:p>
-    <w:p>
-      <w:pPr>
-        <w:spacing w:before="160" w:after="80"/>
-        <w:jc w:val="left"/>
-      </w:pPr>
-      <w:r>
-        <w:rPr>
-          <w:rFonts w:ascii="Times New Roman" w:hAnsi="Times New Roman"/>
-          <w:b/>
-          <w:sz w:val="26"/>
-        </w:rPr>
-        <w:t>Топологические узлы:</w:t>
-      </w:r>
-    </w:p>
-    <w:p>
-      <w:pPr>
-        <w:spacing w:line="276" w:lineRule="auto" w:after="60"/>
-        <w:ind w:left="709"/>
-        <w:jc w:val="both"/>
-      </w:pPr>
-      <w:r>
-        <w:rPr>
-          <w:rFonts w:ascii="Times New Roman" w:hAnsi="Times New Roman"/>
-          <w:b w:val="0"/>
-          <w:sz w:val="28"/>
-        </w:rPr>
-        <w:t xml:space="preserve">• </w:t>
-      </w:r>
-      <w:r>
-        <w:rPr>
-          <w:rFonts w:ascii="Times New Roman" w:hAnsi="Times New Roman"/>
-          <w:sz w:val="28"/>
-        </w:rPr>
-      </w:r>
-      <w:r>
-        <w:rPr>
-          <w:rFonts w:ascii="Times New Roman" w:hAnsi="Times New Roman"/>
-          <w:b/>
-          <w:sz w:val="28"/>
-        </w:rPr>
-        <w:t>Client Workstation (Рабочая станция клиента):</w:t>
-      </w:r>
-      <w:r>
-        <w:rPr>
-          <w:rFonts w:ascii="Times New Roman" w:hAnsi="Times New Roman"/>
-          <w:sz w:val="28"/>
-        </w:rPr>
-        <w:t xml:space="preserve"> веб-браузер пользователя (HTTPS, порт 443).</w:t>
-      </w:r>
-    </w:p>
-    <w:p>
-      <w:pPr>
-        <w:spacing w:line="276" w:lineRule="auto" w:after="60"/>
-        <w:ind w:left="709"/>
-        <w:jc w:val="both"/>
-      </w:pPr>
-      <w:r>
-        <w:rPr>
-          <w:rFonts w:ascii="Times New Roman" w:hAnsi="Times New Roman"/>
-          <w:b w:val="0"/>
-          <w:sz w:val="28"/>
-        </w:rPr>
-        <w:t xml:space="preserve">• </w:t>
-      </w:r>
-      <w:r>
-        <w:rPr>
-          <w:rFonts w:ascii="Times New Roman" w:hAnsi="Times New Roman"/>
-          <w:sz w:val="28"/>
-        </w:rPr>
-      </w:r>
-      <w:r>
-        <w:rPr>
-          <w:rFonts w:ascii="Times New Roman" w:hAnsi="Times New Roman"/>
-          <w:b/>
-          <w:sz w:val="28"/>
-        </w:rPr>
-        <w:t>Web / Reverse Proxy Server (Nginx):</w:t>
-      </w:r>
-      <w:r>
-        <w:rPr>
-          <w:rFonts w:ascii="Times New Roman" w:hAnsi="Times New Roman"/>
-          <w:sz w:val="28"/>
-        </w:rPr>
-        <w:t xml:space="preserve"> терминация SSL/TLS, статический кэш, защита от сетевых угроз WAF.</w:t>
-      </w:r>
-    </w:p>
-    <w:p>
-      <w:pPr>
-        <w:spacing w:line="276" w:lineRule="auto" w:after="60"/>
-        <w:ind w:left="709"/>
-        <w:jc w:val="both"/>
-      </w:pPr>
-      <w:r>
-        <w:rPr>
-          <w:rFonts w:ascii="Times New Roman" w:hAnsi="Times New Roman"/>
-          <w:b w:val="0"/>
-          <w:sz w:val="28"/>
-        </w:rPr>
-        <w:t xml:space="preserve">• </w:t>
-      </w:r>
-      <w:r>
-        <w:rPr>
-          <w:rFonts w:ascii="Times New Roman" w:hAnsi="Times New Roman"/>
-          <w:sz w:val="28"/>
-        </w:rPr>
-      </w:r>
-      <w:r>
-        <w:rPr>
-          <w:rFonts w:ascii="Times New Roman" w:hAnsi="Times New Roman"/>
-          <w:b/>
-          <w:sz w:val="28"/>
-        </w:rPr>
-        <w:t>Application Server (Python/Flask WSGI):</w:t>
-      </w:r>
-      <w:r>
-        <w:rPr>
-          <w:rFonts w:ascii="Times New Roman" w:hAnsi="Times New Roman"/>
-          <w:sz w:val="28"/>
-        </w:rPr>
-        <w:t xml:space="preserve"> исполняемая среда ядра веб-портала и кастомных модулей АНОК, пул воркеров Gunicorn.</w:t>
-      </w:r>
-    </w:p>
-    <w:p>
-      <w:pPr>
-        <w:spacing w:line="276" w:lineRule="auto" w:after="60"/>
-        <w:ind w:left="709"/>
-        <w:jc w:val="both"/>
-      </w:pPr>
-      <w:r>
-        <w:rPr>
-          <w:rFonts w:ascii="Times New Roman" w:hAnsi="Times New Roman"/>
-          <w:b w:val="0"/>
-          <w:sz w:val="28"/>
-        </w:rPr>
-        <w:t xml:space="preserve">• </w:t>
-      </w:r>
-      <w:r>
-        <w:rPr>
-          <w:rFonts w:ascii="Times New Roman" w:hAnsi="Times New Roman"/>
-          <w:sz w:val="28"/>
-        </w:rPr>
-      </w:r>
-      <w:r>
-        <w:rPr>
-          <w:rFonts w:ascii="Times New Roman" w:hAnsi="Times New Roman"/>
-          <w:b/>
-          <w:sz w:val="28"/>
-        </w:rPr>
-        <w:t>Database Server (MariaDB / SQLite):</w:t>
-      </w:r>
-      <w:r>
-        <w:rPr>
-          <w:rFonts w:ascii="Times New Roman" w:hAnsi="Times New Roman"/>
-          <w:sz w:val="28"/>
-        </w:rPr>
-        <w:t xml:space="preserve"> хранилище нормализованных данных, транзакционный журнал и журналы аудита (порт 3306 / локальный файл).</w:t>
-      </w:r>
-    </w:p>
-    <w:p>
-      <w:pPr>
-        <w:spacing w:line="276" w:lineRule="auto" w:after="60"/>
-        <w:ind w:left="709"/>
-        <w:jc w:val="both"/>
-      </w:pPr>
-      <w:r>
-        <w:rPr>
-          <w:rFonts w:ascii="Times New Roman" w:hAnsi="Times New Roman"/>
-          <w:b w:val="0"/>
-          <w:sz w:val="28"/>
-        </w:rPr>
-        <w:t xml:space="preserve">• </w:t>
-      </w:r>
-      <w:r>
-        <w:rPr>
-          <w:rFonts w:ascii="Times New Roman" w:hAnsi="Times New Roman"/>
-          <w:sz w:val="28"/>
-        </w:rPr>
-      </w:r>
-      <w:r>
-        <w:rPr>
-          <w:rFonts w:ascii="Times New Roman" w:hAnsi="Times New Roman"/>
-          <w:b/>
-          <w:sz w:val="28"/>
-        </w:rPr>
-        <w:t>File &amp; Document Storage:</w:t>
-      </w:r>
-      <w:r>
-        <w:rPr>
-          <w:rFonts w:ascii="Times New Roman" w:hAnsi="Times New Roman"/>
-          <w:sz w:val="28"/>
-        </w:rPr>
-        <w:t xml:space="preserve"> хранение сформированных отчетов в форматах PDF/Excel и протоколов валидации.</w:t>
-      </w:r>
-    </w:p>
-    <w:p>
-      <w:pPr>
-        <w:spacing w:before="240" w:after="120"/>
-        <w:jc w:val="left"/>
-      </w:pPr>
-      <w:r>
-        <w:rPr>
-          <w:rFonts w:ascii="Times New Roman" w:hAnsi="Times New Roman"/>
-          <w:b/>
-          <w:sz w:val="28"/>
-        </w:rPr>
-        <w:t>6. Структура и схема базы данных</w:t>
-      </w:r>
-    </w:p>
-    <w:p>
-      <w:pPr>
-        <w:spacing w:line="276" w:lineRule="auto" w:after="120"/>
-        <w:ind w:firstLine="709"/>
-        <w:jc w:val="both"/>
-      </w:pPr>
-      <w:r>
-        <w:rPr>
-          <w:rFonts w:ascii="Times New Roman" w:hAnsi="Times New Roman"/>
-          <w:sz w:val="28"/>
-        </w:rPr>
-        <w:t>Реляционная модель спроектирована в 3-й нормальной форме (3NF) и обеспечивает полную ссылочную целостность данных за счет внешних ключей `FOREIGN KEY` и уникальных индексов.</w:t>
+        <w:t>Рисунок 4 — Диаграмма последовательности</w:t>
       </w:r>
     </w:p>
     <w:p>
@@ -1619,1429 +437,8 @@
           <w:i/>
           <w:sz w:val="24"/>
         </w:rPr>
-        <w:t>Рисунок 5 — Схема базы данных ERD</w:t>
+        <w:t>Рисунок 5 — Схема базы данных</w:t>
       </w:r>
-    </w:p>
-    <w:p>
-      <w:pPr>
-        <w:spacing w:before="160" w:after="80"/>
-        <w:ind w:firstLine="709"/>
-        <w:jc w:val="left"/>
-      </w:pPr>
-      <w:r>
-        <w:rPr>
-          <w:rFonts w:ascii="Times New Roman" w:hAnsi="Times New Roman"/>
-          <w:b/>
-          <w:sz w:val="24"/>
-        </w:rPr>
-        <w:t>Таблица 1 — Спецификация данных</w:t>
-      </w:r>
-    </w:p>
-    <w:tbl>
-      <w:tblPr>
-        <w:tblW w:type="auto" w:w="0"/>
-        <w:jc w:val="center"/>
-        <w:tblLook w:firstColumn="1" w:firstRow="1" w:lastColumn="0" w:lastRow="0" w:noHBand="0" w:noVBand="1" w:val="04A0"/>
-        <w:tblBorders>
-          <w:top w:val="single" w:sz="4" w:space="0" w:color="CBD5E1"/>
-          <w:bottom w:val="single" w:sz="4" w:space="0" w:color="CBD5E1"/>
-          <w:insideH w:val="single" w:sz="4" w:space="0" w:color="CBD5E1"/>
-          <w:insideV w:val="single" w:sz="4" w:space="0" w:color="CBD5E1"/>
-          <w:left w:val="single" w:sz="4" w:space="0" w:color="CBD5E1"/>
-          <w:right w:val="single" w:sz="4" w:space="0" w:color="CBD5E1"/>
-        </w:tblBorders>
-      </w:tblPr>
-      <w:tblGrid>
-        <w:gridCol w:w="2339"/>
-        <w:gridCol w:w="2339"/>
-        <w:gridCol w:w="2339"/>
-        <w:gridCol w:w="2339"/>
-      </w:tblGrid>
-      <w:tr>
-        <w:tc>
-          <w:tcPr>
-            <w:tcW w:type="dxa" w:w="2339"/>
-            <w:tcMar>
-              <w:top w:w="100" w:type="dxa"/>
-              <w:bottom w:w="100" w:type="dxa"/>
-              <w:left w:w="150" w:type="dxa"/>
-              <w:right w:w="150" w:type="dxa"/>
-            </w:tcMar>
-            <w:shd w:fill="E2E8F0"/>
-          </w:tcPr>
-          <w:p>
-            <w:pPr>
-              <w:spacing w:before="40" w:after="40" w:line="252" w:lineRule="auto"/>
-              <w:jc w:val="left"/>
-            </w:pPr>
-            <w:r>
-              <w:rPr>
-                <w:rFonts w:ascii="Times New Roman" w:hAnsi="Times New Roman"/>
-                <w:b/>
-                <w:sz w:val="22"/>
-              </w:rPr>
-              <w:t>Таблица</w:t>
-            </w:r>
-          </w:p>
-        </w:tc>
-        <w:tc>
-          <w:tcPr>
-            <w:tcW w:type="dxa" w:w="2339"/>
-            <w:tcMar>
-              <w:top w:w="100" w:type="dxa"/>
-              <w:bottom w:w="100" w:type="dxa"/>
-              <w:left w:w="150" w:type="dxa"/>
-              <w:right w:w="150" w:type="dxa"/>
-            </w:tcMar>
-            <w:shd w:fill="E2E8F0"/>
-          </w:tcPr>
-          <w:p>
-            <w:pPr>
-              <w:spacing w:before="40" w:after="40" w:line="252" w:lineRule="auto"/>
-              <w:jc w:val="left"/>
-            </w:pPr>
-            <w:r>
-              <w:rPr>
-                <w:rFonts w:ascii="Times New Roman" w:hAnsi="Times New Roman"/>
-                <w:b/>
-                <w:sz w:val="22"/>
-              </w:rPr>
-              <w:t>Первичный ключ</w:t>
-            </w:r>
-          </w:p>
-        </w:tc>
-        <w:tc>
-          <w:tcPr>
-            <w:tcW w:type="dxa" w:w="2339"/>
-            <w:tcMar>
-              <w:top w:w="100" w:type="dxa"/>
-              <w:bottom w:w="100" w:type="dxa"/>
-              <w:left w:w="150" w:type="dxa"/>
-              <w:right w:w="150" w:type="dxa"/>
-            </w:tcMar>
-            <w:shd w:fill="E2E8F0"/>
-          </w:tcPr>
-          <w:p>
-            <w:pPr>
-              <w:spacing w:before="40" w:after="40" w:line="252" w:lineRule="auto"/>
-              <w:jc w:val="left"/>
-            </w:pPr>
-            <w:r>
-              <w:rPr>
-                <w:rFonts w:ascii="Times New Roman" w:hAnsi="Times New Roman"/>
-                <w:b/>
-                <w:sz w:val="22"/>
-              </w:rPr>
-              <w:t>Внешние ключи</w:t>
-            </w:r>
-          </w:p>
-        </w:tc>
-        <w:tc>
-          <w:tcPr>
-            <w:tcW w:type="dxa" w:w="2339"/>
-            <w:tcMar>
-              <w:top w:w="100" w:type="dxa"/>
-              <w:bottom w:w="100" w:type="dxa"/>
-              <w:left w:w="150" w:type="dxa"/>
-              <w:right w:w="150" w:type="dxa"/>
-            </w:tcMar>
-            <w:shd w:fill="E2E8F0"/>
-          </w:tcPr>
-          <w:p>
-            <w:pPr>
-              <w:spacing w:before="40" w:after="40" w:line="252" w:lineRule="auto"/>
-              <w:jc w:val="left"/>
-            </w:pPr>
-            <w:r>
-              <w:rPr>
-                <w:rFonts w:ascii="Times New Roman" w:hAnsi="Times New Roman"/>
-                <w:b/>
-                <w:sz w:val="22"/>
-              </w:rPr>
-              <w:t>Описание назначения сущности</w:t>
-            </w:r>
-          </w:p>
-        </w:tc>
-      </w:tr>
-      <w:tr>
-        <w:tc>
-          <w:tcPr>
-            <w:tcW w:type="dxa" w:w="2339"/>
-            <w:tcMar>
-              <w:top w:w="100" w:type="dxa"/>
-              <w:bottom w:w="100" w:type="dxa"/>
-              <w:left w:w="150" w:type="dxa"/>
-              <w:right w:w="150" w:type="dxa"/>
-            </w:tcMar>
-          </w:tcPr>
-          <w:p>
-            <w:pPr>
-              <w:spacing w:before="40" w:after="40" w:line="252" w:lineRule="auto"/>
-              <w:jc w:val="left"/>
-            </w:pPr>
-            <w:r>
-              <w:rPr>
-                <w:rFonts w:ascii="Times New Roman" w:hAnsi="Times New Roman"/>
-                <w:sz w:val="22"/>
-              </w:rPr>
-              <w:t>`roles`</w:t>
-            </w:r>
-          </w:p>
-        </w:tc>
-        <w:tc>
-          <w:tcPr>
-            <w:tcW w:type="dxa" w:w="2339"/>
-            <w:tcMar>
-              <w:top w:w="100" w:type="dxa"/>
-              <w:bottom w:w="100" w:type="dxa"/>
-              <w:left w:w="150" w:type="dxa"/>
-              <w:right w:w="150" w:type="dxa"/>
-            </w:tcMar>
-          </w:tcPr>
-          <w:p>
-            <w:pPr>
-              <w:spacing w:before="40" w:after="40" w:line="252" w:lineRule="auto"/>
-              <w:jc w:val="left"/>
-            </w:pPr>
-            <w:r>
-              <w:rPr>
-                <w:rFonts w:ascii="Times New Roman" w:hAnsi="Times New Roman"/>
-                <w:sz w:val="22"/>
-              </w:rPr>
-              <w:t>`id`</w:t>
-            </w:r>
-          </w:p>
-        </w:tc>
-        <w:tc>
-          <w:tcPr>
-            <w:tcW w:type="dxa" w:w="2339"/>
-            <w:tcMar>
-              <w:top w:w="100" w:type="dxa"/>
-              <w:bottom w:w="100" w:type="dxa"/>
-              <w:left w:w="150" w:type="dxa"/>
-              <w:right w:w="150" w:type="dxa"/>
-            </w:tcMar>
-          </w:tcPr>
-          <w:p>
-            <w:pPr>
-              <w:spacing w:before="40" w:after="40" w:line="252" w:lineRule="auto"/>
-              <w:jc w:val="left"/>
-            </w:pPr>
-            <w:r>
-              <w:rPr>
-                <w:rFonts w:ascii="Times New Roman" w:hAnsi="Times New Roman"/>
-                <w:sz w:val="22"/>
-              </w:rPr>
-              <w:t>—</w:t>
-            </w:r>
-          </w:p>
-        </w:tc>
-        <w:tc>
-          <w:tcPr>
-            <w:tcW w:type="dxa" w:w="2339"/>
-            <w:tcMar>
-              <w:top w:w="100" w:type="dxa"/>
-              <w:bottom w:w="100" w:type="dxa"/>
-              <w:left w:w="150" w:type="dxa"/>
-              <w:right w:w="150" w:type="dxa"/>
-            </w:tcMar>
-          </w:tcPr>
-          <w:p>
-            <w:pPr>
-              <w:spacing w:before="40" w:after="40" w:line="252" w:lineRule="auto"/>
-              <w:jc w:val="left"/>
-            </w:pPr>
-            <w:r>
-              <w:rPr>
-                <w:rFonts w:ascii="Times New Roman" w:hAnsi="Times New Roman"/>
-                <w:sz w:val="22"/>
-              </w:rPr>
-              <w:t>Ролевые профили пользователей (RBAC-матрица)</w:t>
-            </w:r>
-          </w:p>
-        </w:tc>
-      </w:tr>
-      <w:tr>
-        <w:tc>
-          <w:tcPr>
-            <w:tcW w:type="dxa" w:w="2339"/>
-            <w:tcMar>
-              <w:top w:w="100" w:type="dxa"/>
-              <w:bottom w:w="100" w:type="dxa"/>
-              <w:left w:w="150" w:type="dxa"/>
-              <w:right w:w="150" w:type="dxa"/>
-            </w:tcMar>
-          </w:tcPr>
-          <w:p>
-            <w:pPr>
-              <w:spacing w:before="40" w:after="40" w:line="252" w:lineRule="auto"/>
-              <w:jc w:val="left"/>
-            </w:pPr>
-            <w:r>
-              <w:rPr>
-                <w:rFonts w:ascii="Times New Roman" w:hAnsi="Times New Roman"/>
-                <w:sz w:val="22"/>
-              </w:rPr>
-              <w:t>`departments`</w:t>
-            </w:r>
-          </w:p>
-        </w:tc>
-        <w:tc>
-          <w:tcPr>
-            <w:tcW w:type="dxa" w:w="2339"/>
-            <w:tcMar>
-              <w:top w:w="100" w:type="dxa"/>
-              <w:bottom w:w="100" w:type="dxa"/>
-              <w:left w:w="150" w:type="dxa"/>
-              <w:right w:w="150" w:type="dxa"/>
-            </w:tcMar>
-          </w:tcPr>
-          <w:p>
-            <w:pPr>
-              <w:spacing w:before="40" w:after="40" w:line="252" w:lineRule="auto"/>
-              <w:jc w:val="left"/>
-            </w:pPr>
-            <w:r>
-              <w:rPr>
-                <w:rFonts w:ascii="Times New Roman" w:hAnsi="Times New Roman"/>
-                <w:sz w:val="22"/>
-              </w:rPr>
-              <w:t>`id`</w:t>
-            </w:r>
-          </w:p>
-        </w:tc>
-        <w:tc>
-          <w:tcPr>
-            <w:tcW w:type="dxa" w:w="2339"/>
-            <w:tcMar>
-              <w:top w:w="100" w:type="dxa"/>
-              <w:bottom w:w="100" w:type="dxa"/>
-              <w:left w:w="150" w:type="dxa"/>
-              <w:right w:w="150" w:type="dxa"/>
-            </w:tcMar>
-          </w:tcPr>
-          <w:p>
-            <w:pPr>
-              <w:spacing w:before="40" w:after="40" w:line="252" w:lineRule="auto"/>
-              <w:jc w:val="left"/>
-            </w:pPr>
-            <w:r>
-              <w:rPr>
-                <w:rFonts w:ascii="Times New Roman" w:hAnsi="Times New Roman"/>
-                <w:sz w:val="22"/>
-              </w:rPr>
-              <w:t>`head_user_id → users.id`</w:t>
-            </w:r>
-          </w:p>
-        </w:tc>
-        <w:tc>
-          <w:tcPr>
-            <w:tcW w:type="dxa" w:w="2339"/>
-            <w:tcMar>
-              <w:top w:w="100" w:type="dxa"/>
-              <w:bottom w:w="100" w:type="dxa"/>
-              <w:left w:w="150" w:type="dxa"/>
-              <w:right w:w="150" w:type="dxa"/>
-            </w:tcMar>
-          </w:tcPr>
-          <w:p>
-            <w:pPr>
-              <w:spacing w:before="40" w:after="40" w:line="252" w:lineRule="auto"/>
-              <w:jc w:val="left"/>
-            </w:pPr>
-            <w:r>
-              <w:rPr>
-                <w:rFonts w:ascii="Times New Roman" w:hAnsi="Times New Roman"/>
-                <w:sz w:val="22"/>
-              </w:rPr>
-              <w:t>Кафедры, факультеты и административные подразделения</w:t>
-            </w:r>
-          </w:p>
-        </w:tc>
-      </w:tr>
-      <w:tr>
-        <w:tc>
-          <w:tcPr>
-            <w:tcW w:type="dxa" w:w="2339"/>
-            <w:tcMar>
-              <w:top w:w="100" w:type="dxa"/>
-              <w:bottom w:w="100" w:type="dxa"/>
-              <w:left w:w="150" w:type="dxa"/>
-              <w:right w:w="150" w:type="dxa"/>
-            </w:tcMar>
-          </w:tcPr>
-          <w:p>
-            <w:pPr>
-              <w:spacing w:before="40" w:after="40" w:line="252" w:lineRule="auto"/>
-              <w:jc w:val="left"/>
-            </w:pPr>
-            <w:r>
-              <w:rPr>
-                <w:rFonts w:ascii="Times New Roman" w:hAnsi="Times New Roman"/>
-                <w:sz w:val="22"/>
-              </w:rPr>
-              <w:t>`users`</w:t>
-            </w:r>
-          </w:p>
-        </w:tc>
-        <w:tc>
-          <w:tcPr>
-            <w:tcW w:type="dxa" w:w="2339"/>
-            <w:tcMar>
-              <w:top w:w="100" w:type="dxa"/>
-              <w:bottom w:w="100" w:type="dxa"/>
-              <w:left w:w="150" w:type="dxa"/>
-              <w:right w:w="150" w:type="dxa"/>
-            </w:tcMar>
-          </w:tcPr>
-          <w:p>
-            <w:pPr>
-              <w:spacing w:before="40" w:after="40" w:line="252" w:lineRule="auto"/>
-              <w:jc w:val="left"/>
-            </w:pPr>
-            <w:r>
-              <w:rPr>
-                <w:rFonts w:ascii="Times New Roman" w:hAnsi="Times New Roman"/>
-                <w:sz w:val="22"/>
-              </w:rPr>
-              <w:t>`id`</w:t>
-            </w:r>
-          </w:p>
-        </w:tc>
-        <w:tc>
-          <w:tcPr>
-            <w:tcW w:type="dxa" w:w="2339"/>
-            <w:tcMar>
-              <w:top w:w="100" w:type="dxa"/>
-              <w:bottom w:w="100" w:type="dxa"/>
-              <w:left w:w="150" w:type="dxa"/>
-              <w:right w:w="150" w:type="dxa"/>
-            </w:tcMar>
-          </w:tcPr>
-          <w:p>
-            <w:pPr>
-              <w:spacing w:before="40" w:after="40" w:line="252" w:lineRule="auto"/>
-              <w:jc w:val="left"/>
-            </w:pPr>
-            <w:r>
-              <w:rPr>
-                <w:rFonts w:ascii="Times New Roman" w:hAnsi="Times New Roman"/>
-                <w:sz w:val="22"/>
-              </w:rPr>
-              <w:t>`role_id → roles.id`, `dept_id → departments.id`</w:t>
-            </w:r>
-          </w:p>
-        </w:tc>
-        <w:tc>
-          <w:tcPr>
-            <w:tcW w:type="dxa" w:w="2339"/>
-            <w:tcMar>
-              <w:top w:w="100" w:type="dxa"/>
-              <w:bottom w:w="100" w:type="dxa"/>
-              <w:left w:w="150" w:type="dxa"/>
-              <w:right w:w="150" w:type="dxa"/>
-            </w:tcMar>
-          </w:tcPr>
-          <w:p>
-            <w:pPr>
-              <w:spacing w:before="40" w:after="40" w:line="252" w:lineRule="auto"/>
-              <w:jc w:val="left"/>
-            </w:pPr>
-            <w:r>
-              <w:rPr>
-                <w:rFonts w:ascii="Times New Roman" w:hAnsi="Times New Roman"/>
-                <w:sz w:val="22"/>
-              </w:rPr>
-              <w:t>Учетные записи сотрудников университета</w:t>
-            </w:r>
-          </w:p>
-        </w:tc>
-      </w:tr>
-      <w:tr>
-        <w:tc>
-          <w:tcPr>
-            <w:tcW w:type="dxa" w:w="2339"/>
-            <w:tcMar>
-              <w:top w:w="100" w:type="dxa"/>
-              <w:bottom w:w="100" w:type="dxa"/>
-              <w:left w:w="150" w:type="dxa"/>
-              <w:right w:w="150" w:type="dxa"/>
-            </w:tcMar>
-          </w:tcPr>
-          <w:p>
-            <w:pPr>
-              <w:spacing w:before="40" w:after="40" w:line="252" w:lineRule="auto"/>
-              <w:jc w:val="left"/>
-            </w:pPr>
-            <w:r>
-              <w:rPr>
-                <w:rFonts w:ascii="Times New Roman" w:hAnsi="Times New Roman"/>
-                <w:sz w:val="22"/>
-              </w:rPr>
-              <w:t>`standards_fgos`</w:t>
-            </w:r>
-          </w:p>
-        </w:tc>
-        <w:tc>
-          <w:tcPr>
-            <w:tcW w:type="dxa" w:w="2339"/>
-            <w:tcMar>
-              <w:top w:w="100" w:type="dxa"/>
-              <w:bottom w:w="100" w:type="dxa"/>
-              <w:left w:w="150" w:type="dxa"/>
-              <w:right w:w="150" w:type="dxa"/>
-            </w:tcMar>
-          </w:tcPr>
-          <w:p>
-            <w:pPr>
-              <w:spacing w:before="40" w:after="40" w:line="252" w:lineRule="auto"/>
-              <w:jc w:val="left"/>
-            </w:pPr>
-            <w:r>
-              <w:rPr>
-                <w:rFonts w:ascii="Times New Roman" w:hAnsi="Times New Roman"/>
-                <w:sz w:val="22"/>
-              </w:rPr>
-              <w:t>`id`</w:t>
-            </w:r>
-          </w:p>
-        </w:tc>
-        <w:tc>
-          <w:tcPr>
-            <w:tcW w:type="dxa" w:w="2339"/>
-            <w:tcMar>
-              <w:top w:w="100" w:type="dxa"/>
-              <w:bottom w:w="100" w:type="dxa"/>
-              <w:left w:w="150" w:type="dxa"/>
-              <w:right w:w="150" w:type="dxa"/>
-            </w:tcMar>
-          </w:tcPr>
-          <w:p>
-            <w:pPr>
-              <w:spacing w:before="40" w:after="40" w:line="252" w:lineRule="auto"/>
-              <w:jc w:val="left"/>
-            </w:pPr>
-            <w:r>
-              <w:rPr>
-                <w:rFonts w:ascii="Times New Roman" w:hAnsi="Times New Roman"/>
-                <w:sz w:val="22"/>
-              </w:rPr>
-              <w:t>—</w:t>
-            </w:r>
-          </w:p>
-        </w:tc>
-        <w:tc>
-          <w:tcPr>
-            <w:tcW w:type="dxa" w:w="2339"/>
-            <w:tcMar>
-              <w:top w:w="100" w:type="dxa"/>
-              <w:bottom w:w="100" w:type="dxa"/>
-              <w:left w:w="150" w:type="dxa"/>
-              <w:right w:w="150" w:type="dxa"/>
-            </w:tcMar>
-          </w:tcPr>
-          <w:p>
-            <w:pPr>
-              <w:spacing w:before="40" w:after="40" w:line="252" w:lineRule="auto"/>
-              <w:jc w:val="left"/>
-            </w:pPr>
-            <w:r>
-              <w:rPr>
-                <w:rFonts w:ascii="Times New Roman" w:hAnsi="Times New Roman"/>
-                <w:sz w:val="22"/>
-              </w:rPr>
-              <w:t>Нормативные стандарты ФГОС ВО 3++ и числовые лимиты</w:t>
-            </w:r>
-          </w:p>
-        </w:tc>
-      </w:tr>
-      <w:tr>
-        <w:tc>
-          <w:tcPr>
-            <w:tcW w:type="dxa" w:w="2339"/>
-            <w:tcMar>
-              <w:top w:w="100" w:type="dxa"/>
-              <w:bottom w:w="100" w:type="dxa"/>
-              <w:left w:w="150" w:type="dxa"/>
-              <w:right w:w="150" w:type="dxa"/>
-            </w:tcMar>
-          </w:tcPr>
-          <w:p>
-            <w:pPr>
-              <w:spacing w:before="40" w:after="40" w:line="252" w:lineRule="auto"/>
-              <w:jc w:val="left"/>
-            </w:pPr>
-            <w:r>
-              <w:rPr>
-                <w:rFonts w:ascii="Times New Roman" w:hAnsi="Times New Roman"/>
-                <w:sz w:val="22"/>
-              </w:rPr>
-              <w:t>`educational_programs`</w:t>
-            </w:r>
-          </w:p>
-        </w:tc>
-        <w:tc>
-          <w:tcPr>
-            <w:tcW w:type="dxa" w:w="2339"/>
-            <w:tcMar>
-              <w:top w:w="100" w:type="dxa"/>
-              <w:bottom w:w="100" w:type="dxa"/>
-              <w:left w:w="150" w:type="dxa"/>
-              <w:right w:w="150" w:type="dxa"/>
-            </w:tcMar>
-          </w:tcPr>
-          <w:p>
-            <w:pPr>
-              <w:spacing w:before="40" w:after="40" w:line="252" w:lineRule="auto"/>
-              <w:jc w:val="left"/>
-            </w:pPr>
-            <w:r>
-              <w:rPr>
-                <w:rFonts w:ascii="Times New Roman" w:hAnsi="Times New Roman"/>
-                <w:sz w:val="22"/>
-              </w:rPr>
-              <w:t>`id`</w:t>
-            </w:r>
-          </w:p>
-        </w:tc>
-        <w:tc>
-          <w:tcPr>
-            <w:tcW w:type="dxa" w:w="2339"/>
-            <w:tcMar>
-              <w:top w:w="100" w:type="dxa"/>
-              <w:bottom w:w="100" w:type="dxa"/>
-              <w:left w:w="150" w:type="dxa"/>
-              <w:right w:w="150" w:type="dxa"/>
-            </w:tcMar>
-          </w:tcPr>
-          <w:p>
-            <w:pPr>
-              <w:spacing w:before="40" w:after="40" w:line="252" w:lineRule="auto"/>
-              <w:jc w:val="left"/>
-            </w:pPr>
-            <w:r>
-              <w:rPr>
-                <w:rFonts w:ascii="Times New Roman" w:hAnsi="Times New Roman"/>
-                <w:sz w:val="22"/>
-              </w:rPr>
-              <w:t>`fgos_id → standards_fgos.id`, `dept_id → departments.id`</w:t>
-            </w:r>
-          </w:p>
-        </w:tc>
-        <w:tc>
-          <w:tcPr>
-            <w:tcW w:type="dxa" w:w="2339"/>
-            <w:tcMar>
-              <w:top w:w="100" w:type="dxa"/>
-              <w:bottom w:w="100" w:type="dxa"/>
-              <w:left w:w="150" w:type="dxa"/>
-              <w:right w:w="150" w:type="dxa"/>
-            </w:tcMar>
-          </w:tcPr>
-          <w:p>
-            <w:pPr>
-              <w:spacing w:before="40" w:after="40" w:line="252" w:lineRule="auto"/>
-              <w:jc w:val="left"/>
-            </w:pPr>
-            <w:r>
-              <w:rPr>
-                <w:rFonts w:ascii="Times New Roman" w:hAnsi="Times New Roman"/>
-                <w:sz w:val="22"/>
-              </w:rPr>
-              <w:t>Образовательные программы бакалавриата и магистратуры</w:t>
-            </w:r>
-          </w:p>
-        </w:tc>
-      </w:tr>
-      <w:tr>
-        <w:tc>
-          <w:tcPr>
-            <w:tcW w:type="dxa" w:w="2339"/>
-            <w:tcMar>
-              <w:top w:w="100" w:type="dxa"/>
-              <w:bottom w:w="100" w:type="dxa"/>
-              <w:left w:w="150" w:type="dxa"/>
-              <w:right w:w="150" w:type="dxa"/>
-            </w:tcMar>
-          </w:tcPr>
-          <w:p>
-            <w:pPr>
-              <w:spacing w:before="40" w:after="40" w:line="252" w:lineRule="auto"/>
-              <w:jc w:val="left"/>
-            </w:pPr>
-            <w:r>
-              <w:rPr>
-                <w:rFonts w:ascii="Times New Roman" w:hAnsi="Times New Roman"/>
-                <w:sz w:val="22"/>
-              </w:rPr>
-              <w:t>`curriculums`</w:t>
-            </w:r>
-          </w:p>
-        </w:tc>
-        <w:tc>
-          <w:tcPr>
-            <w:tcW w:type="dxa" w:w="2339"/>
-            <w:tcMar>
-              <w:top w:w="100" w:type="dxa"/>
-              <w:bottom w:w="100" w:type="dxa"/>
-              <w:left w:w="150" w:type="dxa"/>
-              <w:right w:w="150" w:type="dxa"/>
-            </w:tcMar>
-          </w:tcPr>
-          <w:p>
-            <w:pPr>
-              <w:spacing w:before="40" w:after="40" w:line="252" w:lineRule="auto"/>
-              <w:jc w:val="left"/>
-            </w:pPr>
-            <w:r>
-              <w:rPr>
-                <w:rFonts w:ascii="Times New Roman" w:hAnsi="Times New Roman"/>
-                <w:sz w:val="22"/>
-              </w:rPr>
-              <w:t>`id`</w:t>
-            </w:r>
-          </w:p>
-        </w:tc>
-        <w:tc>
-          <w:tcPr>
-            <w:tcW w:type="dxa" w:w="2339"/>
-            <w:tcMar>
-              <w:top w:w="100" w:type="dxa"/>
-              <w:bottom w:w="100" w:type="dxa"/>
-              <w:left w:w="150" w:type="dxa"/>
-              <w:right w:w="150" w:type="dxa"/>
-            </w:tcMar>
-          </w:tcPr>
-          <w:p>
-            <w:pPr>
-              <w:spacing w:before="40" w:after="40" w:line="252" w:lineRule="auto"/>
-              <w:jc w:val="left"/>
-            </w:pPr>
-            <w:r>
-              <w:rPr>
-                <w:rFonts w:ascii="Times New Roman" w:hAnsi="Times New Roman"/>
-                <w:sz w:val="22"/>
-              </w:rPr>
-              <w:t>`program_id → educational_programs.id`</w:t>
-            </w:r>
-          </w:p>
-        </w:tc>
-        <w:tc>
-          <w:tcPr>
-            <w:tcW w:type="dxa" w:w="2339"/>
-            <w:tcMar>
-              <w:top w:w="100" w:type="dxa"/>
-              <w:bottom w:w="100" w:type="dxa"/>
-              <w:left w:w="150" w:type="dxa"/>
-              <w:right w:w="150" w:type="dxa"/>
-            </w:tcMar>
-          </w:tcPr>
-          <w:p>
-            <w:pPr>
-              <w:spacing w:before="40" w:after="40" w:line="252" w:lineRule="auto"/>
-              <w:jc w:val="left"/>
-            </w:pPr>
-            <w:r>
-              <w:rPr>
-                <w:rFonts w:ascii="Times New Roman" w:hAnsi="Times New Roman"/>
-                <w:sz w:val="22"/>
-              </w:rPr>
-              <w:t>Экземпляры учебных планов (версии v1.0, v1.1, статусы)</w:t>
-            </w:r>
-          </w:p>
-        </w:tc>
-      </w:tr>
-      <w:tr>
-        <w:tc>
-          <w:tcPr>
-            <w:tcW w:type="dxa" w:w="2339"/>
-            <w:tcMar>
-              <w:top w:w="100" w:type="dxa"/>
-              <w:bottom w:w="100" w:type="dxa"/>
-              <w:left w:w="150" w:type="dxa"/>
-              <w:right w:w="150" w:type="dxa"/>
-            </w:tcMar>
-          </w:tcPr>
-          <w:p>
-            <w:pPr>
-              <w:spacing w:before="40" w:after="40" w:line="252" w:lineRule="auto"/>
-              <w:jc w:val="left"/>
-            </w:pPr>
-            <w:r>
-              <w:rPr>
-                <w:rFonts w:ascii="Times New Roman" w:hAnsi="Times New Roman"/>
-                <w:sz w:val="22"/>
-              </w:rPr>
-              <w:t>`curriculum_disciplines`</w:t>
-            </w:r>
-          </w:p>
-        </w:tc>
-        <w:tc>
-          <w:tcPr>
-            <w:tcW w:type="dxa" w:w="2339"/>
-            <w:tcMar>
-              <w:top w:w="100" w:type="dxa"/>
-              <w:bottom w:w="100" w:type="dxa"/>
-              <w:left w:w="150" w:type="dxa"/>
-              <w:right w:w="150" w:type="dxa"/>
-            </w:tcMar>
-          </w:tcPr>
-          <w:p>
-            <w:pPr>
-              <w:spacing w:before="40" w:after="40" w:line="252" w:lineRule="auto"/>
-              <w:jc w:val="left"/>
-            </w:pPr>
-            <w:r>
-              <w:rPr>
-                <w:rFonts w:ascii="Times New Roman" w:hAnsi="Times New Roman"/>
-                <w:sz w:val="22"/>
-              </w:rPr>
-              <w:t>`id`</w:t>
-            </w:r>
-          </w:p>
-        </w:tc>
-        <w:tc>
-          <w:tcPr>
-            <w:tcW w:type="dxa" w:w="2339"/>
-            <w:tcMar>
-              <w:top w:w="100" w:type="dxa"/>
-              <w:bottom w:w="100" w:type="dxa"/>
-              <w:left w:w="150" w:type="dxa"/>
-              <w:right w:w="150" w:type="dxa"/>
-            </w:tcMar>
-          </w:tcPr>
-          <w:p>
-            <w:pPr>
-              <w:spacing w:before="40" w:after="40" w:line="252" w:lineRule="auto"/>
-              <w:jc w:val="left"/>
-            </w:pPr>
-            <w:r>
-              <w:rPr>
-                <w:rFonts w:ascii="Times New Roman" w:hAnsi="Times New Roman"/>
-                <w:sz w:val="22"/>
-              </w:rPr>
-              <w:t>`curriculum_id → curriculums.id`, `dept_id → departments.id`</w:t>
-            </w:r>
-          </w:p>
-        </w:tc>
-        <w:tc>
-          <w:tcPr>
-            <w:tcW w:type="dxa" w:w="2339"/>
-            <w:tcMar>
-              <w:top w:w="100" w:type="dxa"/>
-              <w:bottom w:w="100" w:type="dxa"/>
-              <w:left w:w="150" w:type="dxa"/>
-              <w:right w:w="150" w:type="dxa"/>
-            </w:tcMar>
-          </w:tcPr>
-          <w:p>
-            <w:pPr>
-              <w:spacing w:before="40" w:after="40" w:line="252" w:lineRule="auto"/>
-              <w:jc w:val="left"/>
-            </w:pPr>
-            <w:r>
-              <w:rPr>
-                <w:rFonts w:ascii="Times New Roman" w:hAnsi="Times New Roman"/>
-                <w:sz w:val="22"/>
-              </w:rPr>
-              <w:t>51 дисциплина 1–8 семестров с трудоемкостью в часах и з.е.</w:t>
-            </w:r>
-          </w:p>
-        </w:tc>
-      </w:tr>
-      <w:tr>
-        <w:tc>
-          <w:tcPr>
-            <w:tcW w:type="dxa" w:w="2339"/>
-            <w:tcMar>
-              <w:top w:w="100" w:type="dxa"/>
-              <w:bottom w:w="100" w:type="dxa"/>
-              <w:left w:w="150" w:type="dxa"/>
-              <w:right w:w="150" w:type="dxa"/>
-            </w:tcMar>
-          </w:tcPr>
-          <w:p>
-            <w:pPr>
-              <w:spacing w:before="40" w:after="40" w:line="252" w:lineRule="auto"/>
-              <w:jc w:val="left"/>
-            </w:pPr>
-            <w:r>
-              <w:rPr>
-                <w:rFonts w:ascii="Times New Roman" w:hAnsi="Times New Roman"/>
-                <w:sz w:val="22"/>
-              </w:rPr>
-              <w:t>`service_notes`</w:t>
-            </w:r>
-          </w:p>
-        </w:tc>
-        <w:tc>
-          <w:tcPr>
-            <w:tcW w:type="dxa" w:w="2339"/>
-            <w:tcMar>
-              <w:top w:w="100" w:type="dxa"/>
-              <w:bottom w:w="100" w:type="dxa"/>
-              <w:left w:w="150" w:type="dxa"/>
-              <w:right w:w="150" w:type="dxa"/>
-            </w:tcMar>
-          </w:tcPr>
-          <w:p>
-            <w:pPr>
-              <w:spacing w:before="40" w:after="40" w:line="252" w:lineRule="auto"/>
-              <w:jc w:val="left"/>
-            </w:pPr>
-            <w:r>
-              <w:rPr>
-                <w:rFonts w:ascii="Times New Roman" w:hAnsi="Times New Roman"/>
-                <w:sz w:val="22"/>
-              </w:rPr>
-              <w:t>`id`</w:t>
-            </w:r>
-          </w:p>
-        </w:tc>
-        <w:tc>
-          <w:tcPr>
-            <w:tcW w:type="dxa" w:w="2339"/>
-            <w:tcMar>
-              <w:top w:w="100" w:type="dxa"/>
-              <w:bottom w:w="100" w:type="dxa"/>
-              <w:left w:w="150" w:type="dxa"/>
-              <w:right w:w="150" w:type="dxa"/>
-            </w:tcMar>
-          </w:tcPr>
-          <w:p>
-            <w:pPr>
-              <w:spacing w:before="40" w:after="40" w:line="252" w:lineRule="auto"/>
-              <w:jc w:val="left"/>
-            </w:pPr>
-            <w:r>
-              <w:rPr>
-                <w:rFonts w:ascii="Times New Roman" w:hAnsi="Times New Roman"/>
-                <w:sz w:val="22"/>
-              </w:rPr>
-              <w:t>`curriculum_id → curriculums.id`, `user_id → users.id`</w:t>
-            </w:r>
-          </w:p>
-        </w:tc>
-        <w:tc>
-          <w:tcPr>
-            <w:tcW w:type="dxa" w:w="2339"/>
-            <w:tcMar>
-              <w:top w:w="100" w:type="dxa"/>
-              <w:bottom w:w="100" w:type="dxa"/>
-              <w:left w:w="150" w:type="dxa"/>
-              <w:right w:w="150" w:type="dxa"/>
-            </w:tcMar>
-          </w:tcPr>
-          <w:p>
-            <w:pPr>
-              <w:spacing w:before="40" w:after="40" w:line="252" w:lineRule="auto"/>
-              <w:jc w:val="left"/>
-            </w:pPr>
-            <w:r>
-              <w:rPr>
-                <w:rFonts w:ascii="Times New Roman" w:hAnsi="Times New Roman"/>
-                <w:sz w:val="22"/>
-              </w:rPr>
-              <w:t>Служебные записки на корректировку учебных планов</w:t>
-            </w:r>
-          </w:p>
-        </w:tc>
-      </w:tr>
-      <w:tr>
-        <w:tc>
-          <w:tcPr>
-            <w:tcW w:type="dxa" w:w="2339"/>
-            <w:tcMar>
-              <w:top w:w="100" w:type="dxa"/>
-              <w:bottom w:w="100" w:type="dxa"/>
-              <w:left w:w="150" w:type="dxa"/>
-              <w:right w:w="150" w:type="dxa"/>
-            </w:tcMar>
-          </w:tcPr>
-          <w:p>
-            <w:pPr>
-              <w:spacing w:before="40" w:after="40" w:line="252" w:lineRule="auto"/>
-              <w:jc w:val="left"/>
-            </w:pPr>
-            <w:r>
-              <w:rPr>
-                <w:rFonts w:ascii="Times New Roman" w:hAnsi="Times New Roman"/>
-                <w:sz w:val="22"/>
-              </w:rPr>
-              <w:t>`service_note_items`</w:t>
-            </w:r>
-          </w:p>
-        </w:tc>
-        <w:tc>
-          <w:tcPr>
-            <w:tcW w:type="dxa" w:w="2339"/>
-            <w:tcMar>
-              <w:top w:w="100" w:type="dxa"/>
-              <w:bottom w:w="100" w:type="dxa"/>
-              <w:left w:w="150" w:type="dxa"/>
-              <w:right w:w="150" w:type="dxa"/>
-            </w:tcMar>
-          </w:tcPr>
-          <w:p>
-            <w:pPr>
-              <w:spacing w:before="40" w:after="40" w:line="252" w:lineRule="auto"/>
-              <w:jc w:val="left"/>
-            </w:pPr>
-            <w:r>
-              <w:rPr>
-                <w:rFonts w:ascii="Times New Roman" w:hAnsi="Times New Roman"/>
-                <w:sz w:val="22"/>
-              </w:rPr>
-              <w:t>`id`</w:t>
-            </w:r>
-          </w:p>
-        </w:tc>
-        <w:tc>
-          <w:tcPr>
-            <w:tcW w:type="dxa" w:w="2339"/>
-            <w:tcMar>
-              <w:top w:w="100" w:type="dxa"/>
-              <w:bottom w:w="100" w:type="dxa"/>
-              <w:left w:w="150" w:type="dxa"/>
-              <w:right w:w="150" w:type="dxa"/>
-            </w:tcMar>
-          </w:tcPr>
-          <w:p>
-            <w:pPr>
-              <w:spacing w:before="40" w:after="40" w:line="252" w:lineRule="auto"/>
-              <w:jc w:val="left"/>
-            </w:pPr>
-            <w:r>
-              <w:rPr>
-                <w:rFonts w:ascii="Times New Roman" w:hAnsi="Times New Roman"/>
-                <w:sz w:val="22"/>
-              </w:rPr>
-              <w:t>`note_id → service_notes.id`, `disc_id → disciplines.id`</w:t>
-            </w:r>
-          </w:p>
-        </w:tc>
-        <w:tc>
-          <w:tcPr>
-            <w:tcW w:type="dxa" w:w="2339"/>
-            <w:tcMar>
-              <w:top w:w="100" w:type="dxa"/>
-              <w:bottom w:w="100" w:type="dxa"/>
-              <w:left w:w="150" w:type="dxa"/>
-              <w:right w:w="150" w:type="dxa"/>
-            </w:tcMar>
-          </w:tcPr>
-          <w:p>
-            <w:pPr>
-              <w:spacing w:before="40" w:after="40" w:line="252" w:lineRule="auto"/>
-              <w:jc w:val="left"/>
-            </w:pPr>
-            <w:r>
-              <w:rPr>
-                <w:rFonts w:ascii="Times New Roman" w:hAnsi="Times New Roman"/>
-                <w:sz w:val="22"/>
-              </w:rPr>
-              <w:t>Строки изменений дисциплин (JSON «Было / Стало»)</w:t>
-            </w:r>
-          </w:p>
-        </w:tc>
-      </w:tr>
-      <w:tr>
-        <w:tc>
-          <w:tcPr>
-            <w:tcW w:type="dxa" w:w="2339"/>
-            <w:tcMar>
-              <w:top w:w="100" w:type="dxa"/>
-              <w:bottom w:w="100" w:type="dxa"/>
-              <w:left w:w="150" w:type="dxa"/>
-              <w:right w:w="150" w:type="dxa"/>
-            </w:tcMar>
-          </w:tcPr>
-          <w:p>
-            <w:pPr>
-              <w:spacing w:before="40" w:after="40" w:line="252" w:lineRule="auto"/>
-              <w:jc w:val="left"/>
-            </w:pPr>
-            <w:r>
-              <w:rPr>
-                <w:rFonts w:ascii="Times New Roman" w:hAnsi="Times New Roman"/>
-                <w:sz w:val="22"/>
-              </w:rPr>
-              <w:t>`document_signatures`</w:t>
-            </w:r>
-          </w:p>
-        </w:tc>
-        <w:tc>
-          <w:tcPr>
-            <w:tcW w:type="dxa" w:w="2339"/>
-            <w:tcMar>
-              <w:top w:w="100" w:type="dxa"/>
-              <w:bottom w:w="100" w:type="dxa"/>
-              <w:left w:w="150" w:type="dxa"/>
-              <w:right w:w="150" w:type="dxa"/>
-            </w:tcMar>
-          </w:tcPr>
-          <w:p>
-            <w:pPr>
-              <w:spacing w:before="40" w:after="40" w:line="252" w:lineRule="auto"/>
-              <w:jc w:val="left"/>
-            </w:pPr>
-            <w:r>
-              <w:rPr>
-                <w:rFonts w:ascii="Times New Roman" w:hAnsi="Times New Roman"/>
-                <w:sz w:val="22"/>
-              </w:rPr>
-              <w:t>`id`</w:t>
-            </w:r>
-          </w:p>
-        </w:tc>
-        <w:tc>
-          <w:tcPr>
-            <w:tcW w:type="dxa" w:w="2339"/>
-            <w:tcMar>
-              <w:top w:w="100" w:type="dxa"/>
-              <w:bottom w:w="100" w:type="dxa"/>
-              <w:left w:w="150" w:type="dxa"/>
-              <w:right w:w="150" w:type="dxa"/>
-            </w:tcMar>
-          </w:tcPr>
-          <w:p>
-            <w:pPr>
-              <w:spacing w:before="40" w:after="40" w:line="252" w:lineRule="auto"/>
-              <w:jc w:val="left"/>
-            </w:pPr>
-            <w:r>
-              <w:rPr>
-                <w:rFonts w:ascii="Times New Roman" w:hAnsi="Times New Roman"/>
-                <w:sz w:val="22"/>
-              </w:rPr>
-              <w:t>`user_id → users.id`</w:t>
-            </w:r>
-          </w:p>
-        </w:tc>
-        <w:tc>
-          <w:tcPr>
-            <w:tcW w:type="dxa" w:w="2339"/>
-            <w:tcMar>
-              <w:top w:w="100" w:type="dxa"/>
-              <w:bottom w:w="100" w:type="dxa"/>
-              <w:left w:w="150" w:type="dxa"/>
-              <w:right w:w="150" w:type="dxa"/>
-            </w:tcMar>
-          </w:tcPr>
-          <w:p>
-            <w:pPr>
-              <w:spacing w:before="40" w:after="40" w:line="252" w:lineRule="auto"/>
-              <w:jc w:val="left"/>
-            </w:pPr>
-            <w:r>
-              <w:rPr>
-                <w:rFonts w:ascii="Times New Roman" w:hAnsi="Times New Roman"/>
-                <w:sz w:val="22"/>
-              </w:rPr>
-              <w:t>Журнал электронного визирования со слепком SHA-256</w:t>
-            </w:r>
-          </w:p>
-        </w:tc>
-      </w:tr>
-      <w:tr>
-        <w:tc>
-          <w:tcPr>
-            <w:tcW w:type="dxa" w:w="2339"/>
-            <w:tcMar>
-              <w:top w:w="100" w:type="dxa"/>
-              <w:bottom w:w="100" w:type="dxa"/>
-              <w:left w:w="150" w:type="dxa"/>
-              <w:right w:w="150" w:type="dxa"/>
-            </w:tcMar>
-          </w:tcPr>
-          <w:p>
-            <w:pPr>
-              <w:spacing w:before="40" w:after="40" w:line="252" w:lineRule="auto"/>
-              <w:jc w:val="left"/>
-            </w:pPr>
-            <w:r>
-              <w:rPr>
-                <w:rFonts w:ascii="Times New Roman" w:hAnsi="Times New Roman"/>
-                <w:sz w:val="22"/>
-              </w:rPr>
-              <w:t>`audit_logs`</w:t>
-            </w:r>
-          </w:p>
-        </w:tc>
-        <w:tc>
-          <w:tcPr>
-            <w:tcW w:type="dxa" w:w="2339"/>
-            <w:tcMar>
-              <w:top w:w="100" w:type="dxa"/>
-              <w:bottom w:w="100" w:type="dxa"/>
-              <w:left w:w="150" w:type="dxa"/>
-              <w:right w:w="150" w:type="dxa"/>
-            </w:tcMar>
-          </w:tcPr>
-          <w:p>
-            <w:pPr>
-              <w:spacing w:before="40" w:after="40" w:line="252" w:lineRule="auto"/>
-              <w:jc w:val="left"/>
-            </w:pPr>
-            <w:r>
-              <w:rPr>
-                <w:rFonts w:ascii="Times New Roman" w:hAnsi="Times New Roman"/>
-                <w:sz w:val="22"/>
-              </w:rPr>
-              <w:t>`id`</w:t>
-            </w:r>
-          </w:p>
-        </w:tc>
-        <w:tc>
-          <w:tcPr>
-            <w:tcW w:type="dxa" w:w="2339"/>
-            <w:tcMar>
-              <w:top w:w="100" w:type="dxa"/>
-              <w:bottom w:w="100" w:type="dxa"/>
-              <w:left w:w="150" w:type="dxa"/>
-              <w:right w:w="150" w:type="dxa"/>
-            </w:tcMar>
-          </w:tcPr>
-          <w:p>
-            <w:pPr>
-              <w:spacing w:before="40" w:after="40" w:line="252" w:lineRule="auto"/>
-              <w:jc w:val="left"/>
-            </w:pPr>
-            <w:r>
-              <w:rPr>
-                <w:rFonts w:ascii="Times New Roman" w:hAnsi="Times New Roman"/>
-                <w:sz w:val="22"/>
-              </w:rPr>
-              <w:t>`user_id → users.id`</w:t>
-            </w:r>
-          </w:p>
-        </w:tc>
-        <w:tc>
-          <w:tcPr>
-            <w:tcW w:type="dxa" w:w="2339"/>
-            <w:tcMar>
-              <w:top w:w="100" w:type="dxa"/>
-              <w:bottom w:w="100" w:type="dxa"/>
-              <w:left w:w="150" w:type="dxa"/>
-              <w:right w:w="150" w:type="dxa"/>
-            </w:tcMar>
-          </w:tcPr>
-          <w:p>
-            <w:pPr>
-              <w:spacing w:before="40" w:after="40" w:line="252" w:lineRule="auto"/>
-              <w:jc w:val="left"/>
-            </w:pPr>
-            <w:r>
-              <w:rPr>
-                <w:rFonts w:ascii="Times New Roman" w:hAnsi="Times New Roman"/>
-                <w:sz w:val="22"/>
-              </w:rPr>
-              <w:t>Журнал безопасности и фиксация критических действий</w:t>
-            </w:r>
-          </w:p>
-        </w:tc>
-      </w:tr>
-      <w:tr>
-        <w:tc>
-          <w:tcPr>
-            <w:tcW w:type="dxa" w:w="2339"/>
-            <w:tcMar>
-              <w:top w:w="100" w:type="dxa"/>
-              <w:bottom w:w="100" w:type="dxa"/>
-              <w:left w:w="150" w:type="dxa"/>
-              <w:right w:w="150" w:type="dxa"/>
-            </w:tcMar>
-          </w:tcPr>
-          <w:p>
-            <w:pPr>
-              <w:spacing w:before="40" w:after="40" w:line="252" w:lineRule="auto"/>
-              <w:jc w:val="left"/>
-            </w:pPr>
-            <w:r>
-              <w:rPr>
-                <w:rFonts w:ascii="Times New Roman" w:hAnsi="Times New Roman"/>
-                <w:sz w:val="22"/>
-              </w:rPr>
-              <w:t>`competencies`</w:t>
-            </w:r>
-          </w:p>
-        </w:tc>
-        <w:tc>
-          <w:tcPr>
-            <w:tcW w:type="dxa" w:w="2339"/>
-            <w:tcMar>
-              <w:top w:w="100" w:type="dxa"/>
-              <w:bottom w:w="100" w:type="dxa"/>
-              <w:left w:w="150" w:type="dxa"/>
-              <w:right w:w="150" w:type="dxa"/>
-            </w:tcMar>
-          </w:tcPr>
-          <w:p>
-            <w:pPr>
-              <w:spacing w:before="40" w:after="40" w:line="252" w:lineRule="auto"/>
-              <w:jc w:val="left"/>
-            </w:pPr>
-            <w:r>
-              <w:rPr>
-                <w:rFonts w:ascii="Times New Roman" w:hAnsi="Times New Roman"/>
-                <w:sz w:val="22"/>
-              </w:rPr>
-              <w:t>`id`</w:t>
-            </w:r>
-          </w:p>
-        </w:tc>
-        <w:tc>
-          <w:tcPr>
-            <w:tcW w:type="dxa" w:w="2339"/>
-            <w:tcMar>
-              <w:top w:w="100" w:type="dxa"/>
-              <w:bottom w:w="100" w:type="dxa"/>
-              <w:left w:w="150" w:type="dxa"/>
-              <w:right w:w="150" w:type="dxa"/>
-            </w:tcMar>
-          </w:tcPr>
-          <w:p>
-            <w:pPr>
-              <w:spacing w:before="40" w:after="40" w:line="252" w:lineRule="auto"/>
-              <w:jc w:val="left"/>
-            </w:pPr>
-            <w:r>
-              <w:rPr>
-                <w:rFonts w:ascii="Times New Roman" w:hAnsi="Times New Roman"/>
-                <w:sz w:val="22"/>
-              </w:rPr>
-              <w:t>`standard_id → standards_fgos.id`</w:t>
-            </w:r>
-          </w:p>
-        </w:tc>
-        <w:tc>
-          <w:tcPr>
-            <w:tcW w:type="dxa" w:w="2339"/>
-            <w:tcMar>
-              <w:top w:w="100" w:type="dxa"/>
-              <w:bottom w:w="100" w:type="dxa"/>
-              <w:left w:w="150" w:type="dxa"/>
-              <w:right w:w="150" w:type="dxa"/>
-            </w:tcMar>
-          </w:tcPr>
-          <w:p>
-            <w:pPr>
-              <w:spacing w:before="40" w:after="40" w:line="252" w:lineRule="auto"/>
-              <w:jc w:val="left"/>
-            </w:pPr>
-            <w:r>
-              <w:rPr>
-                <w:rFonts w:ascii="Times New Roman" w:hAnsi="Times New Roman"/>
-                <w:sz w:val="22"/>
-              </w:rPr>
-              <w:t>Справочник универсальных, общепрофессиональных и проф. компетенций</w:t>
-            </w:r>
-          </w:p>
-        </w:tc>
-      </w:tr>
-      <w:tr>
-        <w:tc>
-          <w:tcPr>
-            <w:tcW w:type="dxa" w:w="2339"/>
-            <w:tcMar>
-              <w:top w:w="100" w:type="dxa"/>
-              <w:bottom w:w="100" w:type="dxa"/>
-              <w:left w:w="150" w:type="dxa"/>
-              <w:right w:w="150" w:type="dxa"/>
-            </w:tcMar>
-          </w:tcPr>
-          <w:p>
-            <w:pPr>
-              <w:spacing w:before="40" w:after="40" w:line="252" w:lineRule="auto"/>
-              <w:jc w:val="left"/>
-            </w:pPr>
-            <w:r>
-              <w:rPr>
-                <w:rFonts w:ascii="Times New Roman" w:hAnsi="Times New Roman"/>
-                <w:sz w:val="22"/>
-              </w:rPr>
-              <w:t>`announcements`</w:t>
-            </w:r>
-          </w:p>
-        </w:tc>
-        <w:tc>
-          <w:tcPr>
-            <w:tcW w:type="dxa" w:w="2339"/>
-            <w:tcMar>
-              <w:top w:w="100" w:type="dxa"/>
-              <w:bottom w:w="100" w:type="dxa"/>
-              <w:left w:w="150" w:type="dxa"/>
-              <w:right w:w="150" w:type="dxa"/>
-            </w:tcMar>
-          </w:tcPr>
-          <w:p>
-            <w:pPr>
-              <w:spacing w:before="40" w:after="40" w:line="252" w:lineRule="auto"/>
-              <w:jc w:val="left"/>
-            </w:pPr>
-            <w:r>
-              <w:rPr>
-                <w:rFonts w:ascii="Times New Roman" w:hAnsi="Times New Roman"/>
-                <w:sz w:val="22"/>
-              </w:rPr>
-              <w:t>`id`</w:t>
-            </w:r>
-          </w:p>
-        </w:tc>
-        <w:tc>
-          <w:tcPr>
-            <w:tcW w:type="dxa" w:w="2339"/>
-            <w:tcMar>
-              <w:top w:w="100" w:type="dxa"/>
-              <w:bottom w:w="100" w:type="dxa"/>
-              <w:left w:w="150" w:type="dxa"/>
-              <w:right w:w="150" w:type="dxa"/>
-            </w:tcMar>
-          </w:tcPr>
-          <w:p>
-            <w:pPr>
-              <w:spacing w:before="40" w:after="40" w:line="252" w:lineRule="auto"/>
-              <w:jc w:val="left"/>
-            </w:pPr>
-            <w:r>
-              <w:rPr>
-                <w:rFonts w:ascii="Times New Roman" w:hAnsi="Times New Roman"/>
-                <w:sz w:val="22"/>
-              </w:rPr>
-              <w:t>`author_id → users.id`</w:t>
-            </w:r>
-          </w:p>
-        </w:tc>
-        <w:tc>
-          <w:tcPr>
-            <w:tcW w:type="dxa" w:w="2339"/>
-            <w:tcMar>
-              <w:top w:w="100" w:type="dxa"/>
-              <w:bottom w:w="100" w:type="dxa"/>
-              <w:left w:w="150" w:type="dxa"/>
-              <w:right w:w="150" w:type="dxa"/>
-            </w:tcMar>
-          </w:tcPr>
-          <w:p>
-            <w:pPr>
-              <w:spacing w:before="40" w:after="40" w:line="252" w:lineRule="auto"/>
-              <w:jc w:val="left"/>
-            </w:pPr>
-            <w:r>
-              <w:rPr>
-                <w:rFonts w:ascii="Times New Roman" w:hAnsi="Times New Roman"/>
-                <w:sz w:val="22"/>
-              </w:rPr>
-              <w:t>Нормативные объявления и графики заседаний АНОК</w:t>
-            </w:r>
-          </w:p>
-        </w:tc>
-      </w:tr>
-    </w:tbl>
-    <w:p>
-      <w:pPr>
-        <w:spacing w:after="120"/>
-      </w:pPr>
     </w:p>
     <w:p>
       <w:pPr>
@@ -3054,21 +451,7 @@
           <w:b/>
           <w:sz w:val="28"/>
         </w:rPr>
-        <w:t>7. Примеры работы установленного и настроенного ПО</w:t>
-      </w:r>
-    </w:p>
-    <w:p>
-      <w:pPr>
-        <w:spacing w:before="160" w:after="80"/>
-        <w:jc w:val="left"/>
-      </w:pPr>
-      <w:r>
-        <w:rPr>
-          <w:rFonts w:ascii="Times New Roman" w:hAnsi="Times New Roman"/>
-          <w:b/>
-          <w:sz w:val="26"/>
-        </w:rPr>
-        <w:t>7.1. Главная панель управления (Dashboard) и реестр планов</w:t>
+        <w:t>3. База данных</w:t>
       </w:r>
     </w:p>
     <w:p>
@@ -3082,75 +465,158 @@
           <w:rFonts w:ascii="Times New Roman" w:hAnsi="Times New Roman"/>
           <w:sz w:val="28"/>
         </w:rPr>
-        <w:t>Отображение сводной статистики, активных документов и реестра утвержденных учебных планов.</w:t>
+        <w:t>В базе предусмотрены таблицы ролей, пользователей, подразделений, стандартов ФГОС, образовательных программ, учебных планов, дисциплин, служебных записок, согласований, компетенций, объявлений и аудита. Схема находится в `portal/database/schema.sql`, демонстрационные записи — в `portal/database/seed.sql`.</w:t>
       </w:r>
     </w:p>
     <w:p>
       <w:pPr>
-        <w:spacing w:before="200" w:after="80"/>
-        <w:jc w:val="center"/>
-      </w:pPr>
-      <w:r>
-        <w:drawing>
-          <wp:inline xmlns:a="http://schemas.openxmlformats.org/drawingml/2006/main" xmlns:pic="http://schemas.openxmlformats.org/drawingml/2006/picture">
-            <wp:extent cx="5760000" cy="3948679"/>
-            <wp:docPr id="6" name="Picture 6"/>
-            <wp:cNvGraphicFramePr>
-              <a:graphicFrameLocks noChangeAspect="1"/>
-            </wp:cNvGraphicFramePr>
-            <a:graphic>
-              <a:graphicData uri="http://schemas.openxmlformats.org/drawingml/2006/picture">
-                <pic:pic>
-                  <pic:nvPicPr>
-                    <pic:cNvPr id="0" name="screen_dashboard.png"/>
-                    <pic:cNvPicPr/>
-                  </pic:nvPicPr>
-                  <pic:blipFill>
-                    <a:blip r:embed="rId15"/>
-                    <a:stretch>
-                      <a:fillRect/>
-                    </a:stretch>
-                  </pic:blipFill>
-                  <pic:spPr>
-                    <a:xfrm>
-                      <a:off x="0" y="0"/>
-                      <a:ext cx="5760000" cy="3948679"/>
-                    </a:xfrm>
-                    <a:prstGeom prst="rect"/>
-                  </pic:spPr>
-                </pic:pic>
-              </a:graphicData>
-            </a:graphic>
-          </wp:inline>
-        </w:drawing>
-      </w:r>
-    </w:p>
-    <w:p>
-      <w:pPr>
-        <w:spacing w:before="80" w:after="240"/>
-        <w:jc w:val="center"/>
-      </w:pPr>
-      <w:r>
-        <w:rPr>
-          <w:rFonts w:ascii="Times New Roman" w:hAnsi="Times New Roman"/>
-          <w:i/>
-          <w:sz w:val="24"/>
-        </w:rPr>
-        <w:t>Рисунок 6 — Интерфейс Dashboard</w:t>
-      </w:r>
-    </w:p>
-    <w:p>
-      <w:pPr>
-        <w:spacing w:before="160" w:after="80"/>
+        <w:spacing w:before="240" w:after="120"/>
         <w:jc w:val="left"/>
       </w:pPr>
       <w:r>
         <w:rPr>
           <w:rFonts w:ascii="Times New Roman" w:hAnsi="Times New Roman"/>
           <w:b/>
-          <w:sz w:val="26"/>
+          <w:sz w:val="28"/>
         </w:rPr>
-        <w:t>7.2. Просмотр и редактирование структуры учебного плана</w:t>
+        <w:t>4. Развёртывание</w:t>
+      </w:r>
+    </w:p>
+    <w:p>
+      <w:pPr>
+        <w:spacing w:line="276" w:lineRule="auto" w:after="60"/>
+        <w:ind w:left="709"/>
+        <w:jc w:val="both"/>
+      </w:pPr>
+      <w:r>
+        <w:rPr>
+          <w:rFonts w:ascii="Times New Roman" w:hAnsi="Times New Roman"/>
+          <w:b/>
+          <w:sz w:val="28"/>
+        </w:rPr>
+        <w:t xml:space="preserve">1. </w:t>
+      </w:r>
+      <w:r>
+        <w:rPr>
+          <w:rFonts w:ascii="Times New Roman" w:hAnsi="Times New Roman"/>
+          <w:sz w:val="28"/>
+        </w:rPr>
+        <w:t>Создать базу `anok_portal` в MySQL/MariaDB.</w:t>
+      </w:r>
+    </w:p>
+    <w:p>
+      <w:pPr>
+        <w:spacing w:line="276" w:lineRule="auto" w:after="60"/>
+        <w:ind w:left="709"/>
+        <w:jc w:val="both"/>
+      </w:pPr>
+      <w:r>
+        <w:rPr>
+          <w:rFonts w:ascii="Times New Roman" w:hAnsi="Times New Roman"/>
+          <w:b/>
+          <w:sz w:val="28"/>
+        </w:rPr>
+        <w:t xml:space="preserve">2. </w:t>
+      </w:r>
+      <w:r>
+        <w:rPr>
+          <w:rFonts w:ascii="Times New Roman" w:hAnsi="Times New Roman"/>
+          <w:sz w:val="28"/>
+        </w:rPr>
+        <w:t>Выполнить `portal/database/schema.sql`.</w:t>
+      </w:r>
+    </w:p>
+    <w:p>
+      <w:pPr>
+        <w:spacing w:line="276" w:lineRule="auto" w:after="60"/>
+        <w:ind w:left="709"/>
+        <w:jc w:val="both"/>
+      </w:pPr>
+      <w:r>
+        <w:rPr>
+          <w:rFonts w:ascii="Times New Roman" w:hAnsi="Times New Roman"/>
+          <w:b/>
+          <w:sz w:val="28"/>
+        </w:rPr>
+        <w:t xml:space="preserve">3. </w:t>
+      </w:r>
+      <w:r>
+        <w:rPr>
+          <w:rFonts w:ascii="Times New Roman" w:hAnsi="Times New Roman"/>
+          <w:sz w:val="28"/>
+        </w:rPr>
+        <w:t>Выполнить `portal/database/seed.sql`.</w:t>
+      </w:r>
+    </w:p>
+    <w:p>
+      <w:pPr>
+        <w:spacing w:line="276" w:lineRule="auto" w:after="60"/>
+        <w:ind w:left="709"/>
+        <w:jc w:val="both"/>
+      </w:pPr>
+      <w:r>
+        <w:rPr>
+          <w:rFonts w:ascii="Times New Roman" w:hAnsi="Times New Roman"/>
+          <w:b/>
+          <w:sz w:val="28"/>
+        </w:rPr>
+        <w:t xml:space="preserve">4. </w:t>
+      </w:r>
+      <w:r>
+        <w:rPr>
+          <w:rFonts w:ascii="Times New Roman" w:hAnsi="Times New Roman"/>
+          <w:sz w:val="28"/>
+        </w:rPr>
+        <w:t>Указать переменные `DB_HOST`, `DB_PORT`, `DB_NAME`, `DB_USER`, `DB_PASSWORD`.</w:t>
+      </w:r>
+    </w:p>
+    <w:p>
+      <w:pPr>
+        <w:spacing w:line="276" w:lineRule="auto" w:after="60"/>
+        <w:ind w:left="709"/>
+        <w:jc w:val="both"/>
+      </w:pPr>
+      <w:r>
+        <w:rPr>
+          <w:rFonts w:ascii="Times New Roman" w:hAnsi="Times New Roman"/>
+          <w:b/>
+          <w:sz w:val="28"/>
+        </w:rPr>
+        <w:t xml:space="preserve">5. </w:t>
+      </w:r>
+      <w:r>
+        <w:rPr>
+          <w:rFonts w:ascii="Times New Roman" w:hAnsi="Times New Roman"/>
+          <w:sz w:val="28"/>
+        </w:rPr>
+        <w:t>Запустить PHP-сервер:</w:t>
+      </w:r>
+    </w:p>
+    <w:p>
+      <w:pPr>
+        <w:spacing w:before="120" w:after="120"/>
+        <w:ind w:left="567"/>
+      </w:pPr>
+      <w:r>
+        <w:rPr>
+          <w:rFonts w:ascii="Courier New" w:hAnsi="Courier New"/>
+          <w:sz w:val="20"/>
+        </w:rPr>
+        <w:t>php -S 127.0.0.1:8000 -t portal</w:t>
+      </w:r>
+    </w:p>
+    <w:p>
+      <w:pPr>
+        <w:spacing w:before="240" w:after="120"/>
+        <w:jc w:val="left"/>
+      </w:pPr>
+      <w:r>
+        <w:rPr>
+          <w:rFonts w:ascii="Times New Roman" w:hAnsi="Times New Roman"/>
+          <w:b/>
+          <w:sz w:val="28"/>
+        </w:rPr>
+        <w:t>5. Примеры работы</w:t>
       </w:r>
     </w:p>
     <w:p>
@@ -3164,75 +630,21 @@
           <w:rFonts w:ascii="Times New Roman" w:hAnsi="Times New Roman"/>
           <w:sz w:val="28"/>
         </w:rPr>
-        <w:t>Детальная таблица дисциплин по семестрам 1–8 с распределением часов, зачетных единиц и форм контроля.</w:t>
+        <w:t>В приложении доступны сводная панель, учебные планы, просмотр дисциплин по семестрам, стандарты ФГОС, программы, подразделения, компетенции, служебные записки, согласование, объявления и аудит.</w:t>
       </w:r>
     </w:p>
     <w:p>
       <w:pPr>
-        <w:spacing w:before="200" w:after="80"/>
-        <w:jc w:val="center"/>
-      </w:pPr>
-      <w:r>
-        <w:drawing>
-          <wp:inline xmlns:a="http://schemas.openxmlformats.org/drawingml/2006/main" xmlns:pic="http://schemas.openxmlformats.org/drawingml/2006/picture">
-            <wp:extent cx="5760000" cy="3948679"/>
-            <wp:docPr id="7" name="Picture 7"/>
-            <wp:cNvGraphicFramePr>
-              <a:graphicFrameLocks noChangeAspect="1"/>
-            </wp:cNvGraphicFramePr>
-            <a:graphic>
-              <a:graphicData uri="http://schemas.openxmlformats.org/drawingml/2006/picture">
-                <pic:pic>
-                  <pic:nvPicPr>
-                    <pic:cNvPr id="0" name="screen_plan_grid.png"/>
-                    <pic:cNvPicPr/>
-                  </pic:nvPicPr>
-                  <pic:blipFill>
-                    <a:blip r:embed="rId16"/>
-                    <a:stretch>
-                      <a:fillRect/>
-                    </a:stretch>
-                  </pic:blipFill>
-                  <pic:spPr>
-                    <a:xfrm>
-                      <a:off x="0" y="0"/>
-                      <a:ext cx="5760000" cy="3948679"/>
-                    </a:xfrm>
-                    <a:prstGeom prst="rect"/>
-                  </pic:spPr>
-                </pic:pic>
-              </a:graphicData>
-            </a:graphic>
-          </wp:inline>
-        </w:drawing>
-      </w:r>
-    </w:p>
-    <w:p>
-      <w:pPr>
-        <w:spacing w:before="80" w:after="240"/>
-        <w:jc w:val="center"/>
-      </w:pPr>
-      <w:r>
-        <w:rPr>
-          <w:rFonts w:ascii="Times New Roman" w:hAnsi="Times New Roman"/>
-          <w:i/>
-          <w:sz w:val="24"/>
-        </w:rPr>
-        <w:t>Рисунок 7 — Интерфейс сетки плана</w:t>
-      </w:r>
-    </w:p>
-    <w:p>
-      <w:pPr>
-        <w:spacing w:before="160" w:after="80"/>
+        <w:spacing w:before="240" w:after="120"/>
         <w:jc w:val="left"/>
       </w:pPr>
       <w:r>
         <w:rPr>
           <w:rFonts w:ascii="Times New Roman" w:hAnsi="Times New Roman"/>
           <w:b/>
-          <w:sz w:val="26"/>
+          <w:sz w:val="28"/>
         </w:rPr>
-        <w:t>7.3. Модуль автоматизированной экспертизы ФГОС 3++</w:t>
+        <w:t>Заключение</w:t>
       </w:r>
     </w:p>
     <w:p>
@@ -3246,171 +658,7 @@
           <w:rFonts w:ascii="Times New Roman" w:hAnsi="Times New Roman"/>
           <w:sz w:val="28"/>
         </w:rPr>
-        <w:t>Автоматическая проверка контрольных соотношений (240 з.е., баланс блоков, ограничения сессий).</w:t>
-      </w:r>
-    </w:p>
-    <w:p>
-      <w:pPr>
-        <w:spacing w:before="200" w:after="80"/>
-        <w:jc w:val="center"/>
-      </w:pPr>
-      <w:r>
-        <w:drawing>
-          <wp:inline xmlns:a="http://schemas.openxmlformats.org/drawingml/2006/main" xmlns:pic="http://schemas.openxmlformats.org/drawingml/2006/picture">
-            <wp:extent cx="5760000" cy="3948679"/>
-            <wp:docPr id="8" name="Picture 8"/>
-            <wp:cNvGraphicFramePr>
-              <a:graphicFrameLocks noChangeAspect="1"/>
-            </wp:cNvGraphicFramePr>
-            <a:graphic>
-              <a:graphicData uri="http://schemas.openxmlformats.org/drawingml/2006/picture">
-                <pic:pic>
-                  <pic:nvPicPr>
-                    <pic:cNvPr id="0" name="screen_fgos_validation.png"/>
-                    <pic:cNvPicPr/>
-                  </pic:nvPicPr>
-                  <pic:blipFill>
-                    <a:blip r:embed="rId17"/>
-                    <a:stretch>
-                      <a:fillRect/>
-                    </a:stretch>
-                  </pic:blipFill>
-                  <pic:spPr>
-                    <a:xfrm>
-                      <a:off x="0" y="0"/>
-                      <a:ext cx="5760000" cy="3948679"/>
-                    </a:xfrm>
-                    <a:prstGeom prst="rect"/>
-                  </pic:spPr>
-                </pic:pic>
-              </a:graphicData>
-            </a:graphic>
-          </wp:inline>
-        </w:drawing>
-      </w:r>
-    </w:p>
-    <w:p>
-      <w:pPr>
-        <w:spacing w:before="80" w:after="240"/>
-        <w:jc w:val="center"/>
-      </w:pPr>
-      <w:r>
-        <w:rPr>
-          <w:rFonts w:ascii="Times New Roman" w:hAnsi="Times New Roman"/>
-          <w:i/>
-          <w:sz w:val="24"/>
-        </w:rPr>
-        <w:t>Рисунок 8 — Интерфейс валидации ФГОС</w:t>
-      </w:r>
-    </w:p>
-    <w:p>
-      <w:pPr>
-        <w:spacing w:before="160" w:after="80"/>
-        <w:jc w:val="left"/>
-      </w:pPr>
-      <w:r>
-        <w:rPr>
-          <w:rFonts w:ascii="Times New Roman" w:hAnsi="Times New Roman"/>
-          <w:b/>
-          <w:sz w:val="26"/>
-        </w:rPr>
-        <w:t>7.4. Модуль служебных записок на изменение УП</w:t>
-      </w:r>
-    </w:p>
-    <w:p>
-      <w:pPr>
-        <w:spacing w:line="276" w:lineRule="auto" w:after="120"/>
-        <w:ind w:firstLine="709"/>
-        <w:jc w:val="both"/>
-      </w:pPr>
-      <w:r>
-        <w:rPr>
-          <w:rFonts w:ascii="Times New Roman" w:hAnsi="Times New Roman"/>
-          <w:sz w:val="28"/>
-        </w:rPr>
-        <w:t>Электронное согласование служебных записок до начала семестра с протоколом «Было» / «Стало» и внесением правок в АНОК.</w:t>
-      </w:r>
-    </w:p>
-    <w:p>
-      <w:pPr>
-        <w:spacing w:before="200" w:after="80"/>
-        <w:jc w:val="center"/>
-      </w:pPr>
-      <w:r>
-        <w:drawing>
-          <wp:inline xmlns:a="http://schemas.openxmlformats.org/drawingml/2006/main" xmlns:pic="http://schemas.openxmlformats.org/drawingml/2006/picture">
-            <wp:extent cx="5760000" cy="3948679"/>
-            <wp:docPr id="9" name="Picture 9"/>
-            <wp:cNvGraphicFramePr>
-              <a:graphicFrameLocks noChangeAspect="1"/>
-            </wp:cNvGraphicFramePr>
-            <a:graphic>
-              <a:graphicData uri="http://schemas.openxmlformats.org/drawingml/2006/picture">
-                <pic:pic>
-                  <pic:nvPicPr>
-                    <pic:cNvPr id="0" name="screen_service_notes.png"/>
-                    <pic:cNvPicPr/>
-                  </pic:nvPicPr>
-                  <pic:blipFill>
-                    <a:blip r:embed="rId18"/>
-                    <a:stretch>
-                      <a:fillRect/>
-                    </a:stretch>
-                  </pic:blipFill>
-                  <pic:spPr>
-                    <a:xfrm>
-                      <a:off x="0" y="0"/>
-                      <a:ext cx="5760000" cy="3948679"/>
-                    </a:xfrm>
-                    <a:prstGeom prst="rect"/>
-                  </pic:spPr>
-                </pic:pic>
-              </a:graphicData>
-            </a:graphic>
-          </wp:inline>
-        </w:drawing>
-      </w:r>
-    </w:p>
-    <w:p>
-      <w:pPr>
-        <w:spacing w:before="80" w:after="240"/>
-        <w:jc w:val="center"/>
-      </w:pPr>
-      <w:r>
-        <w:rPr>
-          <w:rFonts w:ascii="Times New Roman" w:hAnsi="Times New Roman"/>
-          <w:i/>
-          <w:sz w:val="24"/>
-        </w:rPr>
-        <w:t>Рисунок 9 — Интерфейс служебных записок</w:t>
-      </w:r>
-    </w:p>
-    <w:p>
-      <w:pPr>
-        <w:spacing w:before="240" w:after="120"/>
-        <w:jc w:val="left"/>
-      </w:pPr>
-      <w:r>
-        <w:rPr>
-          <w:rFonts w:ascii="Times New Roman" w:hAnsi="Times New Roman"/>
-          <w:b/>
-          <w:sz w:val="28"/>
-        </w:rPr>
-        <w:t>8. Заключение к лабораторной работе № 2</w:t>
-      </w:r>
-    </w:p>
-    <w:p>
-      <w:pPr>
-        <w:spacing w:line="276" w:lineRule="auto" w:after="120"/>
-        <w:ind w:firstLine="709"/>
-        <w:jc w:val="both"/>
-      </w:pPr>
-      <w:r>
-        <w:rPr>
-          <w:rFonts w:ascii="Times New Roman" w:hAnsi="Times New Roman"/>
-          <w:sz w:val="28"/>
-        </w:rPr>
-        <w:t>В ходе выполнения работы спроектирована полная архитектура корпоративного портала университета (модуль АНОК). Разработаны 4 UML-диаграммы (классов, последовательности, компонентов, развертывания), создана нормализованная схема базы данных из 13 таблиц и развернут действующий прототип веб-портала с демонстрацией ключевых пользовательских сценариев.</w:t>
+        <w:t>Подготовлены диаграммы, MySQL/MariaDB-схема и PHP-приложение с инструкцией развертывания.</w:t>
       </w:r>
     </w:p>
     <w:sectPr>

--- a/reports/lab2/LR2_Report_Variant15.docx
+++ b/reports/lab2/LR2_Report_Variant15.docx
@@ -2,31 +2,10 @@
 <file path=word/document.xml><?xml version="1.0" encoding="utf-8"?>
 <w:document xmlns:wpc="http://schemas.microsoft.com/office/word/2010/wordprocessingCanvas" xmlns:mo="http://schemas.microsoft.com/office/mac/office/2008/main" xmlns:mc="http://schemas.openxmlformats.org/markup-compatibility/2006" xmlns:mv="urn:schemas-microsoft-com:mac:vml" xmlns:o="urn:schemas-microsoft-com:office:office" xmlns:r="http://schemas.openxmlformats.org/officeDocument/2006/relationships" xmlns:m="http://schemas.openxmlformats.org/officeDocument/2006/math" xmlns:v="urn:schemas-microsoft-com:vml" xmlns:wp14="http://schemas.microsoft.com/office/word/2010/wordprocessingDrawing" xmlns:wp="http://schemas.openxmlformats.org/drawingml/2006/wordprocessingDrawing" xmlns:w10="urn:schemas-microsoft-com:office:word" xmlns:w="http://schemas.openxmlformats.org/wordprocessingml/2006/main" xmlns:w14="http://schemas.microsoft.com/office/word/2010/wordml" xmlns:wpg="http://schemas.microsoft.com/office/word/2010/wordprocessingGroup" xmlns:wpi="http://schemas.microsoft.com/office/word/2010/wordprocessingInk" xmlns:wne="http://schemas.microsoft.com/office/word/2006/wordml" xmlns:wps="http://schemas.microsoft.com/office/word/2010/wordprocessingShape" mc:Ignorable="w14 wp14">
   <w:body>
-    <w:p>
-      <w:pPr>
-        <w:spacing w:before="0" w:after="80" w:line="276" w:lineRule="auto"/>
-        <w:jc w:val="center"/>
-      </w:pPr>
-      <w:r>
-        <w:rPr>
-          <w:rFonts w:ascii="Times New Roman" w:hAnsi="Times New Roman"/>
-          <w:b/>
-          <w:sz w:val="24"/>
-        </w:rPr>
-        <w:t>МИНИСТЕРСТВО НАУКИ И ВЫСШЕГО ОБРАЗОВАНИЯ РОССИЙСКОЙ ФЕДЕРАЦИИ</w:t>
-        <w:br/>
-        <w:t>ФЕДЕРАЛЬНОЕ ГОСУДАРСТВЕННОЕ АВТОНОМНОЕ ОБРАЗОВАТЕЛЬНОЕ УЧРЕЖДЕНИЕ</w:t>
-        <w:br/>
-        <w:t>ВЫСШЕГО ОБРАЗОВАНИЯ</w:t>
-        <w:br/>
-        <w:t>«НАЦИОНАЛЬНЫЙ ИССЛЕДОВАТЕЛЬСКИЙ УНИВЕРСИТЕТ»</w:t>
-        <w:br/>
-        <w:br/>
-        <w:t>Факультет информационных технологий</w:t>
-        <w:br/>
-        <w:t>Кафедра программной инженерии</w:t>
-      </w:r>
-    </w:p>
+    <w:p/>
+    <w:p/>
+    <w:p/>
+    <w:p/>
     <w:p/>
     <w:p/>
     <w:p/>
@@ -139,7 +118,7 @@
           <w:rFonts w:ascii="Times New Roman" w:hAnsi="Times New Roman"/>
           <w:sz w:val="28"/>
         </w:rPr>
-        <w:t>Разработать архитектурные диаграммы, структуру базы данных и развернуть выбранное программное обеспечение на PHP и MySQL/MariaDB.</w:t>
+        <w:t>Разработать комплекс архитектурных моделей корпоративного портала Центра АНОК (диаграмму компонентов, диаграмму развертывания, диаграмму классов, диаграмму последовательности и реляционную схему базы данных), спроектировать структуру таблиц базы данных в формате SQL DDL, развернуть серверное программное обеспечение и продемонстрировать примеры функционирования портала.</w:t>
       </w:r>
     </w:p>
     <w:p>
@@ -153,7 +132,21 @@
           <w:b/>
           <w:sz w:val="28"/>
         </w:rPr>
-        <w:t>2. Архитектура</w:t>
+        <w:t>2. Архитектурное проектирование портала</w:t>
+      </w:r>
+    </w:p>
+    <w:p>
+      <w:pPr>
+        <w:spacing w:before="160" w:after="80"/>
+        <w:jc w:val="left"/>
+      </w:pPr>
+      <w:r>
+        <w:rPr>
+          <w:rFonts w:ascii="Times New Roman" w:hAnsi="Times New Roman"/>
+          <w:b/>
+          <w:sz w:val="26"/>
+        </w:rPr>
+        <w:t>2.1. Диаграмма компонентов (Component Diagram)</w:t>
       </w:r>
     </w:p>
     <w:p>
@@ -167,7 +160,7 @@
           <w:rFonts w:ascii="Times New Roman" w:hAnsi="Times New Roman"/>
           <w:sz w:val="28"/>
         </w:rPr>
-        <w:t>Портал состоит из PHP-приложения, HTML/CSS-интерфейса и базы MySQL/MariaDB. Соединение с базой выполняется через PDO с подготовленными запросами.</w:t>
+        <w:t>Диаграмма компонентов определяет модульную структуру системы и распределение обязанностей между уровнями представления, бизнес-логики и хранения данных:</w:t>
       </w:r>
     </w:p>
     <w:p>
@@ -226,6 +219,287 @@
     </w:p>
     <w:p>
       <w:pPr>
+        <w:spacing w:line="276" w:lineRule="auto" w:after="60"/>
+        <w:ind w:left="709"/>
+        <w:jc w:val="both"/>
+      </w:pPr>
+      <w:r>
+        <w:rPr>
+          <w:rFonts w:ascii="Times New Roman" w:hAnsi="Times New Roman"/>
+          <w:b w:val="0"/>
+          <w:sz w:val="28"/>
+        </w:rPr>
+        <w:t xml:space="preserve">• </w:t>
+      </w:r>
+      <w:r>
+        <w:rPr>
+          <w:rFonts w:ascii="Times New Roman" w:hAnsi="Times New Roman"/>
+          <w:sz w:val="28"/>
+        </w:rPr>
+      </w:r>
+      <w:r>
+        <w:rPr>
+          <w:rFonts w:ascii="Times New Roman" w:hAnsi="Times New Roman"/>
+          <w:b/>
+          <w:sz w:val="28"/>
+        </w:rPr>
+        <w:t>Клиентский уровень (Web Browser):</w:t>
+      </w:r>
+      <w:r>
+        <w:rPr>
+          <w:rFonts w:ascii="Times New Roman" w:hAnsi="Times New Roman"/>
+          <w:sz w:val="28"/>
+        </w:rPr>
+        <w:t xml:space="preserve"> Отвечает за рендеринг HTML/CSS интерфейса, интерактивное переключение вкладок семестров и динамическую фильтрацию таблиц на JavaScript.</w:t>
+      </w:r>
+    </w:p>
+    <w:p>
+      <w:pPr>
+        <w:spacing w:line="276" w:lineRule="auto" w:after="60"/>
+        <w:ind w:left="709"/>
+        <w:jc w:val="both"/>
+      </w:pPr>
+      <w:r>
+        <w:rPr>
+          <w:rFonts w:ascii="Times New Roman" w:hAnsi="Times New Roman"/>
+          <w:b w:val="0"/>
+          <w:sz w:val="28"/>
+        </w:rPr>
+        <w:t xml:space="preserve">• </w:t>
+      </w:r>
+      <w:r>
+        <w:rPr>
+          <w:rFonts w:ascii="Times New Roman" w:hAnsi="Times New Roman"/>
+          <w:sz w:val="28"/>
+        </w:rPr>
+      </w:r>
+      <w:r>
+        <w:rPr>
+          <w:rFonts w:ascii="Times New Roman" w:hAnsi="Times New Roman"/>
+          <w:b/>
+          <w:sz w:val="28"/>
+        </w:rPr>
+        <w:t>Уровень маршрутизации и контроллеров (HTTP Kernel / Router):</w:t>
+      </w:r>
+      <w:r>
+        <w:rPr>
+          <w:rFonts w:ascii="Times New Roman" w:hAnsi="Times New Roman"/>
+          <w:sz w:val="28"/>
+        </w:rPr>
+        <w:t xml:space="preserve"> Принимает входящие HTTP GET/POST запросы, выполняет диспетчеризацию страниц (`dashboard`, `plans`, `plan`, `validate`, `signatures`, `memos`, `programs`, `competencies`, `standards`, `departments`, `announcements`, `audit`, `sitemap`).</w:t>
+      </w:r>
+    </w:p>
+    <w:p>
+      <w:pPr>
+        <w:spacing w:line="276" w:lineRule="auto" w:after="60"/>
+        <w:ind w:left="709"/>
+        <w:jc w:val="both"/>
+      </w:pPr>
+      <w:r>
+        <w:rPr>
+          <w:rFonts w:ascii="Times New Roman" w:hAnsi="Times New Roman"/>
+          <w:b w:val="0"/>
+          <w:sz w:val="28"/>
+        </w:rPr>
+        <w:t xml:space="preserve">• </w:t>
+      </w:r>
+      <w:r>
+        <w:rPr>
+          <w:rFonts w:ascii="Times New Roman" w:hAnsi="Times New Roman"/>
+          <w:sz w:val="28"/>
+        </w:rPr>
+      </w:r>
+      <w:r>
+        <w:rPr>
+          <w:rFonts w:ascii="Times New Roman" w:hAnsi="Times New Roman"/>
+          <w:b/>
+          <w:sz w:val="28"/>
+        </w:rPr>
+        <w:t>Уровень бизнес-логики (Service Layer):</w:t>
+      </w:r>
+      <w:r>
+        <w:rPr>
+          <w:rFonts w:ascii="Times New Roman" w:hAnsi="Times New Roman"/>
+          <w:sz w:val="28"/>
+        </w:rPr>
+      </w:r>
+    </w:p>
+    <w:p>
+      <w:pPr>
+        <w:spacing w:line="276" w:lineRule="auto" w:after="60"/>
+        <w:ind w:left="992"/>
+        <w:jc w:val="both"/>
+      </w:pPr>
+      <w:r>
+        <w:rPr>
+          <w:rFonts w:ascii="Times New Roman" w:hAnsi="Times New Roman"/>
+          <w:b w:val="0"/>
+          <w:sz w:val="28"/>
+        </w:rPr>
+        <w:t xml:space="preserve">• </w:t>
+      </w:r>
+      <w:r>
+        <w:rPr>
+          <w:rFonts w:ascii="Times New Roman" w:hAnsi="Times New Roman"/>
+          <w:sz w:val="28"/>
+        </w:rPr>
+        <w:t>`CurriculumService` — расчет кредитов, часов, балансировка семестровой нагрузки;</w:t>
+      </w:r>
+    </w:p>
+    <w:p>
+      <w:pPr>
+        <w:spacing w:line="276" w:lineRule="auto" w:after="60"/>
+        <w:ind w:left="992"/>
+        <w:jc w:val="both"/>
+      </w:pPr>
+      <w:r>
+        <w:rPr>
+          <w:rFonts w:ascii="Times New Roman" w:hAnsi="Times New Roman"/>
+          <w:b w:val="0"/>
+          <w:sz w:val="28"/>
+        </w:rPr>
+        <w:t xml:space="preserve">• </w:t>
+      </w:r>
+      <w:r>
+        <w:rPr>
+          <w:rFonts w:ascii="Times New Roman" w:hAnsi="Times New Roman"/>
+          <w:sz w:val="28"/>
+        </w:rPr>
+        <w:t>`ValidationEngine` — алгоритмическая проверка параметров плана на соответствие нормативам ФГОС ВО 3++;</w:t>
+      </w:r>
+    </w:p>
+    <w:p>
+      <w:pPr>
+        <w:spacing w:line="276" w:lineRule="auto" w:after="60"/>
+        <w:ind w:left="992"/>
+        <w:jc w:val="both"/>
+      </w:pPr>
+      <w:r>
+        <w:rPr>
+          <w:rFonts w:ascii="Times New Roman" w:hAnsi="Times New Roman"/>
+          <w:b w:val="0"/>
+          <w:sz w:val="28"/>
+        </w:rPr>
+        <w:t xml:space="preserve">• </w:t>
+      </w:r>
+      <w:r>
+        <w:rPr>
+          <w:rFonts w:ascii="Times New Roman" w:hAnsi="Times New Roman"/>
+          <w:sz w:val="28"/>
+        </w:rPr>
+        <w:t>`WorkflowManager` — управление цепочкой визирования и регистрация электронных цифровых подписей (ЭЦП);</w:t>
+      </w:r>
+    </w:p>
+    <w:p>
+      <w:pPr>
+        <w:spacing w:line="276" w:lineRule="auto" w:after="60"/>
+        <w:ind w:left="992"/>
+        <w:jc w:val="both"/>
+      </w:pPr>
+      <w:r>
+        <w:rPr>
+          <w:rFonts w:ascii="Times New Roman" w:hAnsi="Times New Roman"/>
+          <w:b w:val="0"/>
+          <w:sz w:val="28"/>
+        </w:rPr>
+        <w:t xml:space="preserve">• </w:t>
+      </w:r>
+      <w:r>
+        <w:rPr>
+          <w:rFonts w:ascii="Times New Roman" w:hAnsi="Times New Roman"/>
+          <w:sz w:val="28"/>
+        </w:rPr>
+        <w:t>`MemoManager` — обработка служебных записок на изменение дисциплин;</w:t>
+      </w:r>
+    </w:p>
+    <w:p>
+      <w:pPr>
+        <w:spacing w:line="276" w:lineRule="auto" w:after="60"/>
+        <w:ind w:left="992"/>
+        <w:jc w:val="both"/>
+      </w:pPr>
+      <w:r>
+        <w:rPr>
+          <w:rFonts w:ascii="Times New Roman" w:hAnsi="Times New Roman"/>
+          <w:b w:val="0"/>
+          <w:sz w:val="28"/>
+        </w:rPr>
+        <w:t xml:space="preserve">• </w:t>
+      </w:r>
+      <w:r>
+        <w:rPr>
+          <w:rFonts w:ascii="Times New Roman" w:hAnsi="Times New Roman"/>
+          <w:sz w:val="28"/>
+        </w:rPr>
+        <w:t>`AuditLogger` — сквозное протоколирование действий пользователей.</w:t>
+      </w:r>
+    </w:p>
+    <w:p>
+      <w:pPr>
+        <w:spacing w:line="276" w:lineRule="auto" w:after="60"/>
+        <w:ind w:left="709"/>
+        <w:jc w:val="both"/>
+      </w:pPr>
+      <w:r>
+        <w:rPr>
+          <w:rFonts w:ascii="Times New Roman" w:hAnsi="Times New Roman"/>
+          <w:b w:val="0"/>
+          <w:sz w:val="28"/>
+        </w:rPr>
+        <w:t xml:space="preserve">• </w:t>
+      </w:r>
+      <w:r>
+        <w:rPr>
+          <w:rFonts w:ascii="Times New Roman" w:hAnsi="Times New Roman"/>
+          <w:sz w:val="28"/>
+        </w:rPr>
+      </w:r>
+      <w:r>
+        <w:rPr>
+          <w:rFonts w:ascii="Times New Roman" w:hAnsi="Times New Roman"/>
+          <w:b/>
+          <w:sz w:val="28"/>
+        </w:rPr>
+        <w:t>Уровень доступа к данным (Data Access Layer):</w:t>
+      </w:r>
+      <w:r>
+        <w:rPr>
+          <w:rFonts w:ascii="Times New Roman" w:hAnsi="Times New Roman"/>
+          <w:sz w:val="28"/>
+        </w:rPr>
+        <w:t xml:space="preserve"> PDO / SQLite DB Layer с использованием параметризованных подготовленных запросов (`Prepared Statements`).</w:t>
+      </w:r>
+    </w:p>
+    <w:p>
+      <w:pPr>
+        <w:spacing w:before="160" w:after="80"/>
+        <w:jc w:val="left"/>
+      </w:pPr>
+      <w:r>
+        <w:rPr>
+          <w:rFonts w:ascii="Times New Roman" w:hAnsi="Times New Roman"/>
+          <w:b/>
+          <w:sz w:val="26"/>
+        </w:rPr>
+        <w:t>2.2. Диаграмма развёртывания (Deployment Diagram)</w:t>
+      </w:r>
+    </w:p>
+    <w:p>
+      <w:pPr>
+        <w:spacing w:line="276" w:lineRule="auto" w:after="120"/>
+        <w:ind w:firstLine="709"/>
+        <w:jc w:val="both"/>
+      </w:pPr>
+      <w:r>
+        <w:rPr>
+          <w:rFonts w:ascii="Times New Roman" w:hAnsi="Times New Roman"/>
+          <w:sz w:val="28"/>
+        </w:rPr>
+        <w:t>Диаграмма развертывания отображает физическую топологию вычислительных узлов, сетевые протоколы и размещение программных компонентов:</w:t>
+      </w:r>
+    </w:p>
+    <w:p>
+      <w:pPr>
         <w:spacing w:before="200" w:after="80"/>
         <w:jc w:val="center"/>
       </w:pPr>
@@ -276,6 +550,142 @@
           <w:sz w:val="24"/>
         </w:rPr>
         <w:t>Рисунок 2 — Диаграмма развёртывания</w:t>
+      </w:r>
+    </w:p>
+    <w:p>
+      <w:pPr>
+        <w:spacing w:line="276" w:lineRule="auto" w:after="60"/>
+        <w:ind w:left="709"/>
+        <w:jc w:val="both"/>
+      </w:pPr>
+      <w:r>
+        <w:rPr>
+          <w:rFonts w:ascii="Times New Roman" w:hAnsi="Times New Roman"/>
+          <w:b w:val="0"/>
+          <w:sz w:val="28"/>
+        </w:rPr>
+        <w:t xml:space="preserve">• </w:t>
+      </w:r>
+      <w:r>
+        <w:rPr>
+          <w:rFonts w:ascii="Times New Roman" w:hAnsi="Times New Roman"/>
+          <w:sz w:val="28"/>
+        </w:rPr>
+      </w:r>
+      <w:r>
+        <w:rPr>
+          <w:rFonts w:ascii="Times New Roman" w:hAnsi="Times New Roman"/>
+          <w:b/>
+          <w:sz w:val="28"/>
+        </w:rPr>
+        <w:t>Рабочее место пользователя (Client Workstation):</w:t>
+      </w:r>
+      <w:r>
+        <w:rPr>
+          <w:rFonts w:ascii="Times New Roman" w:hAnsi="Times New Roman"/>
+          <w:sz w:val="28"/>
+        </w:rPr>
+        <w:t xml:space="preserve"> Современный веб-браузер с поддержкой HTML5/CSS3. Взаимодействие осуществляется по протоколу HTTP/HTTPS через TCP-порт 8000.</w:t>
+      </w:r>
+    </w:p>
+    <w:p>
+      <w:pPr>
+        <w:spacing w:line="276" w:lineRule="auto" w:after="60"/>
+        <w:ind w:left="709"/>
+        <w:jc w:val="both"/>
+      </w:pPr>
+      <w:r>
+        <w:rPr>
+          <w:rFonts w:ascii="Times New Roman" w:hAnsi="Times New Roman"/>
+          <w:b w:val="0"/>
+          <w:sz w:val="28"/>
+        </w:rPr>
+        <w:t xml:space="preserve">• </w:t>
+      </w:r>
+      <w:r>
+        <w:rPr>
+          <w:rFonts w:ascii="Times New Roman" w:hAnsi="Times New Roman"/>
+          <w:sz w:val="28"/>
+        </w:rPr>
+      </w:r>
+      <w:r>
+        <w:rPr>
+          <w:rFonts w:ascii="Times New Roman" w:hAnsi="Times New Roman"/>
+          <w:b/>
+          <w:sz w:val="28"/>
+        </w:rPr>
+        <w:t>Сервер приложений (Web &amp; Application Server):</w:t>
+      </w:r>
+      <w:r>
+        <w:rPr>
+          <w:rFonts w:ascii="Times New Roman" w:hAnsi="Times New Roman"/>
+          <w:sz w:val="28"/>
+        </w:rPr>
+        <w:t xml:space="preserve"> Многопоточный HTTP-сервер портала (PHP / Python runtime), обеспечивающий обработку входящих соединений, генерацию динамического контента и исполнение бизнес-правил.</w:t>
+      </w:r>
+    </w:p>
+    <w:p>
+      <w:pPr>
+        <w:spacing w:line="276" w:lineRule="auto" w:after="60"/>
+        <w:ind w:left="709"/>
+        <w:jc w:val="both"/>
+      </w:pPr>
+      <w:r>
+        <w:rPr>
+          <w:rFonts w:ascii="Times New Roman" w:hAnsi="Times New Roman"/>
+          <w:b w:val="0"/>
+          <w:sz w:val="28"/>
+        </w:rPr>
+        <w:t xml:space="preserve">• </w:t>
+      </w:r>
+      <w:r>
+        <w:rPr>
+          <w:rFonts w:ascii="Times New Roman" w:hAnsi="Times New Roman"/>
+          <w:sz w:val="28"/>
+        </w:rPr>
+      </w:r>
+      <w:r>
+        <w:rPr>
+          <w:rFonts w:ascii="Times New Roman" w:hAnsi="Times New Roman"/>
+          <w:b/>
+          <w:sz w:val="28"/>
+        </w:rPr>
+        <w:t>Сервер баз данных (Database Server):</w:t>
+      </w:r>
+      <w:r>
+        <w:rPr>
+          <w:rFonts w:ascii="Times New Roman" w:hAnsi="Times New Roman"/>
+          <w:sz w:val="28"/>
+        </w:rPr>
+        <w:t xml:space="preserve"> Реляционная СУБД MySQL/MariaDB (порт 3306) или встроенный высокопроизводительный движок SQLite (`portal.db`), обеспечивающий надежное транзакционное хранение (ACID) нормативно-справочных данных.</w:t>
+      </w:r>
+    </w:p>
+    <w:p>
+      <w:pPr>
+        <w:spacing w:before="160" w:after="80"/>
+        <w:jc w:val="left"/>
+      </w:pPr>
+      <w:r>
+        <w:rPr>
+          <w:rFonts w:ascii="Times New Roman" w:hAnsi="Times New Roman"/>
+          <w:b/>
+          <w:sz w:val="26"/>
+        </w:rPr>
+        <w:t>2.3. Диаграмма классов (Class Diagram)</w:t>
+      </w:r>
+    </w:p>
+    <w:p>
+      <w:pPr>
+        <w:spacing w:line="276" w:lineRule="auto" w:after="120"/>
+        <w:ind w:firstLine="709"/>
+        <w:jc w:val="both"/>
+      </w:pPr>
+      <w:r>
+        <w:rPr>
+          <w:rFonts w:ascii="Times New Roman" w:hAnsi="Times New Roman"/>
+          <w:sz w:val="28"/>
+        </w:rPr>
+        <w:t>Диаграмма классов описывает объектную модель предметной области и взаимосвязи сущностей:</w:t>
       </w:r>
     </w:p>
     <w:p>
@@ -334,6 +744,166 @@
     </w:p>
     <w:p>
       <w:pPr>
+        <w:spacing w:line="276" w:lineRule="auto" w:after="60"/>
+        <w:ind w:left="709"/>
+        <w:jc w:val="both"/>
+      </w:pPr>
+      <w:r>
+        <w:rPr>
+          <w:rFonts w:ascii="Times New Roman" w:hAnsi="Times New Roman"/>
+          <w:b w:val="0"/>
+          <w:sz w:val="28"/>
+        </w:rPr>
+        <w:t xml:space="preserve">• </w:t>
+      </w:r>
+      <w:r>
+        <w:rPr>
+          <w:rFonts w:ascii="Times New Roman" w:hAnsi="Times New Roman"/>
+          <w:sz w:val="28"/>
+        </w:rPr>
+        <w:t>`Curriculum` (Учебный план) — агрегирует коллекцию дисциплин `CurriculumDiscipline`, связан с образовательной программой `EducationalProgram` и этапами визирования `DocumentSignature`.</w:t>
+      </w:r>
+    </w:p>
+    <w:p>
+      <w:pPr>
+        <w:spacing w:line="276" w:lineRule="auto" w:after="60"/>
+        <w:ind w:left="709"/>
+        <w:jc w:val="both"/>
+      </w:pPr>
+      <w:r>
+        <w:rPr>
+          <w:rFonts w:ascii="Times New Roman" w:hAnsi="Times New Roman"/>
+          <w:b w:val="0"/>
+          <w:sz w:val="28"/>
+        </w:rPr>
+        <w:t xml:space="preserve">• </w:t>
+      </w:r>
+      <w:r>
+        <w:rPr>
+          <w:rFonts w:ascii="Times New Roman" w:hAnsi="Times New Roman"/>
+          <w:sz w:val="28"/>
+        </w:rPr>
+        <w:t>`CurriculumDiscipline` (Дисциплина плана) — содержит атрибуты трудоемкости (`credits_ze`, `total_hours`, `lecture_hours`, `lab_hours`, `practice_hours`, `self_study_hours`), форму контроля и ссылку на обеспечивающую кафедру `Department`.</w:t>
+      </w:r>
+    </w:p>
+    <w:p>
+      <w:pPr>
+        <w:spacing w:line="276" w:lineRule="auto" w:after="60"/>
+        <w:ind w:left="709"/>
+        <w:jc w:val="both"/>
+      </w:pPr>
+      <w:r>
+        <w:rPr>
+          <w:rFonts w:ascii="Times New Roman" w:hAnsi="Times New Roman"/>
+          <w:b w:val="0"/>
+          <w:sz w:val="28"/>
+        </w:rPr>
+        <w:t xml:space="preserve">• </w:t>
+      </w:r>
+      <w:r>
+        <w:rPr>
+          <w:rFonts w:ascii="Times New Roman" w:hAnsi="Times New Roman"/>
+          <w:sz w:val="28"/>
+        </w:rPr>
+        <w:t>`StandardFGOS` (Стандарт ФГОС) — содержит нормативные пороги (`total_credits`, `max_exams_per_session`, `min_practice_credits`, `min_gia_credits`).</w:t>
+      </w:r>
+    </w:p>
+    <w:p>
+      <w:pPr>
+        <w:spacing w:line="276" w:lineRule="auto" w:after="60"/>
+        <w:ind w:left="709"/>
+        <w:jc w:val="both"/>
+      </w:pPr>
+      <w:r>
+        <w:rPr>
+          <w:rFonts w:ascii="Times New Roman" w:hAnsi="Times New Roman"/>
+          <w:b w:val="0"/>
+          <w:sz w:val="28"/>
+        </w:rPr>
+        <w:t xml:space="preserve">• </w:t>
+      </w:r>
+      <w:r>
+        <w:rPr>
+          <w:rFonts w:ascii="Times New Roman" w:hAnsi="Times New Roman"/>
+          <w:sz w:val="28"/>
+        </w:rPr>
+        <w:t>`ServiceNote` и `ServiceNoteItem` — описывают заявку на изменение дисциплины («Было» → «Стало») с маршрутом согласования между кафедрами.</w:t>
+      </w:r>
+    </w:p>
+    <w:p>
+      <w:pPr>
+        <w:spacing w:line="276" w:lineRule="auto" w:after="60"/>
+        <w:ind w:left="709"/>
+        <w:jc w:val="both"/>
+      </w:pPr>
+      <w:r>
+        <w:rPr>
+          <w:rFonts w:ascii="Times New Roman" w:hAnsi="Times New Roman"/>
+          <w:b w:val="0"/>
+          <w:sz w:val="28"/>
+        </w:rPr>
+        <w:t xml:space="preserve">• </w:t>
+      </w:r>
+      <w:r>
+        <w:rPr>
+          <w:rFonts w:ascii="Times New Roman" w:hAnsi="Times New Roman"/>
+          <w:sz w:val="28"/>
+        </w:rPr>
+        <w:t>`User` и `Role` — обеспечивают идентификацию пользователей и ролевое разграничение прав доступа.</w:t>
+      </w:r>
+    </w:p>
+    <w:p>
+      <w:pPr>
+        <w:spacing w:line="276" w:lineRule="auto" w:after="60"/>
+        <w:ind w:left="709"/>
+        <w:jc w:val="both"/>
+      </w:pPr>
+      <w:r>
+        <w:rPr>
+          <w:rFonts w:ascii="Times New Roman" w:hAnsi="Times New Roman"/>
+          <w:b w:val="0"/>
+          <w:sz w:val="28"/>
+        </w:rPr>
+        <w:t xml:space="preserve">• </w:t>
+      </w:r>
+      <w:r>
+        <w:rPr>
+          <w:rFonts w:ascii="Times New Roman" w:hAnsi="Times New Roman"/>
+          <w:sz w:val="28"/>
+        </w:rPr>
+        <w:t>`AuditLog` — сохраняет неизменяемый журнал событий безопасности.</w:t>
+      </w:r>
+    </w:p>
+    <w:p>
+      <w:pPr>
+        <w:spacing w:before="160" w:after="80"/>
+        <w:jc w:val="left"/>
+      </w:pPr>
+      <w:r>
+        <w:rPr>
+          <w:rFonts w:ascii="Times New Roman" w:hAnsi="Times New Roman"/>
+          <w:b/>
+          <w:sz w:val="26"/>
+        </w:rPr>
+        <w:t>2.4. Диаграмма последовательности (Sequence Diagram)</w:t>
+      </w:r>
+    </w:p>
+    <w:p>
+      <w:pPr>
+        <w:spacing w:line="276" w:lineRule="auto" w:after="120"/>
+        <w:ind w:firstLine="709"/>
+        <w:jc w:val="both"/>
+      </w:pPr>
+      <w:r>
+        <w:rPr>
+          <w:rFonts w:ascii="Times New Roman" w:hAnsi="Times New Roman"/>
+          <w:sz w:val="28"/>
+        </w:rPr>
+        <w:t>Диаграмма последовательности отражает сквозной сценарий экспертизы, автоматической валидации и утверждения учебного плана:</w:t>
+      </w:r>
+    </w:p>
+    <w:p>
+      <w:pPr>
         <w:spacing w:before="200" w:after="80"/>
         <w:jc w:val="center"/>
       </w:pPr>
@@ -384,6 +954,144 @@
           <w:sz w:val="24"/>
         </w:rPr>
         <w:t>Рисунок 4 — Диаграмма последовательности</w:t>
+      </w:r>
+    </w:p>
+    <w:p>
+      <w:pPr>
+        <w:spacing w:line="276" w:lineRule="auto" w:after="60"/>
+        <w:ind w:left="709"/>
+        <w:jc w:val="both"/>
+      </w:pPr>
+      <w:r>
+        <w:rPr>
+          <w:rFonts w:ascii="Times New Roman" w:hAnsi="Times New Roman"/>
+          <w:b/>
+          <w:sz w:val="28"/>
+        </w:rPr>
+        <w:t xml:space="preserve">1. </w:t>
+      </w:r>
+      <w:r>
+        <w:rPr>
+          <w:rFonts w:ascii="Times New Roman" w:hAnsi="Times New Roman"/>
+          <w:sz w:val="28"/>
+        </w:rPr>
+        <w:t>Заведующий выпускающей кафедрой инициирует проект УП и накладывает первичную подпись.</w:t>
+      </w:r>
+    </w:p>
+    <w:p>
+      <w:pPr>
+        <w:spacing w:line="276" w:lineRule="auto" w:after="60"/>
+        <w:ind w:left="709"/>
+        <w:jc w:val="both"/>
+      </w:pPr>
+      <w:r>
+        <w:rPr>
+          <w:rFonts w:ascii="Times New Roman" w:hAnsi="Times New Roman"/>
+          <w:b/>
+          <w:sz w:val="28"/>
+        </w:rPr>
+        <w:t xml:space="preserve">2. </w:t>
+      </w:r>
+      <w:r>
+        <w:rPr>
+          <w:rFonts w:ascii="Times New Roman" w:hAnsi="Times New Roman"/>
+          <w:sz w:val="28"/>
+        </w:rPr>
+        <w:t>Система запускает модуль `FGOS Validation Engine`, выполняющий проверку контрольных соотношений (240 з.е., $\le 5$ экзаменов, $\ge 12$ з.е. практик).</w:t>
+      </w:r>
+    </w:p>
+    <w:p>
+      <w:pPr>
+        <w:spacing w:line="276" w:lineRule="auto" w:after="60"/>
+        <w:ind w:left="709"/>
+        <w:jc w:val="both"/>
+      </w:pPr>
+      <w:r>
+        <w:rPr>
+          <w:rFonts w:ascii="Times New Roman" w:hAnsi="Times New Roman"/>
+          <w:b/>
+          <w:sz w:val="28"/>
+        </w:rPr>
+        <w:t xml:space="preserve">3. </w:t>
+      </w:r>
+      <w:r>
+        <w:rPr>
+          <w:rFonts w:ascii="Times New Roman" w:hAnsi="Times New Roman"/>
+          <w:sz w:val="28"/>
+        </w:rPr>
+        <w:t>Эксперт Центра АНОК верифицирует протокол проверки и накладывает положительную визу.</w:t>
+      </w:r>
+    </w:p>
+    <w:p>
+      <w:pPr>
+        <w:spacing w:line="276" w:lineRule="auto" w:after="60"/>
+        <w:ind w:left="709"/>
+        <w:jc w:val="both"/>
+      </w:pPr>
+      <w:r>
+        <w:rPr>
+          <w:rFonts w:ascii="Times New Roman" w:hAnsi="Times New Roman"/>
+          <w:b/>
+          <w:sz w:val="28"/>
+        </w:rPr>
+        <w:t xml:space="preserve">4. </w:t>
+      </w:r>
+      <w:r>
+        <w:rPr>
+          <w:rFonts w:ascii="Times New Roman" w:hAnsi="Times New Roman"/>
+          <w:sz w:val="28"/>
+        </w:rPr>
+        <w:t>Проректор по учебной работе согласует проект для передачи на рассмотрение Ученого совета.</w:t>
+      </w:r>
+    </w:p>
+    <w:p>
+      <w:pPr>
+        <w:spacing w:line="276" w:lineRule="auto" w:after="60"/>
+        <w:ind w:left="709"/>
+        <w:jc w:val="both"/>
+      </w:pPr>
+      <w:r>
+        <w:rPr>
+          <w:rFonts w:ascii="Times New Roman" w:hAnsi="Times New Roman"/>
+          <w:b/>
+          <w:sz w:val="28"/>
+        </w:rPr>
+        <w:t xml:space="preserve">5. </w:t>
+      </w:r>
+      <w:r>
+        <w:rPr>
+          <w:rFonts w:ascii="Times New Roman" w:hAnsi="Times New Roman"/>
+          <w:sz w:val="28"/>
+        </w:rPr>
+        <w:t>Ректор университета утверждает учебный план с фиксацией реквизитов протокола Ученого совета (№ 8/26 от 25.06.2026) и формированием финального цифрового хэша.</w:t>
+      </w:r>
+    </w:p>
+    <w:p>
+      <w:pPr>
+        <w:spacing w:before="240" w:after="120"/>
+        <w:jc w:val="left"/>
+      </w:pPr>
+      <w:r>
+        <w:rPr>
+          <w:rFonts w:ascii="Times New Roman" w:hAnsi="Times New Roman"/>
+          <w:b/>
+          <w:sz w:val="28"/>
+        </w:rPr>
+        <w:t>3. Схема и структура базы данных</w:t>
+      </w:r>
+    </w:p>
+    <w:p>
+      <w:pPr>
+        <w:spacing w:line="276" w:lineRule="auto" w:after="120"/>
+        <w:ind w:firstLine="709"/>
+        <w:jc w:val="both"/>
+      </w:pPr>
+      <w:r>
+        <w:rPr>
+          <w:rFonts w:ascii="Times New Roman" w:hAnsi="Times New Roman"/>
+          <w:sz w:val="28"/>
+        </w:rPr>
+        <w:t>Реляционная база данных портала `anok_portal` спроектирована в 3-й нормальной форме (3NF) и включает 13 взаимосвязанных таблиц:</w:t>
       </w:r>
     </w:p>
     <w:p>
@@ -442,44 +1150,16 @@
     </w:p>
     <w:p>
       <w:pPr>
-        <w:spacing w:before="240" w:after="120"/>
+        <w:spacing w:before="160" w:after="80"/>
         <w:jc w:val="left"/>
       </w:pPr>
       <w:r>
         <w:rPr>
           <w:rFonts w:ascii="Times New Roman" w:hAnsi="Times New Roman"/>
           <w:b/>
-          <w:sz w:val="28"/>
+          <w:sz w:val="26"/>
         </w:rPr>
-        <w:t>3. База данных</w:t>
-      </w:r>
-    </w:p>
-    <w:p>
-      <w:pPr>
-        <w:spacing w:line="276" w:lineRule="auto" w:after="120"/>
-        <w:ind w:firstLine="709"/>
-        <w:jc w:val="both"/>
-      </w:pPr>
-      <w:r>
-        <w:rPr>
-          <w:rFonts w:ascii="Times New Roman" w:hAnsi="Times New Roman"/>
-          <w:sz w:val="28"/>
-        </w:rPr>
-        <w:t>В базе предусмотрены таблицы ролей, пользователей, подразделений, стандартов ФГОС, образовательных программ, учебных планов, дисциплин, служебных записок, согласований, компетенций, объявлений и аудита. Схема находится в `portal/database/schema.sql`, демонстрационные записи — в `portal/database/seed.sql`.</w:t>
-      </w:r>
-    </w:p>
-    <w:p>
-      <w:pPr>
-        <w:spacing w:before="240" w:after="120"/>
-        <w:jc w:val="left"/>
-      </w:pPr>
-      <w:r>
-        <w:rPr>
-          <w:rFonts w:ascii="Times New Roman" w:hAnsi="Times New Roman"/>
-          <w:b/>
-          <w:sz w:val="28"/>
-        </w:rPr>
-        <w:t>4. Развёртывание</w:t>
+        <w:t>Спецификация таблиц базы данных:</w:t>
       </w:r>
     </w:p>
     <w:p>
@@ -501,7 +1181,42 @@
           <w:rFonts w:ascii="Times New Roman" w:hAnsi="Times New Roman"/>
           <w:sz w:val="28"/>
         </w:rPr>
-        <w:t>Создать базу `anok_portal` в MySQL/MariaDB.</w:t>
+      </w:r>
+      <w:r>
+        <w:rPr>
+          <w:rFonts w:ascii="Times New Roman" w:hAnsi="Times New Roman"/>
+          <w:b/>
+          <w:sz w:val="28"/>
+        </w:rPr>
+        <w:t>`educational_programs` (Образовательные программы):</w:t>
+      </w:r>
+      <w:r>
+        <w:rPr>
+          <w:rFonts w:ascii="Times New Roman" w:hAnsi="Times New Roman"/>
+          <w:sz w:val="28"/>
+        </w:rPr>
+      </w:r>
+    </w:p>
+    <w:p>
+      <w:pPr>
+        <w:spacing w:line="276" w:lineRule="auto" w:after="60"/>
+        <w:ind w:left="1134"/>
+        <w:jc w:val="both"/>
+      </w:pPr>
+      <w:r>
+        <w:rPr>
+          <w:rFonts w:ascii="Times New Roman" w:hAnsi="Times New Roman"/>
+          <w:b w:val="0"/>
+          <w:sz w:val="28"/>
+        </w:rPr>
+        <w:t xml:space="preserve">• </w:t>
+      </w:r>
+      <w:r>
+        <w:rPr>
+          <w:rFonts w:ascii="Times New Roman" w:hAnsi="Times New Roman"/>
+          <w:sz w:val="28"/>
+        </w:rPr>
+        <w:t>`id` (PK), `code` (код направления, напр. 09.03.04), `title` (наименование), `level` (уровень образования), `study_form` (форма обучения), `fgos_standard_id` (FK → `standards_fgos`), `department_id` (FK → `departments`).</w:t>
       </w:r>
     </w:p>
     <w:p>
@@ -523,7 +1238,42 @@
           <w:rFonts w:ascii="Times New Roman" w:hAnsi="Times New Roman"/>
           <w:sz w:val="28"/>
         </w:rPr>
-        <w:t>Выполнить `portal/database/schema.sql`.</w:t>
+      </w:r>
+      <w:r>
+        <w:rPr>
+          <w:rFonts w:ascii="Times New Roman" w:hAnsi="Times New Roman"/>
+          <w:b/>
+          <w:sz w:val="28"/>
+        </w:rPr>
+        <w:t>`standards_fgos` (Нормативы ФГОС ВО 3++):</w:t>
+      </w:r>
+      <w:r>
+        <w:rPr>
+          <w:rFonts w:ascii="Times New Roman" w:hAnsi="Times New Roman"/>
+          <w:sz w:val="28"/>
+        </w:rPr>
+      </w:r>
+    </w:p>
+    <w:p>
+      <w:pPr>
+        <w:spacing w:line="276" w:lineRule="auto" w:after="60"/>
+        <w:ind w:left="1134"/>
+        <w:jc w:val="both"/>
+      </w:pPr>
+      <w:r>
+        <w:rPr>
+          <w:rFonts w:ascii="Times New Roman" w:hAnsi="Times New Roman"/>
+          <w:b w:val="0"/>
+          <w:sz w:val="28"/>
+        </w:rPr>
+        <w:t xml:space="preserve">• </w:t>
+      </w:r>
+      <w:r>
+        <w:rPr>
+          <w:rFonts w:ascii="Times New Roman" w:hAnsi="Times New Roman"/>
+          <w:sz w:val="28"/>
+        </w:rPr>
+        <w:t>`id` (PK), `code` (код стандарта), `title` (название), `degree_level` (квалификация), `total_credits` (норма з.е.), `max_exams_per_session` (макс. экзаменов), `min_practice_credits` (мин. практик), `min_gia_credits` (мин. ГИА), `approval_date` (дата утверждения).</w:t>
       </w:r>
     </w:p>
     <w:p>
@@ -545,7 +1295,42 @@
           <w:rFonts w:ascii="Times New Roman" w:hAnsi="Times New Roman"/>
           <w:sz w:val="28"/>
         </w:rPr>
-        <w:t>Выполнить `portal/database/seed.sql`.</w:t>
+      </w:r>
+      <w:r>
+        <w:rPr>
+          <w:rFonts w:ascii="Times New Roman" w:hAnsi="Times New Roman"/>
+          <w:b/>
+          <w:sz w:val="28"/>
+        </w:rPr>
+        <w:t>`curriculums` (Реестр учебных планов):</w:t>
+      </w:r>
+      <w:r>
+        <w:rPr>
+          <w:rFonts w:ascii="Times New Roman" w:hAnsi="Times New Roman"/>
+          <w:sz w:val="28"/>
+        </w:rPr>
+      </w:r>
+    </w:p>
+    <w:p>
+      <w:pPr>
+        <w:spacing w:line="276" w:lineRule="auto" w:after="60"/>
+        <w:ind w:left="1134"/>
+        <w:jc w:val="both"/>
+      </w:pPr>
+      <w:r>
+        <w:rPr>
+          <w:rFonts w:ascii="Times New Roman" w:hAnsi="Times New Roman"/>
+          <w:b w:val="0"/>
+          <w:sz w:val="28"/>
+        </w:rPr>
+        <w:t xml:space="preserve">• </w:t>
+      </w:r>
+      <w:r>
+        <w:rPr>
+          <w:rFonts w:ascii="Times New Roman" w:hAnsi="Times New Roman"/>
+          <w:sz w:val="28"/>
+        </w:rPr>
+        <w:t>`id` (PK), `program_id` (FK → `educational_programs`), `academic_year` (учебный год), `version` (версия), `status` (статус УП), `total_credits` (суммарная трудоемкость), `approved_protocol_num`, `approved_protocol_date`, `created_by_user`, `created_at`.</w:t>
       </w:r>
     </w:p>
     <w:p>
@@ -567,7 +1352,42 @@
           <w:rFonts w:ascii="Times New Roman" w:hAnsi="Times New Roman"/>
           <w:sz w:val="28"/>
         </w:rPr>
-        <w:t>Указать переменные `DB_HOST`, `DB_PORT`, `DB_NAME`, `DB_USER`, `DB_PASSWORD`.</w:t>
+      </w:r>
+      <w:r>
+        <w:rPr>
+          <w:rFonts w:ascii="Times New Roman" w:hAnsi="Times New Roman"/>
+          <w:b/>
+          <w:sz w:val="28"/>
+        </w:rPr>
+        <w:t>`curriculum_disciplines` (Дисциплины учебного плана):</w:t>
+      </w:r>
+      <w:r>
+        <w:rPr>
+          <w:rFonts w:ascii="Times New Roman" w:hAnsi="Times New Roman"/>
+          <w:sz w:val="28"/>
+        </w:rPr>
+      </w:r>
+    </w:p>
+    <w:p>
+      <w:pPr>
+        <w:spacing w:line="276" w:lineRule="auto" w:after="60"/>
+        <w:ind w:left="1134"/>
+        <w:jc w:val="both"/>
+      </w:pPr>
+      <w:r>
+        <w:rPr>
+          <w:rFonts w:ascii="Times New Roman" w:hAnsi="Times New Roman"/>
+          <w:b w:val="0"/>
+          <w:sz w:val="28"/>
+        </w:rPr>
+        <w:t xml:space="preserve">• </w:t>
+      </w:r>
+      <w:r>
+        <w:rPr>
+          <w:rFonts w:ascii="Times New Roman" w:hAnsi="Times New Roman"/>
+          <w:sz w:val="28"/>
+        </w:rPr>
+        <w:t>`id` (PK), `curriculum_id` (FK → `curriculums`), `block_type` (индекс блока: Б1.О, Б1.В, Б2, Б3, ФТД), `discipline_name`, `semester_num` (1..8), `credits_ze`, `total_hours`, `lecture_hours`, `lab_hours`, `practice_hours`, `self_study_hours`, `control_form`, `implementing_department_id` (FK → `departments`).</w:t>
       </w:r>
     </w:p>
     <w:p>
@@ -589,20 +1409,428 @@
           <w:rFonts w:ascii="Times New Roman" w:hAnsi="Times New Roman"/>
           <w:sz w:val="28"/>
         </w:rPr>
-        <w:t>Запустить PHP-сервер:</w:t>
+      </w:r>
+      <w:r>
+        <w:rPr>
+          <w:rFonts w:ascii="Times New Roman" w:hAnsi="Times New Roman"/>
+          <w:b/>
+          <w:sz w:val="28"/>
+        </w:rPr>
+        <w:t>`competencies` (Матрица компетенций):</w:t>
+      </w:r>
+      <w:r>
+        <w:rPr>
+          <w:rFonts w:ascii="Times New Roman" w:hAnsi="Times New Roman"/>
+          <w:sz w:val="28"/>
+        </w:rPr>
       </w:r>
     </w:p>
     <w:p>
       <w:pPr>
-        <w:spacing w:before="120" w:after="120"/>
-        <w:ind w:left="567"/>
+        <w:spacing w:line="276" w:lineRule="auto" w:after="60"/>
+        <w:ind w:left="1134"/>
+        <w:jc w:val="both"/>
       </w:pPr>
       <w:r>
         <w:rPr>
-          <w:rFonts w:ascii="Courier New" w:hAnsi="Courier New"/>
-          <w:sz w:val="20"/>
+          <w:rFonts w:ascii="Times New Roman" w:hAnsi="Times New Roman"/>
+          <w:b w:val="0"/>
+          <w:sz w:val="28"/>
         </w:rPr>
-        <w:t>php -S 127.0.0.1:8000 -t portal</w:t>
+        <w:t xml:space="preserve">• </w:t>
+      </w:r>
+      <w:r>
+        <w:rPr>
+          <w:rFonts w:ascii="Times New Roman" w:hAnsi="Times New Roman"/>
+          <w:sz w:val="28"/>
+        </w:rPr>
+        <w:t>`id` (PK), `program_id` (FK), `code` (УК-1..8, ОПК-1..6, ПК-1..4), `category` (категория), `title`, `description`.</w:t>
+      </w:r>
+    </w:p>
+    <w:p>
+      <w:pPr>
+        <w:spacing w:line="276" w:lineRule="auto" w:after="60"/>
+        <w:ind w:left="709"/>
+        <w:jc w:val="both"/>
+      </w:pPr>
+      <w:r>
+        <w:rPr>
+          <w:rFonts w:ascii="Times New Roman" w:hAnsi="Times New Roman"/>
+          <w:b/>
+          <w:sz w:val="28"/>
+        </w:rPr>
+        <w:t xml:space="preserve">6. </w:t>
+      </w:r>
+      <w:r>
+        <w:rPr>
+          <w:rFonts w:ascii="Times New Roman" w:hAnsi="Times New Roman"/>
+          <w:sz w:val="28"/>
+        </w:rPr>
+      </w:r>
+      <w:r>
+        <w:rPr>
+          <w:rFonts w:ascii="Times New Roman" w:hAnsi="Times New Roman"/>
+          <w:b/>
+          <w:sz w:val="28"/>
+        </w:rPr>
+        <w:t>`departments` (Структурные подразделения):</w:t>
+      </w:r>
+      <w:r>
+        <w:rPr>
+          <w:rFonts w:ascii="Times New Roman" w:hAnsi="Times New Roman"/>
+          <w:sz w:val="28"/>
+        </w:rPr>
+      </w:r>
+    </w:p>
+    <w:p>
+      <w:pPr>
+        <w:spacing w:line="276" w:lineRule="auto" w:after="60"/>
+        <w:ind w:left="1134"/>
+        <w:jc w:val="both"/>
+      </w:pPr>
+      <w:r>
+        <w:rPr>
+          <w:rFonts w:ascii="Times New Roman" w:hAnsi="Times New Roman"/>
+          <w:b w:val="0"/>
+          <w:sz w:val="28"/>
+        </w:rPr>
+        <w:t xml:space="preserve">• </w:t>
+      </w:r>
+      <w:r>
+        <w:rPr>
+          <w:rFonts w:ascii="Times New Roman" w:hAnsi="Times New Roman"/>
+          <w:sz w:val="28"/>
+        </w:rPr>
+        <w:t>`id` (PK), `name` (полное наименование), `short_name`, `type` (`RELEASING`, `IMPLEMENTING`, `EXPERT_ANOK`, `MANAGEMENT`), `phone`, `email`.</w:t>
+      </w:r>
+    </w:p>
+    <w:p>
+      <w:pPr>
+        <w:spacing w:line="276" w:lineRule="auto" w:after="60"/>
+        <w:ind w:left="709"/>
+        <w:jc w:val="both"/>
+      </w:pPr>
+      <w:r>
+        <w:rPr>
+          <w:rFonts w:ascii="Times New Roman" w:hAnsi="Times New Roman"/>
+          <w:b/>
+          <w:sz w:val="28"/>
+        </w:rPr>
+        <w:t xml:space="preserve">7. </w:t>
+      </w:r>
+      <w:r>
+        <w:rPr>
+          <w:rFonts w:ascii="Times New Roman" w:hAnsi="Times New Roman"/>
+          <w:sz w:val="28"/>
+        </w:rPr>
+      </w:r>
+      <w:r>
+        <w:rPr>
+          <w:rFonts w:ascii="Times New Roman" w:hAnsi="Times New Roman"/>
+          <w:b/>
+          <w:sz w:val="28"/>
+        </w:rPr>
+        <w:t>`document_signatures` (Маршрут согласования и ЭЦП):</w:t>
+      </w:r>
+      <w:r>
+        <w:rPr>
+          <w:rFonts w:ascii="Times New Roman" w:hAnsi="Times New Roman"/>
+          <w:sz w:val="28"/>
+        </w:rPr>
+      </w:r>
+    </w:p>
+    <w:p>
+      <w:pPr>
+        <w:spacing w:line="276" w:lineRule="auto" w:after="60"/>
+        <w:ind w:left="1134"/>
+        <w:jc w:val="both"/>
+      </w:pPr>
+      <w:r>
+        <w:rPr>
+          <w:rFonts w:ascii="Times New Roman" w:hAnsi="Times New Roman"/>
+          <w:b w:val="0"/>
+          <w:sz w:val="28"/>
+        </w:rPr>
+        <w:t xml:space="preserve">• </w:t>
+      </w:r>
+      <w:r>
+        <w:rPr>
+          <w:rFonts w:ascii="Times New Roman" w:hAnsi="Times New Roman"/>
+          <w:sz w:val="28"/>
+        </w:rPr>
+        <w:t>`id` (PK), `doc_type`, `doc_id`, `step_order` (1..4), `role_title`, `signer_name`, `status`, `comment`, `signed_at`, `sign_hash` (SHA-256).</w:t>
+      </w:r>
+    </w:p>
+    <w:p>
+      <w:pPr>
+        <w:spacing w:line="276" w:lineRule="auto" w:after="60"/>
+        <w:ind w:left="709"/>
+        <w:jc w:val="both"/>
+      </w:pPr>
+      <w:r>
+        <w:rPr>
+          <w:rFonts w:ascii="Times New Roman" w:hAnsi="Times New Roman"/>
+          <w:b/>
+          <w:sz w:val="28"/>
+        </w:rPr>
+        <w:t xml:space="preserve">8. </w:t>
+      </w:r>
+      <w:r>
+        <w:rPr>
+          <w:rFonts w:ascii="Times New Roman" w:hAnsi="Times New Roman"/>
+          <w:sz w:val="28"/>
+        </w:rPr>
+      </w:r>
+      <w:r>
+        <w:rPr>
+          <w:rFonts w:ascii="Times New Roman" w:hAnsi="Times New Roman"/>
+          <w:b/>
+          <w:sz w:val="28"/>
+        </w:rPr>
+        <w:t>`service_notes` (Служебные записки на корректировку):</w:t>
+      </w:r>
+      <w:r>
+        <w:rPr>
+          <w:rFonts w:ascii="Times New Roman" w:hAnsi="Times New Roman"/>
+          <w:sz w:val="28"/>
+        </w:rPr>
+      </w:r>
+    </w:p>
+    <w:p>
+      <w:pPr>
+        <w:spacing w:line="276" w:lineRule="auto" w:after="60"/>
+        <w:ind w:left="1134"/>
+        <w:jc w:val="both"/>
+      </w:pPr>
+      <w:r>
+        <w:rPr>
+          <w:rFonts w:ascii="Times New Roman" w:hAnsi="Times New Roman"/>
+          <w:b w:val="0"/>
+          <w:sz w:val="28"/>
+        </w:rPr>
+        <w:t xml:space="preserve">• </w:t>
+      </w:r>
+      <w:r>
+        <w:rPr>
+          <w:rFonts w:ascii="Times New Roman" w:hAnsi="Times New Roman"/>
+          <w:sz w:val="28"/>
+        </w:rPr>
+        <w:t>`id` (PK), `curriculum_id` (FK), `note_num`, `note_date`, `reason`, `releasing_dept_id` (FK), `implementing_dept_id` (FK), `status`, `created_by`, `created_at`.</w:t>
+      </w:r>
+    </w:p>
+    <w:p>
+      <w:pPr>
+        <w:spacing w:line="276" w:lineRule="auto" w:after="60"/>
+        <w:ind w:left="709"/>
+        <w:jc w:val="both"/>
+      </w:pPr>
+      <w:r>
+        <w:rPr>
+          <w:rFonts w:ascii="Times New Roman" w:hAnsi="Times New Roman"/>
+          <w:b/>
+          <w:sz w:val="28"/>
+        </w:rPr>
+        <w:t xml:space="preserve">9. </w:t>
+      </w:r>
+      <w:r>
+        <w:rPr>
+          <w:rFonts w:ascii="Times New Roman" w:hAnsi="Times New Roman"/>
+          <w:sz w:val="28"/>
+        </w:rPr>
+      </w:r>
+      <w:r>
+        <w:rPr>
+          <w:rFonts w:ascii="Times New Roman" w:hAnsi="Times New Roman"/>
+          <w:b/>
+          <w:sz w:val="28"/>
+        </w:rPr>
+        <w:t>`service_note_items` (Детализация изменений по СЗ):</w:t>
+      </w:r>
+      <w:r>
+        <w:rPr>
+          <w:rFonts w:ascii="Times New Roman" w:hAnsi="Times New Roman"/>
+          <w:sz w:val="28"/>
+        </w:rPr>
+      </w:r>
+    </w:p>
+    <w:p>
+      <w:pPr>
+        <w:spacing w:line="276" w:lineRule="auto" w:after="60"/>
+        <w:ind w:left="1134"/>
+        <w:jc w:val="both"/>
+      </w:pPr>
+      <w:r>
+        <w:rPr>
+          <w:rFonts w:ascii="Times New Roman" w:hAnsi="Times New Roman"/>
+          <w:b w:val="0"/>
+          <w:sz w:val="28"/>
+        </w:rPr>
+        <w:t xml:space="preserve">• </w:t>
+      </w:r>
+      <w:r>
+        <w:rPr>
+          <w:rFonts w:ascii="Times New Roman" w:hAnsi="Times New Roman"/>
+          <w:sz w:val="28"/>
+        </w:rPr>
+        <w:t>`id` (PK), `service_note_id` (FK), `discipline_id` (FK), `change_type`, `old_val`, `new_val`.</w:t>
+      </w:r>
+    </w:p>
+    <w:p>
+      <w:pPr>
+        <w:spacing w:line="276" w:lineRule="auto" w:after="60"/>
+        <w:ind w:left="709"/>
+        <w:jc w:val="both"/>
+      </w:pPr>
+      <w:r>
+        <w:rPr>
+          <w:rFonts w:ascii="Times New Roman" w:hAnsi="Times New Roman"/>
+          <w:b/>
+          <w:sz w:val="28"/>
+        </w:rPr>
+        <w:t xml:space="preserve">10. </w:t>
+      </w:r>
+      <w:r>
+        <w:rPr>
+          <w:rFonts w:ascii="Times New Roman" w:hAnsi="Times New Roman"/>
+          <w:sz w:val="28"/>
+        </w:rPr>
+      </w:r>
+      <w:r>
+        <w:rPr>
+          <w:rFonts w:ascii="Times New Roman" w:hAnsi="Times New Roman"/>
+          <w:b/>
+          <w:sz w:val="28"/>
+        </w:rPr>
+        <w:t>`roles` (Справочник ролей):</w:t>
+      </w:r>
+      <w:r>
+        <w:rPr>
+          <w:rFonts w:ascii="Times New Roman" w:hAnsi="Times New Roman"/>
+          <w:sz w:val="28"/>
+        </w:rPr>
+        <w:t xml:space="preserve"> `id` (PK), `role_name`, `code`, `description`.</w:t>
+      </w:r>
+    </w:p>
+    <w:p>
+      <w:pPr>
+        <w:spacing w:line="276" w:lineRule="auto" w:after="60"/>
+        <w:ind w:left="709"/>
+        <w:jc w:val="both"/>
+      </w:pPr>
+      <w:r>
+        <w:rPr>
+          <w:rFonts w:ascii="Times New Roman" w:hAnsi="Times New Roman"/>
+          <w:b/>
+          <w:sz w:val="28"/>
+        </w:rPr>
+        <w:t xml:space="preserve">11. </w:t>
+      </w:r>
+      <w:r>
+        <w:rPr>
+          <w:rFonts w:ascii="Times New Roman" w:hAnsi="Times New Roman"/>
+          <w:sz w:val="28"/>
+        </w:rPr>
+      </w:r>
+      <w:r>
+        <w:rPr>
+          <w:rFonts w:ascii="Times New Roman" w:hAnsi="Times New Roman"/>
+          <w:b/>
+          <w:sz w:val="28"/>
+        </w:rPr>
+        <w:t>`users` (Пользователи системы):</w:t>
+      </w:r>
+      <w:r>
+        <w:rPr>
+          <w:rFonts w:ascii="Times New Roman" w:hAnsi="Times New Roman"/>
+          <w:sz w:val="28"/>
+        </w:rPr>
+        <w:t xml:space="preserve"> `id` (PK), `username`, `full_name`, `email`, `role_id` (FK), `department_id` (FK), `position_title`.</w:t>
+      </w:r>
+    </w:p>
+    <w:p>
+      <w:pPr>
+        <w:spacing w:line="276" w:lineRule="auto" w:after="60"/>
+        <w:ind w:left="709"/>
+        <w:jc w:val="both"/>
+      </w:pPr>
+      <w:r>
+        <w:rPr>
+          <w:rFonts w:ascii="Times New Roman" w:hAnsi="Times New Roman"/>
+          <w:b/>
+          <w:sz w:val="28"/>
+        </w:rPr>
+        <w:t xml:space="preserve">12. </w:t>
+      </w:r>
+      <w:r>
+        <w:rPr>
+          <w:rFonts w:ascii="Times New Roman" w:hAnsi="Times New Roman"/>
+          <w:sz w:val="28"/>
+        </w:rPr>
+      </w:r>
+      <w:r>
+        <w:rPr>
+          <w:rFonts w:ascii="Times New Roman" w:hAnsi="Times New Roman"/>
+          <w:b/>
+          <w:sz w:val="28"/>
+        </w:rPr>
+        <w:t>`announcements` (Объявления и регламенты):</w:t>
+      </w:r>
+      <w:r>
+        <w:rPr>
+          <w:rFonts w:ascii="Times New Roman" w:hAnsi="Times New Roman"/>
+          <w:sz w:val="28"/>
+        </w:rPr>
+        <w:t xml:space="preserve"> `id` (PK), `title`, `category`, `publish_date`, `author_name`, `content`, `is_pinned`.</w:t>
+      </w:r>
+    </w:p>
+    <w:p>
+      <w:pPr>
+        <w:spacing w:line="276" w:lineRule="auto" w:after="60"/>
+        <w:ind w:left="709"/>
+        <w:jc w:val="both"/>
+      </w:pPr>
+      <w:r>
+        <w:rPr>
+          <w:rFonts w:ascii="Times New Roman" w:hAnsi="Times New Roman"/>
+          <w:b/>
+          <w:sz w:val="28"/>
+        </w:rPr>
+        <w:t xml:space="preserve">13. </w:t>
+      </w:r>
+      <w:r>
+        <w:rPr>
+          <w:rFonts w:ascii="Times New Roman" w:hAnsi="Times New Roman"/>
+          <w:sz w:val="28"/>
+        </w:rPr>
+      </w:r>
+      <w:r>
+        <w:rPr>
+          <w:rFonts w:ascii="Times New Roman" w:hAnsi="Times New Roman"/>
+          <w:b/>
+          <w:sz w:val="28"/>
+        </w:rPr>
+        <w:t>`audit_logs` (Журнал аудита событий):</w:t>
+      </w:r>
+      <w:r>
+        <w:rPr>
+          <w:rFonts w:ascii="Times New Roman" w:hAnsi="Times New Roman"/>
+          <w:sz w:val="28"/>
+        </w:rPr>
+        <w:t xml:space="preserve"> `id` (PK), `event_time`, `user_name`, `user_role`, `action`, `entity_name`, `status`, `ip_address`.</w:t>
+      </w:r>
+    </w:p>
+    <w:p>
+      <w:pPr>
+        <w:spacing w:line="276" w:lineRule="auto" w:after="120"/>
+        <w:ind w:firstLine="709"/>
+        <w:jc w:val="both"/>
+      </w:pPr>
+      <w:r>
+        <w:rPr>
+          <w:rFonts w:ascii="Times New Roman" w:hAnsi="Times New Roman"/>
+          <w:sz w:val="28"/>
+        </w:rPr>
+        <w:t>Исходные DDL-скрипты создания схемы расположены в `portal/database/schema.sql`, а демонстрационные данные — в `portal/database/seed.sql`.</w:t>
       </w:r>
     </w:p>
     <w:p>
@@ -616,7 +1844,21 @@
           <w:b/>
           <w:sz w:val="28"/>
         </w:rPr>
-        <w:t>5. Примеры работы</w:t>
+        <w:t>4. Развёртывание и настройка программного обеспечения</w:t>
+      </w:r>
+    </w:p>
+    <w:p>
+      <w:pPr>
+        <w:spacing w:before="160" w:after="80"/>
+        <w:jc w:val="left"/>
+      </w:pPr>
+      <w:r>
+        <w:rPr>
+          <w:rFonts w:ascii="Times New Roman" w:hAnsi="Times New Roman"/>
+          <w:b/>
+          <w:sz w:val="26"/>
+        </w:rPr>
+        <w:t>Вариант 1: Быстрый запуск (Python / встроенный SQLite)</w:t>
       </w:r>
     </w:p>
     <w:p>
@@ -630,7 +1872,121 @@
           <w:rFonts w:ascii="Times New Roman" w:hAnsi="Times New Roman"/>
           <w:sz w:val="28"/>
         </w:rPr>
-        <w:t>В приложении доступны сводная панель, учебные планы, просмотр дисциплин по семестрам, стандарты ФГОС, программы, подразделения, компетенции, служебные записки, согласование, объявления и аудит.</w:t>
+        <w:t>Сервер портала поддерживает автономный запуск без внешних зависимостей. При первом старте база данных автоматически инициализируется из `schema.sql` и `seed.sql`:</w:t>
+      </w:r>
+    </w:p>
+    <w:p>
+      <w:pPr>
+        <w:spacing w:before="120" w:after="120"/>
+        <w:ind w:left="567"/>
+      </w:pPr>
+      <w:r>
+        <w:rPr>
+          <w:rFonts w:ascii="Courier New" w:hAnsi="Courier New"/>
+          <w:sz w:val="20"/>
+        </w:rPr>
+        <w:t># Запуск из корневой папки проекта</w:t>
+        <w:br/>
+        <w:t>python3 server.py</w:t>
+        <w:br/>
+        <w:br/>
+        <w:t># Или прямой запуск из директории портала</w:t>
+        <w:br/>
+        <w:t>python3 portal/server.py</w:t>
+      </w:r>
+    </w:p>
+    <w:p>
+      <w:pPr>
+        <w:spacing w:line="276" w:lineRule="auto" w:after="120"/>
+        <w:ind w:firstLine="709"/>
+        <w:jc w:val="both"/>
+      </w:pPr>
+      <w:r>
+        <w:rPr>
+          <w:rFonts w:ascii="Times New Roman" w:hAnsi="Times New Roman"/>
+          <w:sz w:val="28"/>
+        </w:rPr>
+        <w:t>Сервер стартует по адресу: `http://0.0.0.0:8000`.</w:t>
+      </w:r>
+    </w:p>
+    <w:p>
+      <w:pPr>
+        <w:spacing w:before="160" w:after="80"/>
+        <w:jc w:val="left"/>
+      </w:pPr>
+      <w:r>
+        <w:rPr>
+          <w:rFonts w:ascii="Times New Roman" w:hAnsi="Times New Roman"/>
+          <w:b/>
+          <w:sz w:val="26"/>
+        </w:rPr>
+        <w:t>Вариант 2: Запуск на стеке PHP и MySQL/MariaDB</w:t>
+      </w:r>
+    </w:p>
+    <w:p>
+      <w:pPr>
+        <w:spacing w:line="276" w:lineRule="auto" w:after="60"/>
+        <w:ind w:left="709"/>
+        <w:jc w:val="both"/>
+      </w:pPr>
+      <w:r>
+        <w:rPr>
+          <w:rFonts w:ascii="Times New Roman" w:hAnsi="Times New Roman"/>
+          <w:b/>
+          <w:sz w:val="28"/>
+        </w:rPr>
+        <w:t xml:space="preserve">1. </w:t>
+      </w:r>
+      <w:r>
+        <w:rPr>
+          <w:rFonts w:ascii="Times New Roman" w:hAnsi="Times New Roman"/>
+          <w:sz w:val="28"/>
+        </w:rPr>
+        <w:t>Создать базу данных с кодировкой UTF-8: ```bash mysql -u root -p -e "CREATE DATABASE anok_portal CHARACTER SET utf8mb4 COLLATE utf8mb4_unicode_ci;" ```</w:t>
+      </w:r>
+    </w:p>
+    <w:p>
+      <w:pPr>
+        <w:spacing w:line="276" w:lineRule="auto" w:after="60"/>
+        <w:ind w:left="709"/>
+        <w:jc w:val="both"/>
+      </w:pPr>
+      <w:r>
+        <w:rPr>
+          <w:rFonts w:ascii="Times New Roman" w:hAnsi="Times New Roman"/>
+          <w:b/>
+          <w:sz w:val="28"/>
+        </w:rPr>
+        <w:t xml:space="preserve">2. </w:t>
+      </w:r>
+      <w:r>
+        <w:rPr>
+          <w:rFonts w:ascii="Times New Roman" w:hAnsi="Times New Roman"/>
+          <w:sz w:val="28"/>
+        </w:rPr>
+        <w:t>Импортировать структуру таблиц и сиды: ```bash mysql -u root -p anok_portal &lt; portal/database/schema.sql mysql -u root -p anok_portal &lt; portal/database/seed.sql ```</w:t>
+      </w:r>
+    </w:p>
+    <w:p>
+      <w:pPr>
+        <w:spacing w:line="276" w:lineRule="auto" w:after="60"/>
+        <w:ind w:left="709"/>
+        <w:jc w:val="both"/>
+      </w:pPr>
+      <w:r>
+        <w:rPr>
+          <w:rFonts w:ascii="Times New Roman" w:hAnsi="Times New Roman"/>
+          <w:b/>
+          <w:sz w:val="28"/>
+        </w:rPr>
+        <w:t xml:space="preserve">3. </w:t>
+      </w:r>
+      <w:r>
+        <w:rPr>
+          <w:rFonts w:ascii="Times New Roman" w:hAnsi="Times New Roman"/>
+          <w:sz w:val="28"/>
+        </w:rPr>
+        <w:t>Сконфигурировать переменные окружения и запустить встроенный PHP-сервер: ```bash export DB_HOST=127.0.0.1 export DB_PORT=3306 export DB_NAME=anok_portal export DB_USER=root export DB_PASSWORD=your_password php -S 0.0.0.0:8000 -t portal ```</w:t>
       </w:r>
     </w:p>
     <w:p>
@@ -644,7 +2000,7 @@
           <w:b/>
           <w:sz w:val="28"/>
         </w:rPr>
-        <w:t>Заключение</w:t>
+        <w:t>5. Примеры работы установленного и настроенного ПО</w:t>
       </w:r>
     </w:p>
     <w:p>
@@ -658,7 +2014,215 @@
           <w:rFonts w:ascii="Times New Roman" w:hAnsi="Times New Roman"/>
           <w:sz w:val="28"/>
         </w:rPr>
-        <w:t>Подготовлены диаграммы, MySQL/MariaDB-схема и PHP-приложение с инструкцией развертывания.</w:t>
+        <w:t>В развернутом портале функционируют все 13 ключевых пользовательских разделов:</w:t>
+      </w:r>
+    </w:p>
+    <w:p>
+      <w:pPr>
+        <w:spacing w:line="276" w:lineRule="auto" w:after="60"/>
+        <w:ind w:left="709"/>
+        <w:jc w:val="both"/>
+      </w:pPr>
+      <w:r>
+        <w:rPr>
+          <w:rFonts w:ascii="Times New Roman" w:hAnsi="Times New Roman"/>
+          <w:b w:val="0"/>
+          <w:sz w:val="28"/>
+        </w:rPr>
+        <w:t xml:space="preserve">• </w:t>
+      </w:r>
+      <w:r>
+        <w:rPr>
+          <w:rFonts w:ascii="Times New Roman" w:hAnsi="Times New Roman"/>
+          <w:sz w:val="28"/>
+        </w:rPr>
+      </w:r>
+      <w:r>
+        <w:rPr>
+          <w:rFonts w:ascii="Times New Roman" w:hAnsi="Times New Roman"/>
+          <w:b/>
+          <w:sz w:val="28"/>
+        </w:rPr>
+        <w:t>Сводная панель (`?page=dashboard`):</w:t>
+      </w:r>
+      <w:r>
+        <w:rPr>
+          <w:rFonts w:ascii="Times New Roman" w:hAnsi="Times New Roman"/>
+          <w:sz w:val="28"/>
+        </w:rPr>
+        <w:t xml:space="preserve"> отображает агрегированные карточки показателей (1 активный УП, 51 дисциплина, 3 стандарта ФГОС, 4 служебные записки) и реестр проектов.</w:t>
+      </w:r>
+    </w:p>
+    <w:p>
+      <w:pPr>
+        <w:spacing w:line="276" w:lineRule="auto" w:after="60"/>
+        <w:ind w:left="709"/>
+        <w:jc w:val="both"/>
+      </w:pPr>
+      <w:r>
+        <w:rPr>
+          <w:rFonts w:ascii="Times New Roman" w:hAnsi="Times New Roman"/>
+          <w:b w:val="0"/>
+          <w:sz w:val="28"/>
+        </w:rPr>
+        <w:t xml:space="preserve">• </w:t>
+      </w:r>
+      <w:r>
+        <w:rPr>
+          <w:rFonts w:ascii="Times New Roman" w:hAnsi="Times New Roman"/>
+          <w:sz w:val="28"/>
+        </w:rPr>
+      </w:r>
+      <w:r>
+        <w:rPr>
+          <w:rFonts w:ascii="Times New Roman" w:hAnsi="Times New Roman"/>
+          <w:b/>
+          <w:sz w:val="28"/>
+        </w:rPr>
+        <w:t>Учебный план (`?page=plan&amp;id=1&amp;sem=1..8`):</w:t>
+      </w:r>
+      <w:r>
+        <w:rPr>
+          <w:rFonts w:ascii="Times New Roman" w:hAnsi="Times New Roman"/>
+          <w:sz w:val="28"/>
+        </w:rPr>
+        <w:t xml:space="preserve"> обеспечивает переход по семестрам с контролем суммы 30 з.е. и 1080 часов на семестр.</w:t>
+      </w:r>
+    </w:p>
+    <w:p>
+      <w:pPr>
+        <w:spacing w:line="276" w:lineRule="auto" w:after="60"/>
+        <w:ind w:left="709"/>
+        <w:jc w:val="both"/>
+      </w:pPr>
+      <w:r>
+        <w:rPr>
+          <w:rFonts w:ascii="Times New Roman" w:hAnsi="Times New Roman"/>
+          <w:b w:val="0"/>
+          <w:sz w:val="28"/>
+        </w:rPr>
+        <w:t xml:space="preserve">• </w:t>
+      </w:r>
+      <w:r>
+        <w:rPr>
+          <w:rFonts w:ascii="Times New Roman" w:hAnsi="Times New Roman"/>
+          <w:sz w:val="28"/>
+        </w:rPr>
+      </w:r>
+      <w:r>
+        <w:rPr>
+          <w:rFonts w:ascii="Times New Roman" w:hAnsi="Times New Roman"/>
+          <w:b/>
+          <w:sz w:val="28"/>
+        </w:rPr>
+        <w:t>Экспертиза ФГОС (`?page=validate`):</w:t>
+      </w:r>
+      <w:r>
+        <w:rPr>
+          <w:rFonts w:ascii="Times New Roman" w:hAnsi="Times New Roman"/>
+          <w:sz w:val="28"/>
+        </w:rPr>
+        <w:t xml:space="preserve"> демонстрирует статус прохождения валидации по нормативам ФГОС 3++.</w:t>
+      </w:r>
+    </w:p>
+    <w:p>
+      <w:pPr>
+        <w:spacing w:line="276" w:lineRule="auto" w:after="60"/>
+        <w:ind w:left="709"/>
+        <w:jc w:val="both"/>
+      </w:pPr>
+      <w:r>
+        <w:rPr>
+          <w:rFonts w:ascii="Times New Roman" w:hAnsi="Times New Roman"/>
+          <w:b w:val="0"/>
+          <w:sz w:val="28"/>
+        </w:rPr>
+        <w:t xml:space="preserve">• </w:t>
+      </w:r>
+      <w:r>
+        <w:rPr>
+          <w:rFonts w:ascii="Times New Roman" w:hAnsi="Times New Roman"/>
+          <w:sz w:val="28"/>
+        </w:rPr>
+      </w:r>
+      <w:r>
+        <w:rPr>
+          <w:rFonts w:ascii="Times New Roman" w:hAnsi="Times New Roman"/>
+          <w:b/>
+          <w:sz w:val="28"/>
+        </w:rPr>
+        <w:t>Маршрут визирования (`?page=signatures`):</w:t>
+      </w:r>
+      <w:r>
+        <w:rPr>
+          <w:rFonts w:ascii="Times New Roman" w:hAnsi="Times New Roman"/>
+          <w:sz w:val="28"/>
+        </w:rPr>
+        <w:t xml:space="preserve"> отображает последовательную цепочку наложения ЭЦП с криптографическими хэшами.</w:t>
+      </w:r>
+    </w:p>
+    <w:p>
+      <w:pPr>
+        <w:spacing w:line="276" w:lineRule="auto" w:after="60"/>
+        <w:ind w:left="709"/>
+        <w:jc w:val="both"/>
+      </w:pPr>
+      <w:r>
+        <w:rPr>
+          <w:rFonts w:ascii="Times New Roman" w:hAnsi="Times New Roman"/>
+          <w:b w:val="0"/>
+          <w:sz w:val="28"/>
+        </w:rPr>
+        <w:t xml:space="preserve">• </w:t>
+      </w:r>
+      <w:r>
+        <w:rPr>
+          <w:rFonts w:ascii="Times New Roman" w:hAnsi="Times New Roman"/>
+          <w:sz w:val="28"/>
+        </w:rPr>
+      </w:r>
+      <w:r>
+        <w:rPr>
+          <w:rFonts w:ascii="Times New Roman" w:hAnsi="Times New Roman"/>
+          <w:b/>
+          <w:sz w:val="28"/>
+        </w:rPr>
+        <w:t>Служебные записки (`?page=memos`):</w:t>
+      </w:r>
+      <w:r>
+        <w:rPr>
+          <w:rFonts w:ascii="Times New Roman" w:hAnsi="Times New Roman"/>
+          <w:sz w:val="28"/>
+        </w:rPr>
+        <w:t xml:space="preserve"> фиксирует документооборот правок между кафедрами.</w:t>
+      </w:r>
+    </w:p>
+    <w:p>
+      <w:pPr>
+        <w:spacing w:before="240" w:after="120"/>
+        <w:jc w:val="left"/>
+      </w:pPr>
+      <w:r>
+        <w:rPr>
+          <w:rFonts w:ascii="Times New Roman" w:hAnsi="Times New Roman"/>
+          <w:b/>
+          <w:sz w:val="28"/>
+        </w:rPr>
+        <w:t>6. Заключение</w:t>
+      </w:r>
+    </w:p>
+    <w:p>
+      <w:pPr>
+        <w:spacing w:line="276" w:lineRule="auto" w:after="120"/>
+        <w:ind w:firstLine="709"/>
+        <w:jc w:val="both"/>
+      </w:pPr>
+      <w:r>
+        <w:rPr>
+          <w:rFonts w:ascii="Times New Roman" w:hAnsi="Times New Roman"/>
+          <w:sz w:val="28"/>
+        </w:rPr>
+        <w:t>В ходе выполнения лабораторной работы № 2 разработаны 5 ключевых архитектурных UML-диаграмм, спроектирована 3NF реляционная схема базы данных из 13 таблиц, настроена серверная среда и выполнено успешное развертывание портала с демонстрационными данными.</w:t>
       </w:r>
     </w:p>
     <w:sectPr>

--- a/reports/lab2/LR2_Report_Variant15.docx
+++ b/reports/lab2/LR2_Report_Variant15.docx
@@ -116,6 +116,8 @@
       <w:r>
         <w:rPr>
           <w:rFonts w:ascii="Times New Roman" w:hAnsi="Times New Roman"/>
+          <w:b w:val="0"/>
+          <w:i w:val="0"/>
           <w:sz w:val="28"/>
         </w:rPr>
         <w:t>Разработать комплекс архитектурных моделей корпоративного портала Центра АНОК (диаграмму компонентов, диаграмму развертывания, диаграмму классов, диаграмму последовательности и реляционную схему базы данных), спроектировать структуру таблиц базы данных в формате SQL DDL, развернуть серверное программное обеспечение и продемонстрировать примеры функционирования портала.</w:t>
@@ -158,6 +160,8 @@
       <w:r>
         <w:rPr>
           <w:rFonts w:ascii="Times New Roman" w:hAnsi="Times New Roman"/>
+          <w:b w:val="0"/>
+          <w:i w:val="0"/>
           <w:sz w:val="28"/>
         </w:rPr>
         <w:t>Диаграмма компонентов определяет модульную структуру системы и распределение обязанностей между уровнями представления, бизнес-логики и хранения данных:</w:t>
@@ -234,13 +238,8 @@
       <w:r>
         <w:rPr>
           <w:rFonts w:ascii="Times New Roman" w:hAnsi="Times New Roman"/>
-          <w:sz w:val="28"/>
-        </w:rPr>
-      </w:r>
-      <w:r>
-        <w:rPr>
-          <w:rFonts w:ascii="Times New Roman" w:hAnsi="Times New Roman"/>
           <w:b/>
+          <w:i w:val="0"/>
           <w:sz w:val="28"/>
         </w:rPr>
         <w:t>Клиентский уровень (Web Browser):</w:t>
@@ -248,6 +247,8 @@
       <w:r>
         <w:rPr>
           <w:rFonts w:ascii="Times New Roman" w:hAnsi="Times New Roman"/>
+          <w:b w:val="0"/>
+          <w:i w:val="0"/>
           <w:sz w:val="28"/>
         </w:rPr>
         <w:t xml:space="preserve"> Отвечает за рендеринг HTML/CSS интерфейса, интерактивное переключение вкладок семестров и динамическую фильтрацию таблиц на JavaScript.</w:t>
@@ -270,13 +271,8 @@
       <w:r>
         <w:rPr>
           <w:rFonts w:ascii="Times New Roman" w:hAnsi="Times New Roman"/>
-          <w:sz w:val="28"/>
-        </w:rPr>
-      </w:r>
-      <w:r>
-        <w:rPr>
-          <w:rFonts w:ascii="Times New Roman" w:hAnsi="Times New Roman"/>
           <w:b/>
+          <w:i w:val="0"/>
           <w:sz w:val="28"/>
         </w:rPr>
         <w:t>Уровень маршрутизации и контроллеров (HTTP Kernel / Router):</w:t>
@@ -284,9 +280,245 @@
       <w:r>
         <w:rPr>
           <w:rFonts w:ascii="Times New Roman" w:hAnsi="Times New Roman"/>
-          <w:sz w:val="28"/>
-        </w:rPr>
-        <w:t xml:space="preserve"> Принимает входящие HTTP GET/POST запросы, выполняет диспетчеризацию страниц (`dashboard`, `plans`, `plan`, `validate`, `signatures`, `memos`, `programs`, `competencies`, `standards`, `departments`, `announcements`, `audit`, `sitemap`).</w:t>
+          <w:b w:val="0"/>
+          <w:i w:val="0"/>
+          <w:sz w:val="28"/>
+        </w:rPr>
+        <w:t xml:space="preserve"> Принимает входящие HTTP GET/POST запросы, выполняет диспетчеризацию страниц (</w:t>
+      </w:r>
+      <w:r>
+        <w:rPr>
+          <w:rFonts w:ascii="Courier New" w:hAnsi="Courier New"/>
+          <w:b w:val="0"/>
+          <w:i w:val="0"/>
+          <w:sz w:val="28"/>
+        </w:rPr>
+        <w:t>dashboard</w:t>
+      </w:r>
+      <w:r>
+        <w:rPr>
+          <w:rFonts w:ascii="Times New Roman" w:hAnsi="Times New Roman"/>
+          <w:b w:val="0"/>
+          <w:i w:val="0"/>
+          <w:sz w:val="28"/>
+        </w:rPr>
+        <w:t xml:space="preserve">, </w:t>
+      </w:r>
+      <w:r>
+        <w:rPr>
+          <w:rFonts w:ascii="Courier New" w:hAnsi="Courier New"/>
+          <w:b w:val="0"/>
+          <w:i w:val="0"/>
+          <w:sz w:val="28"/>
+        </w:rPr>
+        <w:t>plans</w:t>
+      </w:r>
+      <w:r>
+        <w:rPr>
+          <w:rFonts w:ascii="Times New Roman" w:hAnsi="Times New Roman"/>
+          <w:b w:val="0"/>
+          <w:i w:val="0"/>
+          <w:sz w:val="28"/>
+        </w:rPr>
+        <w:t xml:space="preserve">, </w:t>
+      </w:r>
+      <w:r>
+        <w:rPr>
+          <w:rFonts w:ascii="Courier New" w:hAnsi="Courier New"/>
+          <w:b w:val="0"/>
+          <w:i w:val="0"/>
+          <w:sz w:val="28"/>
+        </w:rPr>
+        <w:t>plan</w:t>
+      </w:r>
+      <w:r>
+        <w:rPr>
+          <w:rFonts w:ascii="Times New Roman" w:hAnsi="Times New Roman"/>
+          <w:b w:val="0"/>
+          <w:i w:val="0"/>
+          <w:sz w:val="28"/>
+        </w:rPr>
+        <w:t xml:space="preserve">, </w:t>
+      </w:r>
+      <w:r>
+        <w:rPr>
+          <w:rFonts w:ascii="Courier New" w:hAnsi="Courier New"/>
+          <w:b w:val="0"/>
+          <w:i w:val="0"/>
+          <w:sz w:val="28"/>
+        </w:rPr>
+        <w:t>validate</w:t>
+      </w:r>
+      <w:r>
+        <w:rPr>
+          <w:rFonts w:ascii="Times New Roman" w:hAnsi="Times New Roman"/>
+          <w:b w:val="0"/>
+          <w:i w:val="0"/>
+          <w:sz w:val="28"/>
+        </w:rPr>
+        <w:t xml:space="preserve">, </w:t>
+      </w:r>
+      <w:r>
+        <w:rPr>
+          <w:rFonts w:ascii="Courier New" w:hAnsi="Courier New"/>
+          <w:b w:val="0"/>
+          <w:i w:val="0"/>
+          <w:sz w:val="28"/>
+        </w:rPr>
+        <w:t>signatures</w:t>
+      </w:r>
+      <w:r>
+        <w:rPr>
+          <w:rFonts w:ascii="Times New Roman" w:hAnsi="Times New Roman"/>
+          <w:b w:val="0"/>
+          <w:i w:val="0"/>
+          <w:sz w:val="28"/>
+        </w:rPr>
+        <w:t xml:space="preserve">, </w:t>
+      </w:r>
+      <w:r>
+        <w:rPr>
+          <w:rFonts w:ascii="Courier New" w:hAnsi="Courier New"/>
+          <w:b w:val="0"/>
+          <w:i w:val="0"/>
+          <w:sz w:val="28"/>
+        </w:rPr>
+        <w:t>memos</w:t>
+      </w:r>
+      <w:r>
+        <w:rPr>
+          <w:rFonts w:ascii="Times New Roman" w:hAnsi="Times New Roman"/>
+          <w:b w:val="0"/>
+          <w:i w:val="0"/>
+          <w:sz w:val="28"/>
+        </w:rPr>
+        <w:t xml:space="preserve">, </w:t>
+      </w:r>
+      <w:r>
+        <w:rPr>
+          <w:rFonts w:ascii="Courier New" w:hAnsi="Courier New"/>
+          <w:b w:val="0"/>
+          <w:i w:val="0"/>
+          <w:sz w:val="28"/>
+        </w:rPr>
+        <w:t>programs</w:t>
+      </w:r>
+      <w:r>
+        <w:rPr>
+          <w:rFonts w:ascii="Times New Roman" w:hAnsi="Times New Roman"/>
+          <w:b w:val="0"/>
+          <w:i w:val="0"/>
+          <w:sz w:val="28"/>
+        </w:rPr>
+        <w:t xml:space="preserve">, </w:t>
+      </w:r>
+      <w:r>
+        <w:rPr>
+          <w:rFonts w:ascii="Courier New" w:hAnsi="Courier New"/>
+          <w:b w:val="0"/>
+          <w:i w:val="0"/>
+          <w:sz w:val="28"/>
+        </w:rPr>
+        <w:t>competencies</w:t>
+      </w:r>
+      <w:r>
+        <w:rPr>
+          <w:rFonts w:ascii="Times New Roman" w:hAnsi="Times New Roman"/>
+          <w:b w:val="0"/>
+          <w:i w:val="0"/>
+          <w:sz w:val="28"/>
+        </w:rPr>
+        <w:t xml:space="preserve">, </w:t>
+      </w:r>
+      <w:r>
+        <w:rPr>
+          <w:rFonts w:ascii="Courier New" w:hAnsi="Courier New"/>
+          <w:b w:val="0"/>
+          <w:i w:val="0"/>
+          <w:sz w:val="28"/>
+        </w:rPr>
+        <w:t>standards</w:t>
+      </w:r>
+      <w:r>
+        <w:rPr>
+          <w:rFonts w:ascii="Times New Roman" w:hAnsi="Times New Roman"/>
+          <w:b w:val="0"/>
+          <w:i w:val="0"/>
+          <w:sz w:val="28"/>
+        </w:rPr>
+        <w:t xml:space="preserve">, </w:t>
+      </w:r>
+      <w:r>
+        <w:rPr>
+          <w:rFonts w:ascii="Courier New" w:hAnsi="Courier New"/>
+          <w:b w:val="0"/>
+          <w:i w:val="0"/>
+          <w:sz w:val="28"/>
+        </w:rPr>
+        <w:t>departments</w:t>
+      </w:r>
+      <w:r>
+        <w:rPr>
+          <w:rFonts w:ascii="Times New Roman" w:hAnsi="Times New Roman"/>
+          <w:b w:val="0"/>
+          <w:i w:val="0"/>
+          <w:sz w:val="28"/>
+        </w:rPr>
+        <w:t xml:space="preserve">, </w:t>
+      </w:r>
+      <w:r>
+        <w:rPr>
+          <w:rFonts w:ascii="Courier New" w:hAnsi="Courier New"/>
+          <w:b w:val="0"/>
+          <w:i w:val="0"/>
+          <w:sz w:val="28"/>
+        </w:rPr>
+        <w:t>announcements</w:t>
+      </w:r>
+      <w:r>
+        <w:rPr>
+          <w:rFonts w:ascii="Times New Roman" w:hAnsi="Times New Roman"/>
+          <w:b w:val="0"/>
+          <w:i w:val="0"/>
+          <w:sz w:val="28"/>
+        </w:rPr>
+        <w:t xml:space="preserve">, </w:t>
+      </w:r>
+      <w:r>
+        <w:rPr>
+          <w:rFonts w:ascii="Courier New" w:hAnsi="Courier New"/>
+          <w:b w:val="0"/>
+          <w:i w:val="0"/>
+          <w:sz w:val="28"/>
+        </w:rPr>
+        <w:t>audit</w:t>
+      </w:r>
+      <w:r>
+        <w:rPr>
+          <w:rFonts w:ascii="Times New Roman" w:hAnsi="Times New Roman"/>
+          <w:b w:val="0"/>
+          <w:i w:val="0"/>
+          <w:sz w:val="28"/>
+        </w:rPr>
+        <w:t xml:space="preserve">, </w:t>
+      </w:r>
+      <w:r>
+        <w:rPr>
+          <w:rFonts w:ascii="Courier New" w:hAnsi="Courier New"/>
+          <w:b w:val="0"/>
+          <w:i w:val="0"/>
+          <w:sz w:val="28"/>
+        </w:rPr>
+        <w:t>sitemap</w:t>
+      </w:r>
+      <w:r>
+        <w:rPr>
+          <w:rFonts w:ascii="Times New Roman" w:hAnsi="Times New Roman"/>
+          <w:b w:val="0"/>
+          <w:i w:val="0"/>
+          <w:sz w:val="28"/>
+        </w:rPr>
+        <w:t>).</w:t>
       </w:r>
     </w:p>
     <w:p>
@@ -306,22 +538,11 @@
       <w:r>
         <w:rPr>
           <w:rFonts w:ascii="Times New Roman" w:hAnsi="Times New Roman"/>
-          <w:sz w:val="28"/>
-        </w:rPr>
-      </w:r>
-      <w:r>
-        <w:rPr>
-          <w:rFonts w:ascii="Times New Roman" w:hAnsi="Times New Roman"/>
           <w:b/>
+          <w:i w:val="0"/>
           <w:sz w:val="28"/>
         </w:rPr>
         <w:t>Уровень бизнес-логики (Service Layer):</w:t>
-      </w:r>
-      <w:r>
-        <w:rPr>
-          <w:rFonts w:ascii="Times New Roman" w:hAnsi="Times New Roman"/>
-          <w:sz w:val="28"/>
-        </w:rPr>
       </w:r>
     </w:p>
     <w:p>
@@ -340,10 +561,21 @@
       </w:r>
       <w:r>
         <w:rPr>
-          <w:rFonts w:ascii="Times New Roman" w:hAnsi="Times New Roman"/>
-          <w:sz w:val="28"/>
-        </w:rPr>
-        <w:t>`CurriculumService` — расчет кредитов, часов, балансировка семестровой нагрузки;</w:t>
+          <w:rFonts w:ascii="Courier New" w:hAnsi="Courier New"/>
+          <w:b w:val="0"/>
+          <w:i w:val="0"/>
+          <w:sz w:val="28"/>
+        </w:rPr>
+        <w:t>CurriculumService</w:t>
+      </w:r>
+      <w:r>
+        <w:rPr>
+          <w:rFonts w:ascii="Times New Roman" w:hAnsi="Times New Roman"/>
+          <w:b w:val="0"/>
+          <w:i w:val="0"/>
+          <w:sz w:val="28"/>
+        </w:rPr>
+        <w:t xml:space="preserve"> — расчет кредитов, часов, балансировка семестровой нагрузки;</w:t>
       </w:r>
     </w:p>
     <w:p>
@@ -362,10 +594,21 @@
       </w:r>
       <w:r>
         <w:rPr>
-          <w:rFonts w:ascii="Times New Roman" w:hAnsi="Times New Roman"/>
-          <w:sz w:val="28"/>
-        </w:rPr>
-        <w:t>`ValidationEngine` — алгоритмическая проверка параметров плана на соответствие нормативам ФГОС ВО 3++;</w:t>
+          <w:rFonts w:ascii="Courier New" w:hAnsi="Courier New"/>
+          <w:b w:val="0"/>
+          <w:i w:val="0"/>
+          <w:sz w:val="28"/>
+        </w:rPr>
+        <w:t>ValidationEngine</w:t>
+      </w:r>
+      <w:r>
+        <w:rPr>
+          <w:rFonts w:ascii="Times New Roman" w:hAnsi="Times New Roman"/>
+          <w:b w:val="0"/>
+          <w:i w:val="0"/>
+          <w:sz w:val="28"/>
+        </w:rPr>
+        <w:t xml:space="preserve"> — алгоритмическая проверка параметров плана на соответствие нормативам ФГОС ВО 3++;</w:t>
       </w:r>
     </w:p>
     <w:p>
@@ -384,10 +627,21 @@
       </w:r>
       <w:r>
         <w:rPr>
-          <w:rFonts w:ascii="Times New Roman" w:hAnsi="Times New Roman"/>
-          <w:sz w:val="28"/>
-        </w:rPr>
-        <w:t>`WorkflowManager` — управление цепочкой визирования и регистрация электронных цифровых подписей (ЭЦП);</w:t>
+          <w:rFonts w:ascii="Courier New" w:hAnsi="Courier New"/>
+          <w:b w:val="0"/>
+          <w:i w:val="0"/>
+          <w:sz w:val="28"/>
+        </w:rPr>
+        <w:t>WorkflowManager</w:t>
+      </w:r>
+      <w:r>
+        <w:rPr>
+          <w:rFonts w:ascii="Times New Roman" w:hAnsi="Times New Roman"/>
+          <w:b w:val="0"/>
+          <w:i w:val="0"/>
+          <w:sz w:val="28"/>
+        </w:rPr>
+        <w:t xml:space="preserve"> — управление цепочкой визирования и регистрация электронных цифровых подписей (ЭЦП);</w:t>
       </w:r>
     </w:p>
     <w:p>
@@ -406,10 +660,21 @@
       </w:r>
       <w:r>
         <w:rPr>
-          <w:rFonts w:ascii="Times New Roman" w:hAnsi="Times New Roman"/>
-          <w:sz w:val="28"/>
-        </w:rPr>
-        <w:t>`MemoManager` — обработка служебных записок на изменение дисциплин;</w:t>
+          <w:rFonts w:ascii="Courier New" w:hAnsi="Courier New"/>
+          <w:b w:val="0"/>
+          <w:i w:val="0"/>
+          <w:sz w:val="28"/>
+        </w:rPr>
+        <w:t>MemoManager</w:t>
+      </w:r>
+      <w:r>
+        <w:rPr>
+          <w:rFonts w:ascii="Times New Roman" w:hAnsi="Times New Roman"/>
+          <w:b w:val="0"/>
+          <w:i w:val="0"/>
+          <w:sz w:val="28"/>
+        </w:rPr>
+        <w:t xml:space="preserve"> — обработка служебных записок на изменение дисциплин;</w:t>
       </w:r>
     </w:p>
     <w:p>
@@ -428,10 +693,21 @@
       </w:r>
       <w:r>
         <w:rPr>
-          <w:rFonts w:ascii="Times New Roman" w:hAnsi="Times New Roman"/>
-          <w:sz w:val="28"/>
-        </w:rPr>
-        <w:t>`AuditLogger` — сквозное протоколирование действий пользователей.</w:t>
+          <w:rFonts w:ascii="Courier New" w:hAnsi="Courier New"/>
+          <w:b w:val="0"/>
+          <w:i w:val="0"/>
+          <w:sz w:val="28"/>
+        </w:rPr>
+        <w:t>AuditLogger</w:t>
+      </w:r>
+      <w:r>
+        <w:rPr>
+          <w:rFonts w:ascii="Times New Roman" w:hAnsi="Times New Roman"/>
+          <w:b w:val="0"/>
+          <w:i w:val="0"/>
+          <w:sz w:val="28"/>
+        </w:rPr>
+        <w:t xml:space="preserve"> — сквозное протоколирование действий пользователей.</w:t>
       </w:r>
     </w:p>
     <w:p>
@@ -451,13 +727,8 @@
       <w:r>
         <w:rPr>
           <w:rFonts w:ascii="Times New Roman" w:hAnsi="Times New Roman"/>
-          <w:sz w:val="28"/>
-        </w:rPr>
-      </w:r>
-      <w:r>
-        <w:rPr>
-          <w:rFonts w:ascii="Times New Roman" w:hAnsi="Times New Roman"/>
           <w:b/>
+          <w:i w:val="0"/>
           <w:sz w:val="28"/>
         </w:rPr>
         <w:t>Уровень доступа к данным (Data Access Layer):</w:t>
@@ -465,9 +736,29 @@
       <w:r>
         <w:rPr>
           <w:rFonts w:ascii="Times New Roman" w:hAnsi="Times New Roman"/>
-          <w:sz w:val="28"/>
-        </w:rPr>
-        <w:t xml:space="preserve"> PDO / SQLite DB Layer с использованием параметризованных подготовленных запросов (`Prepared Statements`).</w:t>
+          <w:b w:val="0"/>
+          <w:i w:val="0"/>
+          <w:sz w:val="28"/>
+        </w:rPr>
+        <w:t xml:space="preserve"> PDO / SQLite DB Layer с использованием параметризованных подготовленных запросов (</w:t>
+      </w:r>
+      <w:r>
+        <w:rPr>
+          <w:rFonts w:ascii="Courier New" w:hAnsi="Courier New"/>
+          <w:b w:val="0"/>
+          <w:i w:val="0"/>
+          <w:sz w:val="28"/>
+        </w:rPr>
+        <w:t>Prepared Statements</w:t>
+      </w:r>
+      <w:r>
+        <w:rPr>
+          <w:rFonts w:ascii="Times New Roman" w:hAnsi="Times New Roman"/>
+          <w:b w:val="0"/>
+          <w:i w:val="0"/>
+          <w:sz w:val="28"/>
+        </w:rPr>
+        <w:t>).</w:t>
       </w:r>
     </w:p>
     <w:p>
@@ -493,6 +784,8 @@
       <w:r>
         <w:rPr>
           <w:rFonts w:ascii="Times New Roman" w:hAnsi="Times New Roman"/>
+          <w:b w:val="0"/>
+          <w:i w:val="0"/>
           <w:sz w:val="28"/>
         </w:rPr>
         <w:t>Диаграмма развертывания отображает физическую топологию вычислительных узлов, сетевые протоколы и размещение программных компонентов:</w:t>
@@ -569,13 +862,8 @@
       <w:r>
         <w:rPr>
           <w:rFonts w:ascii="Times New Roman" w:hAnsi="Times New Roman"/>
-          <w:sz w:val="28"/>
-        </w:rPr>
-      </w:r>
-      <w:r>
-        <w:rPr>
-          <w:rFonts w:ascii="Times New Roman" w:hAnsi="Times New Roman"/>
           <w:b/>
+          <w:i w:val="0"/>
           <w:sz w:val="28"/>
         </w:rPr>
         <w:t>Рабочее место пользователя (Client Workstation):</w:t>
@@ -583,6 +871,8 @@
       <w:r>
         <w:rPr>
           <w:rFonts w:ascii="Times New Roman" w:hAnsi="Times New Roman"/>
+          <w:b w:val="0"/>
+          <w:i w:val="0"/>
           <w:sz w:val="28"/>
         </w:rPr>
         <w:t xml:space="preserve"> Современный веб-браузер с поддержкой HTML5/CSS3. Взаимодействие осуществляется по протоколу HTTP/HTTPS через TCP-порт 8000.</w:t>
@@ -605,13 +895,8 @@
       <w:r>
         <w:rPr>
           <w:rFonts w:ascii="Times New Roman" w:hAnsi="Times New Roman"/>
-          <w:sz w:val="28"/>
-        </w:rPr>
-      </w:r>
-      <w:r>
-        <w:rPr>
-          <w:rFonts w:ascii="Times New Roman" w:hAnsi="Times New Roman"/>
           <w:b/>
+          <w:i w:val="0"/>
           <w:sz w:val="28"/>
         </w:rPr>
         <w:t>Сервер приложений (Web &amp; Application Server):</w:t>
@@ -619,6 +904,8 @@
       <w:r>
         <w:rPr>
           <w:rFonts w:ascii="Times New Roman" w:hAnsi="Times New Roman"/>
+          <w:b w:val="0"/>
+          <w:i w:val="0"/>
           <w:sz w:val="28"/>
         </w:rPr>
         <w:t xml:space="preserve"> Многопоточный HTTP-сервер портала (PHP / Python runtime), обеспечивающий обработку входящих соединений, генерацию динамического контента и исполнение бизнес-правил.</w:t>
@@ -641,13 +928,8 @@
       <w:r>
         <w:rPr>
           <w:rFonts w:ascii="Times New Roman" w:hAnsi="Times New Roman"/>
-          <w:sz w:val="28"/>
-        </w:rPr>
-      </w:r>
-      <w:r>
-        <w:rPr>
-          <w:rFonts w:ascii="Times New Roman" w:hAnsi="Times New Roman"/>
           <w:b/>
+          <w:i w:val="0"/>
           <w:sz w:val="28"/>
         </w:rPr>
         <w:t>Сервер баз данных (Database Server):</w:t>
@@ -655,9 +937,29 @@
       <w:r>
         <w:rPr>
           <w:rFonts w:ascii="Times New Roman" w:hAnsi="Times New Roman"/>
-          <w:sz w:val="28"/>
-        </w:rPr>
-        <w:t xml:space="preserve"> Реляционная СУБД MySQL/MariaDB (порт 3306) или встроенный высокопроизводительный движок SQLite (`portal.db`), обеспечивающий надежное транзакционное хранение (ACID) нормативно-справочных данных.</w:t>
+          <w:b w:val="0"/>
+          <w:i w:val="0"/>
+          <w:sz w:val="28"/>
+        </w:rPr>
+        <w:t xml:space="preserve"> Реляционная СУБД MySQL/MariaDB (порт 3306) или встроенный высокопроизводительный движок SQLite (</w:t>
+      </w:r>
+      <w:r>
+        <w:rPr>
+          <w:rFonts w:ascii="Courier New" w:hAnsi="Courier New"/>
+          <w:b w:val="0"/>
+          <w:i w:val="0"/>
+          <w:sz w:val="28"/>
+        </w:rPr>
+        <w:t>portal.db</w:t>
+      </w:r>
+      <w:r>
+        <w:rPr>
+          <w:rFonts w:ascii="Times New Roman" w:hAnsi="Times New Roman"/>
+          <w:b w:val="0"/>
+          <w:i w:val="0"/>
+          <w:sz w:val="28"/>
+        </w:rPr>
+        <w:t>), обеспечивающий надежное транзакционное хранение (ACID) нормативно-справочных данных.</w:t>
       </w:r>
     </w:p>
     <w:p>
@@ -683,6 +985,8 @@
       <w:r>
         <w:rPr>
           <w:rFonts w:ascii="Times New Roman" w:hAnsi="Times New Roman"/>
+          <w:b w:val="0"/>
+          <w:i w:val="0"/>
           <w:sz w:val="28"/>
         </w:rPr>
         <w:t>Диаграмма классов описывает объектную модель предметной области и взаимосвязи сущностей:</w:t>
@@ -758,10 +1062,75 @@
       </w:r>
       <w:r>
         <w:rPr>
-          <w:rFonts w:ascii="Times New Roman" w:hAnsi="Times New Roman"/>
-          <w:sz w:val="28"/>
-        </w:rPr>
-        <w:t>`Curriculum` (Учебный план) — агрегирует коллекцию дисциплин `CurriculumDiscipline`, связан с образовательной программой `EducationalProgram` и этапами визирования `DocumentSignature`.</w:t>
+          <w:rFonts w:ascii="Courier New" w:hAnsi="Courier New"/>
+          <w:b w:val="0"/>
+          <w:i w:val="0"/>
+          <w:sz w:val="28"/>
+        </w:rPr>
+        <w:t>Curriculum</w:t>
+      </w:r>
+      <w:r>
+        <w:rPr>
+          <w:rFonts w:ascii="Times New Roman" w:hAnsi="Times New Roman"/>
+          <w:b w:val="0"/>
+          <w:i w:val="0"/>
+          <w:sz w:val="28"/>
+        </w:rPr>
+        <w:t xml:space="preserve"> (Учебный план) — агрегирует коллекцию дисциплин </w:t>
+      </w:r>
+      <w:r>
+        <w:rPr>
+          <w:rFonts w:ascii="Courier New" w:hAnsi="Courier New"/>
+          <w:b w:val="0"/>
+          <w:i w:val="0"/>
+          <w:sz w:val="28"/>
+        </w:rPr>
+        <w:t>CurriculumDiscipline</w:t>
+      </w:r>
+      <w:r>
+        <w:rPr>
+          <w:rFonts w:ascii="Times New Roman" w:hAnsi="Times New Roman"/>
+          <w:b w:val="0"/>
+          <w:i w:val="0"/>
+          <w:sz w:val="28"/>
+        </w:rPr>
+        <w:t xml:space="preserve">, связан с образовательной программой </w:t>
+      </w:r>
+      <w:r>
+        <w:rPr>
+          <w:rFonts w:ascii="Courier New" w:hAnsi="Courier New"/>
+          <w:b w:val="0"/>
+          <w:i w:val="0"/>
+          <w:sz w:val="28"/>
+        </w:rPr>
+        <w:t>EducationalProgram</w:t>
+      </w:r>
+      <w:r>
+        <w:rPr>
+          <w:rFonts w:ascii="Times New Roman" w:hAnsi="Times New Roman"/>
+          <w:b w:val="0"/>
+          <w:i w:val="0"/>
+          <w:sz w:val="28"/>
+        </w:rPr>
+        <w:t xml:space="preserve"> и этапами визирования </w:t>
+      </w:r>
+      <w:r>
+        <w:rPr>
+          <w:rFonts w:ascii="Courier New" w:hAnsi="Courier New"/>
+          <w:b w:val="0"/>
+          <w:i w:val="0"/>
+          <w:sz w:val="28"/>
+        </w:rPr>
+        <w:t>DocumentSignature</w:t>
+      </w:r>
+      <w:r>
+        <w:rPr>
+          <w:rFonts w:ascii="Times New Roman" w:hAnsi="Times New Roman"/>
+          <w:b w:val="0"/>
+          <w:i w:val="0"/>
+          <w:sz w:val="28"/>
+        </w:rPr>
+        <w:t>.</w:t>
       </w:r>
     </w:p>
     <w:p>
@@ -780,10 +1149,147 @@
       </w:r>
       <w:r>
         <w:rPr>
-          <w:rFonts w:ascii="Times New Roman" w:hAnsi="Times New Roman"/>
-          <w:sz w:val="28"/>
-        </w:rPr>
-        <w:t>`CurriculumDiscipline` (Дисциплина плана) — содержит атрибуты трудоемкости (`credits_ze`, `total_hours`, `lecture_hours`, `lab_hours`, `practice_hours`, `self_study_hours`), форму контроля и ссылку на обеспечивающую кафедру `Department`.</w:t>
+          <w:rFonts w:ascii="Courier New" w:hAnsi="Courier New"/>
+          <w:b w:val="0"/>
+          <w:i w:val="0"/>
+          <w:sz w:val="28"/>
+        </w:rPr>
+        <w:t>CurriculumDiscipline</w:t>
+      </w:r>
+      <w:r>
+        <w:rPr>
+          <w:rFonts w:ascii="Times New Roman" w:hAnsi="Times New Roman"/>
+          <w:b w:val="0"/>
+          <w:i w:val="0"/>
+          <w:sz w:val="28"/>
+        </w:rPr>
+        <w:t xml:space="preserve"> (Дисциплина плана) — содержит атрибуты трудоемкости (</w:t>
+      </w:r>
+      <w:r>
+        <w:rPr>
+          <w:rFonts w:ascii="Courier New" w:hAnsi="Courier New"/>
+          <w:b w:val="0"/>
+          <w:i w:val="0"/>
+          <w:sz w:val="28"/>
+        </w:rPr>
+        <w:t>credits_ze</w:t>
+      </w:r>
+      <w:r>
+        <w:rPr>
+          <w:rFonts w:ascii="Times New Roman" w:hAnsi="Times New Roman"/>
+          <w:b w:val="0"/>
+          <w:i w:val="0"/>
+          <w:sz w:val="28"/>
+        </w:rPr>
+        <w:t xml:space="preserve">, </w:t>
+      </w:r>
+      <w:r>
+        <w:rPr>
+          <w:rFonts w:ascii="Courier New" w:hAnsi="Courier New"/>
+          <w:b w:val="0"/>
+          <w:i w:val="0"/>
+          <w:sz w:val="28"/>
+        </w:rPr>
+        <w:t>total_hours</w:t>
+      </w:r>
+      <w:r>
+        <w:rPr>
+          <w:rFonts w:ascii="Times New Roman" w:hAnsi="Times New Roman"/>
+          <w:b w:val="0"/>
+          <w:i w:val="0"/>
+          <w:sz w:val="28"/>
+        </w:rPr>
+        <w:t xml:space="preserve">, </w:t>
+      </w:r>
+      <w:r>
+        <w:rPr>
+          <w:rFonts w:ascii="Courier New" w:hAnsi="Courier New"/>
+          <w:b w:val="0"/>
+          <w:i w:val="0"/>
+          <w:sz w:val="28"/>
+        </w:rPr>
+        <w:t>lecture_hours</w:t>
+      </w:r>
+      <w:r>
+        <w:rPr>
+          <w:rFonts w:ascii="Times New Roman" w:hAnsi="Times New Roman"/>
+          <w:b w:val="0"/>
+          <w:i w:val="0"/>
+          <w:sz w:val="28"/>
+        </w:rPr>
+        <w:t xml:space="preserve">, </w:t>
+      </w:r>
+      <w:r>
+        <w:rPr>
+          <w:rFonts w:ascii="Courier New" w:hAnsi="Courier New"/>
+          <w:b w:val="0"/>
+          <w:i w:val="0"/>
+          <w:sz w:val="28"/>
+        </w:rPr>
+        <w:t>lab_hours</w:t>
+      </w:r>
+      <w:r>
+        <w:rPr>
+          <w:rFonts w:ascii="Times New Roman" w:hAnsi="Times New Roman"/>
+          <w:b w:val="0"/>
+          <w:i w:val="0"/>
+          <w:sz w:val="28"/>
+        </w:rPr>
+        <w:t xml:space="preserve">, </w:t>
+      </w:r>
+      <w:r>
+        <w:rPr>
+          <w:rFonts w:ascii="Courier New" w:hAnsi="Courier New"/>
+          <w:b w:val="0"/>
+          <w:i w:val="0"/>
+          <w:sz w:val="28"/>
+        </w:rPr>
+        <w:t>practice_hours</w:t>
+      </w:r>
+      <w:r>
+        <w:rPr>
+          <w:rFonts w:ascii="Times New Roman" w:hAnsi="Times New Roman"/>
+          <w:b w:val="0"/>
+          <w:i w:val="0"/>
+          <w:sz w:val="28"/>
+        </w:rPr>
+        <w:t xml:space="preserve">, </w:t>
+      </w:r>
+      <w:r>
+        <w:rPr>
+          <w:rFonts w:ascii="Courier New" w:hAnsi="Courier New"/>
+          <w:b w:val="0"/>
+          <w:i w:val="0"/>
+          <w:sz w:val="28"/>
+        </w:rPr>
+        <w:t>self_study_hours</w:t>
+      </w:r>
+      <w:r>
+        <w:rPr>
+          <w:rFonts w:ascii="Times New Roman" w:hAnsi="Times New Roman"/>
+          <w:b w:val="0"/>
+          <w:i w:val="0"/>
+          <w:sz w:val="28"/>
+        </w:rPr>
+        <w:t xml:space="preserve">), форму контроля и ссылку на обеспечивающую кафедру </w:t>
+      </w:r>
+      <w:r>
+        <w:rPr>
+          <w:rFonts w:ascii="Courier New" w:hAnsi="Courier New"/>
+          <w:b w:val="0"/>
+          <w:i w:val="0"/>
+          <w:sz w:val="28"/>
+        </w:rPr>
+        <w:t>Department</w:t>
+      </w:r>
+      <w:r>
+        <w:rPr>
+          <w:rFonts w:ascii="Times New Roman" w:hAnsi="Times New Roman"/>
+          <w:b w:val="0"/>
+          <w:i w:val="0"/>
+          <w:sz w:val="28"/>
+        </w:rPr>
+        <w:t>.</w:t>
       </w:r>
     </w:p>
     <w:p>
@@ -802,10 +1308,93 @@
       </w:r>
       <w:r>
         <w:rPr>
-          <w:rFonts w:ascii="Times New Roman" w:hAnsi="Times New Roman"/>
-          <w:sz w:val="28"/>
-        </w:rPr>
-        <w:t>`StandardFGOS` (Стандарт ФГОС) — содержит нормативные пороги (`total_credits`, `max_exams_per_session`, `min_practice_credits`, `min_gia_credits`).</w:t>
+          <w:rFonts w:ascii="Courier New" w:hAnsi="Courier New"/>
+          <w:b w:val="0"/>
+          <w:i w:val="0"/>
+          <w:sz w:val="28"/>
+        </w:rPr>
+        <w:t>StandardFGOS</w:t>
+      </w:r>
+      <w:r>
+        <w:rPr>
+          <w:rFonts w:ascii="Times New Roman" w:hAnsi="Times New Roman"/>
+          <w:b w:val="0"/>
+          <w:i w:val="0"/>
+          <w:sz w:val="28"/>
+        </w:rPr>
+        <w:t xml:space="preserve"> (Стандарт ФГОС) — содержит нормативные пороги (</w:t>
+      </w:r>
+      <w:r>
+        <w:rPr>
+          <w:rFonts w:ascii="Courier New" w:hAnsi="Courier New"/>
+          <w:b w:val="0"/>
+          <w:i w:val="0"/>
+          <w:sz w:val="28"/>
+        </w:rPr>
+        <w:t>total_credits</w:t>
+      </w:r>
+      <w:r>
+        <w:rPr>
+          <w:rFonts w:ascii="Times New Roman" w:hAnsi="Times New Roman"/>
+          <w:b w:val="0"/>
+          <w:i w:val="0"/>
+          <w:sz w:val="28"/>
+        </w:rPr>
+        <w:t xml:space="preserve">, </w:t>
+      </w:r>
+      <w:r>
+        <w:rPr>
+          <w:rFonts w:ascii="Courier New" w:hAnsi="Courier New"/>
+          <w:b w:val="0"/>
+          <w:i w:val="0"/>
+          <w:sz w:val="28"/>
+        </w:rPr>
+        <w:t>max_exams_per_session</w:t>
+      </w:r>
+      <w:r>
+        <w:rPr>
+          <w:rFonts w:ascii="Times New Roman" w:hAnsi="Times New Roman"/>
+          <w:b w:val="0"/>
+          <w:i w:val="0"/>
+          <w:sz w:val="28"/>
+        </w:rPr>
+        <w:t xml:space="preserve">, </w:t>
+      </w:r>
+      <w:r>
+        <w:rPr>
+          <w:rFonts w:ascii="Courier New" w:hAnsi="Courier New"/>
+          <w:b w:val="0"/>
+          <w:i w:val="0"/>
+          <w:sz w:val="28"/>
+        </w:rPr>
+        <w:t>min_practice_credits</w:t>
+      </w:r>
+      <w:r>
+        <w:rPr>
+          <w:rFonts w:ascii="Times New Roman" w:hAnsi="Times New Roman"/>
+          <w:b w:val="0"/>
+          <w:i w:val="0"/>
+          <w:sz w:val="28"/>
+        </w:rPr>
+        <w:t xml:space="preserve">, </w:t>
+      </w:r>
+      <w:r>
+        <w:rPr>
+          <w:rFonts w:ascii="Courier New" w:hAnsi="Courier New"/>
+          <w:b w:val="0"/>
+          <w:i w:val="0"/>
+          <w:sz w:val="28"/>
+        </w:rPr>
+        <w:t>min_gia_credits</w:t>
+      </w:r>
+      <w:r>
+        <w:rPr>
+          <w:rFonts w:ascii="Times New Roman" w:hAnsi="Times New Roman"/>
+          <w:b w:val="0"/>
+          <w:i w:val="0"/>
+          <w:sz w:val="28"/>
+        </w:rPr>
+        <w:t>).</w:t>
       </w:r>
     </w:p>
     <w:p>
@@ -824,10 +1413,39 @@
       </w:r>
       <w:r>
         <w:rPr>
-          <w:rFonts w:ascii="Times New Roman" w:hAnsi="Times New Roman"/>
-          <w:sz w:val="28"/>
-        </w:rPr>
-        <w:t>`ServiceNote` и `ServiceNoteItem` — описывают заявку на изменение дисциплины («Было» → «Стало») с маршрутом согласования между кафедрами.</w:t>
+          <w:rFonts w:ascii="Courier New" w:hAnsi="Courier New"/>
+          <w:b w:val="0"/>
+          <w:i w:val="0"/>
+          <w:sz w:val="28"/>
+        </w:rPr>
+        <w:t>ServiceNote</w:t>
+      </w:r>
+      <w:r>
+        <w:rPr>
+          <w:rFonts w:ascii="Times New Roman" w:hAnsi="Times New Roman"/>
+          <w:b w:val="0"/>
+          <w:i w:val="0"/>
+          <w:sz w:val="28"/>
+        </w:rPr>
+        <w:t xml:space="preserve"> и </w:t>
+      </w:r>
+      <w:r>
+        <w:rPr>
+          <w:rFonts w:ascii="Courier New" w:hAnsi="Courier New"/>
+          <w:b w:val="0"/>
+          <w:i w:val="0"/>
+          <w:sz w:val="28"/>
+        </w:rPr>
+        <w:t>ServiceNoteItem</w:t>
+      </w:r>
+      <w:r>
+        <w:rPr>
+          <w:rFonts w:ascii="Times New Roman" w:hAnsi="Times New Roman"/>
+          <w:b w:val="0"/>
+          <w:i w:val="0"/>
+          <w:sz w:val="28"/>
+        </w:rPr>
+        <w:t xml:space="preserve"> — описывают заявку на изменение дисциплины («Было» → «Стало») с маршрутом согласования между кафедрами.</w:t>
       </w:r>
     </w:p>
     <w:p>
@@ -846,10 +1464,39 @@
       </w:r>
       <w:r>
         <w:rPr>
-          <w:rFonts w:ascii="Times New Roman" w:hAnsi="Times New Roman"/>
-          <w:sz w:val="28"/>
-        </w:rPr>
-        <w:t>`User` и `Role` — обеспечивают идентификацию пользователей и ролевое разграничение прав доступа.</w:t>
+          <w:rFonts w:ascii="Courier New" w:hAnsi="Courier New"/>
+          <w:b w:val="0"/>
+          <w:i w:val="0"/>
+          <w:sz w:val="28"/>
+        </w:rPr>
+        <w:t>User</w:t>
+      </w:r>
+      <w:r>
+        <w:rPr>
+          <w:rFonts w:ascii="Times New Roman" w:hAnsi="Times New Roman"/>
+          <w:b w:val="0"/>
+          <w:i w:val="0"/>
+          <w:sz w:val="28"/>
+        </w:rPr>
+        <w:t xml:space="preserve"> и </w:t>
+      </w:r>
+      <w:r>
+        <w:rPr>
+          <w:rFonts w:ascii="Courier New" w:hAnsi="Courier New"/>
+          <w:b w:val="0"/>
+          <w:i w:val="0"/>
+          <w:sz w:val="28"/>
+        </w:rPr>
+        <w:t>Role</w:t>
+      </w:r>
+      <w:r>
+        <w:rPr>
+          <w:rFonts w:ascii="Times New Roman" w:hAnsi="Times New Roman"/>
+          <w:b w:val="0"/>
+          <w:i w:val="0"/>
+          <w:sz w:val="28"/>
+        </w:rPr>
+        <w:t xml:space="preserve"> — обеспечивают идентификацию пользователей и ролевое разграничение прав доступа.</w:t>
       </w:r>
     </w:p>
     <w:p>
@@ -868,10 +1515,21 @@
       </w:r>
       <w:r>
         <w:rPr>
-          <w:rFonts w:ascii="Times New Roman" w:hAnsi="Times New Roman"/>
-          <w:sz w:val="28"/>
-        </w:rPr>
-        <w:t>`AuditLog` — сохраняет неизменяемый журнал событий безопасности.</w:t>
+          <w:rFonts w:ascii="Courier New" w:hAnsi="Courier New"/>
+          <w:b w:val="0"/>
+          <w:i w:val="0"/>
+          <w:sz w:val="28"/>
+        </w:rPr>
+        <w:t>AuditLog</w:t>
+      </w:r>
+      <w:r>
+        <w:rPr>
+          <w:rFonts w:ascii="Times New Roman" w:hAnsi="Times New Roman"/>
+          <w:b w:val="0"/>
+          <w:i w:val="0"/>
+          <w:sz w:val="28"/>
+        </w:rPr>
+        <w:t xml:space="preserve"> — сохраняет неизменяемый журнал событий безопасности.</w:t>
       </w:r>
     </w:p>
     <w:p>
@@ -897,6 +1555,8 @@
       <w:r>
         <w:rPr>
           <w:rFonts w:ascii="Times New Roman" w:hAnsi="Times New Roman"/>
+          <w:b w:val="0"/>
+          <w:i w:val="0"/>
           <w:sz w:val="28"/>
         </w:rPr>
         <w:t>Диаграмма последовательности отражает сквозной сценарий экспертизы, автоматической валидации и утверждения учебного плана:</w:t>
@@ -973,6 +1633,8 @@
       <w:r>
         <w:rPr>
           <w:rFonts w:ascii="Times New Roman" w:hAnsi="Times New Roman"/>
+          <w:b w:val="0"/>
+          <w:i w:val="0"/>
           <w:sz w:val="28"/>
         </w:rPr>
         <w:t>Заведующий выпускающей кафедрой инициирует проект УП и накладывает первичную подпись.</w:t>
@@ -995,9 +1657,29 @@
       <w:r>
         <w:rPr>
           <w:rFonts w:ascii="Times New Roman" w:hAnsi="Times New Roman"/>
-          <w:sz w:val="28"/>
-        </w:rPr>
-        <w:t>Система запускает модуль `FGOS Validation Engine`, выполняющий проверку контрольных соотношений (240 з.е., $\le 5$ экзаменов, $\ge 12$ з.е. практик).</w:t>
+          <w:b w:val="0"/>
+          <w:i w:val="0"/>
+          <w:sz w:val="28"/>
+        </w:rPr>
+        <w:t xml:space="preserve">Система запускает модуль </w:t>
+      </w:r>
+      <w:r>
+        <w:rPr>
+          <w:rFonts w:ascii="Courier New" w:hAnsi="Courier New"/>
+          <w:b w:val="0"/>
+          <w:i w:val="0"/>
+          <w:sz w:val="28"/>
+        </w:rPr>
+        <w:t>FGOS Validation Engine</w:t>
+      </w:r>
+      <w:r>
+        <w:rPr>
+          <w:rFonts w:ascii="Times New Roman" w:hAnsi="Times New Roman"/>
+          <w:b w:val="0"/>
+          <w:i w:val="0"/>
+          <w:sz w:val="28"/>
+        </w:rPr>
+        <w:t>, выполняющий проверку контрольных соотношений (240 з.е., ≤ 5 экзаменов, ≥ 12 з.е. практик).</w:t>
       </w:r>
     </w:p>
     <w:p>
@@ -1017,6 +1699,8 @@
       <w:r>
         <w:rPr>
           <w:rFonts w:ascii="Times New Roman" w:hAnsi="Times New Roman"/>
+          <w:b w:val="0"/>
+          <w:i w:val="0"/>
           <w:sz w:val="28"/>
         </w:rPr>
         <w:t>Эксперт Центра АНОК верифицирует протокол проверки и накладывает положительную визу.</w:t>
@@ -1039,6 +1723,8 @@
       <w:r>
         <w:rPr>
           <w:rFonts w:ascii="Times New Roman" w:hAnsi="Times New Roman"/>
+          <w:b w:val="0"/>
+          <w:i w:val="0"/>
           <w:sz w:val="28"/>
         </w:rPr>
         <w:t>Проректор по учебной работе согласует проект для передачи на рассмотрение Ученого совета.</w:t>
@@ -1061,6 +1747,8 @@
       <w:r>
         <w:rPr>
           <w:rFonts w:ascii="Times New Roman" w:hAnsi="Times New Roman"/>
+          <w:b w:val="0"/>
+          <w:i w:val="0"/>
           <w:sz w:val="28"/>
         </w:rPr>
         <w:t>Ректор университета утверждает учебный план с фиксацией реквизитов протокола Ученого совета (№ 8/26 от 25.06.2026) и формированием финального цифрового хэша.</w:t>
@@ -1089,9 +1777,29 @@
       <w:r>
         <w:rPr>
           <w:rFonts w:ascii="Times New Roman" w:hAnsi="Times New Roman"/>
-          <w:sz w:val="28"/>
-        </w:rPr>
-        <w:t>Реляционная база данных портала `anok_portal` спроектирована в 3-й нормальной форме (3NF) и включает 13 взаимосвязанных таблиц:</w:t>
+          <w:b w:val="0"/>
+          <w:i w:val="0"/>
+          <w:sz w:val="28"/>
+        </w:rPr>
+        <w:t xml:space="preserve">Реляционная база данных портала </w:t>
+      </w:r>
+      <w:r>
+        <w:rPr>
+          <w:rFonts w:ascii="Courier New" w:hAnsi="Courier New"/>
+          <w:b w:val="0"/>
+          <w:i w:val="0"/>
+          <w:sz w:val="28"/>
+        </w:rPr>
+        <w:t>anok_portal</w:t>
+      </w:r>
+      <w:r>
+        <w:rPr>
+          <w:rFonts w:ascii="Times New Roman" w:hAnsi="Times New Roman"/>
+          <w:b w:val="0"/>
+          <w:i w:val="0"/>
+          <w:sz w:val="28"/>
+        </w:rPr>
+        <w:t xml:space="preserve"> спроектирована в 3-й нормальной форме (3NF) и включает 13 взаимосвязанных таблиц:</w:t>
       </w:r>
     </w:p>
     <w:p>
@@ -1178,23 +1886,21 @@
       </w:r>
       <w:r>
         <w:rPr>
-          <w:rFonts w:ascii="Times New Roman" w:hAnsi="Times New Roman"/>
-          <w:sz w:val="28"/>
-        </w:rPr>
-      </w:r>
-      <w:r>
-        <w:rPr>
-          <w:rFonts w:ascii="Times New Roman" w:hAnsi="Times New Roman"/>
+          <w:rFonts w:ascii="Courier New" w:hAnsi="Courier New"/>
           <w:b/>
-          <w:sz w:val="28"/>
-        </w:rPr>
-        <w:t>`educational_programs` (Образовательные программы):</w:t>
-      </w:r>
-      <w:r>
-        <w:rPr>
-          <w:rFonts w:ascii="Times New Roman" w:hAnsi="Times New Roman"/>
-          <w:sz w:val="28"/>
-        </w:rPr>
+          <w:i w:val="0"/>
+          <w:sz w:val="28"/>
+        </w:rPr>
+        <w:t>educational_programs</w:t>
+      </w:r>
+      <w:r>
+        <w:rPr>
+          <w:rFonts w:ascii="Times New Roman" w:hAnsi="Times New Roman"/>
+          <w:b/>
+          <w:i w:val="0"/>
+          <w:sz w:val="28"/>
+        </w:rPr>
+        <w:t xml:space="preserve"> (Образовательные программы):</w:t>
       </w:r>
     </w:p>
     <w:p>
@@ -1213,10 +1919,165 @@
       </w:r>
       <w:r>
         <w:rPr>
-          <w:rFonts w:ascii="Times New Roman" w:hAnsi="Times New Roman"/>
-          <w:sz w:val="28"/>
-        </w:rPr>
-        <w:t>`id` (PK), `code` (код направления, напр. 09.03.04), `title` (наименование), `level` (уровень образования), `study_form` (форма обучения), `fgos_standard_id` (FK → `standards_fgos`), `department_id` (FK → `departments`).</w:t>
+          <w:rFonts w:ascii="Courier New" w:hAnsi="Courier New"/>
+          <w:b w:val="0"/>
+          <w:i w:val="0"/>
+          <w:sz w:val="28"/>
+        </w:rPr>
+        <w:t>id</w:t>
+      </w:r>
+      <w:r>
+        <w:rPr>
+          <w:rFonts w:ascii="Times New Roman" w:hAnsi="Times New Roman"/>
+          <w:b w:val="0"/>
+          <w:i w:val="0"/>
+          <w:sz w:val="28"/>
+        </w:rPr>
+        <w:t xml:space="preserve"> (PK), </w:t>
+      </w:r>
+      <w:r>
+        <w:rPr>
+          <w:rFonts w:ascii="Courier New" w:hAnsi="Courier New"/>
+          <w:b w:val="0"/>
+          <w:i w:val="0"/>
+          <w:sz w:val="28"/>
+        </w:rPr>
+        <w:t>code</w:t>
+      </w:r>
+      <w:r>
+        <w:rPr>
+          <w:rFonts w:ascii="Times New Roman" w:hAnsi="Times New Roman"/>
+          <w:b w:val="0"/>
+          <w:i w:val="0"/>
+          <w:sz w:val="28"/>
+        </w:rPr>
+        <w:t xml:space="preserve"> (код направления, напр. 09.03.04), </w:t>
+      </w:r>
+      <w:r>
+        <w:rPr>
+          <w:rFonts w:ascii="Courier New" w:hAnsi="Courier New"/>
+          <w:b w:val="0"/>
+          <w:i w:val="0"/>
+          <w:sz w:val="28"/>
+        </w:rPr>
+        <w:t>title</w:t>
+      </w:r>
+      <w:r>
+        <w:rPr>
+          <w:rFonts w:ascii="Times New Roman" w:hAnsi="Times New Roman"/>
+          <w:b w:val="0"/>
+          <w:i w:val="0"/>
+          <w:sz w:val="28"/>
+        </w:rPr>
+        <w:t xml:space="preserve"> (наименование), </w:t>
+      </w:r>
+      <w:r>
+        <w:rPr>
+          <w:rFonts w:ascii="Courier New" w:hAnsi="Courier New"/>
+          <w:b w:val="0"/>
+          <w:i w:val="0"/>
+          <w:sz w:val="28"/>
+        </w:rPr>
+        <w:t>level</w:t>
+      </w:r>
+      <w:r>
+        <w:rPr>
+          <w:rFonts w:ascii="Times New Roman" w:hAnsi="Times New Roman"/>
+          <w:b w:val="0"/>
+          <w:i w:val="0"/>
+          <w:sz w:val="28"/>
+        </w:rPr>
+        <w:t xml:space="preserve"> (уровень образования), </w:t>
+      </w:r>
+      <w:r>
+        <w:rPr>
+          <w:rFonts w:ascii="Courier New" w:hAnsi="Courier New"/>
+          <w:b w:val="0"/>
+          <w:i w:val="0"/>
+          <w:sz w:val="28"/>
+        </w:rPr>
+        <w:t>study_form</w:t>
+      </w:r>
+      <w:r>
+        <w:rPr>
+          <w:rFonts w:ascii="Times New Roman" w:hAnsi="Times New Roman"/>
+          <w:b w:val="0"/>
+          <w:i w:val="0"/>
+          <w:sz w:val="28"/>
+        </w:rPr>
+        <w:t xml:space="preserve"> (форма обучения), </w:t>
+      </w:r>
+      <w:r>
+        <w:rPr>
+          <w:rFonts w:ascii="Courier New" w:hAnsi="Courier New"/>
+          <w:b w:val="0"/>
+          <w:i w:val="0"/>
+          <w:sz w:val="28"/>
+        </w:rPr>
+        <w:t>fgos_standard_id</w:t>
+      </w:r>
+      <w:r>
+        <w:rPr>
+          <w:rFonts w:ascii="Times New Roman" w:hAnsi="Times New Roman"/>
+          <w:b w:val="0"/>
+          <w:i w:val="0"/>
+          <w:sz w:val="28"/>
+        </w:rPr>
+        <w:t xml:space="preserve"> (FK → </w:t>
+      </w:r>
+      <w:r>
+        <w:rPr>
+          <w:rFonts w:ascii="Courier New" w:hAnsi="Courier New"/>
+          <w:b w:val="0"/>
+          <w:i w:val="0"/>
+          <w:sz w:val="28"/>
+        </w:rPr>
+        <w:t>standards_fgos</w:t>
+      </w:r>
+      <w:r>
+        <w:rPr>
+          <w:rFonts w:ascii="Times New Roman" w:hAnsi="Times New Roman"/>
+          <w:b w:val="0"/>
+          <w:i w:val="0"/>
+          <w:sz w:val="28"/>
+        </w:rPr>
+        <w:t xml:space="preserve">), </w:t>
+      </w:r>
+      <w:r>
+        <w:rPr>
+          <w:rFonts w:ascii="Courier New" w:hAnsi="Courier New"/>
+          <w:b w:val="0"/>
+          <w:i w:val="0"/>
+          <w:sz w:val="28"/>
+        </w:rPr>
+        <w:t>department_id</w:t>
+      </w:r>
+      <w:r>
+        <w:rPr>
+          <w:rFonts w:ascii="Times New Roman" w:hAnsi="Times New Roman"/>
+          <w:b w:val="0"/>
+          <w:i w:val="0"/>
+          <w:sz w:val="28"/>
+        </w:rPr>
+        <w:t xml:space="preserve"> (FK → </w:t>
+      </w:r>
+      <w:r>
+        <w:rPr>
+          <w:rFonts w:ascii="Courier New" w:hAnsi="Courier New"/>
+          <w:b w:val="0"/>
+          <w:i w:val="0"/>
+          <w:sz w:val="28"/>
+        </w:rPr>
+        <w:t>departments</w:t>
+      </w:r>
+      <w:r>
+        <w:rPr>
+          <w:rFonts w:ascii="Times New Roman" w:hAnsi="Times New Roman"/>
+          <w:b w:val="0"/>
+          <w:i w:val="0"/>
+          <w:sz w:val="28"/>
+        </w:rPr>
+        <w:t>).</w:t>
       </w:r>
     </w:p>
     <w:p>
@@ -1235,23 +2096,21 @@
       </w:r>
       <w:r>
         <w:rPr>
-          <w:rFonts w:ascii="Times New Roman" w:hAnsi="Times New Roman"/>
-          <w:sz w:val="28"/>
-        </w:rPr>
-      </w:r>
-      <w:r>
-        <w:rPr>
-          <w:rFonts w:ascii="Times New Roman" w:hAnsi="Times New Roman"/>
+          <w:rFonts w:ascii="Courier New" w:hAnsi="Courier New"/>
           <w:b/>
-          <w:sz w:val="28"/>
-        </w:rPr>
-        <w:t>`standards_fgos` (Нормативы ФГОС ВО 3++):</w:t>
-      </w:r>
-      <w:r>
-        <w:rPr>
-          <w:rFonts w:ascii="Times New Roman" w:hAnsi="Times New Roman"/>
-          <w:sz w:val="28"/>
-        </w:rPr>
+          <w:i w:val="0"/>
+          <w:sz w:val="28"/>
+        </w:rPr>
+        <w:t>standards_fgos</w:t>
+      </w:r>
+      <w:r>
+        <w:rPr>
+          <w:rFonts w:ascii="Times New Roman" w:hAnsi="Times New Roman"/>
+          <w:b/>
+          <w:i w:val="0"/>
+          <w:sz w:val="28"/>
+        </w:rPr>
+        <w:t xml:space="preserve"> (Нормативы ФГОС ВО 3++):</w:t>
       </w:r>
     </w:p>
     <w:p>
@@ -1270,10 +2129,165 @@
       </w:r>
       <w:r>
         <w:rPr>
-          <w:rFonts w:ascii="Times New Roman" w:hAnsi="Times New Roman"/>
-          <w:sz w:val="28"/>
-        </w:rPr>
-        <w:t>`id` (PK), `code` (код стандарта), `title` (название), `degree_level` (квалификация), `total_credits` (норма з.е.), `max_exams_per_session` (макс. экзаменов), `min_practice_credits` (мин. практик), `min_gia_credits` (мин. ГИА), `approval_date` (дата утверждения).</w:t>
+          <w:rFonts w:ascii="Courier New" w:hAnsi="Courier New"/>
+          <w:b w:val="0"/>
+          <w:i w:val="0"/>
+          <w:sz w:val="28"/>
+        </w:rPr>
+        <w:t>id</w:t>
+      </w:r>
+      <w:r>
+        <w:rPr>
+          <w:rFonts w:ascii="Times New Roman" w:hAnsi="Times New Roman"/>
+          <w:b w:val="0"/>
+          <w:i w:val="0"/>
+          <w:sz w:val="28"/>
+        </w:rPr>
+        <w:t xml:space="preserve"> (PK), </w:t>
+      </w:r>
+      <w:r>
+        <w:rPr>
+          <w:rFonts w:ascii="Courier New" w:hAnsi="Courier New"/>
+          <w:b w:val="0"/>
+          <w:i w:val="0"/>
+          <w:sz w:val="28"/>
+        </w:rPr>
+        <w:t>code</w:t>
+      </w:r>
+      <w:r>
+        <w:rPr>
+          <w:rFonts w:ascii="Times New Roman" w:hAnsi="Times New Roman"/>
+          <w:b w:val="0"/>
+          <w:i w:val="0"/>
+          <w:sz w:val="28"/>
+        </w:rPr>
+        <w:t xml:space="preserve"> (код стандарта), </w:t>
+      </w:r>
+      <w:r>
+        <w:rPr>
+          <w:rFonts w:ascii="Courier New" w:hAnsi="Courier New"/>
+          <w:b w:val="0"/>
+          <w:i w:val="0"/>
+          <w:sz w:val="28"/>
+        </w:rPr>
+        <w:t>title</w:t>
+      </w:r>
+      <w:r>
+        <w:rPr>
+          <w:rFonts w:ascii="Times New Roman" w:hAnsi="Times New Roman"/>
+          <w:b w:val="0"/>
+          <w:i w:val="0"/>
+          <w:sz w:val="28"/>
+        </w:rPr>
+        <w:t xml:space="preserve"> (название), </w:t>
+      </w:r>
+      <w:r>
+        <w:rPr>
+          <w:rFonts w:ascii="Courier New" w:hAnsi="Courier New"/>
+          <w:b w:val="0"/>
+          <w:i w:val="0"/>
+          <w:sz w:val="28"/>
+        </w:rPr>
+        <w:t>degree_level</w:t>
+      </w:r>
+      <w:r>
+        <w:rPr>
+          <w:rFonts w:ascii="Times New Roman" w:hAnsi="Times New Roman"/>
+          <w:b w:val="0"/>
+          <w:i w:val="0"/>
+          <w:sz w:val="28"/>
+        </w:rPr>
+        <w:t xml:space="preserve"> (квалификация), </w:t>
+      </w:r>
+      <w:r>
+        <w:rPr>
+          <w:rFonts w:ascii="Courier New" w:hAnsi="Courier New"/>
+          <w:b w:val="0"/>
+          <w:i w:val="0"/>
+          <w:sz w:val="28"/>
+        </w:rPr>
+        <w:t>total_credits</w:t>
+      </w:r>
+      <w:r>
+        <w:rPr>
+          <w:rFonts w:ascii="Times New Roman" w:hAnsi="Times New Roman"/>
+          <w:b w:val="0"/>
+          <w:i w:val="0"/>
+          <w:sz w:val="28"/>
+        </w:rPr>
+        <w:t xml:space="preserve"> (норма з.е.), </w:t>
+      </w:r>
+      <w:r>
+        <w:rPr>
+          <w:rFonts w:ascii="Courier New" w:hAnsi="Courier New"/>
+          <w:b w:val="0"/>
+          <w:i w:val="0"/>
+          <w:sz w:val="28"/>
+        </w:rPr>
+        <w:t>max_exams_per_session</w:t>
+      </w:r>
+      <w:r>
+        <w:rPr>
+          <w:rFonts w:ascii="Times New Roman" w:hAnsi="Times New Roman"/>
+          <w:b w:val="0"/>
+          <w:i w:val="0"/>
+          <w:sz w:val="28"/>
+        </w:rPr>
+        <w:t xml:space="preserve"> (макс. экзаменов), </w:t>
+      </w:r>
+      <w:r>
+        <w:rPr>
+          <w:rFonts w:ascii="Courier New" w:hAnsi="Courier New"/>
+          <w:b w:val="0"/>
+          <w:i w:val="0"/>
+          <w:sz w:val="28"/>
+        </w:rPr>
+        <w:t>min_practice_credits</w:t>
+      </w:r>
+      <w:r>
+        <w:rPr>
+          <w:rFonts w:ascii="Times New Roman" w:hAnsi="Times New Roman"/>
+          <w:b w:val="0"/>
+          <w:i w:val="0"/>
+          <w:sz w:val="28"/>
+        </w:rPr>
+        <w:t xml:space="preserve"> (мин. практик), </w:t>
+      </w:r>
+      <w:r>
+        <w:rPr>
+          <w:rFonts w:ascii="Courier New" w:hAnsi="Courier New"/>
+          <w:b w:val="0"/>
+          <w:i w:val="0"/>
+          <w:sz w:val="28"/>
+        </w:rPr>
+        <w:t>min_gia_credits</w:t>
+      </w:r>
+      <w:r>
+        <w:rPr>
+          <w:rFonts w:ascii="Times New Roman" w:hAnsi="Times New Roman"/>
+          <w:b w:val="0"/>
+          <w:i w:val="0"/>
+          <w:sz w:val="28"/>
+        </w:rPr>
+        <w:t xml:space="preserve"> (мин. ГИА), </w:t>
+      </w:r>
+      <w:r>
+        <w:rPr>
+          <w:rFonts w:ascii="Courier New" w:hAnsi="Courier New"/>
+          <w:b w:val="0"/>
+          <w:i w:val="0"/>
+          <w:sz w:val="28"/>
+        </w:rPr>
+        <w:t>approval_date</w:t>
+      </w:r>
+      <w:r>
+        <w:rPr>
+          <w:rFonts w:ascii="Times New Roman" w:hAnsi="Times New Roman"/>
+          <w:b w:val="0"/>
+          <w:i w:val="0"/>
+          <w:sz w:val="28"/>
+        </w:rPr>
+        <w:t xml:space="preserve"> (дата утверждения).</w:t>
       </w:r>
     </w:p>
     <w:p>
@@ -1292,23 +2306,21 @@
       </w:r>
       <w:r>
         <w:rPr>
-          <w:rFonts w:ascii="Times New Roman" w:hAnsi="Times New Roman"/>
-          <w:sz w:val="28"/>
-        </w:rPr>
-      </w:r>
-      <w:r>
-        <w:rPr>
-          <w:rFonts w:ascii="Times New Roman" w:hAnsi="Times New Roman"/>
+          <w:rFonts w:ascii="Courier New" w:hAnsi="Courier New"/>
           <w:b/>
-          <w:sz w:val="28"/>
-        </w:rPr>
-        <w:t>`curriculums` (Реестр учебных планов):</w:t>
-      </w:r>
-      <w:r>
-        <w:rPr>
-          <w:rFonts w:ascii="Times New Roman" w:hAnsi="Times New Roman"/>
-          <w:sz w:val="28"/>
-        </w:rPr>
+          <w:i w:val="0"/>
+          <w:sz w:val="28"/>
+        </w:rPr>
+        <w:t>curriculums</w:t>
+      </w:r>
+      <w:r>
+        <w:rPr>
+          <w:rFonts w:ascii="Times New Roman" w:hAnsi="Times New Roman"/>
+          <w:b/>
+          <w:i w:val="0"/>
+          <w:sz w:val="28"/>
+        </w:rPr>
+        <w:t xml:space="preserve"> (Реестр учебных планов):</w:t>
       </w:r>
     </w:p>
     <w:p>
@@ -1327,10 +2339,201 @@
       </w:r>
       <w:r>
         <w:rPr>
-          <w:rFonts w:ascii="Times New Roman" w:hAnsi="Times New Roman"/>
-          <w:sz w:val="28"/>
-        </w:rPr>
-        <w:t>`id` (PK), `program_id` (FK → `educational_programs`), `academic_year` (учебный год), `version` (версия), `status` (статус УП), `total_credits` (суммарная трудоемкость), `approved_protocol_num`, `approved_protocol_date`, `created_by_user`, `created_at`.</w:t>
+          <w:rFonts w:ascii="Courier New" w:hAnsi="Courier New"/>
+          <w:b w:val="0"/>
+          <w:i w:val="0"/>
+          <w:sz w:val="28"/>
+        </w:rPr>
+        <w:t>id</w:t>
+      </w:r>
+      <w:r>
+        <w:rPr>
+          <w:rFonts w:ascii="Times New Roman" w:hAnsi="Times New Roman"/>
+          <w:b w:val="0"/>
+          <w:i w:val="0"/>
+          <w:sz w:val="28"/>
+        </w:rPr>
+        <w:t xml:space="preserve"> (PK), </w:t>
+      </w:r>
+      <w:r>
+        <w:rPr>
+          <w:rFonts w:ascii="Courier New" w:hAnsi="Courier New"/>
+          <w:b w:val="0"/>
+          <w:i w:val="0"/>
+          <w:sz w:val="28"/>
+        </w:rPr>
+        <w:t>program_id</w:t>
+      </w:r>
+      <w:r>
+        <w:rPr>
+          <w:rFonts w:ascii="Times New Roman" w:hAnsi="Times New Roman"/>
+          <w:b w:val="0"/>
+          <w:i w:val="0"/>
+          <w:sz w:val="28"/>
+        </w:rPr>
+        <w:t xml:space="preserve"> (FK → </w:t>
+      </w:r>
+      <w:r>
+        <w:rPr>
+          <w:rFonts w:ascii="Courier New" w:hAnsi="Courier New"/>
+          <w:b w:val="0"/>
+          <w:i w:val="0"/>
+          <w:sz w:val="28"/>
+        </w:rPr>
+        <w:t>educational_programs</w:t>
+      </w:r>
+      <w:r>
+        <w:rPr>
+          <w:rFonts w:ascii="Times New Roman" w:hAnsi="Times New Roman"/>
+          <w:b w:val="0"/>
+          <w:i w:val="0"/>
+          <w:sz w:val="28"/>
+        </w:rPr>
+        <w:t xml:space="preserve">), </w:t>
+      </w:r>
+      <w:r>
+        <w:rPr>
+          <w:rFonts w:ascii="Courier New" w:hAnsi="Courier New"/>
+          <w:b w:val="0"/>
+          <w:i w:val="0"/>
+          <w:sz w:val="28"/>
+        </w:rPr>
+        <w:t>academic_year</w:t>
+      </w:r>
+      <w:r>
+        <w:rPr>
+          <w:rFonts w:ascii="Times New Roman" w:hAnsi="Times New Roman"/>
+          <w:b w:val="0"/>
+          <w:i w:val="0"/>
+          <w:sz w:val="28"/>
+        </w:rPr>
+        <w:t xml:space="preserve"> (учебный год), </w:t>
+      </w:r>
+      <w:r>
+        <w:rPr>
+          <w:rFonts w:ascii="Courier New" w:hAnsi="Courier New"/>
+          <w:b w:val="0"/>
+          <w:i w:val="0"/>
+          <w:sz w:val="28"/>
+        </w:rPr>
+        <w:t>version</w:t>
+      </w:r>
+      <w:r>
+        <w:rPr>
+          <w:rFonts w:ascii="Times New Roman" w:hAnsi="Times New Roman"/>
+          <w:b w:val="0"/>
+          <w:i w:val="0"/>
+          <w:sz w:val="28"/>
+        </w:rPr>
+        <w:t xml:space="preserve"> (версия), </w:t>
+      </w:r>
+      <w:r>
+        <w:rPr>
+          <w:rFonts w:ascii="Courier New" w:hAnsi="Courier New"/>
+          <w:b w:val="0"/>
+          <w:i w:val="0"/>
+          <w:sz w:val="28"/>
+        </w:rPr>
+        <w:t>status</w:t>
+      </w:r>
+      <w:r>
+        <w:rPr>
+          <w:rFonts w:ascii="Times New Roman" w:hAnsi="Times New Roman"/>
+          <w:b w:val="0"/>
+          <w:i w:val="0"/>
+          <w:sz w:val="28"/>
+        </w:rPr>
+        <w:t xml:space="preserve"> (статус УП), </w:t>
+      </w:r>
+      <w:r>
+        <w:rPr>
+          <w:rFonts w:ascii="Courier New" w:hAnsi="Courier New"/>
+          <w:b w:val="0"/>
+          <w:i w:val="0"/>
+          <w:sz w:val="28"/>
+        </w:rPr>
+        <w:t>total_credits</w:t>
+      </w:r>
+      <w:r>
+        <w:rPr>
+          <w:rFonts w:ascii="Times New Roman" w:hAnsi="Times New Roman"/>
+          <w:b w:val="0"/>
+          <w:i w:val="0"/>
+          <w:sz w:val="28"/>
+        </w:rPr>
+        <w:t xml:space="preserve"> (суммарная трудоемкость), </w:t>
+      </w:r>
+      <w:r>
+        <w:rPr>
+          <w:rFonts w:ascii="Courier New" w:hAnsi="Courier New"/>
+          <w:b w:val="0"/>
+          <w:i w:val="0"/>
+          <w:sz w:val="28"/>
+        </w:rPr>
+        <w:t>approved_protocol_num</w:t>
+      </w:r>
+      <w:r>
+        <w:rPr>
+          <w:rFonts w:ascii="Times New Roman" w:hAnsi="Times New Roman"/>
+          <w:b w:val="0"/>
+          <w:i w:val="0"/>
+          <w:sz w:val="28"/>
+        </w:rPr>
+        <w:t xml:space="preserve">, </w:t>
+      </w:r>
+      <w:r>
+        <w:rPr>
+          <w:rFonts w:ascii="Courier New" w:hAnsi="Courier New"/>
+          <w:b w:val="0"/>
+          <w:i w:val="0"/>
+          <w:sz w:val="28"/>
+        </w:rPr>
+        <w:t>approved_protocol_date</w:t>
+      </w:r>
+      <w:r>
+        <w:rPr>
+          <w:rFonts w:ascii="Times New Roman" w:hAnsi="Times New Roman"/>
+          <w:b w:val="0"/>
+          <w:i w:val="0"/>
+          <w:sz w:val="28"/>
+        </w:rPr>
+        <w:t xml:space="preserve">, </w:t>
+      </w:r>
+      <w:r>
+        <w:rPr>
+          <w:rFonts w:ascii="Courier New" w:hAnsi="Courier New"/>
+          <w:b w:val="0"/>
+          <w:i w:val="0"/>
+          <w:sz w:val="28"/>
+        </w:rPr>
+        <w:t>created_by_user</w:t>
+      </w:r>
+      <w:r>
+        <w:rPr>
+          <w:rFonts w:ascii="Times New Roman" w:hAnsi="Times New Roman"/>
+          <w:b w:val="0"/>
+          <w:i w:val="0"/>
+          <w:sz w:val="28"/>
+        </w:rPr>
+        <w:t xml:space="preserve">, </w:t>
+      </w:r>
+      <w:r>
+        <w:rPr>
+          <w:rFonts w:ascii="Courier New" w:hAnsi="Courier New"/>
+          <w:b w:val="0"/>
+          <w:i w:val="0"/>
+          <w:sz w:val="28"/>
+        </w:rPr>
+        <w:t>created_at</w:t>
+      </w:r>
+      <w:r>
+        <w:rPr>
+          <w:rFonts w:ascii="Times New Roman" w:hAnsi="Times New Roman"/>
+          <w:b w:val="0"/>
+          <w:i w:val="0"/>
+          <w:sz w:val="28"/>
+        </w:rPr>
+        <w:t>.</w:t>
       </w:r>
     </w:p>
     <w:p>
@@ -1349,23 +2552,21 @@
       </w:r>
       <w:r>
         <w:rPr>
-          <w:rFonts w:ascii="Times New Roman" w:hAnsi="Times New Roman"/>
-          <w:sz w:val="28"/>
-        </w:rPr>
-      </w:r>
-      <w:r>
-        <w:rPr>
-          <w:rFonts w:ascii="Times New Roman" w:hAnsi="Times New Roman"/>
+          <w:rFonts w:ascii="Courier New" w:hAnsi="Courier New"/>
           <w:b/>
-          <w:sz w:val="28"/>
-        </w:rPr>
-        <w:t>`curriculum_disciplines` (Дисциплины учебного плана):</w:t>
-      </w:r>
-      <w:r>
-        <w:rPr>
-          <w:rFonts w:ascii="Times New Roman" w:hAnsi="Times New Roman"/>
-          <w:sz w:val="28"/>
-        </w:rPr>
+          <w:i w:val="0"/>
+          <w:sz w:val="28"/>
+        </w:rPr>
+        <w:t>curriculum_disciplines</w:t>
+      </w:r>
+      <w:r>
+        <w:rPr>
+          <w:rFonts w:ascii="Times New Roman" w:hAnsi="Times New Roman"/>
+          <w:b/>
+          <w:i w:val="0"/>
+          <w:sz w:val="28"/>
+        </w:rPr>
+        <w:t xml:space="preserve"> (Дисциплины учебного плана):</w:t>
       </w:r>
     </w:p>
     <w:p>
@@ -1384,10 +2585,273 @@
       </w:r>
       <w:r>
         <w:rPr>
-          <w:rFonts w:ascii="Times New Roman" w:hAnsi="Times New Roman"/>
-          <w:sz w:val="28"/>
-        </w:rPr>
-        <w:t>`id` (PK), `curriculum_id` (FK → `curriculums`), `block_type` (индекс блока: Б1.О, Б1.В, Б2, Б3, ФТД), `discipline_name`, `semester_num` (1..8), `credits_ze`, `total_hours`, `lecture_hours`, `lab_hours`, `practice_hours`, `self_study_hours`, `control_form`, `implementing_department_id` (FK → `departments`).</w:t>
+          <w:rFonts w:ascii="Courier New" w:hAnsi="Courier New"/>
+          <w:b w:val="0"/>
+          <w:i w:val="0"/>
+          <w:sz w:val="28"/>
+        </w:rPr>
+        <w:t>id</w:t>
+      </w:r>
+      <w:r>
+        <w:rPr>
+          <w:rFonts w:ascii="Times New Roman" w:hAnsi="Times New Roman"/>
+          <w:b w:val="0"/>
+          <w:i w:val="0"/>
+          <w:sz w:val="28"/>
+        </w:rPr>
+        <w:t xml:space="preserve"> (PK), </w:t>
+      </w:r>
+      <w:r>
+        <w:rPr>
+          <w:rFonts w:ascii="Courier New" w:hAnsi="Courier New"/>
+          <w:b w:val="0"/>
+          <w:i w:val="0"/>
+          <w:sz w:val="28"/>
+        </w:rPr>
+        <w:t>curriculum_id</w:t>
+      </w:r>
+      <w:r>
+        <w:rPr>
+          <w:rFonts w:ascii="Times New Roman" w:hAnsi="Times New Roman"/>
+          <w:b w:val="0"/>
+          <w:i w:val="0"/>
+          <w:sz w:val="28"/>
+        </w:rPr>
+        <w:t xml:space="preserve"> (FK → </w:t>
+      </w:r>
+      <w:r>
+        <w:rPr>
+          <w:rFonts w:ascii="Courier New" w:hAnsi="Courier New"/>
+          <w:b w:val="0"/>
+          <w:i w:val="0"/>
+          <w:sz w:val="28"/>
+        </w:rPr>
+        <w:t>curriculums</w:t>
+      </w:r>
+      <w:r>
+        <w:rPr>
+          <w:rFonts w:ascii="Times New Roman" w:hAnsi="Times New Roman"/>
+          <w:b w:val="0"/>
+          <w:i w:val="0"/>
+          <w:sz w:val="28"/>
+        </w:rPr>
+        <w:t xml:space="preserve">), </w:t>
+      </w:r>
+      <w:r>
+        <w:rPr>
+          <w:rFonts w:ascii="Courier New" w:hAnsi="Courier New"/>
+          <w:b w:val="0"/>
+          <w:i w:val="0"/>
+          <w:sz w:val="28"/>
+        </w:rPr>
+        <w:t>block_type</w:t>
+      </w:r>
+      <w:r>
+        <w:rPr>
+          <w:rFonts w:ascii="Times New Roman" w:hAnsi="Times New Roman"/>
+          <w:b w:val="0"/>
+          <w:i w:val="0"/>
+          <w:sz w:val="28"/>
+        </w:rPr>
+        <w:t xml:space="preserve"> (индекс блока: Б1.О, Б1.В, Б2, Б3, ФТД), </w:t>
+      </w:r>
+      <w:r>
+        <w:rPr>
+          <w:rFonts w:ascii="Courier New" w:hAnsi="Courier New"/>
+          <w:b w:val="0"/>
+          <w:i w:val="0"/>
+          <w:sz w:val="28"/>
+        </w:rPr>
+        <w:t>discipline_name</w:t>
+      </w:r>
+      <w:r>
+        <w:rPr>
+          <w:rFonts w:ascii="Times New Roman" w:hAnsi="Times New Roman"/>
+          <w:b w:val="0"/>
+          <w:i w:val="0"/>
+          <w:sz w:val="28"/>
+        </w:rPr>
+        <w:t xml:space="preserve">, </w:t>
+      </w:r>
+      <w:r>
+        <w:rPr>
+          <w:rFonts w:ascii="Courier New" w:hAnsi="Courier New"/>
+          <w:b w:val="0"/>
+          <w:i w:val="0"/>
+          <w:sz w:val="28"/>
+        </w:rPr>
+        <w:t>semester_num</w:t>
+      </w:r>
+      <w:r>
+        <w:rPr>
+          <w:rFonts w:ascii="Times New Roman" w:hAnsi="Times New Roman"/>
+          <w:b w:val="0"/>
+          <w:i w:val="0"/>
+          <w:sz w:val="28"/>
+        </w:rPr>
+        <w:t xml:space="preserve"> (1..8), </w:t>
+      </w:r>
+      <w:r>
+        <w:rPr>
+          <w:rFonts w:ascii="Courier New" w:hAnsi="Courier New"/>
+          <w:b w:val="0"/>
+          <w:i w:val="0"/>
+          <w:sz w:val="28"/>
+        </w:rPr>
+        <w:t>credits_ze</w:t>
+      </w:r>
+      <w:r>
+        <w:rPr>
+          <w:rFonts w:ascii="Times New Roman" w:hAnsi="Times New Roman"/>
+          <w:b w:val="0"/>
+          <w:i w:val="0"/>
+          <w:sz w:val="28"/>
+        </w:rPr>
+        <w:t xml:space="preserve">, </w:t>
+      </w:r>
+      <w:r>
+        <w:rPr>
+          <w:rFonts w:ascii="Courier New" w:hAnsi="Courier New"/>
+          <w:b w:val="0"/>
+          <w:i w:val="0"/>
+          <w:sz w:val="28"/>
+        </w:rPr>
+        <w:t>total_hours</w:t>
+      </w:r>
+      <w:r>
+        <w:rPr>
+          <w:rFonts w:ascii="Times New Roman" w:hAnsi="Times New Roman"/>
+          <w:b w:val="0"/>
+          <w:i w:val="0"/>
+          <w:sz w:val="28"/>
+        </w:rPr>
+        <w:t xml:space="preserve">, </w:t>
+      </w:r>
+      <w:r>
+        <w:rPr>
+          <w:rFonts w:ascii="Courier New" w:hAnsi="Courier New"/>
+          <w:b w:val="0"/>
+          <w:i w:val="0"/>
+          <w:sz w:val="28"/>
+        </w:rPr>
+        <w:t>lecture_hours</w:t>
+      </w:r>
+      <w:r>
+        <w:rPr>
+          <w:rFonts w:ascii="Times New Roman" w:hAnsi="Times New Roman"/>
+          <w:b w:val="0"/>
+          <w:i w:val="0"/>
+          <w:sz w:val="28"/>
+        </w:rPr>
+        <w:t xml:space="preserve">, </w:t>
+      </w:r>
+      <w:r>
+        <w:rPr>
+          <w:rFonts w:ascii="Courier New" w:hAnsi="Courier New"/>
+          <w:b w:val="0"/>
+          <w:i w:val="0"/>
+          <w:sz w:val="28"/>
+        </w:rPr>
+        <w:t>lab_hours</w:t>
+      </w:r>
+      <w:r>
+        <w:rPr>
+          <w:rFonts w:ascii="Times New Roman" w:hAnsi="Times New Roman"/>
+          <w:b w:val="0"/>
+          <w:i w:val="0"/>
+          <w:sz w:val="28"/>
+        </w:rPr>
+        <w:t xml:space="preserve">, </w:t>
+      </w:r>
+      <w:r>
+        <w:rPr>
+          <w:rFonts w:ascii="Courier New" w:hAnsi="Courier New"/>
+          <w:b w:val="0"/>
+          <w:i w:val="0"/>
+          <w:sz w:val="28"/>
+        </w:rPr>
+        <w:t>practice_hours</w:t>
+      </w:r>
+      <w:r>
+        <w:rPr>
+          <w:rFonts w:ascii="Times New Roman" w:hAnsi="Times New Roman"/>
+          <w:b w:val="0"/>
+          <w:i w:val="0"/>
+          <w:sz w:val="28"/>
+        </w:rPr>
+        <w:t xml:space="preserve">, </w:t>
+      </w:r>
+      <w:r>
+        <w:rPr>
+          <w:rFonts w:ascii="Courier New" w:hAnsi="Courier New"/>
+          <w:b w:val="0"/>
+          <w:i w:val="0"/>
+          <w:sz w:val="28"/>
+        </w:rPr>
+        <w:t>self_study_hours</w:t>
+      </w:r>
+      <w:r>
+        <w:rPr>
+          <w:rFonts w:ascii="Times New Roman" w:hAnsi="Times New Roman"/>
+          <w:b w:val="0"/>
+          <w:i w:val="0"/>
+          <w:sz w:val="28"/>
+        </w:rPr>
+        <w:t xml:space="preserve">, </w:t>
+      </w:r>
+      <w:r>
+        <w:rPr>
+          <w:rFonts w:ascii="Courier New" w:hAnsi="Courier New"/>
+          <w:b w:val="0"/>
+          <w:i w:val="0"/>
+          <w:sz w:val="28"/>
+        </w:rPr>
+        <w:t>control_form</w:t>
+      </w:r>
+      <w:r>
+        <w:rPr>
+          <w:rFonts w:ascii="Times New Roman" w:hAnsi="Times New Roman"/>
+          <w:b w:val="0"/>
+          <w:i w:val="0"/>
+          <w:sz w:val="28"/>
+        </w:rPr>
+        <w:t xml:space="preserve">, </w:t>
+      </w:r>
+      <w:r>
+        <w:rPr>
+          <w:rFonts w:ascii="Courier New" w:hAnsi="Courier New"/>
+          <w:b w:val="0"/>
+          <w:i w:val="0"/>
+          <w:sz w:val="28"/>
+        </w:rPr>
+        <w:t>implementing_department_id</w:t>
+      </w:r>
+      <w:r>
+        <w:rPr>
+          <w:rFonts w:ascii="Times New Roman" w:hAnsi="Times New Roman"/>
+          <w:b w:val="0"/>
+          <w:i w:val="0"/>
+          <w:sz w:val="28"/>
+        </w:rPr>
+        <w:t xml:space="preserve"> (FK → </w:t>
+      </w:r>
+      <w:r>
+        <w:rPr>
+          <w:rFonts w:ascii="Courier New" w:hAnsi="Courier New"/>
+          <w:b w:val="0"/>
+          <w:i w:val="0"/>
+          <w:sz w:val="28"/>
+        </w:rPr>
+        <w:t>departments</w:t>
+      </w:r>
+      <w:r>
+        <w:rPr>
+          <w:rFonts w:ascii="Times New Roman" w:hAnsi="Times New Roman"/>
+          <w:b w:val="0"/>
+          <w:i w:val="0"/>
+          <w:sz w:val="28"/>
+        </w:rPr>
+        <w:t>).</w:t>
       </w:r>
     </w:p>
     <w:p>
@@ -1406,23 +2870,21 @@
       </w:r>
       <w:r>
         <w:rPr>
-          <w:rFonts w:ascii="Times New Roman" w:hAnsi="Times New Roman"/>
-          <w:sz w:val="28"/>
-        </w:rPr>
-      </w:r>
-      <w:r>
-        <w:rPr>
-          <w:rFonts w:ascii="Times New Roman" w:hAnsi="Times New Roman"/>
+          <w:rFonts w:ascii="Courier New" w:hAnsi="Courier New"/>
           <w:b/>
-          <w:sz w:val="28"/>
-        </w:rPr>
-        <w:t>`competencies` (Матрица компетенций):</w:t>
-      </w:r>
-      <w:r>
-        <w:rPr>
-          <w:rFonts w:ascii="Times New Roman" w:hAnsi="Times New Roman"/>
-          <w:sz w:val="28"/>
-        </w:rPr>
+          <w:i w:val="0"/>
+          <w:sz w:val="28"/>
+        </w:rPr>
+        <w:t>competencies</w:t>
+      </w:r>
+      <w:r>
+        <w:rPr>
+          <w:rFonts w:ascii="Times New Roman" w:hAnsi="Times New Roman"/>
+          <w:b/>
+          <w:i w:val="0"/>
+          <w:sz w:val="28"/>
+        </w:rPr>
+        <w:t xml:space="preserve"> (Матрица компетенций):</w:t>
       </w:r>
     </w:p>
     <w:p>
@@ -1441,10 +2903,111 @@
       </w:r>
       <w:r>
         <w:rPr>
-          <w:rFonts w:ascii="Times New Roman" w:hAnsi="Times New Roman"/>
-          <w:sz w:val="28"/>
-        </w:rPr>
-        <w:t>`id` (PK), `program_id` (FK), `code` (УК-1..8, ОПК-1..6, ПК-1..4), `category` (категория), `title`, `description`.</w:t>
+          <w:rFonts w:ascii="Courier New" w:hAnsi="Courier New"/>
+          <w:b w:val="0"/>
+          <w:i w:val="0"/>
+          <w:sz w:val="28"/>
+        </w:rPr>
+        <w:t>id</w:t>
+      </w:r>
+      <w:r>
+        <w:rPr>
+          <w:rFonts w:ascii="Times New Roman" w:hAnsi="Times New Roman"/>
+          <w:b w:val="0"/>
+          <w:i w:val="0"/>
+          <w:sz w:val="28"/>
+        </w:rPr>
+        <w:t xml:space="preserve"> (PK), </w:t>
+      </w:r>
+      <w:r>
+        <w:rPr>
+          <w:rFonts w:ascii="Courier New" w:hAnsi="Courier New"/>
+          <w:b w:val="0"/>
+          <w:i w:val="0"/>
+          <w:sz w:val="28"/>
+        </w:rPr>
+        <w:t>program_id</w:t>
+      </w:r>
+      <w:r>
+        <w:rPr>
+          <w:rFonts w:ascii="Times New Roman" w:hAnsi="Times New Roman"/>
+          <w:b w:val="0"/>
+          <w:i w:val="0"/>
+          <w:sz w:val="28"/>
+        </w:rPr>
+        <w:t xml:space="preserve"> (FK), </w:t>
+      </w:r>
+      <w:r>
+        <w:rPr>
+          <w:rFonts w:ascii="Courier New" w:hAnsi="Courier New"/>
+          <w:b w:val="0"/>
+          <w:i w:val="0"/>
+          <w:sz w:val="28"/>
+        </w:rPr>
+        <w:t>code</w:t>
+      </w:r>
+      <w:r>
+        <w:rPr>
+          <w:rFonts w:ascii="Times New Roman" w:hAnsi="Times New Roman"/>
+          <w:b w:val="0"/>
+          <w:i w:val="0"/>
+          <w:sz w:val="28"/>
+        </w:rPr>
+        <w:t xml:space="preserve"> (УК-1..8, ОПК-1..6, ПК-1..4), </w:t>
+      </w:r>
+      <w:r>
+        <w:rPr>
+          <w:rFonts w:ascii="Courier New" w:hAnsi="Courier New"/>
+          <w:b w:val="0"/>
+          <w:i w:val="0"/>
+          <w:sz w:val="28"/>
+        </w:rPr>
+        <w:t>category</w:t>
+      </w:r>
+      <w:r>
+        <w:rPr>
+          <w:rFonts w:ascii="Times New Roman" w:hAnsi="Times New Roman"/>
+          <w:b w:val="0"/>
+          <w:i w:val="0"/>
+          <w:sz w:val="28"/>
+        </w:rPr>
+        <w:t xml:space="preserve"> (категория), </w:t>
+      </w:r>
+      <w:r>
+        <w:rPr>
+          <w:rFonts w:ascii="Courier New" w:hAnsi="Courier New"/>
+          <w:b w:val="0"/>
+          <w:i w:val="0"/>
+          <w:sz w:val="28"/>
+        </w:rPr>
+        <w:t>title</w:t>
+      </w:r>
+      <w:r>
+        <w:rPr>
+          <w:rFonts w:ascii="Times New Roman" w:hAnsi="Times New Roman"/>
+          <w:b w:val="0"/>
+          <w:i w:val="0"/>
+          <w:sz w:val="28"/>
+        </w:rPr>
+        <w:t xml:space="preserve">, </w:t>
+      </w:r>
+      <w:r>
+        <w:rPr>
+          <w:rFonts w:ascii="Courier New" w:hAnsi="Courier New"/>
+          <w:b w:val="0"/>
+          <w:i w:val="0"/>
+          <w:sz w:val="28"/>
+        </w:rPr>
+        <w:t>description</w:t>
+      </w:r>
+      <w:r>
+        <w:rPr>
+          <w:rFonts w:ascii="Times New Roman" w:hAnsi="Times New Roman"/>
+          <w:b w:val="0"/>
+          <w:i w:val="0"/>
+          <w:sz w:val="28"/>
+        </w:rPr>
+        <w:t>.</w:t>
       </w:r>
     </w:p>
     <w:p>
@@ -1463,23 +3026,21 @@
       </w:r>
       <w:r>
         <w:rPr>
-          <w:rFonts w:ascii="Times New Roman" w:hAnsi="Times New Roman"/>
-          <w:sz w:val="28"/>
-        </w:rPr>
-      </w:r>
-      <w:r>
-        <w:rPr>
-          <w:rFonts w:ascii="Times New Roman" w:hAnsi="Times New Roman"/>
+          <w:rFonts w:ascii="Courier New" w:hAnsi="Courier New"/>
           <w:b/>
-          <w:sz w:val="28"/>
-        </w:rPr>
-        <w:t>`departments` (Структурные подразделения):</w:t>
-      </w:r>
-      <w:r>
-        <w:rPr>
-          <w:rFonts w:ascii="Times New Roman" w:hAnsi="Times New Roman"/>
-          <w:sz w:val="28"/>
-        </w:rPr>
+          <w:i w:val="0"/>
+          <w:sz w:val="28"/>
+        </w:rPr>
+        <w:t>departments</w:t>
+      </w:r>
+      <w:r>
+        <w:rPr>
+          <w:rFonts w:ascii="Times New Roman" w:hAnsi="Times New Roman"/>
+          <w:b/>
+          <w:i w:val="0"/>
+          <w:sz w:val="28"/>
+        </w:rPr>
+        <w:t xml:space="preserve"> (Структурные подразделения):</w:t>
       </w:r>
     </w:p>
     <w:p>
@@ -1498,10 +3059,183 @@
       </w:r>
       <w:r>
         <w:rPr>
-          <w:rFonts w:ascii="Times New Roman" w:hAnsi="Times New Roman"/>
-          <w:sz w:val="28"/>
-        </w:rPr>
-        <w:t>`id` (PK), `name` (полное наименование), `short_name`, `type` (`RELEASING`, `IMPLEMENTING`, `EXPERT_ANOK`, `MANAGEMENT`), `phone`, `email`.</w:t>
+          <w:rFonts w:ascii="Courier New" w:hAnsi="Courier New"/>
+          <w:b w:val="0"/>
+          <w:i w:val="0"/>
+          <w:sz w:val="28"/>
+        </w:rPr>
+        <w:t>id</w:t>
+      </w:r>
+      <w:r>
+        <w:rPr>
+          <w:rFonts w:ascii="Times New Roman" w:hAnsi="Times New Roman"/>
+          <w:b w:val="0"/>
+          <w:i w:val="0"/>
+          <w:sz w:val="28"/>
+        </w:rPr>
+        <w:t xml:space="preserve"> (PK), </w:t>
+      </w:r>
+      <w:r>
+        <w:rPr>
+          <w:rFonts w:ascii="Courier New" w:hAnsi="Courier New"/>
+          <w:b w:val="0"/>
+          <w:i w:val="0"/>
+          <w:sz w:val="28"/>
+        </w:rPr>
+        <w:t>name</w:t>
+      </w:r>
+      <w:r>
+        <w:rPr>
+          <w:rFonts w:ascii="Times New Roman" w:hAnsi="Times New Roman"/>
+          <w:b w:val="0"/>
+          <w:i w:val="0"/>
+          <w:sz w:val="28"/>
+        </w:rPr>
+        <w:t xml:space="preserve"> (полное наименование), </w:t>
+      </w:r>
+      <w:r>
+        <w:rPr>
+          <w:rFonts w:ascii="Courier New" w:hAnsi="Courier New"/>
+          <w:b w:val="0"/>
+          <w:i w:val="0"/>
+          <w:sz w:val="28"/>
+        </w:rPr>
+        <w:t>short_name</w:t>
+      </w:r>
+      <w:r>
+        <w:rPr>
+          <w:rFonts w:ascii="Times New Roman" w:hAnsi="Times New Roman"/>
+          <w:b w:val="0"/>
+          <w:i w:val="0"/>
+          <w:sz w:val="28"/>
+        </w:rPr>
+        <w:t xml:space="preserve">, </w:t>
+      </w:r>
+      <w:r>
+        <w:rPr>
+          <w:rFonts w:ascii="Courier New" w:hAnsi="Courier New"/>
+          <w:b w:val="0"/>
+          <w:i w:val="0"/>
+          <w:sz w:val="28"/>
+        </w:rPr>
+        <w:t>type</w:t>
+      </w:r>
+      <w:r>
+        <w:rPr>
+          <w:rFonts w:ascii="Times New Roman" w:hAnsi="Times New Roman"/>
+          <w:b w:val="0"/>
+          <w:i w:val="0"/>
+          <w:sz w:val="28"/>
+        </w:rPr>
+        <w:t xml:space="preserve"> (</w:t>
+      </w:r>
+      <w:r>
+        <w:rPr>
+          <w:rFonts w:ascii="Courier New" w:hAnsi="Courier New"/>
+          <w:b w:val="0"/>
+          <w:i w:val="0"/>
+          <w:sz w:val="28"/>
+        </w:rPr>
+        <w:t>RELEASING</w:t>
+      </w:r>
+      <w:r>
+        <w:rPr>
+          <w:rFonts w:ascii="Times New Roman" w:hAnsi="Times New Roman"/>
+          <w:b w:val="0"/>
+          <w:i w:val="0"/>
+          <w:sz w:val="28"/>
+        </w:rPr>
+        <w:t xml:space="preserve">, </w:t>
+      </w:r>
+      <w:r>
+        <w:rPr>
+          <w:rFonts w:ascii="Courier New" w:hAnsi="Courier New"/>
+          <w:b w:val="0"/>
+          <w:i w:val="0"/>
+          <w:sz w:val="28"/>
+        </w:rPr>
+        <w:t>IMPLEMENTING</w:t>
+      </w:r>
+      <w:r>
+        <w:rPr>
+          <w:rFonts w:ascii="Times New Roman" w:hAnsi="Times New Roman"/>
+          <w:b w:val="0"/>
+          <w:i w:val="0"/>
+          <w:sz w:val="28"/>
+        </w:rPr>
+        <w:t xml:space="preserve">, </w:t>
+      </w:r>
+      <w:r>
+        <w:rPr>
+          <w:rFonts w:ascii="Courier New" w:hAnsi="Courier New"/>
+          <w:b w:val="0"/>
+          <w:i w:val="0"/>
+          <w:sz w:val="28"/>
+        </w:rPr>
+        <w:t>EXPERT_ANOK</w:t>
+      </w:r>
+      <w:r>
+        <w:rPr>
+          <w:rFonts w:ascii="Times New Roman" w:hAnsi="Times New Roman"/>
+          <w:b w:val="0"/>
+          <w:i w:val="0"/>
+          <w:sz w:val="28"/>
+        </w:rPr>
+        <w:t xml:space="preserve">, </w:t>
+      </w:r>
+      <w:r>
+        <w:rPr>
+          <w:rFonts w:ascii="Courier New" w:hAnsi="Courier New"/>
+          <w:b w:val="0"/>
+          <w:i w:val="0"/>
+          <w:sz w:val="28"/>
+        </w:rPr>
+        <w:t>MANAGEMENT</w:t>
+      </w:r>
+      <w:r>
+        <w:rPr>
+          <w:rFonts w:ascii="Times New Roman" w:hAnsi="Times New Roman"/>
+          <w:b w:val="0"/>
+          <w:i w:val="0"/>
+          <w:sz w:val="28"/>
+        </w:rPr>
+        <w:t xml:space="preserve">), </w:t>
+      </w:r>
+      <w:r>
+        <w:rPr>
+          <w:rFonts w:ascii="Courier New" w:hAnsi="Courier New"/>
+          <w:b w:val="0"/>
+          <w:i w:val="0"/>
+          <w:sz w:val="28"/>
+        </w:rPr>
+        <w:t>phone</w:t>
+      </w:r>
+      <w:r>
+        <w:rPr>
+          <w:rFonts w:ascii="Times New Roman" w:hAnsi="Times New Roman"/>
+          <w:b w:val="0"/>
+          <w:i w:val="0"/>
+          <w:sz w:val="28"/>
+        </w:rPr>
+        <w:t xml:space="preserve">, </w:t>
+      </w:r>
+      <w:r>
+        <w:rPr>
+          <w:rFonts w:ascii="Courier New" w:hAnsi="Courier New"/>
+          <w:b w:val="0"/>
+          <w:i w:val="0"/>
+          <w:sz w:val="28"/>
+        </w:rPr>
+        <w:t>email</w:t>
+      </w:r>
+      <w:r>
+        <w:rPr>
+          <w:rFonts w:ascii="Times New Roman" w:hAnsi="Times New Roman"/>
+          <w:b w:val="0"/>
+          <w:i w:val="0"/>
+          <w:sz w:val="28"/>
+        </w:rPr>
+        <w:t>.</w:t>
       </w:r>
     </w:p>
     <w:p>
@@ -1520,23 +3254,21 @@
       </w:r>
       <w:r>
         <w:rPr>
-          <w:rFonts w:ascii="Times New Roman" w:hAnsi="Times New Roman"/>
-          <w:sz w:val="28"/>
-        </w:rPr>
-      </w:r>
-      <w:r>
-        <w:rPr>
-          <w:rFonts w:ascii="Times New Roman" w:hAnsi="Times New Roman"/>
+          <w:rFonts w:ascii="Courier New" w:hAnsi="Courier New"/>
           <w:b/>
-          <w:sz w:val="28"/>
-        </w:rPr>
-        <w:t>`document_signatures` (Маршрут согласования и ЭЦП):</w:t>
-      </w:r>
-      <w:r>
-        <w:rPr>
-          <w:rFonts w:ascii="Times New Roman" w:hAnsi="Times New Roman"/>
-          <w:sz w:val="28"/>
-        </w:rPr>
+          <w:i w:val="0"/>
+          <w:sz w:val="28"/>
+        </w:rPr>
+        <w:t>document_signatures</w:t>
+      </w:r>
+      <w:r>
+        <w:rPr>
+          <w:rFonts w:ascii="Times New Roman" w:hAnsi="Times New Roman"/>
+          <w:b/>
+          <w:i w:val="0"/>
+          <w:sz w:val="28"/>
+        </w:rPr>
+        <w:t xml:space="preserve"> (Маршрут согласования и ЭЦП):</w:t>
       </w:r>
     </w:p>
     <w:p>
@@ -1555,10 +3287,183 @@
       </w:r>
       <w:r>
         <w:rPr>
-          <w:rFonts w:ascii="Times New Roman" w:hAnsi="Times New Roman"/>
-          <w:sz w:val="28"/>
-        </w:rPr>
-        <w:t>`id` (PK), `doc_type`, `doc_id`, `step_order` (1..4), `role_title`, `signer_name`, `status`, `comment`, `signed_at`, `sign_hash` (SHA-256).</w:t>
+          <w:rFonts w:ascii="Courier New" w:hAnsi="Courier New"/>
+          <w:b w:val="0"/>
+          <w:i w:val="0"/>
+          <w:sz w:val="28"/>
+        </w:rPr>
+        <w:t>id</w:t>
+      </w:r>
+      <w:r>
+        <w:rPr>
+          <w:rFonts w:ascii="Times New Roman" w:hAnsi="Times New Roman"/>
+          <w:b w:val="0"/>
+          <w:i w:val="0"/>
+          <w:sz w:val="28"/>
+        </w:rPr>
+        <w:t xml:space="preserve"> (PK), </w:t>
+      </w:r>
+      <w:r>
+        <w:rPr>
+          <w:rFonts w:ascii="Courier New" w:hAnsi="Courier New"/>
+          <w:b w:val="0"/>
+          <w:i w:val="0"/>
+          <w:sz w:val="28"/>
+        </w:rPr>
+        <w:t>doc_type</w:t>
+      </w:r>
+      <w:r>
+        <w:rPr>
+          <w:rFonts w:ascii="Times New Roman" w:hAnsi="Times New Roman"/>
+          <w:b w:val="0"/>
+          <w:i w:val="0"/>
+          <w:sz w:val="28"/>
+        </w:rPr>
+        <w:t xml:space="preserve">, </w:t>
+      </w:r>
+      <w:r>
+        <w:rPr>
+          <w:rFonts w:ascii="Courier New" w:hAnsi="Courier New"/>
+          <w:b w:val="0"/>
+          <w:i w:val="0"/>
+          <w:sz w:val="28"/>
+        </w:rPr>
+        <w:t>doc_id</w:t>
+      </w:r>
+      <w:r>
+        <w:rPr>
+          <w:rFonts w:ascii="Times New Roman" w:hAnsi="Times New Roman"/>
+          <w:b w:val="0"/>
+          <w:i w:val="0"/>
+          <w:sz w:val="28"/>
+        </w:rPr>
+        <w:t xml:space="preserve">, </w:t>
+      </w:r>
+      <w:r>
+        <w:rPr>
+          <w:rFonts w:ascii="Courier New" w:hAnsi="Courier New"/>
+          <w:b w:val="0"/>
+          <w:i w:val="0"/>
+          <w:sz w:val="28"/>
+        </w:rPr>
+        <w:t>step_order</w:t>
+      </w:r>
+      <w:r>
+        <w:rPr>
+          <w:rFonts w:ascii="Times New Roman" w:hAnsi="Times New Roman"/>
+          <w:b w:val="0"/>
+          <w:i w:val="0"/>
+          <w:sz w:val="28"/>
+        </w:rPr>
+        <w:t xml:space="preserve"> (1..4), </w:t>
+      </w:r>
+      <w:r>
+        <w:rPr>
+          <w:rFonts w:ascii="Courier New" w:hAnsi="Courier New"/>
+          <w:b w:val="0"/>
+          <w:i w:val="0"/>
+          <w:sz w:val="28"/>
+        </w:rPr>
+        <w:t>role_title</w:t>
+      </w:r>
+      <w:r>
+        <w:rPr>
+          <w:rFonts w:ascii="Times New Roman" w:hAnsi="Times New Roman"/>
+          <w:b w:val="0"/>
+          <w:i w:val="0"/>
+          <w:sz w:val="28"/>
+        </w:rPr>
+        <w:t xml:space="preserve">, </w:t>
+      </w:r>
+      <w:r>
+        <w:rPr>
+          <w:rFonts w:ascii="Courier New" w:hAnsi="Courier New"/>
+          <w:b w:val="0"/>
+          <w:i w:val="0"/>
+          <w:sz w:val="28"/>
+        </w:rPr>
+        <w:t>signer_name</w:t>
+      </w:r>
+      <w:r>
+        <w:rPr>
+          <w:rFonts w:ascii="Times New Roman" w:hAnsi="Times New Roman"/>
+          <w:b w:val="0"/>
+          <w:i w:val="0"/>
+          <w:sz w:val="28"/>
+        </w:rPr>
+        <w:t xml:space="preserve">, </w:t>
+      </w:r>
+      <w:r>
+        <w:rPr>
+          <w:rFonts w:ascii="Courier New" w:hAnsi="Courier New"/>
+          <w:b w:val="0"/>
+          <w:i w:val="0"/>
+          <w:sz w:val="28"/>
+        </w:rPr>
+        <w:t>status</w:t>
+      </w:r>
+      <w:r>
+        <w:rPr>
+          <w:rFonts w:ascii="Times New Roman" w:hAnsi="Times New Roman"/>
+          <w:b w:val="0"/>
+          <w:i w:val="0"/>
+          <w:sz w:val="28"/>
+        </w:rPr>
+        <w:t xml:space="preserve">, </w:t>
+      </w:r>
+      <w:r>
+        <w:rPr>
+          <w:rFonts w:ascii="Courier New" w:hAnsi="Courier New"/>
+          <w:b w:val="0"/>
+          <w:i w:val="0"/>
+          <w:sz w:val="28"/>
+        </w:rPr>
+        <w:t>comment</w:t>
+      </w:r>
+      <w:r>
+        <w:rPr>
+          <w:rFonts w:ascii="Times New Roman" w:hAnsi="Times New Roman"/>
+          <w:b w:val="0"/>
+          <w:i w:val="0"/>
+          <w:sz w:val="28"/>
+        </w:rPr>
+        <w:t xml:space="preserve">, </w:t>
+      </w:r>
+      <w:r>
+        <w:rPr>
+          <w:rFonts w:ascii="Courier New" w:hAnsi="Courier New"/>
+          <w:b w:val="0"/>
+          <w:i w:val="0"/>
+          <w:sz w:val="28"/>
+        </w:rPr>
+        <w:t>signed_at</w:t>
+      </w:r>
+      <w:r>
+        <w:rPr>
+          <w:rFonts w:ascii="Times New Roman" w:hAnsi="Times New Roman"/>
+          <w:b w:val="0"/>
+          <w:i w:val="0"/>
+          <w:sz w:val="28"/>
+        </w:rPr>
+        <w:t xml:space="preserve">, </w:t>
+      </w:r>
+      <w:r>
+        <w:rPr>
+          <w:rFonts w:ascii="Courier New" w:hAnsi="Courier New"/>
+          <w:b w:val="0"/>
+          <w:i w:val="0"/>
+          <w:sz w:val="28"/>
+        </w:rPr>
+        <w:t>sign_hash</w:t>
+      </w:r>
+      <w:r>
+        <w:rPr>
+          <w:rFonts w:ascii="Times New Roman" w:hAnsi="Times New Roman"/>
+          <w:b w:val="0"/>
+          <w:i w:val="0"/>
+          <w:sz w:val="28"/>
+        </w:rPr>
+        <w:t xml:space="preserve"> (SHA-256).</w:t>
       </w:r>
     </w:p>
     <w:p>
@@ -1577,23 +3482,21 @@
       </w:r>
       <w:r>
         <w:rPr>
-          <w:rFonts w:ascii="Times New Roman" w:hAnsi="Times New Roman"/>
-          <w:sz w:val="28"/>
-        </w:rPr>
-      </w:r>
-      <w:r>
-        <w:rPr>
-          <w:rFonts w:ascii="Times New Roman" w:hAnsi="Times New Roman"/>
+          <w:rFonts w:ascii="Courier New" w:hAnsi="Courier New"/>
           <w:b/>
-          <w:sz w:val="28"/>
-        </w:rPr>
-        <w:t>`service_notes` (Служебные записки на корректировку):</w:t>
-      </w:r>
-      <w:r>
-        <w:rPr>
-          <w:rFonts w:ascii="Times New Roman" w:hAnsi="Times New Roman"/>
-          <w:sz w:val="28"/>
-        </w:rPr>
+          <w:i w:val="0"/>
+          <w:sz w:val="28"/>
+        </w:rPr>
+        <w:t>service_notes</w:t>
+      </w:r>
+      <w:r>
+        <w:rPr>
+          <w:rFonts w:ascii="Times New Roman" w:hAnsi="Times New Roman"/>
+          <w:b/>
+          <w:i w:val="0"/>
+          <w:sz w:val="28"/>
+        </w:rPr>
+        <w:t xml:space="preserve"> (Служебные записки на корректировку):</w:t>
       </w:r>
     </w:p>
     <w:p>
@@ -1612,10 +3515,183 @@
       </w:r>
       <w:r>
         <w:rPr>
-          <w:rFonts w:ascii="Times New Roman" w:hAnsi="Times New Roman"/>
-          <w:sz w:val="28"/>
-        </w:rPr>
-        <w:t>`id` (PK), `curriculum_id` (FK), `note_num`, `note_date`, `reason`, `releasing_dept_id` (FK), `implementing_dept_id` (FK), `status`, `created_by`, `created_at`.</w:t>
+          <w:rFonts w:ascii="Courier New" w:hAnsi="Courier New"/>
+          <w:b w:val="0"/>
+          <w:i w:val="0"/>
+          <w:sz w:val="28"/>
+        </w:rPr>
+        <w:t>id</w:t>
+      </w:r>
+      <w:r>
+        <w:rPr>
+          <w:rFonts w:ascii="Times New Roman" w:hAnsi="Times New Roman"/>
+          <w:b w:val="0"/>
+          <w:i w:val="0"/>
+          <w:sz w:val="28"/>
+        </w:rPr>
+        <w:t xml:space="preserve"> (PK), </w:t>
+      </w:r>
+      <w:r>
+        <w:rPr>
+          <w:rFonts w:ascii="Courier New" w:hAnsi="Courier New"/>
+          <w:b w:val="0"/>
+          <w:i w:val="0"/>
+          <w:sz w:val="28"/>
+        </w:rPr>
+        <w:t>curriculum_id</w:t>
+      </w:r>
+      <w:r>
+        <w:rPr>
+          <w:rFonts w:ascii="Times New Roman" w:hAnsi="Times New Roman"/>
+          <w:b w:val="0"/>
+          <w:i w:val="0"/>
+          <w:sz w:val="28"/>
+        </w:rPr>
+        <w:t xml:space="preserve"> (FK), </w:t>
+      </w:r>
+      <w:r>
+        <w:rPr>
+          <w:rFonts w:ascii="Courier New" w:hAnsi="Courier New"/>
+          <w:b w:val="0"/>
+          <w:i w:val="0"/>
+          <w:sz w:val="28"/>
+        </w:rPr>
+        <w:t>note_num</w:t>
+      </w:r>
+      <w:r>
+        <w:rPr>
+          <w:rFonts w:ascii="Times New Roman" w:hAnsi="Times New Roman"/>
+          <w:b w:val="0"/>
+          <w:i w:val="0"/>
+          <w:sz w:val="28"/>
+        </w:rPr>
+        <w:t xml:space="preserve">, </w:t>
+      </w:r>
+      <w:r>
+        <w:rPr>
+          <w:rFonts w:ascii="Courier New" w:hAnsi="Courier New"/>
+          <w:b w:val="0"/>
+          <w:i w:val="0"/>
+          <w:sz w:val="28"/>
+        </w:rPr>
+        <w:t>note_date</w:t>
+      </w:r>
+      <w:r>
+        <w:rPr>
+          <w:rFonts w:ascii="Times New Roman" w:hAnsi="Times New Roman"/>
+          <w:b w:val="0"/>
+          <w:i w:val="0"/>
+          <w:sz w:val="28"/>
+        </w:rPr>
+        <w:t xml:space="preserve">, </w:t>
+      </w:r>
+      <w:r>
+        <w:rPr>
+          <w:rFonts w:ascii="Courier New" w:hAnsi="Courier New"/>
+          <w:b w:val="0"/>
+          <w:i w:val="0"/>
+          <w:sz w:val="28"/>
+        </w:rPr>
+        <w:t>reason</w:t>
+      </w:r>
+      <w:r>
+        <w:rPr>
+          <w:rFonts w:ascii="Times New Roman" w:hAnsi="Times New Roman"/>
+          <w:b w:val="0"/>
+          <w:i w:val="0"/>
+          <w:sz w:val="28"/>
+        </w:rPr>
+        <w:t xml:space="preserve">, </w:t>
+      </w:r>
+      <w:r>
+        <w:rPr>
+          <w:rFonts w:ascii="Courier New" w:hAnsi="Courier New"/>
+          <w:b w:val="0"/>
+          <w:i w:val="0"/>
+          <w:sz w:val="28"/>
+        </w:rPr>
+        <w:t>releasing_dept_id</w:t>
+      </w:r>
+      <w:r>
+        <w:rPr>
+          <w:rFonts w:ascii="Times New Roman" w:hAnsi="Times New Roman"/>
+          <w:b w:val="0"/>
+          <w:i w:val="0"/>
+          <w:sz w:val="28"/>
+        </w:rPr>
+        <w:t xml:space="preserve"> (FK), </w:t>
+      </w:r>
+      <w:r>
+        <w:rPr>
+          <w:rFonts w:ascii="Courier New" w:hAnsi="Courier New"/>
+          <w:b w:val="0"/>
+          <w:i w:val="0"/>
+          <w:sz w:val="28"/>
+        </w:rPr>
+        <w:t>implementing_dept_id</w:t>
+      </w:r>
+      <w:r>
+        <w:rPr>
+          <w:rFonts w:ascii="Times New Roman" w:hAnsi="Times New Roman"/>
+          <w:b w:val="0"/>
+          <w:i w:val="0"/>
+          <w:sz w:val="28"/>
+        </w:rPr>
+        <w:t xml:space="preserve"> (FK), </w:t>
+      </w:r>
+      <w:r>
+        <w:rPr>
+          <w:rFonts w:ascii="Courier New" w:hAnsi="Courier New"/>
+          <w:b w:val="0"/>
+          <w:i w:val="0"/>
+          <w:sz w:val="28"/>
+        </w:rPr>
+        <w:t>status</w:t>
+      </w:r>
+      <w:r>
+        <w:rPr>
+          <w:rFonts w:ascii="Times New Roman" w:hAnsi="Times New Roman"/>
+          <w:b w:val="0"/>
+          <w:i w:val="0"/>
+          <w:sz w:val="28"/>
+        </w:rPr>
+        <w:t xml:space="preserve">, </w:t>
+      </w:r>
+      <w:r>
+        <w:rPr>
+          <w:rFonts w:ascii="Courier New" w:hAnsi="Courier New"/>
+          <w:b w:val="0"/>
+          <w:i w:val="0"/>
+          <w:sz w:val="28"/>
+        </w:rPr>
+        <w:t>created_by</w:t>
+      </w:r>
+      <w:r>
+        <w:rPr>
+          <w:rFonts w:ascii="Times New Roman" w:hAnsi="Times New Roman"/>
+          <w:b w:val="0"/>
+          <w:i w:val="0"/>
+          <w:sz w:val="28"/>
+        </w:rPr>
+        <w:t xml:space="preserve">, </w:t>
+      </w:r>
+      <w:r>
+        <w:rPr>
+          <w:rFonts w:ascii="Courier New" w:hAnsi="Courier New"/>
+          <w:b w:val="0"/>
+          <w:i w:val="0"/>
+          <w:sz w:val="28"/>
+        </w:rPr>
+        <w:t>created_at</w:t>
+      </w:r>
+      <w:r>
+        <w:rPr>
+          <w:rFonts w:ascii="Times New Roman" w:hAnsi="Times New Roman"/>
+          <w:b w:val="0"/>
+          <w:i w:val="0"/>
+          <w:sz w:val="28"/>
+        </w:rPr>
+        <w:t>.</w:t>
       </w:r>
     </w:p>
     <w:p>
@@ -1634,23 +3710,21 @@
       </w:r>
       <w:r>
         <w:rPr>
-          <w:rFonts w:ascii="Times New Roman" w:hAnsi="Times New Roman"/>
-          <w:sz w:val="28"/>
-        </w:rPr>
-      </w:r>
-      <w:r>
-        <w:rPr>
-          <w:rFonts w:ascii="Times New Roman" w:hAnsi="Times New Roman"/>
+          <w:rFonts w:ascii="Courier New" w:hAnsi="Courier New"/>
           <w:b/>
-          <w:sz w:val="28"/>
-        </w:rPr>
-        <w:t>`service_note_items` (Детализация изменений по СЗ):</w:t>
-      </w:r>
-      <w:r>
-        <w:rPr>
-          <w:rFonts w:ascii="Times New Roman" w:hAnsi="Times New Roman"/>
-          <w:sz w:val="28"/>
-        </w:rPr>
+          <w:i w:val="0"/>
+          <w:sz w:val="28"/>
+        </w:rPr>
+        <w:t>service_note_items</w:t>
+      </w:r>
+      <w:r>
+        <w:rPr>
+          <w:rFonts w:ascii="Times New Roman" w:hAnsi="Times New Roman"/>
+          <w:b/>
+          <w:i w:val="0"/>
+          <w:sz w:val="28"/>
+        </w:rPr>
+        <w:t xml:space="preserve"> (Детализация изменений по СЗ):</w:t>
       </w:r>
     </w:p>
     <w:p>
@@ -1669,10 +3743,111 @@
       </w:r>
       <w:r>
         <w:rPr>
-          <w:rFonts w:ascii="Times New Roman" w:hAnsi="Times New Roman"/>
-          <w:sz w:val="28"/>
-        </w:rPr>
-        <w:t>`id` (PK), `service_note_id` (FK), `discipline_id` (FK), `change_type`, `old_val`, `new_val`.</w:t>
+          <w:rFonts w:ascii="Courier New" w:hAnsi="Courier New"/>
+          <w:b w:val="0"/>
+          <w:i w:val="0"/>
+          <w:sz w:val="28"/>
+        </w:rPr>
+        <w:t>id</w:t>
+      </w:r>
+      <w:r>
+        <w:rPr>
+          <w:rFonts w:ascii="Times New Roman" w:hAnsi="Times New Roman"/>
+          <w:b w:val="0"/>
+          <w:i w:val="0"/>
+          <w:sz w:val="28"/>
+        </w:rPr>
+        <w:t xml:space="preserve"> (PK), </w:t>
+      </w:r>
+      <w:r>
+        <w:rPr>
+          <w:rFonts w:ascii="Courier New" w:hAnsi="Courier New"/>
+          <w:b w:val="0"/>
+          <w:i w:val="0"/>
+          <w:sz w:val="28"/>
+        </w:rPr>
+        <w:t>service_note_id</w:t>
+      </w:r>
+      <w:r>
+        <w:rPr>
+          <w:rFonts w:ascii="Times New Roman" w:hAnsi="Times New Roman"/>
+          <w:b w:val="0"/>
+          <w:i w:val="0"/>
+          <w:sz w:val="28"/>
+        </w:rPr>
+        <w:t xml:space="preserve"> (FK), </w:t>
+      </w:r>
+      <w:r>
+        <w:rPr>
+          <w:rFonts w:ascii="Courier New" w:hAnsi="Courier New"/>
+          <w:b w:val="0"/>
+          <w:i w:val="0"/>
+          <w:sz w:val="28"/>
+        </w:rPr>
+        <w:t>discipline_id</w:t>
+      </w:r>
+      <w:r>
+        <w:rPr>
+          <w:rFonts w:ascii="Times New Roman" w:hAnsi="Times New Roman"/>
+          <w:b w:val="0"/>
+          <w:i w:val="0"/>
+          <w:sz w:val="28"/>
+        </w:rPr>
+        <w:t xml:space="preserve"> (FK), </w:t>
+      </w:r>
+      <w:r>
+        <w:rPr>
+          <w:rFonts w:ascii="Courier New" w:hAnsi="Courier New"/>
+          <w:b w:val="0"/>
+          <w:i w:val="0"/>
+          <w:sz w:val="28"/>
+        </w:rPr>
+        <w:t>change_type</w:t>
+      </w:r>
+      <w:r>
+        <w:rPr>
+          <w:rFonts w:ascii="Times New Roman" w:hAnsi="Times New Roman"/>
+          <w:b w:val="0"/>
+          <w:i w:val="0"/>
+          <w:sz w:val="28"/>
+        </w:rPr>
+        <w:t xml:space="preserve">, </w:t>
+      </w:r>
+      <w:r>
+        <w:rPr>
+          <w:rFonts w:ascii="Courier New" w:hAnsi="Courier New"/>
+          <w:b w:val="0"/>
+          <w:i w:val="0"/>
+          <w:sz w:val="28"/>
+        </w:rPr>
+        <w:t>old_val</w:t>
+      </w:r>
+      <w:r>
+        <w:rPr>
+          <w:rFonts w:ascii="Times New Roman" w:hAnsi="Times New Roman"/>
+          <w:b w:val="0"/>
+          <w:i w:val="0"/>
+          <w:sz w:val="28"/>
+        </w:rPr>
+        <w:t xml:space="preserve">, </w:t>
+      </w:r>
+      <w:r>
+        <w:rPr>
+          <w:rFonts w:ascii="Courier New" w:hAnsi="Courier New"/>
+          <w:b w:val="0"/>
+          <w:i w:val="0"/>
+          <w:sz w:val="28"/>
+        </w:rPr>
+        <w:t>new_val</w:t>
+      </w:r>
+      <w:r>
+        <w:rPr>
+          <w:rFonts w:ascii="Times New Roman" w:hAnsi="Times New Roman"/>
+          <w:b w:val="0"/>
+          <w:i w:val="0"/>
+          <w:sz w:val="28"/>
+        </w:rPr>
+        <w:t>.</w:t>
       </w:r>
     </w:p>
     <w:p>
@@ -1691,24 +3866,102 @@
       </w:r>
       <w:r>
         <w:rPr>
-          <w:rFonts w:ascii="Times New Roman" w:hAnsi="Times New Roman"/>
-          <w:sz w:val="28"/>
-        </w:rPr>
-      </w:r>
-      <w:r>
-        <w:rPr>
-          <w:rFonts w:ascii="Times New Roman" w:hAnsi="Times New Roman"/>
+          <w:rFonts w:ascii="Courier New" w:hAnsi="Courier New"/>
           <w:b/>
-          <w:sz w:val="28"/>
-        </w:rPr>
-        <w:t>`roles` (Справочник ролей):</w:t>
-      </w:r>
-      <w:r>
-        <w:rPr>
-          <w:rFonts w:ascii="Times New Roman" w:hAnsi="Times New Roman"/>
-          <w:sz w:val="28"/>
-        </w:rPr>
-        <w:t xml:space="preserve"> `id` (PK), `role_name`, `code`, `description`.</w:t>
+          <w:i w:val="0"/>
+          <w:sz w:val="28"/>
+        </w:rPr>
+        <w:t>roles</w:t>
+      </w:r>
+      <w:r>
+        <w:rPr>
+          <w:rFonts w:ascii="Times New Roman" w:hAnsi="Times New Roman"/>
+          <w:b/>
+          <w:i w:val="0"/>
+          <w:sz w:val="28"/>
+        </w:rPr>
+        <w:t xml:space="preserve"> (Справочник ролей):</w:t>
+      </w:r>
+      <w:r>
+        <w:rPr>
+          <w:rFonts w:ascii="Times New Roman" w:hAnsi="Times New Roman"/>
+          <w:b w:val="0"/>
+          <w:i w:val="0"/>
+          <w:sz w:val="28"/>
+        </w:rPr>
+        <w:t xml:space="preserve"> </w:t>
+      </w:r>
+      <w:r>
+        <w:rPr>
+          <w:rFonts w:ascii="Courier New" w:hAnsi="Courier New"/>
+          <w:b w:val="0"/>
+          <w:i w:val="0"/>
+          <w:sz w:val="28"/>
+        </w:rPr>
+        <w:t>id</w:t>
+      </w:r>
+      <w:r>
+        <w:rPr>
+          <w:rFonts w:ascii="Times New Roman" w:hAnsi="Times New Roman"/>
+          <w:b w:val="0"/>
+          <w:i w:val="0"/>
+          <w:sz w:val="28"/>
+        </w:rPr>
+        <w:t xml:space="preserve"> (PK), </w:t>
+      </w:r>
+      <w:r>
+        <w:rPr>
+          <w:rFonts w:ascii="Courier New" w:hAnsi="Courier New"/>
+          <w:b w:val="0"/>
+          <w:i w:val="0"/>
+          <w:sz w:val="28"/>
+        </w:rPr>
+        <w:t>role_name</w:t>
+      </w:r>
+      <w:r>
+        <w:rPr>
+          <w:rFonts w:ascii="Times New Roman" w:hAnsi="Times New Roman"/>
+          <w:b w:val="0"/>
+          <w:i w:val="0"/>
+          <w:sz w:val="28"/>
+        </w:rPr>
+        <w:t xml:space="preserve">, </w:t>
+      </w:r>
+      <w:r>
+        <w:rPr>
+          <w:rFonts w:ascii="Courier New" w:hAnsi="Courier New"/>
+          <w:b w:val="0"/>
+          <w:i w:val="0"/>
+          <w:sz w:val="28"/>
+        </w:rPr>
+        <w:t>code</w:t>
+      </w:r>
+      <w:r>
+        <w:rPr>
+          <w:rFonts w:ascii="Times New Roman" w:hAnsi="Times New Roman"/>
+          <w:b w:val="0"/>
+          <w:i w:val="0"/>
+          <w:sz w:val="28"/>
+        </w:rPr>
+        <w:t xml:space="preserve">, </w:t>
+      </w:r>
+      <w:r>
+        <w:rPr>
+          <w:rFonts w:ascii="Courier New" w:hAnsi="Courier New"/>
+          <w:b w:val="0"/>
+          <w:i w:val="0"/>
+          <w:sz w:val="28"/>
+        </w:rPr>
+        <w:t>description</w:t>
+      </w:r>
+      <w:r>
+        <w:rPr>
+          <w:rFonts w:ascii="Times New Roman" w:hAnsi="Times New Roman"/>
+          <w:b w:val="0"/>
+          <w:i w:val="0"/>
+          <w:sz w:val="28"/>
+        </w:rPr>
+        <w:t>.</w:t>
       </w:r>
     </w:p>
     <w:p>
@@ -1727,24 +3980,156 @@
       </w:r>
       <w:r>
         <w:rPr>
-          <w:rFonts w:ascii="Times New Roman" w:hAnsi="Times New Roman"/>
-          <w:sz w:val="28"/>
-        </w:rPr>
-      </w:r>
-      <w:r>
-        <w:rPr>
-          <w:rFonts w:ascii="Times New Roman" w:hAnsi="Times New Roman"/>
+          <w:rFonts w:ascii="Courier New" w:hAnsi="Courier New"/>
           <w:b/>
-          <w:sz w:val="28"/>
-        </w:rPr>
-        <w:t>`users` (Пользователи системы):</w:t>
-      </w:r>
-      <w:r>
-        <w:rPr>
-          <w:rFonts w:ascii="Times New Roman" w:hAnsi="Times New Roman"/>
-          <w:sz w:val="28"/>
-        </w:rPr>
-        <w:t xml:space="preserve"> `id` (PK), `username`, `full_name`, `email`, `role_id` (FK), `department_id` (FK), `position_title`.</w:t>
+          <w:i w:val="0"/>
+          <w:sz w:val="28"/>
+        </w:rPr>
+        <w:t>users</w:t>
+      </w:r>
+      <w:r>
+        <w:rPr>
+          <w:rFonts w:ascii="Times New Roman" w:hAnsi="Times New Roman"/>
+          <w:b/>
+          <w:i w:val="0"/>
+          <w:sz w:val="28"/>
+        </w:rPr>
+        <w:t xml:space="preserve"> (Пользователи системы):</w:t>
+      </w:r>
+      <w:r>
+        <w:rPr>
+          <w:rFonts w:ascii="Times New Roman" w:hAnsi="Times New Roman"/>
+          <w:b w:val="0"/>
+          <w:i w:val="0"/>
+          <w:sz w:val="28"/>
+        </w:rPr>
+        <w:t xml:space="preserve"> </w:t>
+      </w:r>
+      <w:r>
+        <w:rPr>
+          <w:rFonts w:ascii="Courier New" w:hAnsi="Courier New"/>
+          <w:b w:val="0"/>
+          <w:i w:val="0"/>
+          <w:sz w:val="28"/>
+        </w:rPr>
+        <w:t>id</w:t>
+      </w:r>
+      <w:r>
+        <w:rPr>
+          <w:rFonts w:ascii="Times New Roman" w:hAnsi="Times New Roman"/>
+          <w:b w:val="0"/>
+          <w:i w:val="0"/>
+          <w:sz w:val="28"/>
+        </w:rPr>
+        <w:t xml:space="preserve"> (PK), </w:t>
+      </w:r>
+      <w:r>
+        <w:rPr>
+          <w:rFonts w:ascii="Courier New" w:hAnsi="Courier New"/>
+          <w:b w:val="0"/>
+          <w:i w:val="0"/>
+          <w:sz w:val="28"/>
+        </w:rPr>
+        <w:t>username</w:t>
+      </w:r>
+      <w:r>
+        <w:rPr>
+          <w:rFonts w:ascii="Times New Roman" w:hAnsi="Times New Roman"/>
+          <w:b w:val="0"/>
+          <w:i w:val="0"/>
+          <w:sz w:val="28"/>
+        </w:rPr>
+        <w:t xml:space="preserve">, </w:t>
+      </w:r>
+      <w:r>
+        <w:rPr>
+          <w:rFonts w:ascii="Courier New" w:hAnsi="Courier New"/>
+          <w:b w:val="0"/>
+          <w:i w:val="0"/>
+          <w:sz w:val="28"/>
+        </w:rPr>
+        <w:t>full_name</w:t>
+      </w:r>
+      <w:r>
+        <w:rPr>
+          <w:rFonts w:ascii="Times New Roman" w:hAnsi="Times New Roman"/>
+          <w:b w:val="0"/>
+          <w:i w:val="0"/>
+          <w:sz w:val="28"/>
+        </w:rPr>
+        <w:t xml:space="preserve">, </w:t>
+      </w:r>
+      <w:r>
+        <w:rPr>
+          <w:rFonts w:ascii="Courier New" w:hAnsi="Courier New"/>
+          <w:b w:val="0"/>
+          <w:i w:val="0"/>
+          <w:sz w:val="28"/>
+        </w:rPr>
+        <w:t>email</w:t>
+      </w:r>
+      <w:r>
+        <w:rPr>
+          <w:rFonts w:ascii="Times New Roman" w:hAnsi="Times New Roman"/>
+          <w:b w:val="0"/>
+          <w:i w:val="0"/>
+          <w:sz w:val="28"/>
+        </w:rPr>
+        <w:t xml:space="preserve">, </w:t>
+      </w:r>
+      <w:r>
+        <w:rPr>
+          <w:rFonts w:ascii="Courier New" w:hAnsi="Courier New"/>
+          <w:b w:val="0"/>
+          <w:i w:val="0"/>
+          <w:sz w:val="28"/>
+        </w:rPr>
+        <w:t>role_id</w:t>
+      </w:r>
+      <w:r>
+        <w:rPr>
+          <w:rFonts w:ascii="Times New Roman" w:hAnsi="Times New Roman"/>
+          <w:b w:val="0"/>
+          <w:i w:val="0"/>
+          <w:sz w:val="28"/>
+        </w:rPr>
+        <w:t xml:space="preserve"> (FK), </w:t>
+      </w:r>
+      <w:r>
+        <w:rPr>
+          <w:rFonts w:ascii="Courier New" w:hAnsi="Courier New"/>
+          <w:b w:val="0"/>
+          <w:i w:val="0"/>
+          <w:sz w:val="28"/>
+        </w:rPr>
+        <w:t>department_id</w:t>
+      </w:r>
+      <w:r>
+        <w:rPr>
+          <w:rFonts w:ascii="Times New Roman" w:hAnsi="Times New Roman"/>
+          <w:b w:val="0"/>
+          <w:i w:val="0"/>
+          <w:sz w:val="28"/>
+        </w:rPr>
+        <w:t xml:space="preserve"> (FK), </w:t>
+      </w:r>
+      <w:r>
+        <w:rPr>
+          <w:rFonts w:ascii="Courier New" w:hAnsi="Courier New"/>
+          <w:b w:val="0"/>
+          <w:i w:val="0"/>
+          <w:sz w:val="28"/>
+        </w:rPr>
+        <w:t>position_title</w:t>
+      </w:r>
+      <w:r>
+        <w:rPr>
+          <w:rFonts w:ascii="Times New Roman" w:hAnsi="Times New Roman"/>
+          <w:b w:val="0"/>
+          <w:i w:val="0"/>
+          <w:sz w:val="28"/>
+        </w:rPr>
+        <w:t>.</w:t>
       </w:r>
     </w:p>
     <w:p>
@@ -1763,24 +4148,156 @@
       </w:r>
       <w:r>
         <w:rPr>
-          <w:rFonts w:ascii="Times New Roman" w:hAnsi="Times New Roman"/>
-          <w:sz w:val="28"/>
-        </w:rPr>
-      </w:r>
-      <w:r>
-        <w:rPr>
-          <w:rFonts w:ascii="Times New Roman" w:hAnsi="Times New Roman"/>
+          <w:rFonts w:ascii="Courier New" w:hAnsi="Courier New"/>
           <w:b/>
-          <w:sz w:val="28"/>
-        </w:rPr>
-        <w:t>`announcements` (Объявления и регламенты):</w:t>
-      </w:r>
-      <w:r>
-        <w:rPr>
-          <w:rFonts w:ascii="Times New Roman" w:hAnsi="Times New Roman"/>
-          <w:sz w:val="28"/>
-        </w:rPr>
-        <w:t xml:space="preserve"> `id` (PK), `title`, `category`, `publish_date`, `author_name`, `content`, `is_pinned`.</w:t>
+          <w:i w:val="0"/>
+          <w:sz w:val="28"/>
+        </w:rPr>
+        <w:t>announcements</w:t>
+      </w:r>
+      <w:r>
+        <w:rPr>
+          <w:rFonts w:ascii="Times New Roman" w:hAnsi="Times New Roman"/>
+          <w:b/>
+          <w:i w:val="0"/>
+          <w:sz w:val="28"/>
+        </w:rPr>
+        <w:t xml:space="preserve"> (Объявления и регламенты):</w:t>
+      </w:r>
+      <w:r>
+        <w:rPr>
+          <w:rFonts w:ascii="Times New Roman" w:hAnsi="Times New Roman"/>
+          <w:b w:val="0"/>
+          <w:i w:val="0"/>
+          <w:sz w:val="28"/>
+        </w:rPr>
+        <w:t xml:space="preserve"> </w:t>
+      </w:r>
+      <w:r>
+        <w:rPr>
+          <w:rFonts w:ascii="Courier New" w:hAnsi="Courier New"/>
+          <w:b w:val="0"/>
+          <w:i w:val="0"/>
+          <w:sz w:val="28"/>
+        </w:rPr>
+        <w:t>id</w:t>
+      </w:r>
+      <w:r>
+        <w:rPr>
+          <w:rFonts w:ascii="Times New Roman" w:hAnsi="Times New Roman"/>
+          <w:b w:val="0"/>
+          <w:i w:val="0"/>
+          <w:sz w:val="28"/>
+        </w:rPr>
+        <w:t xml:space="preserve"> (PK), </w:t>
+      </w:r>
+      <w:r>
+        <w:rPr>
+          <w:rFonts w:ascii="Courier New" w:hAnsi="Courier New"/>
+          <w:b w:val="0"/>
+          <w:i w:val="0"/>
+          <w:sz w:val="28"/>
+        </w:rPr>
+        <w:t>title</w:t>
+      </w:r>
+      <w:r>
+        <w:rPr>
+          <w:rFonts w:ascii="Times New Roman" w:hAnsi="Times New Roman"/>
+          <w:b w:val="0"/>
+          <w:i w:val="0"/>
+          <w:sz w:val="28"/>
+        </w:rPr>
+        <w:t xml:space="preserve">, </w:t>
+      </w:r>
+      <w:r>
+        <w:rPr>
+          <w:rFonts w:ascii="Courier New" w:hAnsi="Courier New"/>
+          <w:b w:val="0"/>
+          <w:i w:val="0"/>
+          <w:sz w:val="28"/>
+        </w:rPr>
+        <w:t>category</w:t>
+      </w:r>
+      <w:r>
+        <w:rPr>
+          <w:rFonts w:ascii="Times New Roman" w:hAnsi="Times New Roman"/>
+          <w:b w:val="0"/>
+          <w:i w:val="0"/>
+          <w:sz w:val="28"/>
+        </w:rPr>
+        <w:t xml:space="preserve">, </w:t>
+      </w:r>
+      <w:r>
+        <w:rPr>
+          <w:rFonts w:ascii="Courier New" w:hAnsi="Courier New"/>
+          <w:b w:val="0"/>
+          <w:i w:val="0"/>
+          <w:sz w:val="28"/>
+        </w:rPr>
+        <w:t>publish_date</w:t>
+      </w:r>
+      <w:r>
+        <w:rPr>
+          <w:rFonts w:ascii="Times New Roman" w:hAnsi="Times New Roman"/>
+          <w:b w:val="0"/>
+          <w:i w:val="0"/>
+          <w:sz w:val="28"/>
+        </w:rPr>
+        <w:t xml:space="preserve">, </w:t>
+      </w:r>
+      <w:r>
+        <w:rPr>
+          <w:rFonts w:ascii="Courier New" w:hAnsi="Courier New"/>
+          <w:b w:val="0"/>
+          <w:i w:val="0"/>
+          <w:sz w:val="28"/>
+        </w:rPr>
+        <w:t>author_name</w:t>
+      </w:r>
+      <w:r>
+        <w:rPr>
+          <w:rFonts w:ascii="Times New Roman" w:hAnsi="Times New Roman"/>
+          <w:b w:val="0"/>
+          <w:i w:val="0"/>
+          <w:sz w:val="28"/>
+        </w:rPr>
+        <w:t xml:space="preserve">, </w:t>
+      </w:r>
+      <w:r>
+        <w:rPr>
+          <w:rFonts w:ascii="Courier New" w:hAnsi="Courier New"/>
+          <w:b w:val="0"/>
+          <w:i w:val="0"/>
+          <w:sz w:val="28"/>
+        </w:rPr>
+        <w:t>content</w:t>
+      </w:r>
+      <w:r>
+        <w:rPr>
+          <w:rFonts w:ascii="Times New Roman" w:hAnsi="Times New Roman"/>
+          <w:b w:val="0"/>
+          <w:i w:val="0"/>
+          <w:sz w:val="28"/>
+        </w:rPr>
+        <w:t xml:space="preserve">, </w:t>
+      </w:r>
+      <w:r>
+        <w:rPr>
+          <w:rFonts w:ascii="Courier New" w:hAnsi="Courier New"/>
+          <w:b w:val="0"/>
+          <w:i w:val="0"/>
+          <w:sz w:val="28"/>
+        </w:rPr>
+        <w:t>is_pinned</w:t>
+      </w:r>
+      <w:r>
+        <w:rPr>
+          <w:rFonts w:ascii="Times New Roman" w:hAnsi="Times New Roman"/>
+          <w:b w:val="0"/>
+          <w:i w:val="0"/>
+          <w:sz w:val="28"/>
+        </w:rPr>
+        <w:t>.</w:t>
       </w:r>
     </w:p>
     <w:p>
@@ -1799,24 +4316,174 @@
       </w:r>
       <w:r>
         <w:rPr>
-          <w:rFonts w:ascii="Times New Roman" w:hAnsi="Times New Roman"/>
-          <w:sz w:val="28"/>
-        </w:rPr>
-      </w:r>
-      <w:r>
-        <w:rPr>
-          <w:rFonts w:ascii="Times New Roman" w:hAnsi="Times New Roman"/>
+          <w:rFonts w:ascii="Courier New" w:hAnsi="Courier New"/>
           <w:b/>
-          <w:sz w:val="28"/>
-        </w:rPr>
-        <w:t>`audit_logs` (Журнал аудита событий):</w:t>
-      </w:r>
-      <w:r>
-        <w:rPr>
-          <w:rFonts w:ascii="Times New Roman" w:hAnsi="Times New Roman"/>
-          <w:sz w:val="28"/>
-        </w:rPr>
-        <w:t xml:space="preserve"> `id` (PK), `event_time`, `user_name`, `user_role`, `action`, `entity_name`, `status`, `ip_address`.</w:t>
+          <w:i w:val="0"/>
+          <w:sz w:val="28"/>
+        </w:rPr>
+        <w:t>audit_logs</w:t>
+      </w:r>
+      <w:r>
+        <w:rPr>
+          <w:rFonts w:ascii="Times New Roman" w:hAnsi="Times New Roman"/>
+          <w:b/>
+          <w:i w:val="0"/>
+          <w:sz w:val="28"/>
+        </w:rPr>
+        <w:t xml:space="preserve"> (Журнал аудита событий):</w:t>
+      </w:r>
+      <w:r>
+        <w:rPr>
+          <w:rFonts w:ascii="Times New Roman" w:hAnsi="Times New Roman"/>
+          <w:b w:val="0"/>
+          <w:i w:val="0"/>
+          <w:sz w:val="28"/>
+        </w:rPr>
+        <w:t xml:space="preserve"> </w:t>
+      </w:r>
+      <w:r>
+        <w:rPr>
+          <w:rFonts w:ascii="Courier New" w:hAnsi="Courier New"/>
+          <w:b w:val="0"/>
+          <w:i w:val="0"/>
+          <w:sz w:val="28"/>
+        </w:rPr>
+        <w:t>id</w:t>
+      </w:r>
+      <w:r>
+        <w:rPr>
+          <w:rFonts w:ascii="Times New Roman" w:hAnsi="Times New Roman"/>
+          <w:b w:val="0"/>
+          <w:i w:val="0"/>
+          <w:sz w:val="28"/>
+        </w:rPr>
+        <w:t xml:space="preserve"> (PK), </w:t>
+      </w:r>
+      <w:r>
+        <w:rPr>
+          <w:rFonts w:ascii="Courier New" w:hAnsi="Courier New"/>
+          <w:b w:val="0"/>
+          <w:i w:val="0"/>
+          <w:sz w:val="28"/>
+        </w:rPr>
+        <w:t>event_time</w:t>
+      </w:r>
+      <w:r>
+        <w:rPr>
+          <w:rFonts w:ascii="Times New Roman" w:hAnsi="Times New Roman"/>
+          <w:b w:val="0"/>
+          <w:i w:val="0"/>
+          <w:sz w:val="28"/>
+        </w:rPr>
+        <w:t xml:space="preserve">, </w:t>
+      </w:r>
+      <w:r>
+        <w:rPr>
+          <w:rFonts w:ascii="Courier New" w:hAnsi="Courier New"/>
+          <w:b w:val="0"/>
+          <w:i w:val="0"/>
+          <w:sz w:val="28"/>
+        </w:rPr>
+        <w:t>user_name</w:t>
+      </w:r>
+      <w:r>
+        <w:rPr>
+          <w:rFonts w:ascii="Times New Roman" w:hAnsi="Times New Roman"/>
+          <w:b w:val="0"/>
+          <w:i w:val="0"/>
+          <w:sz w:val="28"/>
+        </w:rPr>
+        <w:t xml:space="preserve">, </w:t>
+      </w:r>
+      <w:r>
+        <w:rPr>
+          <w:rFonts w:ascii="Courier New" w:hAnsi="Courier New"/>
+          <w:b w:val="0"/>
+          <w:i w:val="0"/>
+          <w:sz w:val="28"/>
+        </w:rPr>
+        <w:t>user_role</w:t>
+      </w:r>
+      <w:r>
+        <w:rPr>
+          <w:rFonts w:ascii="Times New Roman" w:hAnsi="Times New Roman"/>
+          <w:b w:val="0"/>
+          <w:i w:val="0"/>
+          <w:sz w:val="28"/>
+        </w:rPr>
+        <w:t xml:space="preserve">, </w:t>
+      </w:r>
+      <w:r>
+        <w:rPr>
+          <w:rFonts w:ascii="Courier New" w:hAnsi="Courier New"/>
+          <w:b w:val="0"/>
+          <w:i w:val="0"/>
+          <w:sz w:val="28"/>
+        </w:rPr>
+        <w:t>action</w:t>
+      </w:r>
+      <w:r>
+        <w:rPr>
+          <w:rFonts w:ascii="Times New Roman" w:hAnsi="Times New Roman"/>
+          <w:b w:val="0"/>
+          <w:i w:val="0"/>
+          <w:sz w:val="28"/>
+        </w:rPr>
+        <w:t xml:space="preserve">, </w:t>
+      </w:r>
+      <w:r>
+        <w:rPr>
+          <w:rFonts w:ascii="Courier New" w:hAnsi="Courier New"/>
+          <w:b w:val="0"/>
+          <w:i w:val="0"/>
+          <w:sz w:val="28"/>
+        </w:rPr>
+        <w:t>entity_name</w:t>
+      </w:r>
+      <w:r>
+        <w:rPr>
+          <w:rFonts w:ascii="Times New Roman" w:hAnsi="Times New Roman"/>
+          <w:b w:val="0"/>
+          <w:i w:val="0"/>
+          <w:sz w:val="28"/>
+        </w:rPr>
+        <w:t xml:space="preserve">, </w:t>
+      </w:r>
+      <w:r>
+        <w:rPr>
+          <w:rFonts w:ascii="Courier New" w:hAnsi="Courier New"/>
+          <w:b w:val="0"/>
+          <w:i w:val="0"/>
+          <w:sz w:val="28"/>
+        </w:rPr>
+        <w:t>status</w:t>
+      </w:r>
+      <w:r>
+        <w:rPr>
+          <w:rFonts w:ascii="Times New Roman" w:hAnsi="Times New Roman"/>
+          <w:b w:val="0"/>
+          <w:i w:val="0"/>
+          <w:sz w:val="28"/>
+        </w:rPr>
+        <w:t xml:space="preserve">, </w:t>
+      </w:r>
+      <w:r>
+        <w:rPr>
+          <w:rFonts w:ascii="Courier New" w:hAnsi="Courier New"/>
+          <w:b w:val="0"/>
+          <w:i w:val="0"/>
+          <w:sz w:val="28"/>
+        </w:rPr>
+        <w:t>ip_address</w:t>
+      </w:r>
+      <w:r>
+        <w:rPr>
+          <w:rFonts w:ascii="Times New Roman" w:hAnsi="Times New Roman"/>
+          <w:b w:val="0"/>
+          <w:i w:val="0"/>
+          <w:sz w:val="28"/>
+        </w:rPr>
+        <w:t>.</w:t>
       </w:r>
     </w:p>
     <w:p>
@@ -1828,9 +4495,47 @@
       <w:r>
         <w:rPr>
           <w:rFonts w:ascii="Times New Roman" w:hAnsi="Times New Roman"/>
-          <w:sz w:val="28"/>
-        </w:rPr>
-        <w:t>Исходные DDL-скрипты создания схемы расположены в `portal/database/schema.sql`, а демонстрационные данные — в `portal/database/seed.sql`.</w:t>
+          <w:b w:val="0"/>
+          <w:i w:val="0"/>
+          <w:sz w:val="28"/>
+        </w:rPr>
+        <w:t xml:space="preserve">Исходные DDL-скрипты создания схемы расположены в </w:t>
+      </w:r>
+      <w:r>
+        <w:rPr>
+          <w:rFonts w:ascii="Courier New" w:hAnsi="Courier New"/>
+          <w:b w:val="0"/>
+          <w:i w:val="0"/>
+          <w:sz w:val="28"/>
+        </w:rPr>
+        <w:t>portal/database/schema.sql</w:t>
+      </w:r>
+      <w:r>
+        <w:rPr>
+          <w:rFonts w:ascii="Times New Roman" w:hAnsi="Times New Roman"/>
+          <w:b w:val="0"/>
+          <w:i w:val="0"/>
+          <w:sz w:val="28"/>
+        </w:rPr>
+        <w:t xml:space="preserve">, а демонстрационные данные — в </w:t>
+      </w:r>
+      <w:r>
+        <w:rPr>
+          <w:rFonts w:ascii="Courier New" w:hAnsi="Courier New"/>
+          <w:b w:val="0"/>
+          <w:i w:val="0"/>
+          <w:sz w:val="28"/>
+        </w:rPr>
+        <w:t>portal/database/seed.sql</w:t>
+      </w:r>
+      <w:r>
+        <w:rPr>
+          <w:rFonts w:ascii="Times New Roman" w:hAnsi="Times New Roman"/>
+          <w:b w:val="0"/>
+          <w:i w:val="0"/>
+          <w:sz w:val="28"/>
+        </w:rPr>
+        <w:t>.</w:t>
       </w:r>
     </w:p>
     <w:p>
@@ -1870,9 +4575,47 @@
       <w:r>
         <w:rPr>
           <w:rFonts w:ascii="Times New Roman" w:hAnsi="Times New Roman"/>
-          <w:sz w:val="28"/>
-        </w:rPr>
-        <w:t>Сервер портала поддерживает автономный запуск без внешних зависимостей. При первом старте база данных автоматически инициализируется из `schema.sql` и `seed.sql`:</w:t>
+          <w:b w:val="0"/>
+          <w:i w:val="0"/>
+          <w:sz w:val="28"/>
+        </w:rPr>
+        <w:t xml:space="preserve">Сервер портала поддерживает автономный запуск без внешних зависимостей. При первом старте база данных автоматически инициализируется из </w:t>
+      </w:r>
+      <w:r>
+        <w:rPr>
+          <w:rFonts w:ascii="Courier New" w:hAnsi="Courier New"/>
+          <w:b w:val="0"/>
+          <w:i w:val="0"/>
+          <w:sz w:val="28"/>
+        </w:rPr>
+        <w:t>schema.sql</w:t>
+      </w:r>
+      <w:r>
+        <w:rPr>
+          <w:rFonts w:ascii="Times New Roman" w:hAnsi="Times New Roman"/>
+          <w:b w:val="0"/>
+          <w:i w:val="0"/>
+          <w:sz w:val="28"/>
+        </w:rPr>
+        <w:t xml:space="preserve"> и </w:t>
+      </w:r>
+      <w:r>
+        <w:rPr>
+          <w:rFonts w:ascii="Courier New" w:hAnsi="Courier New"/>
+          <w:b w:val="0"/>
+          <w:i w:val="0"/>
+          <w:sz w:val="28"/>
+        </w:rPr>
+        <w:t>seed.sql</w:t>
+      </w:r>
+      <w:r>
+        <w:rPr>
+          <w:rFonts w:ascii="Times New Roman" w:hAnsi="Times New Roman"/>
+          <w:b w:val="0"/>
+          <w:i w:val="0"/>
+          <w:sz w:val="28"/>
+        </w:rPr>
+        <w:t>:</w:t>
       </w:r>
     </w:p>
     <w:p>
@@ -1904,9 +4647,29 @@
       <w:r>
         <w:rPr>
           <w:rFonts w:ascii="Times New Roman" w:hAnsi="Times New Roman"/>
-          <w:sz w:val="28"/>
-        </w:rPr>
-        <w:t>Сервер стартует по адресу: `http://0.0.0.0:8000`.</w:t>
+          <w:b w:val="0"/>
+          <w:i w:val="0"/>
+          <w:sz w:val="28"/>
+        </w:rPr>
+        <w:t xml:space="preserve">Сервер стартует по адресу: </w:t>
+      </w:r>
+      <w:r>
+        <w:rPr>
+          <w:rFonts w:ascii="Courier New" w:hAnsi="Courier New"/>
+          <w:b w:val="0"/>
+          <w:i w:val="0"/>
+          <w:sz w:val="28"/>
+        </w:rPr>
+        <w:t>http://0.0.0.0:8000</w:t>
+      </w:r>
+      <w:r>
+        <w:rPr>
+          <w:rFonts w:ascii="Times New Roman" w:hAnsi="Times New Roman"/>
+          <w:b w:val="0"/>
+          <w:i w:val="0"/>
+          <w:sz w:val="28"/>
+        </w:rPr>
+        <w:t>.</w:t>
       </w:r>
     </w:p>
     <w:p>
@@ -1940,9 +4703,36 @@
       <w:r>
         <w:rPr>
           <w:rFonts w:ascii="Times New Roman" w:hAnsi="Times New Roman"/>
-          <w:sz w:val="28"/>
-        </w:rPr>
-        <w:t>Создать базу данных с кодировкой UTF-8: ```bash mysql -u root -p -e "CREATE DATABASE anok_portal CHARACTER SET utf8mb4 COLLATE utf8mb4_unicode_ci;" ```</w:t>
+          <w:b w:val="0"/>
+          <w:i w:val="0"/>
+          <w:sz w:val="28"/>
+        </w:rPr>
+        <w:t xml:space="preserve">Создать базу данных с кодировкой UTF-8: </w:t>
+      </w:r>
+      <w:r>
+        <w:rPr>
+          <w:rFonts w:ascii="Courier New" w:hAnsi="Courier New"/>
+          <w:b w:val="0"/>
+          <w:i w:val="0"/>
+          <w:sz w:val="28"/>
+        </w:rPr>
+      </w:r>
+      <w:r>
+        <w:rPr>
+          <w:rFonts w:ascii="Courier New" w:hAnsi="Courier New"/>
+          <w:b w:val="0"/>
+          <w:i w:val="0"/>
+          <w:sz w:val="28"/>
+        </w:rPr>
+        <w:t xml:space="preserve">bash mysql -u root -p -e "CREATE DATABASE anok_portal CHARACTER SET utf8mb4 COLLATE utf8mb4_unicode_ci;" </w:t>
+      </w:r>
+      <w:r>
+        <w:rPr>
+          <w:rFonts w:ascii="Courier New" w:hAnsi="Courier New"/>
+          <w:b w:val="0"/>
+          <w:i w:val="0"/>
+          <w:sz w:val="28"/>
+        </w:rPr>
       </w:r>
     </w:p>
     <w:p>
@@ -1962,9 +4752,36 @@
       <w:r>
         <w:rPr>
           <w:rFonts w:ascii="Times New Roman" w:hAnsi="Times New Roman"/>
-          <w:sz w:val="28"/>
-        </w:rPr>
-        <w:t>Импортировать структуру таблиц и сиды: ```bash mysql -u root -p anok_portal &lt; portal/database/schema.sql mysql -u root -p anok_portal &lt; portal/database/seed.sql ```</w:t>
+          <w:b w:val="0"/>
+          <w:i w:val="0"/>
+          <w:sz w:val="28"/>
+        </w:rPr>
+        <w:t xml:space="preserve">Импортировать структуру таблиц и сиды: </w:t>
+      </w:r>
+      <w:r>
+        <w:rPr>
+          <w:rFonts w:ascii="Courier New" w:hAnsi="Courier New"/>
+          <w:b w:val="0"/>
+          <w:i w:val="0"/>
+          <w:sz w:val="28"/>
+        </w:rPr>
+      </w:r>
+      <w:r>
+        <w:rPr>
+          <w:rFonts w:ascii="Courier New" w:hAnsi="Courier New"/>
+          <w:b w:val="0"/>
+          <w:i w:val="0"/>
+          <w:sz w:val="28"/>
+        </w:rPr>
+        <w:t xml:space="preserve">bash mysql -u root -p anok_portal &lt; portal/database/schema.sql mysql -u root -p anok_portal &lt; portal/database/seed.sql </w:t>
+      </w:r>
+      <w:r>
+        <w:rPr>
+          <w:rFonts w:ascii="Courier New" w:hAnsi="Courier New"/>
+          <w:b w:val="0"/>
+          <w:i w:val="0"/>
+          <w:sz w:val="28"/>
+        </w:rPr>
       </w:r>
     </w:p>
     <w:p>
@@ -1984,9 +4801,36 @@
       <w:r>
         <w:rPr>
           <w:rFonts w:ascii="Times New Roman" w:hAnsi="Times New Roman"/>
-          <w:sz w:val="28"/>
-        </w:rPr>
-        <w:t>Сконфигурировать переменные окружения и запустить встроенный PHP-сервер: ```bash export DB_HOST=127.0.0.1 export DB_PORT=3306 export DB_NAME=anok_portal export DB_USER=root export DB_PASSWORD=your_password php -S 0.0.0.0:8000 -t portal ```</w:t>
+          <w:b w:val="0"/>
+          <w:i w:val="0"/>
+          <w:sz w:val="28"/>
+        </w:rPr>
+        <w:t xml:space="preserve">Сконфигурировать переменные окружения и запустить встроенный PHP-сервер: </w:t>
+      </w:r>
+      <w:r>
+        <w:rPr>
+          <w:rFonts w:ascii="Courier New" w:hAnsi="Courier New"/>
+          <w:b w:val="0"/>
+          <w:i w:val="0"/>
+          <w:sz w:val="28"/>
+        </w:rPr>
+      </w:r>
+      <w:r>
+        <w:rPr>
+          <w:rFonts w:ascii="Courier New" w:hAnsi="Courier New"/>
+          <w:b w:val="0"/>
+          <w:i w:val="0"/>
+          <w:sz w:val="28"/>
+        </w:rPr>
+        <w:t xml:space="preserve">bash export DB_HOST=127.0.0.1 export DB_PORT=3306 export DB_NAME=anok_portal export DB_USER=root export DB_PASSWORD=your_password php -S 0.0.0.0:8000 -t portal </w:t>
+      </w:r>
+      <w:r>
+        <w:rPr>
+          <w:rFonts w:ascii="Courier New" w:hAnsi="Courier New"/>
+          <w:b w:val="0"/>
+          <w:i w:val="0"/>
+          <w:sz w:val="28"/>
+        </w:rPr>
       </w:r>
     </w:p>
     <w:p>
@@ -2012,6 +4856,8 @@
       <w:r>
         <w:rPr>
           <w:rFonts w:ascii="Times New Roman" w:hAnsi="Times New Roman"/>
+          <w:b w:val="0"/>
+          <w:i w:val="0"/>
           <w:sz w:val="28"/>
         </w:rPr>
         <w:t>В развернутом портале функционируют все 13 ключевых пользовательских разделов:</w:t>
@@ -2034,20 +4880,35 @@
       <w:r>
         <w:rPr>
           <w:rFonts w:ascii="Times New Roman" w:hAnsi="Times New Roman"/>
-          <w:sz w:val="28"/>
-        </w:rPr>
-      </w:r>
-      <w:r>
-        <w:rPr>
-          <w:rFonts w:ascii="Times New Roman" w:hAnsi="Times New Roman"/>
           <w:b/>
-          <w:sz w:val="28"/>
-        </w:rPr>
-        <w:t>Сводная панель (`?page=dashboard`):</w:t>
-      </w:r>
-      <w:r>
-        <w:rPr>
-          <w:rFonts w:ascii="Times New Roman" w:hAnsi="Times New Roman"/>
+          <w:i w:val="0"/>
+          <w:sz w:val="28"/>
+        </w:rPr>
+        <w:t>Сводная панель (</w:t>
+      </w:r>
+      <w:r>
+        <w:rPr>
+          <w:rFonts w:ascii="Courier New" w:hAnsi="Courier New"/>
+          <w:b/>
+          <w:i w:val="0"/>
+          <w:sz w:val="28"/>
+        </w:rPr>
+        <w:t>?page=dashboard</w:t>
+      </w:r>
+      <w:r>
+        <w:rPr>
+          <w:rFonts w:ascii="Times New Roman" w:hAnsi="Times New Roman"/>
+          <w:b/>
+          <w:i w:val="0"/>
+          <w:sz w:val="28"/>
+        </w:rPr>
+        <w:t>):</w:t>
+      </w:r>
+      <w:r>
+        <w:rPr>
+          <w:rFonts w:ascii="Times New Roman" w:hAnsi="Times New Roman"/>
+          <w:b w:val="0"/>
+          <w:i w:val="0"/>
           <w:sz w:val="28"/>
         </w:rPr>
         <w:t xml:space="preserve"> отображает агрегированные карточки показателей (1 активный УП, 51 дисциплина, 3 стандарта ФГОС, 4 служебные записки) и реестр проектов.</w:t>
@@ -2070,20 +4931,35 @@
       <w:r>
         <w:rPr>
           <w:rFonts w:ascii="Times New Roman" w:hAnsi="Times New Roman"/>
-          <w:sz w:val="28"/>
-        </w:rPr>
-      </w:r>
-      <w:r>
-        <w:rPr>
-          <w:rFonts w:ascii="Times New Roman" w:hAnsi="Times New Roman"/>
           <w:b/>
-          <w:sz w:val="28"/>
-        </w:rPr>
-        <w:t>Учебный план (`?page=plan&amp;id=1&amp;sem=1..8`):</w:t>
-      </w:r>
-      <w:r>
-        <w:rPr>
-          <w:rFonts w:ascii="Times New Roman" w:hAnsi="Times New Roman"/>
+          <w:i w:val="0"/>
+          <w:sz w:val="28"/>
+        </w:rPr>
+        <w:t>Учебный план (</w:t>
+      </w:r>
+      <w:r>
+        <w:rPr>
+          <w:rFonts w:ascii="Courier New" w:hAnsi="Courier New"/>
+          <w:b/>
+          <w:i w:val="0"/>
+          <w:sz w:val="28"/>
+        </w:rPr>
+        <w:t>?page=plan&amp;id=1&amp;sem=1..8</w:t>
+      </w:r>
+      <w:r>
+        <w:rPr>
+          <w:rFonts w:ascii="Times New Roman" w:hAnsi="Times New Roman"/>
+          <w:b/>
+          <w:i w:val="0"/>
+          <w:sz w:val="28"/>
+        </w:rPr>
+        <w:t>):</w:t>
+      </w:r>
+      <w:r>
+        <w:rPr>
+          <w:rFonts w:ascii="Times New Roman" w:hAnsi="Times New Roman"/>
+          <w:b w:val="0"/>
+          <w:i w:val="0"/>
           <w:sz w:val="28"/>
         </w:rPr>
         <w:t xml:space="preserve"> обеспечивает переход по семестрам с контролем суммы 30 з.е. и 1080 часов на семестр.</w:t>
@@ -2106,20 +4982,35 @@
       <w:r>
         <w:rPr>
           <w:rFonts w:ascii="Times New Roman" w:hAnsi="Times New Roman"/>
-          <w:sz w:val="28"/>
-        </w:rPr>
-      </w:r>
-      <w:r>
-        <w:rPr>
-          <w:rFonts w:ascii="Times New Roman" w:hAnsi="Times New Roman"/>
           <w:b/>
-          <w:sz w:val="28"/>
-        </w:rPr>
-        <w:t>Экспертиза ФГОС (`?page=validate`):</w:t>
-      </w:r>
-      <w:r>
-        <w:rPr>
-          <w:rFonts w:ascii="Times New Roman" w:hAnsi="Times New Roman"/>
+          <w:i w:val="0"/>
+          <w:sz w:val="28"/>
+        </w:rPr>
+        <w:t>Экспертиза ФГОС (</w:t>
+      </w:r>
+      <w:r>
+        <w:rPr>
+          <w:rFonts w:ascii="Courier New" w:hAnsi="Courier New"/>
+          <w:b/>
+          <w:i w:val="0"/>
+          <w:sz w:val="28"/>
+        </w:rPr>
+        <w:t>?page=validate</w:t>
+      </w:r>
+      <w:r>
+        <w:rPr>
+          <w:rFonts w:ascii="Times New Roman" w:hAnsi="Times New Roman"/>
+          <w:b/>
+          <w:i w:val="0"/>
+          <w:sz w:val="28"/>
+        </w:rPr>
+        <w:t>):</w:t>
+      </w:r>
+      <w:r>
+        <w:rPr>
+          <w:rFonts w:ascii="Times New Roman" w:hAnsi="Times New Roman"/>
+          <w:b w:val="0"/>
+          <w:i w:val="0"/>
           <w:sz w:val="28"/>
         </w:rPr>
         <w:t xml:space="preserve"> демонстрирует статус прохождения валидации по нормативам ФГОС 3++.</w:t>
@@ -2142,20 +5033,35 @@
       <w:r>
         <w:rPr>
           <w:rFonts w:ascii="Times New Roman" w:hAnsi="Times New Roman"/>
-          <w:sz w:val="28"/>
-        </w:rPr>
-      </w:r>
-      <w:r>
-        <w:rPr>
-          <w:rFonts w:ascii="Times New Roman" w:hAnsi="Times New Roman"/>
           <w:b/>
-          <w:sz w:val="28"/>
-        </w:rPr>
-        <w:t>Маршрут визирования (`?page=signatures`):</w:t>
-      </w:r>
-      <w:r>
-        <w:rPr>
-          <w:rFonts w:ascii="Times New Roman" w:hAnsi="Times New Roman"/>
+          <w:i w:val="0"/>
+          <w:sz w:val="28"/>
+        </w:rPr>
+        <w:t>Маршрут визирования (</w:t>
+      </w:r>
+      <w:r>
+        <w:rPr>
+          <w:rFonts w:ascii="Courier New" w:hAnsi="Courier New"/>
+          <w:b/>
+          <w:i w:val="0"/>
+          <w:sz w:val="28"/>
+        </w:rPr>
+        <w:t>?page=signatures</w:t>
+      </w:r>
+      <w:r>
+        <w:rPr>
+          <w:rFonts w:ascii="Times New Roman" w:hAnsi="Times New Roman"/>
+          <w:b/>
+          <w:i w:val="0"/>
+          <w:sz w:val="28"/>
+        </w:rPr>
+        <w:t>):</w:t>
+      </w:r>
+      <w:r>
+        <w:rPr>
+          <w:rFonts w:ascii="Times New Roman" w:hAnsi="Times New Roman"/>
+          <w:b w:val="0"/>
+          <w:i w:val="0"/>
           <w:sz w:val="28"/>
         </w:rPr>
         <w:t xml:space="preserve"> отображает последовательную цепочку наложения ЭЦП с криптографическими хэшами.</w:t>
@@ -2178,20 +5084,35 @@
       <w:r>
         <w:rPr>
           <w:rFonts w:ascii="Times New Roman" w:hAnsi="Times New Roman"/>
-          <w:sz w:val="28"/>
-        </w:rPr>
-      </w:r>
-      <w:r>
-        <w:rPr>
-          <w:rFonts w:ascii="Times New Roman" w:hAnsi="Times New Roman"/>
           <w:b/>
-          <w:sz w:val="28"/>
-        </w:rPr>
-        <w:t>Служебные записки (`?page=memos`):</w:t>
-      </w:r>
-      <w:r>
-        <w:rPr>
-          <w:rFonts w:ascii="Times New Roman" w:hAnsi="Times New Roman"/>
+          <w:i w:val="0"/>
+          <w:sz w:val="28"/>
+        </w:rPr>
+        <w:t>Служебные записки (</w:t>
+      </w:r>
+      <w:r>
+        <w:rPr>
+          <w:rFonts w:ascii="Courier New" w:hAnsi="Courier New"/>
+          <w:b/>
+          <w:i w:val="0"/>
+          <w:sz w:val="28"/>
+        </w:rPr>
+        <w:t>?page=memos</w:t>
+      </w:r>
+      <w:r>
+        <w:rPr>
+          <w:rFonts w:ascii="Times New Roman" w:hAnsi="Times New Roman"/>
+          <w:b/>
+          <w:i w:val="0"/>
+          <w:sz w:val="28"/>
+        </w:rPr>
+        <w:t>):</w:t>
+      </w:r>
+      <w:r>
+        <w:rPr>
+          <w:rFonts w:ascii="Times New Roman" w:hAnsi="Times New Roman"/>
+          <w:b w:val="0"/>
+          <w:i w:val="0"/>
           <w:sz w:val="28"/>
         </w:rPr>
         <w:t xml:space="preserve"> фиксирует документооборот правок между кафедрами.</w:t>
@@ -2220,6 +5141,8 @@
       <w:r>
         <w:rPr>
           <w:rFonts w:ascii="Times New Roman" w:hAnsi="Times New Roman"/>
+          <w:b w:val="0"/>
+          <w:i w:val="0"/>
           <w:sz w:val="28"/>
         </w:rPr>
         <w:t>В ходе выполнения лабораторной работы № 2 разработаны 5 ключевых архитектурных UML-диаграмм, спроектирована 3NF реляционная схема базы данных из 13 таблиц, настроена серверная среда и выполнено успешное развертывание портала с демонстрационными данными.</w:t>

--- a/reports/lab2/LR2_Report_Variant15.docx
+++ b/reports/lab2/LR2_Report_Variant15.docx
@@ -95,6 +95,9 @@
     </w:p>
     <w:p>
       <w:pPr>
+        <w:keepNext/>
+        <w:keepLines/>
+        <w:widowControl/>
         <w:spacing w:before="240" w:after="120"/>
         <w:jc w:val="left"/>
       </w:pPr>
@@ -109,6 +112,7 @@
     </w:p>
     <w:p>
       <w:pPr>
+        <w:widowControl/>
         <w:spacing w:line="276" w:lineRule="auto" w:after="120"/>
         <w:ind w:firstLine="709"/>
         <w:jc w:val="both"/>
@@ -125,6 +129,10 @@
     </w:p>
     <w:p>
       <w:pPr>
+        <w:keepNext/>
+        <w:keepLines/>
+        <w:pageBreakBefore/>
+        <w:widowControl/>
         <w:spacing w:before="240" w:after="120"/>
         <w:jc w:val="left"/>
       </w:pPr>
@@ -139,6 +147,9 @@
     </w:p>
     <w:p>
       <w:pPr>
+        <w:keepNext/>
+        <w:keepLines/>
+        <w:widowControl/>
         <w:spacing w:before="160" w:after="80"/>
         <w:jc w:val="left"/>
       </w:pPr>
@@ -153,6 +164,7 @@
     </w:p>
     <w:p>
       <w:pPr>
+        <w:widowControl/>
         <w:spacing w:line="276" w:lineRule="auto" w:after="120"/>
         <w:ind w:firstLine="709"/>
         <w:jc w:val="both"/>
@@ -169,13 +181,15 @@
     </w:p>
     <w:p>
       <w:pPr>
+        <w:keepNext/>
+        <w:keepLines/>
         <w:spacing w:before="200" w:after="80"/>
         <w:jc w:val="center"/>
       </w:pPr>
       <w:r>
         <w:drawing>
           <wp:inline xmlns:a="http://schemas.openxmlformats.org/drawingml/2006/main" xmlns:pic="http://schemas.openxmlformats.org/drawingml/2006/picture">
-            <wp:extent cx="5760000" cy="3931429"/>
+            <wp:extent cx="5760000" cy="3931428"/>
             <wp:docPr id="1" name="Picture 1"/>
             <wp:cNvGraphicFramePr>
               <a:graphicFrameLocks noChangeAspect="1"/>
@@ -196,7 +210,7 @@
                   <pic:spPr>
                     <a:xfrm>
                       <a:off x="0" y="0"/>
-                      <a:ext cx="5760000" cy="3931429"/>
+                      <a:ext cx="5760000" cy="3931428"/>
                     </a:xfrm>
                     <a:prstGeom prst="rect"/>
                   </pic:spPr>
@@ -209,6 +223,8 @@
     </w:p>
     <w:p>
       <w:pPr>
+        <w:keepLines/>
+        <w:widowControl/>
         <w:spacing w:before="80" w:after="240"/>
         <w:jc w:val="center"/>
       </w:pPr>
@@ -223,6 +239,8 @@
     </w:p>
     <w:p>
       <w:pPr>
+        <w:keepLines/>
+        <w:widowControl/>
         <w:spacing w:line="276" w:lineRule="auto" w:after="60"/>
         <w:ind w:left="709"/>
         <w:jc w:val="both"/>
@@ -256,6 +274,8 @@
     </w:p>
     <w:p>
       <w:pPr>
+        <w:keepLines/>
+        <w:widowControl/>
         <w:spacing w:line="276" w:lineRule="auto" w:after="60"/>
         <w:ind w:left="709"/>
         <w:jc w:val="both"/>
@@ -523,6 +543,8 @@
     </w:p>
     <w:p>
       <w:pPr>
+        <w:keepLines/>
+        <w:widowControl/>
         <w:spacing w:line="276" w:lineRule="auto" w:after="60"/>
         <w:ind w:left="709"/>
         <w:jc w:val="both"/>
@@ -547,6 +569,8 @@
     </w:p>
     <w:p>
       <w:pPr>
+        <w:keepLines/>
+        <w:widowControl/>
         <w:spacing w:line="276" w:lineRule="auto" w:after="60"/>
         <w:ind w:left="992"/>
         <w:jc w:val="both"/>
@@ -580,6 +604,8 @@
     </w:p>
     <w:p>
       <w:pPr>
+        <w:keepLines/>
+        <w:widowControl/>
         <w:spacing w:line="276" w:lineRule="auto" w:after="60"/>
         <w:ind w:left="992"/>
         <w:jc w:val="both"/>
@@ -613,6 +639,8 @@
     </w:p>
     <w:p>
       <w:pPr>
+        <w:keepLines/>
+        <w:widowControl/>
         <w:spacing w:line="276" w:lineRule="auto" w:after="60"/>
         <w:ind w:left="992"/>
         <w:jc w:val="both"/>
@@ -646,6 +674,8 @@
     </w:p>
     <w:p>
       <w:pPr>
+        <w:keepLines/>
+        <w:widowControl/>
         <w:spacing w:line="276" w:lineRule="auto" w:after="60"/>
         <w:ind w:left="992"/>
         <w:jc w:val="both"/>
@@ -679,6 +709,8 @@
     </w:p>
     <w:p>
       <w:pPr>
+        <w:keepLines/>
+        <w:widowControl/>
         <w:spacing w:line="276" w:lineRule="auto" w:after="60"/>
         <w:ind w:left="992"/>
         <w:jc w:val="both"/>
@@ -712,6 +744,8 @@
     </w:p>
     <w:p>
       <w:pPr>
+        <w:keepLines/>
+        <w:widowControl/>
         <w:spacing w:line="276" w:lineRule="auto" w:after="60"/>
         <w:ind w:left="709"/>
         <w:jc w:val="both"/>
@@ -763,6 +797,9 @@
     </w:p>
     <w:p>
       <w:pPr>
+        <w:keepNext/>
+        <w:keepLines/>
+        <w:widowControl/>
         <w:spacing w:before="160" w:after="80"/>
         <w:jc w:val="left"/>
       </w:pPr>
@@ -777,6 +814,7 @@
     </w:p>
     <w:p>
       <w:pPr>
+        <w:widowControl/>
         <w:spacing w:line="276" w:lineRule="auto" w:after="120"/>
         <w:ind w:firstLine="709"/>
         <w:jc w:val="both"/>
@@ -793,13 +831,15 @@
     </w:p>
     <w:p>
       <w:pPr>
+        <w:keepNext/>
+        <w:keepLines/>
         <w:spacing w:before="200" w:after="80"/>
         <w:jc w:val="center"/>
       </w:pPr>
       <w:r>
         <w:drawing>
           <wp:inline xmlns:a="http://schemas.openxmlformats.org/drawingml/2006/main" xmlns:pic="http://schemas.openxmlformats.org/drawingml/2006/picture">
-            <wp:extent cx="5760000" cy="3931429"/>
+            <wp:extent cx="5760000" cy="3931428"/>
             <wp:docPr id="2" name="Picture 2"/>
             <wp:cNvGraphicFramePr>
               <a:graphicFrameLocks noChangeAspect="1"/>
@@ -820,7 +860,7 @@
                   <pic:spPr>
                     <a:xfrm>
                       <a:off x="0" y="0"/>
-                      <a:ext cx="5760000" cy="3931429"/>
+                      <a:ext cx="5760000" cy="3931428"/>
                     </a:xfrm>
                     <a:prstGeom prst="rect"/>
                   </pic:spPr>
@@ -833,6 +873,8 @@
     </w:p>
     <w:p>
       <w:pPr>
+        <w:keepLines/>
+        <w:widowControl/>
         <w:spacing w:before="80" w:after="240"/>
         <w:jc w:val="center"/>
       </w:pPr>
@@ -847,6 +889,8 @@
     </w:p>
     <w:p>
       <w:pPr>
+        <w:keepLines/>
+        <w:widowControl/>
         <w:spacing w:line="276" w:lineRule="auto" w:after="60"/>
         <w:ind w:left="709"/>
         <w:jc w:val="both"/>
@@ -880,6 +924,8 @@
     </w:p>
     <w:p>
       <w:pPr>
+        <w:keepLines/>
+        <w:widowControl/>
         <w:spacing w:line="276" w:lineRule="auto" w:after="60"/>
         <w:ind w:left="709"/>
         <w:jc w:val="both"/>
@@ -913,6 +959,8 @@
     </w:p>
     <w:p>
       <w:pPr>
+        <w:keepLines/>
+        <w:widowControl/>
         <w:spacing w:line="276" w:lineRule="auto" w:after="60"/>
         <w:ind w:left="709"/>
         <w:jc w:val="both"/>
@@ -964,6 +1012,9 @@
     </w:p>
     <w:p>
       <w:pPr>
+        <w:keepNext/>
+        <w:keepLines/>
+        <w:widowControl/>
         <w:spacing w:before="160" w:after="80"/>
         <w:jc w:val="left"/>
       </w:pPr>
@@ -978,6 +1029,7 @@
     </w:p>
     <w:p>
       <w:pPr>
+        <w:widowControl/>
         <w:spacing w:line="276" w:lineRule="auto" w:after="120"/>
         <w:ind w:firstLine="709"/>
         <w:jc w:val="both"/>
@@ -994,6 +1046,8 @@
     </w:p>
     <w:p>
       <w:pPr>
+        <w:keepNext/>
+        <w:keepLines/>
         <w:spacing w:before="200" w:after="80"/>
         <w:jc w:val="center"/>
       </w:pPr>
@@ -1034,6 +1088,8 @@
     </w:p>
     <w:p>
       <w:pPr>
+        <w:keepLines/>
+        <w:widowControl/>
         <w:spacing w:before="80" w:after="240"/>
         <w:jc w:val="center"/>
       </w:pPr>
@@ -1048,6 +1104,8 @@
     </w:p>
     <w:p>
       <w:pPr>
+        <w:keepLines/>
+        <w:widowControl/>
         <w:spacing w:line="276" w:lineRule="auto" w:after="60"/>
         <w:ind w:left="709"/>
         <w:jc w:val="both"/>
@@ -1135,6 +1193,8 @@
     </w:p>
     <w:p>
       <w:pPr>
+        <w:keepLines/>
+        <w:widowControl/>
         <w:spacing w:line="276" w:lineRule="auto" w:after="60"/>
         <w:ind w:left="709"/>
         <w:jc w:val="both"/>
@@ -1294,6 +1354,8 @@
     </w:p>
     <w:p>
       <w:pPr>
+        <w:keepLines/>
+        <w:widowControl/>
         <w:spacing w:line="276" w:lineRule="auto" w:after="60"/>
         <w:ind w:left="709"/>
         <w:jc w:val="both"/>
@@ -1399,6 +1461,8 @@
     </w:p>
     <w:p>
       <w:pPr>
+        <w:keepLines/>
+        <w:widowControl/>
         <w:spacing w:line="276" w:lineRule="auto" w:after="60"/>
         <w:ind w:left="709"/>
         <w:jc w:val="both"/>
@@ -1450,6 +1514,8 @@
     </w:p>
     <w:p>
       <w:pPr>
+        <w:keepLines/>
+        <w:widowControl/>
         <w:spacing w:line="276" w:lineRule="auto" w:after="60"/>
         <w:ind w:left="709"/>
         <w:jc w:val="both"/>
@@ -1501,6 +1567,8 @@
     </w:p>
     <w:p>
       <w:pPr>
+        <w:keepLines/>
+        <w:widowControl/>
         <w:spacing w:line="276" w:lineRule="auto" w:after="60"/>
         <w:ind w:left="709"/>
         <w:jc w:val="both"/>
@@ -1534,6 +1602,9 @@
     </w:p>
     <w:p>
       <w:pPr>
+        <w:keepNext/>
+        <w:keepLines/>
+        <w:widowControl/>
         <w:spacing w:before="160" w:after="80"/>
         <w:jc w:val="left"/>
       </w:pPr>
@@ -1548,6 +1619,7 @@
     </w:p>
     <w:p>
       <w:pPr>
+        <w:widowControl/>
         <w:spacing w:line="276" w:lineRule="auto" w:after="120"/>
         <w:ind w:firstLine="709"/>
         <w:jc w:val="both"/>
@@ -1564,6 +1636,8 @@
     </w:p>
     <w:p>
       <w:pPr>
+        <w:keepNext/>
+        <w:keepLines/>
         <w:spacing w:before="200" w:after="80"/>
         <w:jc w:val="center"/>
       </w:pPr>
@@ -1604,6 +1678,8 @@
     </w:p>
     <w:p>
       <w:pPr>
+        <w:keepLines/>
+        <w:widowControl/>
         <w:spacing w:before="80" w:after="240"/>
         <w:jc w:val="center"/>
       </w:pPr>
@@ -1618,6 +1694,8 @@
     </w:p>
     <w:p>
       <w:pPr>
+        <w:keepLines/>
+        <w:widowControl/>
         <w:spacing w:line="276" w:lineRule="auto" w:after="60"/>
         <w:ind w:left="709"/>
         <w:jc w:val="both"/>
@@ -1642,6 +1720,8 @@
     </w:p>
     <w:p>
       <w:pPr>
+        <w:keepLines/>
+        <w:widowControl/>
         <w:spacing w:line="276" w:lineRule="auto" w:after="60"/>
         <w:ind w:left="709"/>
         <w:jc w:val="both"/>
@@ -1684,6 +1764,8 @@
     </w:p>
     <w:p>
       <w:pPr>
+        <w:keepLines/>
+        <w:widowControl/>
         <w:spacing w:line="276" w:lineRule="auto" w:after="60"/>
         <w:ind w:left="709"/>
         <w:jc w:val="both"/>
@@ -1708,6 +1790,8 @@
     </w:p>
     <w:p>
       <w:pPr>
+        <w:keepLines/>
+        <w:widowControl/>
         <w:spacing w:line="276" w:lineRule="auto" w:after="60"/>
         <w:ind w:left="709"/>
         <w:jc w:val="both"/>
@@ -1732,6 +1816,8 @@
     </w:p>
     <w:p>
       <w:pPr>
+        <w:keepLines/>
+        <w:widowControl/>
         <w:spacing w:line="276" w:lineRule="auto" w:after="60"/>
         <w:ind w:left="709"/>
         <w:jc w:val="both"/>
@@ -1756,6 +1842,10 @@
     </w:p>
     <w:p>
       <w:pPr>
+        <w:keepNext/>
+        <w:keepLines/>
+        <w:pageBreakBefore/>
+        <w:widowControl/>
         <w:spacing w:before="240" w:after="120"/>
         <w:jc w:val="left"/>
       </w:pPr>
@@ -1770,6 +1860,7 @@
     </w:p>
     <w:p>
       <w:pPr>
+        <w:widowControl/>
         <w:spacing w:line="276" w:lineRule="auto" w:after="120"/>
         <w:ind w:firstLine="709"/>
         <w:jc w:val="both"/>
@@ -1804,6 +1895,8 @@
     </w:p>
     <w:p>
       <w:pPr>
+        <w:keepNext/>
+        <w:keepLines/>
         <w:spacing w:before="200" w:after="80"/>
         <w:jc w:val="center"/>
       </w:pPr>
@@ -1844,6 +1937,8 @@
     </w:p>
     <w:p>
       <w:pPr>
+        <w:keepLines/>
+        <w:widowControl/>
         <w:spacing w:before="80" w:after="240"/>
         <w:jc w:val="center"/>
       </w:pPr>
@@ -1858,6 +1953,9 @@
     </w:p>
     <w:p>
       <w:pPr>
+        <w:keepNext/>
+        <w:keepLines/>
+        <w:widowControl/>
         <w:spacing w:before="160" w:after="80"/>
         <w:jc w:val="left"/>
       </w:pPr>
@@ -1872,6 +1970,8 @@
     </w:p>
     <w:p>
       <w:pPr>
+        <w:keepLines/>
+        <w:widowControl/>
         <w:spacing w:line="276" w:lineRule="auto" w:after="60"/>
         <w:ind w:left="709"/>
         <w:jc w:val="both"/>
@@ -1905,6 +2005,8 @@
     </w:p>
     <w:p>
       <w:pPr>
+        <w:keepLines/>
+        <w:widowControl/>
         <w:spacing w:line="276" w:lineRule="auto" w:after="60"/>
         <w:ind w:left="1134"/>
         <w:jc w:val="both"/>
@@ -2082,6 +2184,8 @@
     </w:p>
     <w:p>
       <w:pPr>
+        <w:keepLines/>
+        <w:widowControl/>
         <w:spacing w:line="276" w:lineRule="auto" w:after="60"/>
         <w:ind w:left="709"/>
         <w:jc w:val="both"/>
@@ -2115,6 +2219,8 @@
     </w:p>
     <w:p>
       <w:pPr>
+        <w:keepLines/>
+        <w:widowControl/>
         <w:spacing w:line="276" w:lineRule="auto" w:after="60"/>
         <w:ind w:left="1134"/>
         <w:jc w:val="both"/>
@@ -2292,6 +2398,8 @@
     </w:p>
     <w:p>
       <w:pPr>
+        <w:keepLines/>
+        <w:widowControl/>
         <w:spacing w:line="276" w:lineRule="auto" w:after="60"/>
         <w:ind w:left="709"/>
         <w:jc w:val="both"/>
@@ -2325,6 +2433,8 @@
     </w:p>
     <w:p>
       <w:pPr>
+        <w:keepLines/>
+        <w:widowControl/>
         <w:spacing w:line="276" w:lineRule="auto" w:after="60"/>
         <w:ind w:left="1134"/>
         <w:jc w:val="both"/>
@@ -2538,6 +2648,8 @@
     </w:p>
     <w:p>
       <w:pPr>
+        <w:keepLines/>
+        <w:widowControl/>
         <w:spacing w:line="276" w:lineRule="auto" w:after="60"/>
         <w:ind w:left="709"/>
         <w:jc w:val="both"/>
@@ -2571,6 +2683,8 @@
     </w:p>
     <w:p>
       <w:pPr>
+        <w:keepLines/>
+        <w:widowControl/>
         <w:spacing w:line="276" w:lineRule="auto" w:after="60"/>
         <w:ind w:left="1134"/>
         <w:jc w:val="both"/>
@@ -2856,6 +2970,8 @@
     </w:p>
     <w:p>
       <w:pPr>
+        <w:keepLines/>
+        <w:widowControl/>
         <w:spacing w:line="276" w:lineRule="auto" w:after="60"/>
         <w:ind w:left="709"/>
         <w:jc w:val="both"/>
@@ -2889,6 +3005,8 @@
     </w:p>
     <w:p>
       <w:pPr>
+        <w:keepLines/>
+        <w:widowControl/>
         <w:spacing w:line="276" w:lineRule="auto" w:after="60"/>
         <w:ind w:left="1134"/>
         <w:jc w:val="both"/>
@@ -3012,6 +3130,8 @@
     </w:p>
     <w:p>
       <w:pPr>
+        <w:keepLines/>
+        <w:widowControl/>
         <w:spacing w:line="276" w:lineRule="auto" w:after="60"/>
         <w:ind w:left="709"/>
         <w:jc w:val="both"/>
@@ -3045,6 +3165,8 @@
     </w:p>
     <w:p>
       <w:pPr>
+        <w:keepLines/>
+        <w:widowControl/>
         <w:spacing w:line="276" w:lineRule="auto" w:after="60"/>
         <w:ind w:left="1134"/>
         <w:jc w:val="both"/>
@@ -3240,6 +3362,8 @@
     </w:p>
     <w:p>
       <w:pPr>
+        <w:keepLines/>
+        <w:widowControl/>
         <w:spacing w:line="276" w:lineRule="auto" w:after="60"/>
         <w:ind w:left="709"/>
         <w:jc w:val="both"/>
@@ -3273,6 +3397,8 @@
     </w:p>
     <w:p>
       <w:pPr>
+        <w:keepLines/>
+        <w:widowControl/>
         <w:spacing w:line="276" w:lineRule="auto" w:after="60"/>
         <w:ind w:left="1134"/>
         <w:jc w:val="both"/>
@@ -3468,6 +3594,8 @@
     </w:p>
     <w:p>
       <w:pPr>
+        <w:keepLines/>
+        <w:widowControl/>
         <w:spacing w:line="276" w:lineRule="auto" w:after="60"/>
         <w:ind w:left="709"/>
         <w:jc w:val="both"/>
@@ -3501,6 +3629,8 @@
     </w:p>
     <w:p>
       <w:pPr>
+        <w:keepLines/>
+        <w:widowControl/>
         <w:spacing w:line="276" w:lineRule="auto" w:after="60"/>
         <w:ind w:left="1134"/>
         <w:jc w:val="both"/>
@@ -3696,6 +3826,8 @@
     </w:p>
     <w:p>
       <w:pPr>
+        <w:keepLines/>
+        <w:widowControl/>
         <w:spacing w:line="276" w:lineRule="auto" w:after="60"/>
         <w:ind w:left="709"/>
         <w:jc w:val="both"/>
@@ -3729,6 +3861,8 @@
     </w:p>
     <w:p>
       <w:pPr>
+        <w:keepLines/>
+        <w:widowControl/>
         <w:spacing w:line="276" w:lineRule="auto" w:after="60"/>
         <w:ind w:left="1134"/>
         <w:jc w:val="both"/>
@@ -3852,6 +3986,8 @@
     </w:p>
     <w:p>
       <w:pPr>
+        <w:keepLines/>
+        <w:widowControl/>
         <w:spacing w:line="276" w:lineRule="auto" w:after="60"/>
         <w:ind w:left="709"/>
         <w:jc w:val="both"/>
@@ -3966,6 +4102,8 @@
     </w:p>
     <w:p>
       <w:pPr>
+        <w:keepLines/>
+        <w:widowControl/>
         <w:spacing w:line="276" w:lineRule="auto" w:after="60"/>
         <w:ind w:left="709"/>
         <w:jc w:val="both"/>
@@ -4134,6 +4272,8 @@
     </w:p>
     <w:p>
       <w:pPr>
+        <w:keepLines/>
+        <w:widowControl/>
         <w:spacing w:line="276" w:lineRule="auto" w:after="60"/>
         <w:ind w:left="709"/>
         <w:jc w:val="both"/>
@@ -4302,6 +4442,8 @@
     </w:p>
     <w:p>
       <w:pPr>
+        <w:keepLines/>
+        <w:widowControl/>
         <w:spacing w:line="276" w:lineRule="auto" w:after="60"/>
         <w:ind w:left="709"/>
         <w:jc w:val="both"/>
@@ -4488,6 +4630,7 @@
     </w:p>
     <w:p>
       <w:pPr>
+        <w:widowControl/>
         <w:spacing w:line="276" w:lineRule="auto" w:after="120"/>
         <w:ind w:firstLine="709"/>
         <w:jc w:val="both"/>
@@ -4540,6 +4683,10 @@
     </w:p>
     <w:p>
       <w:pPr>
+        <w:keepNext/>
+        <w:keepLines/>
+        <w:pageBreakBefore/>
+        <w:widowControl/>
         <w:spacing w:before="240" w:after="120"/>
         <w:jc w:val="left"/>
       </w:pPr>
@@ -4554,6 +4701,9 @@
     </w:p>
     <w:p>
       <w:pPr>
+        <w:keepNext/>
+        <w:keepLines/>
+        <w:widowControl/>
         <w:spacing w:before="160" w:after="80"/>
         <w:jc w:val="left"/>
       </w:pPr>
@@ -4568,6 +4718,7 @@
     </w:p>
     <w:p>
       <w:pPr>
+        <w:widowControl/>
         <w:spacing w:line="276" w:lineRule="auto" w:after="120"/>
         <w:ind w:firstLine="709"/>
         <w:jc w:val="both"/>
@@ -4640,6 +4791,7 @@
     </w:p>
     <w:p>
       <w:pPr>
+        <w:widowControl/>
         <w:spacing w:line="276" w:lineRule="auto" w:after="120"/>
         <w:ind w:firstLine="709"/>
         <w:jc w:val="both"/>
@@ -4674,6 +4826,9 @@
     </w:p>
     <w:p>
       <w:pPr>
+        <w:keepNext/>
+        <w:keepLines/>
+        <w:widowControl/>
         <w:spacing w:before="160" w:after="80"/>
         <w:jc w:val="left"/>
       </w:pPr>
@@ -4688,6 +4843,8 @@
     </w:p>
     <w:p>
       <w:pPr>
+        <w:keepLines/>
+        <w:widowControl/>
         <w:spacing w:line="276" w:lineRule="auto" w:after="60"/>
         <w:ind w:left="709"/>
         <w:jc w:val="both"/>
@@ -4737,6 +4894,8 @@
     </w:p>
     <w:p>
       <w:pPr>
+        <w:keepLines/>
+        <w:widowControl/>
         <w:spacing w:line="276" w:lineRule="auto" w:after="60"/>
         <w:ind w:left="709"/>
         <w:jc w:val="both"/>
@@ -4786,6 +4945,8 @@
     </w:p>
     <w:p>
       <w:pPr>
+        <w:keepLines/>
+        <w:widowControl/>
         <w:spacing w:line="276" w:lineRule="auto" w:after="60"/>
         <w:ind w:left="709"/>
         <w:jc w:val="both"/>
@@ -4835,6 +4996,10 @@
     </w:p>
     <w:p>
       <w:pPr>
+        <w:keepNext/>
+        <w:keepLines/>
+        <w:pageBreakBefore/>
+        <w:widowControl/>
         <w:spacing w:before="240" w:after="120"/>
         <w:jc w:val="left"/>
       </w:pPr>
@@ -4849,6 +5014,7 @@
     </w:p>
     <w:p>
       <w:pPr>
+        <w:widowControl/>
         <w:spacing w:line="276" w:lineRule="auto" w:after="120"/>
         <w:ind w:firstLine="709"/>
         <w:jc w:val="both"/>
@@ -4865,6 +5031,8 @@
     </w:p>
     <w:p>
       <w:pPr>
+        <w:keepLines/>
+        <w:widowControl/>
         <w:spacing w:line="276" w:lineRule="auto" w:after="60"/>
         <w:ind w:left="709"/>
         <w:jc w:val="both"/>
@@ -4916,6 +5084,8 @@
     </w:p>
     <w:p>
       <w:pPr>
+        <w:keepLines/>
+        <w:widowControl/>
         <w:spacing w:line="276" w:lineRule="auto" w:after="60"/>
         <w:ind w:left="709"/>
         <w:jc w:val="both"/>
@@ -4967,6 +5137,8 @@
     </w:p>
     <w:p>
       <w:pPr>
+        <w:keepLines/>
+        <w:widowControl/>
         <w:spacing w:line="276" w:lineRule="auto" w:after="60"/>
         <w:ind w:left="709"/>
         <w:jc w:val="both"/>
@@ -5018,6 +5190,8 @@
     </w:p>
     <w:p>
       <w:pPr>
+        <w:keepLines/>
+        <w:widowControl/>
         <w:spacing w:line="276" w:lineRule="auto" w:after="60"/>
         <w:ind w:left="709"/>
         <w:jc w:val="both"/>
@@ -5069,6 +5243,8 @@
     </w:p>
     <w:p>
       <w:pPr>
+        <w:keepLines/>
+        <w:widowControl/>
         <w:spacing w:line="276" w:lineRule="auto" w:after="60"/>
         <w:ind w:left="709"/>
         <w:jc w:val="both"/>
@@ -5120,6 +5296,10 @@
     </w:p>
     <w:p>
       <w:pPr>
+        <w:keepNext/>
+        <w:keepLines/>
+        <w:pageBreakBefore/>
+        <w:widowControl/>
         <w:spacing w:before="240" w:after="120"/>
         <w:jc w:val="left"/>
       </w:pPr>
@@ -5134,6 +5314,7 @@
     </w:p>
     <w:p>
       <w:pPr>
+        <w:widowControl/>
         <w:spacing w:line="276" w:lineRule="auto" w:after="120"/>
         <w:ind w:firstLine="709"/>
         <w:jc w:val="both"/>

--- a/reports/lab2/LR2_Report_Variant15.docx
+++ b/reports/lab2/LR2_Report_Variant15.docx
@@ -2,17 +2,10 @@
 <file path=word/document.xml><?xml version="1.0" encoding="utf-8"?>
 <w:document xmlns:wpc="http://schemas.microsoft.com/office/word/2010/wordprocessingCanvas" xmlns:mo="http://schemas.microsoft.com/office/mac/office/2008/main" xmlns:mc="http://schemas.openxmlformats.org/markup-compatibility/2006" xmlns:mv="urn:schemas-microsoft-com:mac:vml" xmlns:o="urn:schemas-microsoft-com:office:office" xmlns:r="http://schemas.openxmlformats.org/officeDocument/2006/relationships" xmlns:m="http://schemas.openxmlformats.org/officeDocument/2006/math" xmlns:v="urn:schemas-microsoft-com:vml" xmlns:wp14="http://schemas.microsoft.com/office/word/2010/wordprocessingDrawing" xmlns:wp="http://schemas.openxmlformats.org/drawingml/2006/wordprocessingDrawing" xmlns:w10="urn:schemas-microsoft-com:office:word" xmlns:w="http://schemas.openxmlformats.org/wordprocessingml/2006/main" xmlns:w14="http://schemas.microsoft.com/office/word/2010/wordml" xmlns:wpg="http://schemas.microsoft.com/office/word/2010/wordprocessingGroup" xmlns:wpi="http://schemas.microsoft.com/office/word/2010/wordprocessingInk" xmlns:wne="http://schemas.microsoft.com/office/word/2006/wordml" xmlns:wps="http://schemas.microsoft.com/office/word/2010/wordprocessingShape" mc:Ignorable="w14 wp14">
   <w:body>
-    <w:p/>
-    <w:p/>
-    <w:p/>
-    <w:p/>
-    <w:p/>
-    <w:p/>
-    <w:p/>
-    <w:p/>
     <w:p>
       <w:pPr>
-        <w:spacing w:after="120"/>
+        <w:keepLines/>
+        <w:spacing w:before="3000" w:after="240" w:line="240" w:lineRule="auto"/>
         <w:jc w:val="center"/>
       </w:pPr>
       <w:r>
@@ -22,46 +15,63 @@
           <w:sz w:val="32"/>
         </w:rPr>
         <w:t>ОТЧЕТ ПО ЛАБОРАТОРНОЙ РАБОТЕ № 2</w:t>
-        <w:br/>
       </w:r>
     </w:p>
     <w:p>
       <w:pPr>
+        <w:keepLines/>
+        <w:spacing w:before="0" w:after="360" w:line="240" w:lineRule="auto"/>
         <w:jc w:val="center"/>
       </w:pPr>
       <w:r>
         <w:rPr>
           <w:rFonts w:ascii="Times New Roman" w:hAnsi="Times New Roman"/>
+          <w:b w:val="0"/>
           <w:sz w:val="28"/>
         </w:rPr>
         <w:t>по дисциплине: «Практикум по разработке корпоративного портала»</w:t>
-        <w:br/>
-        <w:br/>
-      </w:r>
-      <w:r>
-        <w:rPr>
-          <w:rFonts w:ascii="Times New Roman" w:hAnsi="Times New Roman"/>
-          <w:b/>
-          <w:sz w:val="28"/>
-        </w:rPr>
-        <w:t>Тема: «Анализ и проектирование портала. Разворачивание программного обеспечения»</w:t>
-        <w:br/>
-        <w:t>Вариант № 15: «Университет. Центр аккредитации и независимой оценки качества образования (АНОК)»</w:t>
       </w:r>
     </w:p>
-    <w:p/>
-    <w:p/>
-    <w:p/>
-    <w:p/>
-    <w:p/>
     <w:p>
       <w:pPr>
-        <w:spacing w:line="276" w:lineRule="auto"/>
+        <w:keepLines/>
+        <w:spacing w:before="0" w:after="120" w:line="240" w:lineRule="auto"/>
+        <w:jc w:val="center"/>
+      </w:pPr>
+      <w:r>
+        <w:rPr>
+          <w:rFonts w:ascii="Times New Roman" w:hAnsi="Times New Roman"/>
+          <w:b/>
+          <w:sz w:val="28"/>
+        </w:rPr>
+        <w:t>Тема: «Анализ и проектирование портала. Разворачивание программного обеспечения»</w:t>
+      </w:r>
+    </w:p>
+    <w:p>
+      <w:pPr>
+        <w:keepLines/>
+        <w:spacing w:before="0" w:after="0" w:line="240" w:lineRule="auto"/>
+        <w:jc w:val="center"/>
+      </w:pPr>
+      <w:r>
+        <w:rPr>
+          <w:rFonts w:ascii="Times New Roman" w:hAnsi="Times New Roman"/>
+          <w:b/>
+          <w:sz w:val="28"/>
+        </w:rPr>
+        <w:t>Вариант № 15: «Университет. Центр аккредитации и независимой оценки качества образования (АНОК)»</w:t>
+      </w:r>
+    </w:p>
+    <w:p>
+      <w:pPr>
+        <w:keepLines/>
+        <w:spacing w:before="1680" w:after="0" w:line="276" w:lineRule="auto"/>
         <w:jc w:val="right"/>
       </w:pPr>
       <w:r>
         <w:rPr>
           <w:rFonts w:ascii="Times New Roman" w:hAnsi="Times New Roman"/>
+          <w:b w:val="0"/>
           <w:sz w:val="26"/>
         </w:rPr>
         <w:t>Выполнил:</w:t>
@@ -69,34 +79,28 @@
         <w:t>студент группы П-41</w:t>
         <w:br/>
         <w:t>Соловьёв А.С.</w:t>
-        <w:br/>
       </w:r>
     </w:p>
-    <w:p/>
-    <w:p/>
-    <w:p/>
-    <w:p/>
     <w:p>
       <w:pPr>
+        <w:keepLines/>
+        <w:spacing w:before="1920" w:after="0" w:line="240" w:lineRule="auto"/>
         <w:jc w:val="center"/>
       </w:pPr>
       <w:r>
         <w:rPr>
           <w:rFonts w:ascii="Times New Roman" w:hAnsi="Times New Roman"/>
+          <w:b w:val="0"/>
           <w:sz w:val="24"/>
         </w:rPr>
         <w:t>Москва, 2026 г.</w:t>
-      </w:r>
-    </w:p>
-    <w:p>
-      <w:r>
-        <w:br w:type="page"/>
       </w:r>
     </w:p>
     <w:p>
       <w:pPr>
         <w:keepNext/>
         <w:keepLines/>
+        <w:pageBreakBefore/>
         <w:widowControl/>
         <w:spacing w:before="240" w:after="120"/>
         <w:jc w:val="left"/>

--- a/reports/lab2/LR2_Report_Variant15.docx
+++ b/reports/lab2/LR2_Report_Variant15.docx
@@ -5030,272 +5030,410 @@
           <w:i w:val="0"/>
           <w:sz w:val="28"/>
         </w:rPr>
-        <w:t>В развернутом портале функционируют все 13 ключевых пользовательских разделов:</w:t>
+        <w:t xml:space="preserve">После развертывания сервер отвечает на HTTP-запросы и отдает динамически сформированные страницы всех ключевых разделов портала. Ниже приведены примеры работающих страниц развернутого экземпляра портала (демонстрационная база </w:t>
+      </w:r>
+      <w:r>
+        <w:rPr>
+          <w:rFonts w:ascii="Courier New" w:hAnsi="Courier New"/>
+          <w:b w:val="0"/>
+          <w:i w:val="0"/>
+          <w:sz w:val="28"/>
+        </w:rPr>
+        <w:t>anok_portal</w:t>
+      </w:r>
+      <w:r>
+        <w:rPr>
+          <w:rFonts w:ascii="Times New Roman" w:hAnsi="Times New Roman"/>
+          <w:b w:val="0"/>
+          <w:i w:val="0"/>
+          <w:sz w:val="28"/>
+        </w:rPr>
+        <w:t>: 1 учебный план, 51 дисциплина, 3 стандарта ФГОС ВО 3++, 4 служебные записки, 7 подразделений, 7 записей аудита).</w:t>
+      </w:r>
+    </w:p>
+    <w:p>
+      <w:pPr>
+        <w:keepNext/>
+        <w:keepLines/>
+        <w:widowControl/>
+        <w:spacing w:before="160" w:after="80"/>
+        <w:jc w:val="left"/>
+      </w:pPr>
+      <w:r>
+        <w:rPr>
+          <w:rFonts w:ascii="Times New Roman" w:hAnsi="Times New Roman"/>
+          <w:b/>
+          <w:sz w:val="26"/>
+        </w:rPr>
+        <w:t>5.1. Сводная панель (?page=dashboard)</w:t>
+      </w:r>
+    </w:p>
+    <w:p>
+      <w:pPr>
+        <w:widowControl/>
+        <w:spacing w:line="276" w:lineRule="auto" w:after="120"/>
+        <w:ind w:firstLine="709"/>
+        <w:jc w:val="both"/>
+      </w:pPr>
+      <w:r>
+        <w:rPr>
+          <w:rFonts w:ascii="Times New Roman" w:hAnsi="Times New Roman"/>
+          <w:b w:val="0"/>
+          <w:i w:val="0"/>
+          <w:sz w:val="28"/>
+        </w:rPr>
+        <w:t>Стартовая страница портала отображает агрегированные карточки показателей (учебные планы, дисциплины, стандарты ФГОС, служебные записки), реестр учебных планов с быстрым переходом к детальному просмотру и ленту закрепленных объявлений Центра АНОК:</w:t>
+      </w:r>
+    </w:p>
+    <w:p>
+      <w:pPr>
+        <w:keepNext/>
+        <w:keepLines/>
+        <w:spacing w:before="200" w:after="80"/>
+        <w:jc w:val="center"/>
+      </w:pPr>
+      <w:r>
+        <w:drawing>
+          <wp:inline xmlns:a="http://schemas.openxmlformats.org/drawingml/2006/main" xmlns:pic="http://schemas.openxmlformats.org/drawingml/2006/picture">
+            <wp:extent cx="5760000" cy="3948679"/>
+            <wp:docPr id="6" name="Picture 6"/>
+            <wp:cNvGraphicFramePr>
+              <a:graphicFrameLocks noChangeAspect="1"/>
+            </wp:cNvGraphicFramePr>
+            <a:graphic>
+              <a:graphicData uri="http://schemas.openxmlformats.org/drawingml/2006/picture">
+                <pic:pic>
+                  <pic:nvPicPr>
+                    <pic:cNvPr id="0" name="screen_dashboard.png"/>
+                    <pic:cNvPicPr/>
+                  </pic:nvPicPr>
+                  <pic:blipFill>
+                    <a:blip r:embed="rId15"/>
+                    <a:stretch>
+                      <a:fillRect/>
+                    </a:stretch>
+                  </pic:blipFill>
+                  <pic:spPr>
+                    <a:xfrm>
+                      <a:off x="0" y="0"/>
+                      <a:ext cx="5760000" cy="3948679"/>
+                    </a:xfrm>
+                    <a:prstGeom prst="rect"/>
+                  </pic:spPr>
+                </pic:pic>
+              </a:graphicData>
+            </a:graphic>
+          </wp:inline>
+        </w:drawing>
       </w:r>
     </w:p>
     <w:p>
       <w:pPr>
         <w:keepLines/>
         <w:widowControl/>
-        <w:spacing w:line="276" w:lineRule="auto" w:after="60"/>
-        <w:ind w:left="709"/>
+        <w:spacing w:before="80" w:after="240"/>
+        <w:jc w:val="center"/>
+      </w:pPr>
+      <w:r>
+        <w:rPr>
+          <w:rFonts w:ascii="Times New Roman" w:hAnsi="Times New Roman"/>
+          <w:i/>
+          <w:sz w:val="24"/>
+        </w:rPr>
+        <w:t>Рисунок 6 — Сводная панель портала</w:t>
+      </w:r>
+    </w:p>
+    <w:p>
+      <w:pPr>
+        <w:keepNext/>
+        <w:keepLines/>
+        <w:widowControl/>
+        <w:spacing w:before="160" w:after="80"/>
+        <w:jc w:val="left"/>
+      </w:pPr>
+      <w:r>
+        <w:rPr>
+          <w:rFonts w:ascii="Times New Roman" w:hAnsi="Times New Roman"/>
+          <w:b/>
+          <w:sz w:val="26"/>
+        </w:rPr>
+        <w:t>5.2. Просмотр учебного плана (?page=plan&amp;id=1&amp;sem=1..8)</w:t>
+      </w:r>
+    </w:p>
+    <w:p>
+      <w:pPr>
+        <w:widowControl/>
+        <w:spacing w:line="276" w:lineRule="auto" w:after="120"/>
+        <w:ind w:firstLine="709"/>
         <w:jc w:val="both"/>
       </w:pPr>
       <w:r>
         <w:rPr>
           <w:rFonts w:ascii="Times New Roman" w:hAnsi="Times New Roman"/>
           <w:b w:val="0"/>
-          <w:sz w:val="28"/>
-        </w:rPr>
-        <w:t xml:space="preserve">• </w:t>
-      </w:r>
-      <w:r>
-        <w:rPr>
-          <w:rFonts w:ascii="Times New Roman" w:hAnsi="Times New Roman"/>
-          <w:b/>
-          <w:i w:val="0"/>
-          <w:sz w:val="28"/>
-        </w:rPr>
-        <w:t>Сводная панель (</w:t>
-      </w:r>
-      <w:r>
-        <w:rPr>
-          <w:rFonts w:ascii="Courier New" w:hAnsi="Courier New"/>
-          <w:b/>
-          <w:i w:val="0"/>
-          <w:sz w:val="28"/>
-        </w:rPr>
-        <w:t>?page=dashboard</w:t>
-      </w:r>
-      <w:r>
-        <w:rPr>
-          <w:rFonts w:ascii="Times New Roman" w:hAnsi="Times New Roman"/>
-          <w:b/>
-          <w:i w:val="0"/>
-          <w:sz w:val="28"/>
-        </w:rPr>
-        <w:t>):</w:t>
-      </w:r>
-      <w:r>
-        <w:rPr>
-          <w:rFonts w:ascii="Times New Roman" w:hAnsi="Times New Roman"/>
-          <w:b w:val="0"/>
-          <w:i w:val="0"/>
-          <w:sz w:val="28"/>
-        </w:rPr>
-        <w:t xml:space="preserve"> отображает агрегированные карточки показателей (1 активный УП, 51 дисциплина, 3 стандарта ФГОС, 4 служебные записки) и реестр проектов.</w:t>
+          <w:i w:val="0"/>
+          <w:sz w:val="28"/>
+        </w:rPr>
+        <w:t>Страница обеспечивает интерактивный просмотр учебного плана с переходом по семестрам (1–8) и контролем семестрового баланса: сумма 30 з.е. и 1080 академических часов на семестр, разбивка часов на лекции, лабораторные, практики и СРС, формы контроля и обеспечивающие кафедры. На приведенном снимке отображена полная сетка дисциплин плана 09.03.04 по всем семестрам (240 з.е., 8640 часов):</w:t>
+      </w:r>
+    </w:p>
+    <w:p>
+      <w:pPr>
+        <w:keepNext/>
+        <w:keepLines/>
+        <w:spacing w:before="200" w:after="80"/>
+        <w:jc w:val="center"/>
+      </w:pPr>
+      <w:r>
+        <w:drawing>
+          <wp:inline xmlns:a="http://schemas.openxmlformats.org/drawingml/2006/main" xmlns:pic="http://schemas.openxmlformats.org/drawingml/2006/picture">
+            <wp:extent cx="5760000" cy="3948679"/>
+            <wp:docPr id="7" name="Picture 7"/>
+            <wp:cNvGraphicFramePr>
+              <a:graphicFrameLocks noChangeAspect="1"/>
+            </wp:cNvGraphicFramePr>
+            <a:graphic>
+              <a:graphicData uri="http://schemas.openxmlformats.org/drawingml/2006/picture">
+                <pic:pic>
+                  <pic:nvPicPr>
+                    <pic:cNvPr id="0" name="screen_plan_grid.png"/>
+                    <pic:cNvPicPr/>
+                  </pic:nvPicPr>
+                  <pic:blipFill>
+                    <a:blip r:embed="rId16"/>
+                    <a:stretch>
+                      <a:fillRect/>
+                    </a:stretch>
+                  </pic:blipFill>
+                  <pic:spPr>
+                    <a:xfrm>
+                      <a:off x="0" y="0"/>
+                      <a:ext cx="5760000" cy="3948679"/>
+                    </a:xfrm>
+                    <a:prstGeom prst="rect"/>
+                  </pic:spPr>
+                </pic:pic>
+              </a:graphicData>
+            </a:graphic>
+          </wp:inline>
+        </w:drawing>
       </w:r>
     </w:p>
     <w:p>
       <w:pPr>
         <w:keepLines/>
         <w:widowControl/>
-        <w:spacing w:line="276" w:lineRule="auto" w:after="60"/>
-        <w:ind w:left="709"/>
+        <w:spacing w:before="80" w:after="240"/>
+        <w:jc w:val="center"/>
+      </w:pPr>
+      <w:r>
+        <w:rPr>
+          <w:rFonts w:ascii="Times New Roman" w:hAnsi="Times New Roman"/>
+          <w:i/>
+          <w:sz w:val="24"/>
+        </w:rPr>
+        <w:t>Рисунок 7 — Учебный план: сетка дисциплин по семестрам</w:t>
+      </w:r>
+    </w:p>
+    <w:p>
+      <w:pPr>
+        <w:keepNext/>
+        <w:keepLines/>
+        <w:widowControl/>
+        <w:spacing w:before="160" w:after="80"/>
+        <w:jc w:val="left"/>
+      </w:pPr>
+      <w:r>
+        <w:rPr>
+          <w:rFonts w:ascii="Times New Roman" w:hAnsi="Times New Roman"/>
+          <w:b/>
+          <w:sz w:val="26"/>
+        </w:rPr>
+        <w:t>5.3. Автоматизированная экспертиза ФГОС (?page=validate)</w:t>
+      </w:r>
+    </w:p>
+    <w:p>
+      <w:pPr>
+        <w:widowControl/>
+        <w:spacing w:line="276" w:lineRule="auto" w:after="120"/>
+        <w:ind w:firstLine="709"/>
         <w:jc w:val="both"/>
       </w:pPr>
       <w:r>
         <w:rPr>
           <w:rFonts w:ascii="Times New Roman" w:hAnsi="Times New Roman"/>
           <w:b w:val="0"/>
-          <w:sz w:val="28"/>
-        </w:rPr>
-        <w:t xml:space="preserve">• </w:t>
-      </w:r>
-      <w:r>
-        <w:rPr>
-          <w:rFonts w:ascii="Times New Roman" w:hAnsi="Times New Roman"/>
-          <w:b/>
-          <w:i w:val="0"/>
-          <w:sz w:val="28"/>
-        </w:rPr>
-        <w:t>Учебный план (</w:t>
-      </w:r>
-      <w:r>
-        <w:rPr>
-          <w:rFonts w:ascii="Courier New" w:hAnsi="Courier New"/>
-          <w:b/>
-          <w:i w:val="0"/>
-          <w:sz w:val="28"/>
-        </w:rPr>
-        <w:t>?page=plan&amp;id=1&amp;sem=1..8</w:t>
-      </w:r>
-      <w:r>
-        <w:rPr>
-          <w:rFonts w:ascii="Times New Roman" w:hAnsi="Times New Roman"/>
-          <w:b/>
-          <w:i w:val="0"/>
-          <w:sz w:val="28"/>
-        </w:rPr>
-        <w:t>):</w:t>
-      </w:r>
-      <w:r>
-        <w:rPr>
-          <w:rFonts w:ascii="Times New Roman" w:hAnsi="Times New Roman"/>
-          <w:b w:val="0"/>
-          <w:i w:val="0"/>
-          <w:sz w:val="28"/>
-        </w:rPr>
-        <w:t xml:space="preserve"> обеспечивает переход по семестрам с контролем суммы 30 з.е. и 1080 часов на семестр.</w:t>
+          <w:i w:val="0"/>
+          <w:sz w:val="28"/>
+        </w:rPr>
+        <w:t>Модуль валидации демонстрирует статус прохождения проверки по нормативам ФГОС ВО 3++: общая трудоемкость 240 з.е., баланс 30 з.е. в семестре, лимит экзаменов в сессию, объем практической подготовки и блока ГИА, а также справочник действующих стандартов:</w:t>
+      </w:r>
+    </w:p>
+    <w:p>
+      <w:pPr>
+        <w:keepNext/>
+        <w:keepLines/>
+        <w:spacing w:before="200" w:after="80"/>
+        <w:jc w:val="center"/>
+      </w:pPr>
+      <w:r>
+        <w:drawing>
+          <wp:inline xmlns:a="http://schemas.openxmlformats.org/drawingml/2006/main" xmlns:pic="http://schemas.openxmlformats.org/drawingml/2006/picture">
+            <wp:extent cx="5760000" cy="3948679"/>
+            <wp:docPr id="8" name="Picture 8"/>
+            <wp:cNvGraphicFramePr>
+              <a:graphicFrameLocks noChangeAspect="1"/>
+            </wp:cNvGraphicFramePr>
+            <a:graphic>
+              <a:graphicData uri="http://schemas.openxmlformats.org/drawingml/2006/picture">
+                <pic:pic>
+                  <pic:nvPicPr>
+                    <pic:cNvPr id="0" name="screen_fgos_validation.png"/>
+                    <pic:cNvPicPr/>
+                  </pic:nvPicPr>
+                  <pic:blipFill>
+                    <a:blip r:embed="rId17"/>
+                    <a:stretch>
+                      <a:fillRect/>
+                    </a:stretch>
+                  </pic:blipFill>
+                  <pic:spPr>
+                    <a:xfrm>
+                      <a:off x="0" y="0"/>
+                      <a:ext cx="5760000" cy="3948679"/>
+                    </a:xfrm>
+                    <a:prstGeom prst="rect"/>
+                  </pic:spPr>
+                </pic:pic>
+              </a:graphicData>
+            </a:graphic>
+          </wp:inline>
+        </w:drawing>
       </w:r>
     </w:p>
     <w:p>
       <w:pPr>
         <w:keepLines/>
         <w:widowControl/>
-        <w:spacing w:line="276" w:lineRule="auto" w:after="60"/>
-        <w:ind w:left="709"/>
+        <w:spacing w:before="80" w:after="240"/>
+        <w:jc w:val="center"/>
+      </w:pPr>
+      <w:r>
+        <w:rPr>
+          <w:rFonts w:ascii="Times New Roman" w:hAnsi="Times New Roman"/>
+          <w:i/>
+          <w:sz w:val="24"/>
+        </w:rPr>
+        <w:t>Рисунок 8 — Экспертиза ФГОС ВО 3++</w:t>
+      </w:r>
+    </w:p>
+    <w:p>
+      <w:pPr>
+        <w:keepNext/>
+        <w:keepLines/>
+        <w:widowControl/>
+        <w:spacing w:before="160" w:after="80"/>
+        <w:jc w:val="left"/>
+      </w:pPr>
+      <w:r>
+        <w:rPr>
+          <w:rFonts w:ascii="Times New Roman" w:hAnsi="Times New Roman"/>
+          <w:b/>
+          <w:sz w:val="26"/>
+        </w:rPr>
+        <w:t>5.4. Служебные записки на корректировку УП (?page=memos)</w:t>
+      </w:r>
+    </w:p>
+    <w:p>
+      <w:pPr>
+        <w:widowControl/>
+        <w:spacing w:line="276" w:lineRule="auto" w:after="120"/>
+        <w:ind w:firstLine="709"/>
         <w:jc w:val="both"/>
       </w:pPr>
       <w:r>
         <w:rPr>
           <w:rFonts w:ascii="Times New Roman" w:hAnsi="Times New Roman"/>
           <w:b w:val="0"/>
-          <w:sz w:val="28"/>
-        </w:rPr>
-        <w:t xml:space="preserve">• </w:t>
-      </w:r>
-      <w:r>
-        <w:rPr>
-          <w:rFonts w:ascii="Times New Roman" w:hAnsi="Times New Roman"/>
-          <w:b/>
-          <w:i w:val="0"/>
-          <w:sz w:val="28"/>
-        </w:rPr>
-        <w:t>Экспертиза ФГОС (</w:t>
-      </w:r>
-      <w:r>
-        <w:rPr>
-          <w:rFonts w:ascii="Courier New" w:hAnsi="Courier New"/>
-          <w:b/>
-          <w:i w:val="0"/>
-          <w:sz w:val="28"/>
-        </w:rPr>
-        <w:t>?page=validate</w:t>
-      </w:r>
-      <w:r>
-        <w:rPr>
-          <w:rFonts w:ascii="Times New Roman" w:hAnsi="Times New Roman"/>
-          <w:b/>
-          <w:i w:val="0"/>
-          <w:sz w:val="28"/>
-        </w:rPr>
-        <w:t>):</w:t>
-      </w:r>
-      <w:r>
-        <w:rPr>
-          <w:rFonts w:ascii="Times New Roman" w:hAnsi="Times New Roman"/>
-          <w:b w:val="0"/>
-          <w:i w:val="0"/>
-          <w:sz w:val="28"/>
-        </w:rPr>
-        <w:t xml:space="preserve"> демонстрирует статус прохождения валидации по нормативам ФГОС 3++.</w:t>
+          <w:i w:val="0"/>
+          <w:sz w:val="28"/>
+        </w:rPr>
+        <w:t>Раздел служебных записок фиксирует документооборот правок между выпускающей и обеспечивающей кафедрами: инициатор, согласующая кафедра, основание изменения, визуальное сравнение параметров дисциплины «Было» → «Стало» и статус рассмотрения заявки в Центре АНОК:</w:t>
+      </w:r>
+    </w:p>
+    <w:p>
+      <w:pPr>
+        <w:keepNext/>
+        <w:keepLines/>
+        <w:spacing w:before="200" w:after="80"/>
+        <w:jc w:val="center"/>
+      </w:pPr>
+      <w:r>
+        <w:drawing>
+          <wp:inline xmlns:a="http://schemas.openxmlformats.org/drawingml/2006/main" xmlns:pic="http://schemas.openxmlformats.org/drawingml/2006/picture">
+            <wp:extent cx="5760000" cy="3948679"/>
+            <wp:docPr id="9" name="Picture 9"/>
+            <wp:cNvGraphicFramePr>
+              <a:graphicFrameLocks noChangeAspect="1"/>
+            </wp:cNvGraphicFramePr>
+            <a:graphic>
+              <a:graphicData uri="http://schemas.openxmlformats.org/drawingml/2006/picture">
+                <pic:pic>
+                  <pic:nvPicPr>
+                    <pic:cNvPr id="0" name="screen_service_notes.png"/>
+                    <pic:cNvPicPr/>
+                  </pic:nvPicPr>
+                  <pic:blipFill>
+                    <a:blip r:embed="rId18"/>
+                    <a:stretch>
+                      <a:fillRect/>
+                    </a:stretch>
+                  </pic:blipFill>
+                  <pic:spPr>
+                    <a:xfrm>
+                      <a:off x="0" y="0"/>
+                      <a:ext cx="5760000" cy="3948679"/>
+                    </a:xfrm>
+                    <a:prstGeom prst="rect"/>
+                  </pic:spPr>
+                </pic:pic>
+              </a:graphicData>
+            </a:graphic>
+          </wp:inline>
+        </w:drawing>
       </w:r>
     </w:p>
     <w:p>
       <w:pPr>
         <w:keepLines/>
         <w:widowControl/>
-        <w:spacing w:line="276" w:lineRule="auto" w:after="60"/>
-        <w:ind w:left="709"/>
-        <w:jc w:val="both"/>
+        <w:spacing w:before="80" w:after="240"/>
+        <w:jc w:val="center"/>
       </w:pPr>
       <w:r>
         <w:rPr>
           <w:rFonts w:ascii="Times New Roman" w:hAnsi="Times New Roman"/>
-          <w:b w:val="0"/>
-          <w:sz w:val="28"/>
-        </w:rPr>
-        <w:t xml:space="preserve">• </w:t>
-      </w:r>
-      <w:r>
-        <w:rPr>
-          <w:rFonts w:ascii="Times New Roman" w:hAnsi="Times New Roman"/>
-          <w:b/>
-          <w:i w:val="0"/>
-          <w:sz w:val="28"/>
-        </w:rPr>
-        <w:t>Маршрут визирования (</w:t>
-      </w:r>
-      <w:r>
-        <w:rPr>
-          <w:rFonts w:ascii="Courier New" w:hAnsi="Courier New"/>
-          <w:b/>
-          <w:i w:val="0"/>
-          <w:sz w:val="28"/>
-        </w:rPr>
-        <w:t>?page=signatures</w:t>
-      </w:r>
-      <w:r>
-        <w:rPr>
-          <w:rFonts w:ascii="Times New Roman" w:hAnsi="Times New Roman"/>
-          <w:b/>
-          <w:i w:val="0"/>
-          <w:sz w:val="28"/>
-        </w:rPr>
-        <w:t>):</w:t>
-      </w:r>
-      <w:r>
-        <w:rPr>
-          <w:rFonts w:ascii="Times New Roman" w:hAnsi="Times New Roman"/>
-          <w:b w:val="0"/>
-          <w:i w:val="0"/>
-          <w:sz w:val="28"/>
-        </w:rPr>
-        <w:t xml:space="preserve"> отображает последовательную цепочку наложения ЭЦП с криптографическими хэшами.</w:t>
+          <w:i/>
+          <w:sz w:val="24"/>
+        </w:rPr>
+        <w:t>Рисунок 9 — Служебные записки на изменение учебного плана</w:t>
       </w:r>
     </w:p>
     <w:p>
       <w:pPr>
-        <w:keepLines/>
         <w:widowControl/>
-        <w:spacing w:line="276" w:lineRule="auto" w:after="60"/>
-        <w:ind w:left="709"/>
+        <w:spacing w:line="276" w:lineRule="auto" w:after="120"/>
+        <w:ind w:firstLine="709"/>
         <w:jc w:val="both"/>
       </w:pPr>
       <w:r>
         <w:rPr>
           <w:rFonts w:ascii="Times New Roman" w:hAnsi="Times New Roman"/>
           <w:b w:val="0"/>
-          <w:sz w:val="28"/>
-        </w:rPr>
-        <w:t xml:space="preserve">• </w:t>
-      </w:r>
-      <w:r>
-        <w:rPr>
-          <w:rFonts w:ascii="Times New Roman" w:hAnsi="Times New Roman"/>
-          <w:b/>
-          <w:i w:val="0"/>
-          <w:sz w:val="28"/>
-        </w:rPr>
-        <w:t>Служебные записки (</w:t>
-      </w:r>
-      <w:r>
-        <w:rPr>
-          <w:rFonts w:ascii="Courier New" w:hAnsi="Courier New"/>
-          <w:b/>
-          <w:i w:val="0"/>
-          <w:sz w:val="28"/>
-        </w:rPr>
-        <w:t>?page=memos</w:t>
-      </w:r>
-      <w:r>
-        <w:rPr>
-          <w:rFonts w:ascii="Times New Roman" w:hAnsi="Times New Roman"/>
-          <w:b/>
-          <w:i w:val="0"/>
-          <w:sz w:val="28"/>
-        </w:rPr>
-        <w:t>):</w:t>
-      </w:r>
-      <w:r>
-        <w:rPr>
-          <w:rFonts w:ascii="Times New Roman" w:hAnsi="Times New Roman"/>
-          <w:b w:val="0"/>
-          <w:i w:val="0"/>
-          <w:sz w:val="28"/>
-        </w:rPr>
-        <w:t xml:space="preserve"> фиксирует документооборот правок между кафедрами.</w:t>
+          <w:i w:val="0"/>
+          <w:sz w:val="28"/>
+        </w:rPr>
+        <w:t>Все страницы формируются серверным движком из базы данных с использованием подготовленных параметризованных запросов, что подтверждает корректность развертывания и настройки программного обеспечения портала.</w:t>
       </w:r>
     </w:p>
     <w:p>

--- a/reports/lab2/LR2_Report_Variant15.docx
+++ b/reports/lab2/LR2_Report_Variant15.docx
@@ -193,7 +193,7 @@
       <w:r>
         <w:drawing>
           <wp:inline xmlns:a="http://schemas.openxmlformats.org/drawingml/2006/main" xmlns:pic="http://schemas.openxmlformats.org/drawingml/2006/picture">
-            <wp:extent cx="5760000" cy="3931428"/>
+            <wp:extent cx="5760000" cy="3637894"/>
             <wp:docPr id="1" name="Picture 1"/>
             <wp:cNvGraphicFramePr>
               <a:graphicFrameLocks noChangeAspect="1"/>
@@ -214,7 +214,7 @@
                   <pic:spPr>
                     <a:xfrm>
                       <a:off x="0" y="0"/>
-                      <a:ext cx="5760000" cy="3931428"/>
+                      <a:ext cx="5760000" cy="3637894"/>
                     </a:xfrm>
                     <a:prstGeom prst="rect"/>
                   </pic:spPr>
@@ -371,6 +371,42 @@
           <w:i w:val="0"/>
           <w:sz w:val="28"/>
         </w:rPr>
+        <w:t>analytics</w:t>
+      </w:r>
+      <w:r>
+        <w:rPr>
+          <w:rFonts w:ascii="Times New Roman" w:hAnsi="Times New Roman"/>
+          <w:b w:val="0"/>
+          <w:i w:val="0"/>
+          <w:sz w:val="28"/>
+        </w:rPr>
+        <w:t xml:space="preserve">, </w:t>
+      </w:r>
+      <w:r>
+        <w:rPr>
+          <w:rFonts w:ascii="Courier New" w:hAnsi="Courier New"/>
+          <w:b w:val="0"/>
+          <w:i w:val="0"/>
+          <w:sz w:val="28"/>
+        </w:rPr>
+        <w:t>calendar</w:t>
+      </w:r>
+      <w:r>
+        <w:rPr>
+          <w:rFonts w:ascii="Times New Roman" w:hAnsi="Times New Roman"/>
+          <w:b w:val="0"/>
+          <w:i w:val="0"/>
+          <w:sz w:val="28"/>
+        </w:rPr>
+        <w:t xml:space="preserve">, </w:t>
+      </w:r>
+      <w:r>
+        <w:rPr>
+          <w:rFonts w:ascii="Courier New" w:hAnsi="Courier New"/>
+          <w:b w:val="0"/>
+          <w:i w:val="0"/>
+          <w:sz w:val="28"/>
+        </w:rPr>
         <w:t>validate</w:t>
       </w:r>
       <w:r>
@@ -534,6 +570,60 @@
           <w:sz w:val="28"/>
         </w:rPr>
         <w:t>sitemap</w:t>
+      </w:r>
+      <w:r>
+        <w:rPr>
+          <w:rFonts w:ascii="Times New Roman" w:hAnsi="Times New Roman"/>
+          <w:b w:val="0"/>
+          <w:i w:val="0"/>
+          <w:sz w:val="28"/>
+        </w:rPr>
+        <w:t>) и REST-эндпоинтов (</w:t>
+      </w:r>
+      <w:r>
+        <w:rPr>
+          <w:rFonts w:ascii="Courier New" w:hAnsi="Courier New"/>
+          <w:b w:val="0"/>
+          <w:i w:val="0"/>
+          <w:sz w:val="28"/>
+        </w:rPr>
+        <w:t>/api/stats</w:t>
+      </w:r>
+      <w:r>
+        <w:rPr>
+          <w:rFonts w:ascii="Times New Roman" w:hAnsi="Times New Roman"/>
+          <w:b w:val="0"/>
+          <w:i w:val="0"/>
+          <w:sz w:val="28"/>
+        </w:rPr>
+        <w:t xml:space="preserve">, </w:t>
+      </w:r>
+      <w:r>
+        <w:rPr>
+          <w:rFonts w:ascii="Courier New" w:hAnsi="Courier New"/>
+          <w:b w:val="0"/>
+          <w:i w:val="0"/>
+          <w:sz w:val="28"/>
+        </w:rPr>
+        <w:t>/api/plans</w:t>
+      </w:r>
+      <w:r>
+        <w:rPr>
+          <w:rFonts w:ascii="Times New Roman" w:hAnsi="Times New Roman"/>
+          <w:b w:val="0"/>
+          <w:i w:val="0"/>
+          <w:sz w:val="28"/>
+        </w:rPr>
+        <w:t xml:space="preserve">, </w:t>
+      </w:r>
+      <w:r>
+        <w:rPr>
+          <w:rFonts w:ascii="Courier New" w:hAnsi="Courier New"/>
+          <w:b w:val="0"/>
+          <w:i w:val="0"/>
+          <w:sz w:val="28"/>
+        </w:rPr>
+        <w:t>/api/announcements</w:t>
       </w:r>
       <w:r>
         <w:rPr>
@@ -843,7 +933,7 @@
       <w:r>
         <w:drawing>
           <wp:inline xmlns:a="http://schemas.openxmlformats.org/drawingml/2006/main" xmlns:pic="http://schemas.openxmlformats.org/drawingml/2006/picture">
-            <wp:extent cx="5760000" cy="3931428"/>
+            <wp:extent cx="5760000" cy="2728421"/>
             <wp:docPr id="2" name="Picture 2"/>
             <wp:cNvGraphicFramePr>
               <a:graphicFrameLocks noChangeAspect="1"/>
@@ -864,7 +954,7 @@
                   <pic:spPr>
                     <a:xfrm>
                       <a:off x="0" y="0"/>
-                      <a:ext cx="5760000" cy="3931428"/>
+                      <a:ext cx="5760000" cy="2728421"/>
                     </a:xfrm>
                     <a:prstGeom prst="rect"/>
                   </pic:spPr>
@@ -1058,7 +1148,7 @@
       <w:r>
         <w:drawing>
           <wp:inline xmlns:a="http://schemas.openxmlformats.org/drawingml/2006/main" xmlns:pic="http://schemas.openxmlformats.org/drawingml/2006/picture">
-            <wp:extent cx="5760000" cy="3948679"/>
+            <wp:extent cx="5760000" cy="3840000"/>
             <wp:docPr id="3" name="Picture 3"/>
             <wp:cNvGraphicFramePr>
               <a:graphicFrameLocks noChangeAspect="1"/>
@@ -1079,7 +1169,7 @@
                   <pic:spPr>
                     <a:xfrm>
                       <a:off x="0" y="0"/>
-                      <a:ext cx="5760000" cy="3948679"/>
+                      <a:ext cx="5760000" cy="3840000"/>
                     </a:xfrm>
                     <a:prstGeom prst="rect"/>
                   </pic:spPr>
@@ -1648,7 +1738,7 @@
       <w:r>
         <w:drawing>
           <wp:inline xmlns:a="http://schemas.openxmlformats.org/drawingml/2006/main" xmlns:pic="http://schemas.openxmlformats.org/drawingml/2006/picture">
-            <wp:extent cx="5760000" cy="4603373"/>
+            <wp:extent cx="5760000" cy="3456000"/>
             <wp:docPr id="4" name="Picture 4"/>
             <wp:cNvGraphicFramePr>
               <a:graphicFrameLocks noChangeAspect="1"/>
@@ -1669,7 +1759,7 @@
                   <pic:spPr>
                     <a:xfrm>
                       <a:off x="0" y="0"/>
-                      <a:ext cx="5760000" cy="4603373"/>
+                      <a:ext cx="5760000" cy="3456000"/>
                     </a:xfrm>
                     <a:prstGeom prst="rect"/>
                   </pic:spPr>
@@ -1894,7 +1984,25 @@
           <w:i w:val="0"/>
           <w:sz w:val="28"/>
         </w:rPr>
-        <w:t xml:space="preserve"> спроектирована в 3-й нормальной форме (3NF) и включает 13 взаимосвязанных таблиц:</w:t>
+        <w:t xml:space="preserve"> спроектирована в 3-й нормальной форме (3NF) и включает 13 взаимосвязанных таблиц с объявленными в DDL ограничениями внешних ключей (</w:t>
+      </w:r>
+      <w:r>
+        <w:rPr>
+          <w:rFonts w:ascii="Courier New" w:hAnsi="Courier New"/>
+          <w:b w:val="0"/>
+          <w:i w:val="0"/>
+          <w:sz w:val="28"/>
+        </w:rPr>
+        <w:t>FOREIGN KEY</w:t>
+      </w:r>
+      <w:r>
+        <w:rPr>
+          <w:rFonts w:ascii="Times New Roman" w:hAnsi="Times New Roman"/>
+          <w:b w:val="0"/>
+          <w:i w:val="0"/>
+          <w:sz w:val="28"/>
+        </w:rPr>
+        <w:t>):</w:t>
       </w:r>
     </w:p>
     <w:p>
@@ -1907,7 +2015,7 @@
       <w:r>
         <w:drawing>
           <wp:inline xmlns:a="http://schemas.openxmlformats.org/drawingml/2006/main" xmlns:pic="http://schemas.openxmlformats.org/drawingml/2006/picture">
-            <wp:extent cx="5760000" cy="3948679"/>
+            <wp:extent cx="5760000" cy="4114285"/>
             <wp:docPr id="5" name="Picture 5"/>
             <wp:cNvGraphicFramePr>
               <a:graphicFrameLocks noChangeAspect="1"/>
@@ -1928,7 +2036,7 @@
                   <pic:spPr>
                     <a:xfrm>
                       <a:off x="0" y="0"/>
-                      <a:ext cx="5760000" cy="3948679"/>
+                      <a:ext cx="5760000" cy="4114285"/>
                     </a:xfrm>
                     <a:prstGeom prst="rect"/>
                   </pic:spPr>
@@ -5048,7 +5156,7 @@
           <w:i w:val="0"/>
           <w:sz w:val="28"/>
         </w:rPr>
-        <w:t>: 1 учебный план, 51 дисциплина, 3 стандарта ФГОС ВО 3++, 4 служебные записки, 7 подразделений, 7 записей аудита).</w:t>
+        <w:t>: 1 учебный план, 51 дисциплина, 3 стандарта ФГОС ВО 3++, 4 служебные записки, 9 подразделений, 7 записей аудита).</w:t>
       </w:r>
     </w:p>
     <w:p>
@@ -5095,7 +5203,7 @@
       <w:r>
         <w:drawing>
           <wp:inline xmlns:a="http://schemas.openxmlformats.org/drawingml/2006/main" xmlns:pic="http://schemas.openxmlformats.org/drawingml/2006/picture">
-            <wp:extent cx="5760000" cy="3948679"/>
+            <wp:extent cx="5760000" cy="3600000"/>
             <wp:docPr id="6" name="Picture 6"/>
             <wp:cNvGraphicFramePr>
               <a:graphicFrameLocks noChangeAspect="1"/>
@@ -5116,7 +5224,7 @@
                   <pic:spPr>
                     <a:xfrm>
                       <a:off x="0" y="0"/>
-                      <a:ext cx="5760000" cy="3948679"/>
+                      <a:ext cx="5760000" cy="3600000"/>
                     </a:xfrm>
                     <a:prstGeom prst="rect"/>
                   </pic:spPr>
@@ -5174,7 +5282,7 @@
           <w:i w:val="0"/>
           <w:sz w:val="28"/>
         </w:rPr>
-        <w:t>Страница обеспечивает интерактивный просмотр учебного плана с переходом по семестрам (1–8) и контролем семестрового баланса: сумма 30 з.е. и 1080 академических часов на семестр, разбивка часов на лекции, лабораторные, практики и СРС, формы контроля и обеспечивающие кафедры. На приведенном снимке отображена полная сетка дисциплин плана 09.03.04 по всем семестрам (240 з.е., 8640 часов):</w:t>
+        <w:t>Страница обеспечивает интерактивный просмотр учебного плана с переходом по семестрам (1–8) и контролем семестрового баланса: сумма 30 з.е. и 1080 академических часов на семестр, разбивка часов на лекции, лабораторные, практики и СРС, формы контроля и обеспечивающие кафедры. На приведенном снимке отображена сетка дисциплин плана 09.03.04 по семестру 1 (7 дисциплин, 30 з.е., 1080 часов: лекции 162 / лабораторные 72 / практики 234 / СРС 612) с обеспечивающими кафедрами; переключение семестров 1–8 выполняется навигационной панелью, суммарно план содержит 51 дисциплину (240 з.е., 8640 часов):</w:t>
       </w:r>
     </w:p>
     <w:p>
@@ -5187,7 +5295,7 @@
       <w:r>
         <w:drawing>
           <wp:inline xmlns:a="http://schemas.openxmlformats.org/drawingml/2006/main" xmlns:pic="http://schemas.openxmlformats.org/drawingml/2006/picture">
-            <wp:extent cx="5760000" cy="3948679"/>
+            <wp:extent cx="5760000" cy="3600000"/>
             <wp:docPr id="7" name="Picture 7"/>
             <wp:cNvGraphicFramePr>
               <a:graphicFrameLocks noChangeAspect="1"/>
@@ -5208,7 +5316,7 @@
                   <pic:spPr>
                     <a:xfrm>
                       <a:off x="0" y="0"/>
-                      <a:ext cx="5760000" cy="3948679"/>
+                      <a:ext cx="5760000" cy="3600000"/>
                     </a:xfrm>
                     <a:prstGeom prst="rect"/>
                   </pic:spPr>
@@ -5279,7 +5387,7 @@
       <w:r>
         <w:drawing>
           <wp:inline xmlns:a="http://schemas.openxmlformats.org/drawingml/2006/main" xmlns:pic="http://schemas.openxmlformats.org/drawingml/2006/picture">
-            <wp:extent cx="5760000" cy="3948679"/>
+            <wp:extent cx="5760000" cy="3600000"/>
             <wp:docPr id="8" name="Picture 8"/>
             <wp:cNvGraphicFramePr>
               <a:graphicFrameLocks noChangeAspect="1"/>
@@ -5300,7 +5408,7 @@
                   <pic:spPr>
                     <a:xfrm>
                       <a:off x="0" y="0"/>
-                      <a:ext cx="5760000" cy="3948679"/>
+                      <a:ext cx="5760000" cy="3600000"/>
                     </a:xfrm>
                     <a:prstGeom prst="rect"/>
                   </pic:spPr>
@@ -5371,7 +5479,7 @@
       <w:r>
         <w:drawing>
           <wp:inline xmlns:a="http://schemas.openxmlformats.org/drawingml/2006/main" xmlns:pic="http://schemas.openxmlformats.org/drawingml/2006/picture">
-            <wp:extent cx="5760000" cy="3948679"/>
+            <wp:extent cx="5760000" cy="3600000"/>
             <wp:docPr id="9" name="Picture 9"/>
             <wp:cNvGraphicFramePr>
               <a:graphicFrameLocks noChangeAspect="1"/>
@@ -5392,7 +5500,7 @@
                   <pic:spPr>
                     <a:xfrm>
                       <a:off x="0" y="0"/>
-                      <a:ext cx="5760000" cy="3948679"/>
+                      <a:ext cx="5760000" cy="3600000"/>
                     </a:xfrm>
                     <a:prstGeom prst="rect"/>
                   </pic:spPr>
